--- a/publisher-submissions/ignatius/final-submission/sacrae-preces-volume-1-submission-a4-next-page.docx
+++ b/publisher-submissions/ignatius/final-submission/sacrae-preces-volume-1-submission-a4-next-page.docx
@@ -136,7 +136,7 @@
         </w:rPr>
         <w:sectPr>
           <w:footerReference w:type="default" r:id="rId8"/>
-          <w:pgSz w:w="11906" w:h="16838" w:code="9"/>
+          <w:pgSz w:w="11909" w:h="16834" w:code="9"/>
           <w:pgMar w:top="1440" w:right="1440" w:bottom="1440" w:left="1440" w:header="576" w:footer="576" w:gutter="0"/>
           <w:cols w:space="720"/>
           <w:titlePg/>
@@ -281,7 +281,7 @@
           <w:lang w:val="en-ZA"/>
         </w:rPr>
         <w:sectPr>
-          <w:pgSz w:w="11906" w:h="16838" w:code="9"/>
+          <w:pgSz w:w="11909" w:h="16834" w:code="9"/>
           <w:pgMar w:top="1440" w:right="1440" w:bottom="1440" w:left="1440" w:header="576" w:footer="576" w:gutter="0"/>
           <w:cols w:space="720"/>
           <w:titlePg/>
@@ -374,8 +374,8 @@
           <w:szCs w:val="24"/>
         </w:rPr>
         <w:sectPr>
-          <w:pgSz w:w="7920" w:h="12240" w:code="6"/>
-          <w:pgMar w:top="1080" w:right="864" w:bottom="1080" w:left="1152" w:header="576" w:footer="576" w:gutter="0"/>
+          <w:pgSz w:w="11909" w:h="16834" w:code="9"/>
+          <w:pgMar w:top="1440" w:right="1440" w:bottom="1440" w:left="1440" w:header="576" w:footer="576" w:gutter="0"/>
           <w:cols w:space="720"/>
           <w:titlePg/>
           <w:docGrid w:linePitch="360"/>
@@ -9139,8 +9139,8 @@
         </w:rPr>
         <w:sectPr>
           <w:footerReference w:type="first" r:id="rId9"/>
-          <w:pgSz w:w="11906" w:h="16838" w:code="9"/>
-          <w:pgMar w:top="1080" w:right="864" w:bottom="1080" w:left="1152" w:header="576" w:footer="576" w:gutter="0"/>
+          <w:pgSz w:w="11909" w:h="16834" w:code="9"/>
+          <w:pgMar w:top="1440" w:right="1440" w:bottom="1440" w:left="1440" w:header="576" w:footer="576" w:gutter="0"/>
           <w:pgNumType w:fmt="lowerRoman" w:start="1"/>
           <w:cols w:space="720"/>
           <w:titlePg/>
@@ -9292,7 +9292,6 @@
         <w:rPr>
           <w:szCs w:val="24"/>
         </w:rPr>
-        <w:lastRenderedPageBreak/>
         <w:t>An invitation to remember who God is.</w:t>
       </w:r>
       <w:r>
@@ -9355,6 +9354,7 @@
         <w:rPr>
           <w:szCs w:val="24"/>
         </w:rPr>
+        <w:lastRenderedPageBreak/>
         <w:t xml:space="preserve">This book brings the prayers together in </w:t>
       </w:r>
       <w:r>
@@ -9395,7 +9395,6 @@
         <w:rPr>
           <w:szCs w:val="24"/>
         </w:rPr>
-        <w:lastRenderedPageBreak/>
         <w:t>English</w:t>
       </w:r>
       <w:r>
@@ -9570,7 +9569,6 @@
         <w:rPr>
           <w:szCs w:val="24"/>
         </w:rPr>
-        <w:lastRenderedPageBreak/>
         <w:t xml:space="preserve">For this reason, each prayer is accompanied by material intended for reflection and study. We look at its place in Scripture, consider why Christians have prayed it, explore the meaning of its petitions, and examine some of the </w:t>
       </w:r>
       <w:r>
@@ -9832,119 +9830,119 @@
         <w:rPr>
           <w:szCs w:val="24"/>
         </w:rPr>
+        <w:t>A person who learns to ask forgiveness has learned something about humility.</w:t>
+      </w:r>
+    </w:p>
+    <w:p>
+      <w:pPr>
+        <w:pStyle w:val="SPBodyText"/>
+        <w:ind w:firstLine="0"/>
+        <w:jc w:val="left"/>
+        <w:rPr>
+          <w:szCs w:val="24"/>
+        </w:rPr>
+      </w:pPr>
+      <w:r>
+        <w:rPr>
+          <w:szCs w:val="24"/>
+        </w:rPr>
+        <w:t>Someone who learns to give thanks has begun to see the world differently.</w:t>
+      </w:r>
+    </w:p>
+    <w:p>
+      <w:pPr>
+        <w:pStyle w:val="SPBodyText"/>
+        <w:ind w:firstLine="0"/>
+        <w:jc w:val="left"/>
+        <w:rPr>
+          <w:szCs w:val="24"/>
+        </w:rPr>
+      </w:pPr>
+      <w:r>
+        <w:rPr>
+          <w:szCs w:val="24"/>
+        </w:rPr>
+        <w:t>Someone who learns to turn to God in difficulty has discovered that they do not have to carry every burden alone.</w:t>
+      </w:r>
+    </w:p>
+    <w:p>
+      <w:pPr>
+        <w:pStyle w:val="SPBodyText"/>
+        <w:ind w:firstLine="0"/>
+        <w:jc w:val="left"/>
+        <w:rPr>
+          <w:szCs w:val="24"/>
+        </w:rPr>
+      </w:pPr>
+      <w:r>
+        <w:rPr>
+          <w:szCs w:val="24"/>
+        </w:rPr>
+        <w:t>And someone who learns to pray may eventually discover that prayer is not something we merely do at particular times.</w:t>
+      </w:r>
+    </w:p>
+    <w:p>
+      <w:pPr>
+        <w:pStyle w:val="SPBodyText"/>
+        <w:ind w:firstLine="0"/>
+        <w:jc w:val="left"/>
+        <w:rPr>
+          <w:szCs w:val="24"/>
+        </w:rPr>
+      </w:pPr>
+      <w:r>
+        <w:rPr>
+          <w:szCs w:val="24"/>
+        </w:rPr>
+        <w:t>It can become a way of living.</w:t>
+      </w:r>
+    </w:p>
+    <w:p>
+      <w:pPr>
+        <w:pStyle w:val="SPBodyText"/>
+        <w:ind w:firstLine="0"/>
+        <w:jc w:val="left"/>
+        <w:rPr>
+          <w:szCs w:val="24"/>
+        </w:rPr>
+      </w:pPr>
+      <w:r>
+        <w:rPr>
+          <w:szCs w:val="24"/>
+        </w:rPr>
+        <w:t>That is the hope behind these pages.</w:t>
+      </w:r>
+    </w:p>
+    <w:p>
+      <w:pPr>
+        <w:pStyle w:val="SPBodyText"/>
+        <w:ind w:firstLine="0"/>
+        <w:jc w:val="left"/>
+        <w:rPr>
+          <w:szCs w:val="24"/>
+        </w:rPr>
+      </w:pPr>
+      <w:r>
+        <w:rPr>
+          <w:szCs w:val="24"/>
+        </w:rPr>
+        <w:t>Sacrae Preces is not intended to replace the life of prayer, the teaching of the Church, Scripture, the Sacraments, or the guidance of those entrusted with pastoral care. It is simply a companion—a collection of prayers, reflections, and explanations that may help the reader pause and turn towards God.</w:t>
+      </w:r>
+    </w:p>
+    <w:p>
+      <w:pPr>
+        <w:pStyle w:val="SPBodyText"/>
+        <w:ind w:firstLine="0"/>
+        <w:jc w:val="left"/>
+        <w:rPr>
+          <w:szCs w:val="24"/>
+        </w:rPr>
+      </w:pPr>
+      <w:r>
+        <w:rPr>
+          <w:szCs w:val="24"/>
+        </w:rPr>
         <w:lastRenderedPageBreak/>
-        <w:t>A person who learns to ask forgiveness has learned something about humility.</w:t>
-      </w:r>
-    </w:p>
-    <w:p>
-      <w:pPr>
-        <w:pStyle w:val="SPBodyText"/>
-        <w:ind w:firstLine="0"/>
-        <w:jc w:val="left"/>
-        <w:rPr>
-          <w:szCs w:val="24"/>
-        </w:rPr>
-      </w:pPr>
-      <w:r>
-        <w:rPr>
-          <w:szCs w:val="24"/>
-        </w:rPr>
-        <w:t>Someone who learns to give thanks has begun to see the world differently.</w:t>
-      </w:r>
-    </w:p>
-    <w:p>
-      <w:pPr>
-        <w:pStyle w:val="SPBodyText"/>
-        <w:ind w:firstLine="0"/>
-        <w:jc w:val="left"/>
-        <w:rPr>
-          <w:szCs w:val="24"/>
-        </w:rPr>
-      </w:pPr>
-      <w:r>
-        <w:rPr>
-          <w:szCs w:val="24"/>
-        </w:rPr>
-        <w:t>Someone who learns to turn to God in difficulty has discovered that they do not have to carry every burden alone.</w:t>
-      </w:r>
-    </w:p>
-    <w:p>
-      <w:pPr>
-        <w:pStyle w:val="SPBodyText"/>
-        <w:ind w:firstLine="0"/>
-        <w:jc w:val="left"/>
-        <w:rPr>
-          <w:szCs w:val="24"/>
-        </w:rPr>
-      </w:pPr>
-      <w:r>
-        <w:rPr>
-          <w:szCs w:val="24"/>
-        </w:rPr>
-        <w:t>And someone who learns to pray may eventually discover that prayer is not something we merely do at particular times.</w:t>
-      </w:r>
-    </w:p>
-    <w:p>
-      <w:pPr>
-        <w:pStyle w:val="SPBodyText"/>
-        <w:ind w:firstLine="0"/>
-        <w:jc w:val="left"/>
-        <w:rPr>
-          <w:szCs w:val="24"/>
-        </w:rPr>
-      </w:pPr>
-      <w:r>
-        <w:rPr>
-          <w:szCs w:val="24"/>
-        </w:rPr>
-        <w:t>It can become a way of living.</w:t>
-      </w:r>
-    </w:p>
-    <w:p>
-      <w:pPr>
-        <w:pStyle w:val="SPBodyText"/>
-        <w:ind w:firstLine="0"/>
-        <w:jc w:val="left"/>
-        <w:rPr>
-          <w:szCs w:val="24"/>
-        </w:rPr>
-      </w:pPr>
-      <w:r>
-        <w:rPr>
-          <w:szCs w:val="24"/>
-        </w:rPr>
-        <w:t>That is the hope behind these pages.</w:t>
-      </w:r>
-    </w:p>
-    <w:p>
-      <w:pPr>
-        <w:pStyle w:val="SPBodyText"/>
-        <w:ind w:firstLine="0"/>
-        <w:jc w:val="left"/>
-        <w:rPr>
-          <w:szCs w:val="24"/>
-        </w:rPr>
-      </w:pPr>
-      <w:r>
-        <w:rPr>
-          <w:szCs w:val="24"/>
-        </w:rPr>
-        <w:t>Sacrae Preces is not intended to replace the life of prayer, the teaching of the Church, Scripture, the Sacraments, or the guidance of those entrusted with pastoral care. It is simply a companion—a collection of prayers, reflections, and explanations that may help the reader pause and turn towards God.</w:t>
-      </w:r>
-    </w:p>
-    <w:p>
-      <w:pPr>
-        <w:pStyle w:val="SPBodyText"/>
-        <w:ind w:firstLine="0"/>
-        <w:jc w:val="left"/>
-        <w:rPr>
-          <w:szCs w:val="24"/>
-        </w:rPr>
-      </w:pPr>
-      <w:r>
-        <w:rPr>
-          <w:szCs w:val="24"/>
-        </w:rPr>
         <w:t>There is no requirement to read this book from beginning to end.</w:t>
       </w:r>
     </w:p>
@@ -9977,7 +9975,6 @@
         <w:rPr>
           <w:szCs w:val="24"/>
         </w:rPr>
-        <w:lastRenderedPageBreak/>
         <w:t>Or begin with one you do not.</w:t>
       </w:r>
     </w:p>
@@ -10146,7 +10143,6 @@
         <w:rPr>
           <w:szCs w:val="24"/>
         </w:rPr>
-        <w:lastRenderedPageBreak/>
         <w:t>May someone who feels far from God find a few words with which to begin again.</w:t>
       </w:r>
     </w:p>
@@ -10287,8 +10283,8 @@
         </w:rPr>
         <w:sectPr>
           <w:footerReference w:type="first" r:id="rId10"/>
-          <w:pgSz w:w="7920" w:h="12240" w:code="6"/>
-          <w:pgMar w:top="1080" w:right="864" w:bottom="1080" w:left="1152" w:header="576" w:footer="576" w:gutter="0"/>
+          <w:pgSz w:w="11909" w:h="16834" w:code="9"/>
+          <w:pgMar w:top="1440" w:right="1440" w:bottom="1440" w:left="1440" w:header="576" w:footer="576" w:gutter="0"/>
           <w:pgNumType w:start="1"/>
           <w:cols w:space="720"/>
           <w:titlePg/>
@@ -10441,8 +10437,8 @@
           <w:szCs w:val="24"/>
         </w:rPr>
         <w:sectPr>
-          <w:pgSz w:w="7920" w:h="12240" w:code="6"/>
-          <w:pgMar w:top="1080" w:right="864" w:bottom="1080" w:left="1152" w:header="576" w:footer="576" w:gutter="0"/>
+          <w:pgSz w:w="11909" w:h="16834" w:code="9"/>
+          <w:pgMar w:top="1440" w:right="1440" w:bottom="1440" w:left="1440" w:header="576" w:footer="576" w:gutter="0"/>
           <w:cols w:space="720"/>
           <w:titlePg/>
           <w:docGrid w:linePitch="360"/>
@@ -10701,8 +10697,8 @@
           <w:szCs w:val="24"/>
         </w:rPr>
         <w:sectPr>
-          <w:pgSz w:w="7920" w:h="12240" w:code="6"/>
-          <w:pgMar w:top="1080" w:right="864" w:bottom="1080" w:left="1152" w:header="576" w:footer="576" w:gutter="0"/>
+          <w:pgSz w:w="11909" w:h="16834" w:code="9"/>
+          <w:pgMar w:top="1440" w:right="1440" w:bottom="1440" w:left="1440" w:header="576" w:footer="576" w:gutter="0"/>
           <w:cols w:space="720"/>
           <w:titlePg/>
           <w:docGrid w:linePitch="360"/>
@@ -10932,8 +10928,8 @@
           <w:szCs w:val="24"/>
         </w:rPr>
         <w:sectPr>
-          <w:pgSz w:w="7920" w:h="12240" w:code="6"/>
-          <w:pgMar w:top="1080" w:right="864" w:bottom="1080" w:left="1152" w:header="576" w:footer="576" w:gutter="0"/>
+          <w:pgSz w:w="11909" w:h="16834" w:code="9"/>
+          <w:pgMar w:top="1440" w:right="1440" w:bottom="1440" w:left="1440" w:header="576" w:footer="576" w:gutter="0"/>
           <w:cols w:space="720"/>
           <w:titlePg/>
           <w:docGrid w:linePitch="360"/>
@@ -11249,8 +11245,8 @@
           <w:szCs w:val="24"/>
         </w:rPr>
         <w:sectPr>
-          <w:pgSz w:w="7920" w:h="12240" w:code="6"/>
-          <w:pgMar w:top="1080" w:right="864" w:bottom="1080" w:left="1152" w:header="576" w:footer="576" w:gutter="0"/>
+          <w:pgSz w:w="11909" w:h="16834" w:code="9"/>
+          <w:pgMar w:top="1440" w:right="1440" w:bottom="1440" w:left="1440" w:header="576" w:footer="576" w:gutter="0"/>
           <w:cols w:space="720"/>
           <w:titlePg/>
           <w:docGrid w:linePitch="360"/>
@@ -11402,8 +11398,8 @@
           <w:szCs w:val="24"/>
         </w:rPr>
         <w:sectPr>
-          <w:pgSz w:w="7920" w:h="12240" w:code="6"/>
-          <w:pgMar w:top="1080" w:right="864" w:bottom="1080" w:left="1152" w:header="576" w:footer="576" w:gutter="0"/>
+          <w:pgSz w:w="11909" w:h="16834" w:code="9"/>
+          <w:pgMar w:top="1440" w:right="1440" w:bottom="1440" w:left="1440" w:header="576" w:footer="576" w:gutter="0"/>
           <w:cols w:space="720"/>
           <w:titlePg/>
           <w:docGrid w:linePitch="360"/>
@@ -11516,8 +11512,8 @@
           <w:szCs w:val="24"/>
         </w:rPr>
         <w:sectPr>
-          <w:pgSz w:w="7920" w:h="12240" w:code="6"/>
-          <w:pgMar w:top="1080" w:right="864" w:bottom="1080" w:left="1152" w:header="576" w:footer="576" w:gutter="0"/>
+          <w:pgSz w:w="11909" w:h="16834" w:code="9"/>
+          <w:pgMar w:top="1440" w:right="1440" w:bottom="1440" w:left="1440" w:header="576" w:footer="576" w:gutter="0"/>
           <w:cols w:space="720"/>
           <w:titlePg/>
           <w:docGrid w:linePitch="360"/>
@@ -11704,8 +11700,8 @@
           <w:szCs w:val="24"/>
         </w:rPr>
         <w:sectPr>
-          <w:pgSz w:w="7920" w:h="12240" w:code="6"/>
-          <w:pgMar w:top="1080" w:right="864" w:bottom="1080" w:left="1152" w:header="576" w:footer="576" w:gutter="0"/>
+          <w:pgSz w:w="11909" w:h="16834" w:code="9"/>
+          <w:pgMar w:top="1440" w:right="1440" w:bottom="1440" w:left="1440" w:header="576" w:footer="576" w:gutter="0"/>
           <w:cols w:space="720"/>
           <w:titlePg/>
           <w:docGrid w:linePitch="360"/>
@@ -11850,8 +11846,8 @@
           <w:szCs w:val="24"/>
         </w:rPr>
         <w:sectPr>
-          <w:pgSz w:w="7920" w:h="12240" w:code="6"/>
-          <w:pgMar w:top="1080" w:right="864" w:bottom="1080" w:left="1152" w:header="576" w:footer="576" w:gutter="0"/>
+          <w:pgSz w:w="11909" w:h="16834" w:code="9"/>
+          <w:pgMar w:top="1440" w:right="1440" w:bottom="1440" w:left="1440" w:header="576" w:footer="576" w:gutter="0"/>
           <w:cols w:space="720"/>
           <w:titlePg/>
           <w:docGrid w:linePitch="360"/>
@@ -12065,8 +12061,8 @@
           <w:szCs w:val="24"/>
         </w:rPr>
         <w:sectPr>
-          <w:pgSz w:w="7920" w:h="12240" w:code="6"/>
-          <w:pgMar w:top="1080" w:right="864" w:bottom="1080" w:left="1152" w:header="576" w:footer="576" w:gutter="0"/>
+          <w:pgSz w:w="11909" w:h="16834" w:code="9"/>
+          <w:pgMar w:top="1440" w:right="1440" w:bottom="1440" w:left="1440" w:header="576" w:footer="576" w:gutter="0"/>
           <w:cols w:space="720"/>
           <w:titlePg/>
           <w:docGrid w:linePitch="360"/>
@@ -12359,8 +12355,8 @@
           <w:szCs w:val="24"/>
         </w:rPr>
         <w:sectPr>
-          <w:pgSz w:w="7920" w:h="12240" w:code="6"/>
-          <w:pgMar w:top="1080" w:right="864" w:bottom="1080" w:left="1152" w:header="576" w:footer="576" w:gutter="0"/>
+          <w:pgSz w:w="11909" w:h="16834" w:code="9"/>
+          <w:pgMar w:top="1440" w:right="1440" w:bottom="1440" w:left="1440" w:header="576" w:footer="576" w:gutter="0"/>
           <w:cols w:space="720"/>
           <w:titlePg/>
           <w:docGrid w:linePitch="360"/>
@@ -12445,8 +12441,8 @@
           <w:szCs w:val="24"/>
         </w:rPr>
         <w:sectPr>
-          <w:pgSz w:w="7920" w:h="12240" w:code="6"/>
-          <w:pgMar w:top="1080" w:right="864" w:bottom="1080" w:left="1152" w:header="576" w:footer="576" w:gutter="0"/>
+          <w:pgSz w:w="11909" w:h="16834" w:code="9"/>
+          <w:pgMar w:top="1440" w:right="1440" w:bottom="1440" w:left="1440" w:header="576" w:footer="576" w:gutter="0"/>
           <w:cols w:space="720"/>
           <w:titlePg/>
           <w:docGrid w:linePitch="360"/>
@@ -12693,8 +12689,8 @@
           <w:szCs w:val="24"/>
         </w:rPr>
         <w:sectPr>
-          <w:pgSz w:w="7920" w:h="12240" w:code="6"/>
-          <w:pgMar w:top="1080" w:right="864" w:bottom="1080" w:left="1152" w:header="576" w:footer="576" w:gutter="0"/>
+          <w:pgSz w:w="11909" w:h="16834" w:code="9"/>
+          <w:pgMar w:top="1440" w:right="1440" w:bottom="1440" w:left="1440" w:header="576" w:footer="576" w:gutter="0"/>
           <w:cols w:space="720"/>
           <w:titlePg/>
           <w:docGrid w:linePitch="360"/>
@@ -12753,8 +12749,8 @@
           <w:szCs w:val="24"/>
         </w:rPr>
         <w:sectPr>
-          <w:pgSz w:w="7920" w:h="12240" w:code="6"/>
-          <w:pgMar w:top="1080" w:right="864" w:bottom="1080" w:left="1152" w:header="576" w:footer="576" w:gutter="0"/>
+          <w:pgSz w:w="11909" w:h="16834" w:code="9"/>
+          <w:pgMar w:top="1440" w:right="1440" w:bottom="1440" w:left="1440" w:header="576" w:footer="576" w:gutter="0"/>
           <w:cols w:space="720"/>
           <w:titlePg/>
           <w:docGrid w:linePitch="360"/>
@@ -12829,8 +12825,8 @@
           <w:szCs w:val="24"/>
         </w:rPr>
         <w:sectPr>
-          <w:pgSz w:w="7920" w:h="12240" w:code="6"/>
-          <w:pgMar w:top="1080" w:right="864" w:bottom="1080" w:left="1152" w:header="576" w:footer="576" w:gutter="0"/>
+          <w:pgSz w:w="11909" w:h="16834" w:code="9"/>
+          <w:pgMar w:top="1440" w:right="1440" w:bottom="1440" w:left="1440" w:header="576" w:footer="576" w:gutter="0"/>
           <w:cols w:space="720"/>
           <w:titlePg/>
           <w:docGrid w:linePitch="360"/>
@@ -12936,8 +12932,8 @@
           <w:szCs w:val="24"/>
         </w:rPr>
         <w:sectPr>
-          <w:pgSz w:w="7920" w:h="12240" w:code="6"/>
-          <w:pgMar w:top="1080" w:right="864" w:bottom="1080" w:left="1152" w:header="576" w:footer="576" w:gutter="0"/>
+          <w:pgSz w:w="11909" w:h="16834" w:code="9"/>
+          <w:pgMar w:top="1440" w:right="1440" w:bottom="1440" w:left="1440" w:header="576" w:footer="576" w:gutter="0"/>
           <w:cols w:space="720"/>
           <w:titlePg/>
           <w:docGrid w:linePitch="360"/>
@@ -13160,8 +13156,8 @@
           <w:szCs w:val="24"/>
         </w:rPr>
         <w:sectPr>
-          <w:pgSz w:w="7920" w:h="12240" w:code="6"/>
-          <w:pgMar w:top="1080" w:right="864" w:bottom="1080" w:left="1152" w:header="576" w:footer="576" w:gutter="0"/>
+          <w:pgSz w:w="11909" w:h="16834" w:code="9"/>
+          <w:pgMar w:top="1440" w:right="1440" w:bottom="1440" w:left="1440" w:header="576" w:footer="576" w:gutter="0"/>
           <w:cols w:space="720"/>
           <w:titlePg/>
           <w:docGrid w:linePitch="360"/>
@@ -13246,8 +13242,8 @@
           <w:szCs w:val="24"/>
         </w:rPr>
         <w:sectPr>
-          <w:pgSz w:w="7920" w:h="12240" w:code="6"/>
-          <w:pgMar w:top="1080" w:right="864" w:bottom="1080" w:left="1152" w:header="576" w:footer="576" w:gutter="0"/>
+          <w:pgSz w:w="11909" w:h="16834" w:code="9"/>
+          <w:pgMar w:top="1440" w:right="1440" w:bottom="1440" w:left="1440" w:header="576" w:footer="576" w:gutter="0"/>
           <w:cols w:space="720"/>
           <w:titlePg/>
           <w:docGrid w:linePitch="360"/>
@@ -13356,8 +13352,8 @@
           <w:szCs w:val="24"/>
         </w:rPr>
         <w:sectPr>
-          <w:pgSz w:w="7920" w:h="12240" w:code="6"/>
-          <w:pgMar w:top="1080" w:right="864" w:bottom="1080" w:left="1152" w:header="576" w:footer="576" w:gutter="0"/>
+          <w:pgSz w:w="11909" w:h="16834" w:code="9"/>
+          <w:pgMar w:top="1440" w:right="1440" w:bottom="1440" w:left="1440" w:header="576" w:footer="576" w:gutter="0"/>
           <w:cols w:space="720"/>
           <w:titlePg/>
           <w:docGrid w:linePitch="360"/>
@@ -13552,8 +13548,8 @@
           <w:szCs w:val="24"/>
         </w:rPr>
         <w:sectPr>
-          <w:pgSz w:w="7920" w:h="12240" w:code="6"/>
-          <w:pgMar w:top="1080" w:right="864" w:bottom="1080" w:left="1152" w:header="576" w:footer="576" w:gutter="0"/>
+          <w:pgSz w:w="11909" w:h="16834" w:code="9"/>
+          <w:pgMar w:top="1440" w:right="1440" w:bottom="1440" w:left="1440" w:header="576" w:footer="576" w:gutter="0"/>
           <w:cols w:space="720"/>
           <w:titlePg/>
           <w:docGrid w:linePitch="360"/>
@@ -13748,8 +13744,8 @@
           <w:szCs w:val="24"/>
         </w:rPr>
         <w:sectPr>
-          <w:pgSz w:w="7920" w:h="12240" w:code="6"/>
-          <w:pgMar w:top="1080" w:right="864" w:bottom="1080" w:left="1152" w:header="576" w:footer="576" w:gutter="0"/>
+          <w:pgSz w:w="11909" w:h="16834" w:code="9"/>
+          <w:pgMar w:top="1440" w:right="1440" w:bottom="1440" w:left="1440" w:header="576" w:footer="576" w:gutter="0"/>
           <w:cols w:space="720"/>
           <w:titlePg/>
           <w:docGrid w:linePitch="360"/>
@@ -13930,8 +13926,8 @@
           <w:szCs w:val="24"/>
         </w:rPr>
         <w:sectPr>
-          <w:pgSz w:w="7920" w:h="12240" w:code="6"/>
-          <w:pgMar w:top="1080" w:right="864" w:bottom="1080" w:left="1152" w:header="576" w:footer="576" w:gutter="0"/>
+          <w:pgSz w:w="11909" w:h="16834" w:code="9"/>
+          <w:pgMar w:top="1440" w:right="1440" w:bottom="1440" w:left="1440" w:header="576" w:footer="576" w:gutter="0"/>
           <w:cols w:space="720"/>
           <w:titlePg/>
           <w:docGrid w:linePitch="360"/>
@@ -14122,7 +14118,6 @@
         <w:rPr>
           <w:szCs w:val="24"/>
         </w:rPr>
-        <w:lastRenderedPageBreak/>
         <w:t>We ask for forgiveness, knowing that we ourselves are sinners in need of mercy. The prayer leaves no room for pride. Before we consider the faults of another, we are reminded of our own need for God's grace.</w:t>
       </w:r>
     </w:p>
@@ -14235,8 +14230,8 @@
           <w:szCs w:val="24"/>
         </w:rPr>
         <w:sectPr>
-          <w:pgSz w:w="7920" w:h="12240" w:code="6"/>
-          <w:pgMar w:top="1080" w:right="864" w:bottom="1080" w:left="1152" w:header="576" w:footer="576" w:gutter="0"/>
+          <w:pgSz w:w="11909" w:h="16834" w:code="9"/>
+          <w:pgMar w:top="1440" w:right="1440" w:bottom="1440" w:left="1440" w:header="576" w:footer="576" w:gutter="0"/>
           <w:cols w:space="720"/>
           <w:titlePg/>
           <w:docGrid w:linePitch="360"/>
@@ -14401,8 +14396,8 @@
           <w:szCs w:val="24"/>
         </w:rPr>
         <w:sectPr>
-          <w:pgSz w:w="7920" w:h="12240" w:code="6"/>
-          <w:pgMar w:top="1080" w:right="864" w:bottom="1080" w:left="1152" w:header="576" w:footer="576" w:gutter="0"/>
+          <w:pgSz w:w="11909" w:h="16834" w:code="9"/>
+          <w:pgMar w:top="1440" w:right="1440" w:bottom="1440" w:left="1440" w:header="576" w:footer="576" w:gutter="0"/>
           <w:cols w:space="720"/>
           <w:titlePg/>
           <w:docGrid w:linePitch="360"/>
@@ -14508,8 +14503,8 @@
           <w:szCs w:val="24"/>
         </w:rPr>
         <w:sectPr>
-          <w:pgSz w:w="7920" w:h="12240" w:code="6"/>
-          <w:pgMar w:top="1080" w:right="864" w:bottom="1080" w:left="1152" w:header="576" w:footer="576" w:gutter="0"/>
+          <w:pgSz w:w="11909" w:h="16834" w:code="9"/>
+          <w:pgMar w:top="1440" w:right="1440" w:bottom="1440" w:left="1440" w:header="576" w:footer="576" w:gutter="0"/>
           <w:cols w:space="720"/>
           <w:titlePg/>
           <w:docGrid w:linePitch="360"/>
@@ -14714,8 +14709,8 @@
           <w:szCs w:val="24"/>
         </w:rPr>
         <w:sectPr>
-          <w:pgSz w:w="7920" w:h="12240" w:code="6"/>
-          <w:pgMar w:top="1080" w:right="864" w:bottom="1080" w:left="1152" w:header="576" w:footer="576" w:gutter="0"/>
+          <w:pgSz w:w="11909" w:h="16834" w:code="9"/>
+          <w:pgMar w:top="1440" w:right="1440" w:bottom="1440" w:left="1440" w:header="576" w:footer="576" w:gutter="0"/>
           <w:cols w:space="720"/>
           <w:titlePg/>
           <w:docGrid w:linePitch="360"/>
@@ -15044,8 +15039,8 @@
           <w:szCs w:val="24"/>
         </w:rPr>
         <w:sectPr>
-          <w:pgSz w:w="7920" w:h="12240" w:code="6"/>
-          <w:pgMar w:top="1080" w:right="864" w:bottom="1080" w:left="1152" w:header="576" w:footer="576" w:gutter="0"/>
+          <w:pgSz w:w="11909" w:h="16834" w:code="9"/>
+          <w:pgMar w:top="1440" w:right="1440" w:bottom="1440" w:left="1440" w:header="576" w:footer="576" w:gutter="0"/>
           <w:cols w:space="720"/>
           <w:titlePg/>
           <w:docGrid w:linePitch="360"/>
@@ -15222,8 +15217,8 @@
           <w:szCs w:val="24"/>
         </w:rPr>
         <w:sectPr>
-          <w:pgSz w:w="7920" w:h="12240" w:code="6"/>
-          <w:pgMar w:top="1080" w:right="864" w:bottom="1080" w:left="1152" w:header="576" w:footer="576" w:gutter="0"/>
+          <w:pgSz w:w="11909" w:h="16834" w:code="9"/>
+          <w:pgMar w:top="1440" w:right="1440" w:bottom="1440" w:left="1440" w:header="576" w:footer="576" w:gutter="0"/>
           <w:cols w:space="720"/>
           <w:titlePg/>
           <w:docGrid w:linePitch="360"/>
@@ -15348,8 +15343,8 @@
           <w:szCs w:val="24"/>
         </w:rPr>
         <w:sectPr>
-          <w:pgSz w:w="7920" w:h="12240" w:code="6"/>
-          <w:pgMar w:top="1080" w:right="864" w:bottom="1080" w:left="1152" w:header="576" w:footer="576" w:gutter="0"/>
+          <w:pgSz w:w="11909" w:h="16834" w:code="9"/>
+          <w:pgMar w:top="1440" w:right="1440" w:bottom="1440" w:left="1440" w:header="576" w:footer="576" w:gutter="0"/>
           <w:cols w:space="720"/>
           <w:titlePg/>
           <w:docGrid w:linePitch="360"/>
@@ -15543,8 +15538,8 @@
           <w:szCs w:val="24"/>
         </w:rPr>
         <w:sectPr>
-          <w:pgSz w:w="7920" w:h="12240" w:code="6"/>
-          <w:pgMar w:top="1080" w:right="864" w:bottom="1080" w:left="1152" w:header="576" w:footer="576" w:gutter="0"/>
+          <w:pgSz w:w="11909" w:h="16834" w:code="9"/>
+          <w:pgMar w:top="1440" w:right="1440" w:bottom="1440" w:left="1440" w:header="576" w:footer="576" w:gutter="0"/>
           <w:cols w:space="720"/>
           <w:titlePg/>
           <w:docGrid w:linePitch="360"/>
@@ -15767,179 +15762,179 @@
         <w:rPr>
           <w:szCs w:val="24"/>
         </w:rPr>
+        <w:t>The prayer begins with the words of Scripture and ends with our humble request for intercession. Between the two stands the mystery of Christ: God who comes among us, takes flesh, and enters into our human story</w:t>
+      </w:r>
+      <w:r>
+        <w:rPr>
+          <w:szCs w:val="24"/>
+        </w:rPr>
+        <w:t>.</w:t>
+      </w:r>
+    </w:p>
+    <w:p>
+      <w:pPr>
+        <w:pStyle w:val="SPBodyText"/>
+        <w:ind w:firstLine="0"/>
+        <w:jc w:val="left"/>
+        <w:rPr>
+          <w:szCs w:val="24"/>
+        </w:rPr>
+      </w:pPr>
+      <w:r>
+        <w:rPr>
+          <w:szCs w:val="24"/>
+        </w:rPr>
+        <w:t>So,</w:t>
+      </w:r>
+      <w:r>
+        <w:rPr>
+          <w:szCs w:val="24"/>
+        </w:rPr>
+        <w:t xml:space="preserve"> when you pray the Hail Mary, do not hurry.</w:t>
+      </w:r>
+    </w:p>
+    <w:p>
+      <w:pPr>
+        <w:pStyle w:val="SPBodyText"/>
+        <w:ind w:firstLine="0"/>
+        <w:jc w:val="left"/>
+        <w:rPr>
+          <w:szCs w:val="24"/>
+        </w:rPr>
+      </w:pPr>
+      <w:r>
+        <w:rPr>
+          <w:szCs w:val="24"/>
+        </w:rPr>
+        <w:t>Hear the words of Gabriel.</w:t>
+      </w:r>
+    </w:p>
+    <w:p>
+      <w:pPr>
+        <w:pStyle w:val="SPBodyText"/>
+        <w:ind w:firstLine="0"/>
+        <w:jc w:val="left"/>
+        <w:rPr>
+          <w:szCs w:val="24"/>
+        </w:rPr>
+      </w:pPr>
+      <w:r>
+        <w:rPr>
+          <w:szCs w:val="24"/>
+        </w:rPr>
+        <w:t>Hear the blessing of Elizabeth.</w:t>
+      </w:r>
+    </w:p>
+    <w:p>
+      <w:pPr>
+        <w:pStyle w:val="SPBodyText"/>
+        <w:ind w:firstLine="0"/>
+        <w:jc w:val="left"/>
+        <w:rPr>
+          <w:szCs w:val="24"/>
+        </w:rPr>
+      </w:pPr>
+      <w:r>
+        <w:rPr>
+          <w:szCs w:val="24"/>
+        </w:rPr>
+        <w:t>Remember Jesus, the fruit of Mary's womb.</w:t>
+      </w:r>
+    </w:p>
+    <w:p>
+      <w:pPr>
+        <w:pStyle w:val="SPBodyText"/>
+        <w:ind w:firstLine="0"/>
+        <w:jc w:val="left"/>
+        <w:rPr>
+          <w:szCs w:val="24"/>
+        </w:rPr>
+      </w:pPr>
+      <w:r>
+        <w:rPr>
+          <w:szCs w:val="24"/>
+        </w:rPr>
+        <w:t>Then bring your own life before God.</w:t>
+      </w:r>
+    </w:p>
+    <w:p>
+      <w:pPr>
+        <w:pStyle w:val="SPBodyText"/>
+        <w:ind w:firstLine="0"/>
+        <w:jc w:val="left"/>
+        <w:rPr>
+          <w:szCs w:val="24"/>
+        </w:rPr>
+      </w:pPr>
+      <w:r>
+        <w:rPr>
+          <w:szCs w:val="24"/>
+        </w:rPr>
+        <w:t>Your joys.</w:t>
+      </w:r>
+    </w:p>
+    <w:p>
+      <w:pPr>
+        <w:pStyle w:val="SPBodyText"/>
+        <w:ind w:firstLine="0"/>
+        <w:jc w:val="left"/>
+        <w:rPr>
+          <w:szCs w:val="24"/>
+        </w:rPr>
+      </w:pPr>
+      <w:r>
+        <w:rPr>
+          <w:szCs w:val="24"/>
+        </w:rPr>
+        <w:t>Your failures.</w:t>
+      </w:r>
+    </w:p>
+    <w:p>
+      <w:pPr>
+        <w:pStyle w:val="SPBodyText"/>
+        <w:ind w:firstLine="0"/>
+        <w:jc w:val="left"/>
+        <w:rPr>
+          <w:szCs w:val="24"/>
+        </w:rPr>
+      </w:pPr>
+      <w:r>
+        <w:rPr>
+          <w:szCs w:val="24"/>
+        </w:rPr>
+        <w:t>Your loved ones.</w:t>
+      </w:r>
+    </w:p>
+    <w:p>
+      <w:pPr>
+        <w:pStyle w:val="SPBodyText"/>
+        <w:ind w:firstLine="0"/>
+        <w:jc w:val="left"/>
+        <w:rPr>
+          <w:szCs w:val="24"/>
+        </w:rPr>
+      </w:pPr>
+      <w:r>
+        <w:rPr>
+          <w:szCs w:val="24"/>
+        </w:rPr>
+        <w:t>Those who need your prayers.</w:t>
+      </w:r>
+    </w:p>
+    <w:p>
+      <w:pPr>
+        <w:pStyle w:val="SPBodyText"/>
+        <w:ind w:firstLine="0"/>
+        <w:jc w:val="left"/>
+        <w:rPr>
+          <w:szCs w:val="24"/>
+        </w:rPr>
+      </w:pPr>
+      <w:r>
+        <w:rPr>
+          <w:szCs w:val="24"/>
+        </w:rPr>
         <w:lastRenderedPageBreak/>
-        <w:t>The prayer begins with the words of Scripture and ends with our humble request for intercession. Between the two stands the mystery of Christ: God who comes among us, takes flesh, and enters into our human story</w:t>
-      </w:r>
-      <w:r>
-        <w:rPr>
-          <w:szCs w:val="24"/>
-        </w:rPr>
-        <w:t>.</w:t>
-      </w:r>
-    </w:p>
-    <w:p>
-      <w:pPr>
-        <w:pStyle w:val="SPBodyText"/>
-        <w:ind w:firstLine="0"/>
-        <w:jc w:val="left"/>
-        <w:rPr>
-          <w:szCs w:val="24"/>
-        </w:rPr>
-      </w:pPr>
-      <w:r>
-        <w:rPr>
-          <w:szCs w:val="24"/>
-        </w:rPr>
-        <w:t>So,</w:t>
-      </w:r>
-      <w:r>
-        <w:rPr>
-          <w:szCs w:val="24"/>
-        </w:rPr>
-        <w:t xml:space="preserve"> when you pray the Hail Mary, do not hurry.</w:t>
-      </w:r>
-    </w:p>
-    <w:p>
-      <w:pPr>
-        <w:pStyle w:val="SPBodyText"/>
-        <w:ind w:firstLine="0"/>
-        <w:jc w:val="left"/>
-        <w:rPr>
-          <w:szCs w:val="24"/>
-        </w:rPr>
-      </w:pPr>
-      <w:r>
-        <w:rPr>
-          <w:szCs w:val="24"/>
-        </w:rPr>
-        <w:t>Hear the words of Gabriel.</w:t>
-      </w:r>
-    </w:p>
-    <w:p>
-      <w:pPr>
-        <w:pStyle w:val="SPBodyText"/>
-        <w:ind w:firstLine="0"/>
-        <w:jc w:val="left"/>
-        <w:rPr>
-          <w:szCs w:val="24"/>
-        </w:rPr>
-      </w:pPr>
-      <w:r>
-        <w:rPr>
-          <w:szCs w:val="24"/>
-        </w:rPr>
-        <w:t>Hear the blessing of Elizabeth.</w:t>
-      </w:r>
-    </w:p>
-    <w:p>
-      <w:pPr>
-        <w:pStyle w:val="SPBodyText"/>
-        <w:ind w:firstLine="0"/>
-        <w:jc w:val="left"/>
-        <w:rPr>
-          <w:szCs w:val="24"/>
-        </w:rPr>
-      </w:pPr>
-      <w:r>
-        <w:rPr>
-          <w:szCs w:val="24"/>
-        </w:rPr>
-        <w:t>Remember Jesus, the fruit of Mary's womb.</w:t>
-      </w:r>
-    </w:p>
-    <w:p>
-      <w:pPr>
-        <w:pStyle w:val="SPBodyText"/>
-        <w:ind w:firstLine="0"/>
-        <w:jc w:val="left"/>
-        <w:rPr>
-          <w:szCs w:val="24"/>
-        </w:rPr>
-      </w:pPr>
-      <w:r>
-        <w:rPr>
-          <w:szCs w:val="24"/>
-        </w:rPr>
-        <w:t>Then bring your own life before God.</w:t>
-      </w:r>
-    </w:p>
-    <w:p>
-      <w:pPr>
-        <w:pStyle w:val="SPBodyText"/>
-        <w:ind w:firstLine="0"/>
-        <w:jc w:val="left"/>
-        <w:rPr>
-          <w:szCs w:val="24"/>
-        </w:rPr>
-      </w:pPr>
-      <w:r>
-        <w:rPr>
-          <w:szCs w:val="24"/>
-        </w:rPr>
-        <w:t>Your joys.</w:t>
-      </w:r>
-    </w:p>
-    <w:p>
-      <w:pPr>
-        <w:pStyle w:val="SPBodyText"/>
-        <w:ind w:firstLine="0"/>
-        <w:jc w:val="left"/>
-        <w:rPr>
-          <w:szCs w:val="24"/>
-        </w:rPr>
-      </w:pPr>
-      <w:r>
-        <w:rPr>
-          <w:szCs w:val="24"/>
-        </w:rPr>
-        <w:t>Your failures.</w:t>
-      </w:r>
-    </w:p>
-    <w:p>
-      <w:pPr>
-        <w:pStyle w:val="SPBodyText"/>
-        <w:ind w:firstLine="0"/>
-        <w:jc w:val="left"/>
-        <w:rPr>
-          <w:szCs w:val="24"/>
-        </w:rPr>
-      </w:pPr>
-      <w:r>
-        <w:rPr>
-          <w:szCs w:val="24"/>
-        </w:rPr>
-        <w:t>Your loved ones.</w:t>
-      </w:r>
-    </w:p>
-    <w:p>
-      <w:pPr>
-        <w:pStyle w:val="SPBodyText"/>
-        <w:ind w:firstLine="0"/>
-        <w:jc w:val="left"/>
-        <w:rPr>
-          <w:szCs w:val="24"/>
-        </w:rPr>
-      </w:pPr>
-      <w:r>
-        <w:rPr>
-          <w:szCs w:val="24"/>
-        </w:rPr>
-        <w:t>Those who need your prayers.</w:t>
-      </w:r>
-    </w:p>
-    <w:p>
-      <w:pPr>
-        <w:pStyle w:val="SPBodyText"/>
-        <w:ind w:firstLine="0"/>
-        <w:jc w:val="left"/>
-        <w:rPr>
-          <w:szCs w:val="24"/>
-        </w:rPr>
-      </w:pPr>
-      <w:r>
-        <w:rPr>
-          <w:szCs w:val="24"/>
-        </w:rPr>
         <w:t>And yourself.</w:t>
       </w:r>
     </w:p>
@@ -15978,8 +15973,8 @@
           <w:szCs w:val="24"/>
         </w:rPr>
         <w:sectPr>
-          <w:pgSz w:w="7920" w:h="12240" w:code="6"/>
-          <w:pgMar w:top="1080" w:right="864" w:bottom="1080" w:left="1152" w:header="576" w:footer="576" w:gutter="0"/>
+          <w:pgSz w:w="11909" w:h="16834" w:code="9"/>
+          <w:pgMar w:top="1440" w:right="1440" w:bottom="1440" w:left="1440" w:header="576" w:footer="576" w:gutter="0"/>
           <w:cols w:space="720"/>
           <w:titlePg/>
           <w:docGrid w:linePitch="360"/>
@@ -16064,8 +16059,8 @@
           <w:szCs w:val="24"/>
         </w:rPr>
         <w:sectPr>
-          <w:pgSz w:w="7920" w:h="12240" w:code="6"/>
-          <w:pgMar w:top="1080" w:right="864" w:bottom="1080" w:left="1152" w:header="576" w:footer="576" w:gutter="0"/>
+          <w:pgSz w:w="11909" w:h="16834" w:code="9"/>
+          <w:pgMar w:top="1440" w:right="1440" w:bottom="1440" w:left="1440" w:header="576" w:footer="576" w:gutter="0"/>
           <w:cols w:space="720"/>
           <w:titlePg/>
           <w:docGrid w:linePitch="360"/>
@@ -16202,8 +16197,8 @@
           <w:szCs w:val="24"/>
         </w:rPr>
         <w:sectPr>
-          <w:pgSz w:w="7920" w:h="12240" w:code="6"/>
-          <w:pgMar w:top="1080" w:right="864" w:bottom="1080" w:left="1152" w:header="576" w:footer="576" w:gutter="0"/>
+          <w:pgSz w:w="11909" w:h="16834" w:code="9"/>
+          <w:pgMar w:top="1440" w:right="1440" w:bottom="1440" w:left="1440" w:header="576" w:footer="576" w:gutter="0"/>
           <w:cols w:space="720"/>
           <w:titlePg/>
           <w:docGrid w:linePitch="360"/>
@@ -16374,8 +16369,8 @@
           <w:szCs w:val="24"/>
         </w:rPr>
         <w:sectPr>
-          <w:pgSz w:w="7920" w:h="12240" w:code="6"/>
-          <w:pgMar w:top="1080" w:right="864" w:bottom="1080" w:left="1152" w:header="576" w:footer="576" w:gutter="0"/>
+          <w:pgSz w:w="11909" w:h="16834" w:code="9"/>
+          <w:pgMar w:top="1440" w:right="1440" w:bottom="1440" w:left="1440" w:header="576" w:footer="576" w:gutter="0"/>
           <w:cols w:space="720"/>
           <w:titlePg/>
           <w:docGrid w:linePitch="360"/>
@@ -16584,8 +16579,8 @@
           <w:szCs w:val="24"/>
         </w:rPr>
         <w:sectPr>
-          <w:pgSz w:w="7920" w:h="12240" w:code="6"/>
-          <w:pgMar w:top="1080" w:right="864" w:bottom="1080" w:left="1152" w:header="576" w:footer="576" w:gutter="0"/>
+          <w:pgSz w:w="11909" w:h="16834" w:code="9"/>
+          <w:pgMar w:top="1440" w:right="1440" w:bottom="1440" w:left="1440" w:header="576" w:footer="576" w:gutter="0"/>
           <w:cols w:space="720"/>
           <w:titlePg/>
           <w:docGrid w:linePitch="360"/>
@@ -16738,8 +16733,8 @@
           <w:szCs w:val="24"/>
         </w:rPr>
         <w:sectPr>
-          <w:pgSz w:w="7920" w:h="12240" w:code="6"/>
-          <w:pgMar w:top="1080" w:right="864" w:bottom="1080" w:left="1152" w:header="576" w:footer="576" w:gutter="0"/>
+          <w:pgSz w:w="11909" w:h="16834" w:code="9"/>
+          <w:pgMar w:top="1440" w:right="1440" w:bottom="1440" w:left="1440" w:header="576" w:footer="576" w:gutter="0"/>
           <w:cols w:space="720"/>
           <w:titlePg/>
           <w:docGrid w:linePitch="360"/>
@@ -16962,7 +16957,6 @@
         <w:rPr>
           <w:szCs w:val="24"/>
         </w:rPr>
-        <w:lastRenderedPageBreak/>
         <w:t>Whatever good we possess is received. Whatever strength we have is given. Whatever love we are able to offer has its source in Him.</w:t>
       </w:r>
     </w:p>
@@ -17107,6 +17101,7 @@
         <w:rPr>
           <w:szCs w:val="24"/>
         </w:rPr>
+        <w:lastRenderedPageBreak/>
         <w:t>Our failures.</w:t>
       </w:r>
     </w:p>
@@ -17161,8 +17156,8 @@
           <w:szCs w:val="24"/>
         </w:rPr>
         <w:sectPr>
-          <w:pgSz w:w="7920" w:h="12240" w:code="6"/>
-          <w:pgMar w:top="1080" w:right="864" w:bottom="1080" w:left="1152" w:header="576" w:footer="576" w:gutter="0"/>
+          <w:pgSz w:w="11909" w:h="16834" w:code="9"/>
+          <w:pgMar w:top="1440" w:right="1440" w:bottom="1440" w:left="1440" w:header="576" w:footer="576" w:gutter="0"/>
           <w:cols w:space="720"/>
           <w:titlePg/>
           <w:docGrid w:linePitch="360"/>
@@ -17367,8 +17362,8 @@
           <w:szCs w:val="24"/>
         </w:rPr>
         <w:sectPr>
-          <w:pgSz w:w="7920" w:h="12240" w:code="6"/>
-          <w:pgMar w:top="1080" w:right="864" w:bottom="1080" w:left="1152" w:header="576" w:footer="576" w:gutter="0"/>
+          <w:pgSz w:w="11909" w:h="16834" w:code="9"/>
+          <w:pgMar w:top="1440" w:right="1440" w:bottom="1440" w:left="1440" w:header="576" w:footer="576" w:gutter="0"/>
           <w:cols w:space="720"/>
           <w:titlePg/>
           <w:docGrid w:linePitch="360"/>
@@ -17449,8 +17444,8 @@
           <w:szCs w:val="24"/>
         </w:rPr>
         <w:sectPr>
-          <w:pgSz w:w="7920" w:h="12240" w:code="6"/>
-          <w:pgMar w:top="1080" w:right="864" w:bottom="1080" w:left="1152" w:header="576" w:footer="576" w:gutter="0"/>
+          <w:pgSz w:w="11909" w:h="16834" w:code="9"/>
+          <w:pgMar w:top="1440" w:right="1440" w:bottom="1440" w:left="1440" w:header="576" w:footer="576" w:gutter="0"/>
           <w:cols w:space="720"/>
           <w:titlePg/>
           <w:docGrid w:linePitch="360"/>
@@ -17635,8 +17630,8 @@
           <w:szCs w:val="24"/>
         </w:rPr>
         <w:sectPr>
-          <w:pgSz w:w="7920" w:h="12240" w:code="6"/>
-          <w:pgMar w:top="1080" w:right="864" w:bottom="1080" w:left="1152" w:header="576" w:footer="576" w:gutter="0"/>
+          <w:pgSz w:w="11909" w:h="16834" w:code="9"/>
+          <w:pgMar w:top="1440" w:right="1440" w:bottom="1440" w:left="1440" w:header="576" w:footer="576" w:gutter="0"/>
           <w:cols w:space="720"/>
           <w:titlePg/>
           <w:docGrid w:linePitch="360"/>
@@ -17733,8 +17728,8 @@
           <w:szCs w:val="24"/>
         </w:rPr>
         <w:sectPr>
-          <w:pgSz w:w="7920" w:h="12240" w:code="6"/>
-          <w:pgMar w:top="1080" w:right="864" w:bottom="1080" w:left="1152" w:header="576" w:footer="576" w:gutter="0"/>
+          <w:pgSz w:w="11909" w:h="16834" w:code="9"/>
+          <w:pgMar w:top="1440" w:right="1440" w:bottom="1440" w:left="1440" w:header="576" w:footer="576" w:gutter="0"/>
           <w:cols w:space="720"/>
           <w:titlePg/>
           <w:docGrid w:linePitch="360"/>
@@ -17833,8 +17828,8 @@
           <w:szCs w:val="24"/>
         </w:rPr>
         <w:sectPr>
-          <w:pgSz w:w="7920" w:h="12240" w:code="6"/>
-          <w:pgMar w:top="1080" w:right="864" w:bottom="1080" w:left="1152" w:header="576" w:footer="576" w:gutter="0"/>
+          <w:pgSz w:w="11909" w:h="16834" w:code="9"/>
+          <w:pgMar w:top="1440" w:right="1440" w:bottom="1440" w:left="1440" w:header="576" w:footer="576" w:gutter="0"/>
           <w:cols w:space="720"/>
           <w:titlePg/>
           <w:docGrid w:linePitch="360"/>
@@ -17964,8 +17959,8 @@
           <w:lang w:val="la-Latn"/>
         </w:rPr>
         <w:sectPr>
-          <w:pgSz w:w="7920" w:h="12240" w:code="6"/>
-          <w:pgMar w:top="1080" w:right="864" w:bottom="1080" w:left="1152" w:header="576" w:footer="576" w:gutter="0"/>
+          <w:pgSz w:w="11909" w:h="16834" w:code="9"/>
+          <w:pgMar w:top="1440" w:right="1440" w:bottom="1440" w:left="1440" w:header="576" w:footer="576" w:gutter="0"/>
           <w:cols w:space="720"/>
           <w:titlePg/>
           <w:docGrid w:linePitch="360"/>
@@ -18180,8 +18175,8 @@
           <w:szCs w:val="24"/>
         </w:rPr>
         <w:sectPr>
-          <w:pgSz w:w="7920" w:h="12240" w:code="6"/>
-          <w:pgMar w:top="1080" w:right="864" w:bottom="1080" w:left="1152" w:header="576" w:footer="576" w:gutter="0"/>
+          <w:pgSz w:w="11909" w:h="16834" w:code="9"/>
+          <w:pgMar w:top="1440" w:right="1440" w:bottom="1440" w:left="1440" w:header="576" w:footer="576" w:gutter="0"/>
           <w:cols w:space="720"/>
           <w:titlePg/>
           <w:docGrid w:linePitch="360"/>
@@ -18336,120 +18331,119 @@
         <w:rPr>
           <w:szCs w:val="24"/>
         </w:rPr>
+        <w:t>To be sorry for our sins is not to believe that we are beyond forgiveness. It is to recognise that God's mercy is greater than our failure. The broken and contrite heart described in Psalm 51 is not rejected by God. It is precisely the heart that has begun to turn back towards Him.</w:t>
+      </w:r>
+    </w:p>
+    <w:p>
+      <w:pPr>
+        <w:pStyle w:val="SPBodyText"/>
+        <w:ind w:firstLine="0"/>
+        <w:jc w:val="left"/>
+        <w:rPr>
+          <w:szCs w:val="24"/>
+        </w:rPr>
+      </w:pPr>
+      <w:r>
+        <w:rPr>
+          <w:szCs w:val="24"/>
+        </w:rPr>
+        <w:t>This is why the Act of Contrition contains both sorrow and resolve.</w:t>
+      </w:r>
+    </w:p>
+    <w:p>
+      <w:pPr>
+        <w:pStyle w:val="SPBodyText"/>
+        <w:ind w:firstLine="0"/>
+        <w:jc w:val="left"/>
+        <w:rPr>
+          <w:szCs w:val="24"/>
+        </w:rPr>
+      </w:pPr>
+      <w:r>
+        <w:rPr>
+          <w:szCs w:val="24"/>
+        </w:rPr>
+        <w:t>We say that we are sorry, but we also ask for the grace to change. We resolve to confess our sins, to do penance, to amend our lives, and to avoid those things that lead us towards sin. Our resolution does not rest entirely upon our own strength. We pray for God's grace because we know that conversion is not something we accomplish alone.</w:t>
+      </w:r>
+    </w:p>
+    <w:p>
+      <w:pPr>
+        <w:pStyle w:val="SPBodyText"/>
+        <w:ind w:firstLine="0"/>
+        <w:jc w:val="left"/>
+        <w:rPr>
+          <w:szCs w:val="24"/>
+        </w:rPr>
+      </w:pPr>
+      <w:r>
+        <w:rPr>
+          <w:szCs w:val="24"/>
+        </w:rPr>
+        <w:t>There may be times when we pray this prayer and feel deeply sorry for what we have done. At other times, the words may seem difficult to feel. We may recognise our sin intellectually while our emotions remain quiet.</w:t>
+      </w:r>
+    </w:p>
+    <w:p>
+      <w:pPr>
+        <w:pStyle w:val="SPBodyText"/>
+        <w:ind w:firstLine="0"/>
+        <w:jc w:val="left"/>
+        <w:rPr>
+          <w:szCs w:val="24"/>
+        </w:rPr>
+      </w:pPr>
+      <w:r>
+        <w:rPr>
+          <w:szCs w:val="24"/>
+        </w:rPr>
+        <w:t>The prayer is still worth praying.</w:t>
+      </w:r>
+    </w:p>
+    <w:p>
+      <w:pPr>
+        <w:pStyle w:val="SPBodyText"/>
+        <w:ind w:firstLine="0"/>
+        <w:jc w:val="left"/>
+        <w:rPr>
+          <w:szCs w:val="24"/>
+        </w:rPr>
+      </w:pPr>
+      <w:r>
+        <w:rPr>
+          <w:szCs w:val="24"/>
+        </w:rPr>
+        <w:t>Contrition is ultimately an act of the will: a turning of the heart towards God and a desire to live differently. Even when our feelings are uncertain, we can choose to return.</w:t>
+      </w:r>
+    </w:p>
+    <w:p>
+      <w:pPr>
+        <w:pStyle w:val="SPBodyText"/>
+        <w:ind w:firstLine="0"/>
+        <w:jc w:val="left"/>
+        <w:rPr>
+          <w:szCs w:val="24"/>
+        </w:rPr>
+      </w:pPr>
+      <w:r>
+        <w:rPr>
+          <w:szCs w:val="24"/>
+        </w:rPr>
+        <w:t>And so the Act of Contrition is not merely a prayer about the past.</w:t>
+      </w:r>
+    </w:p>
+    <w:p>
+      <w:pPr>
+        <w:pStyle w:val="SPBodyText"/>
+        <w:ind w:firstLine="0"/>
+        <w:jc w:val="left"/>
+        <w:rPr>
+          <w:szCs w:val="24"/>
+        </w:rPr>
+      </w:pPr>
+      <w:r>
+        <w:rPr>
+          <w:szCs w:val="24"/>
+        </w:rPr>
         <w:lastRenderedPageBreak/>
-        <w:t>To be sorry for our sins is not to believe that we are beyond forgiveness. It is to recognise that God's mercy is greater than our failure. The broken and contrite heart described in Psalm 51 is not rejected by God. It is precisely the heart that has begun to turn back towards Him.</w:t>
-      </w:r>
-    </w:p>
-    <w:p>
-      <w:pPr>
-        <w:pStyle w:val="SPBodyText"/>
-        <w:ind w:firstLine="0"/>
-        <w:jc w:val="left"/>
-        <w:rPr>
-          <w:szCs w:val="24"/>
-        </w:rPr>
-      </w:pPr>
-      <w:r>
-        <w:rPr>
-          <w:szCs w:val="24"/>
-        </w:rPr>
-        <w:t>This is why the Act of Contrition contains both sorrow and resolve.</w:t>
-      </w:r>
-    </w:p>
-    <w:p>
-      <w:pPr>
-        <w:pStyle w:val="SPBodyText"/>
-        <w:ind w:firstLine="0"/>
-        <w:jc w:val="left"/>
-        <w:rPr>
-          <w:szCs w:val="24"/>
-        </w:rPr>
-      </w:pPr>
-      <w:r>
-        <w:rPr>
-          <w:szCs w:val="24"/>
-        </w:rPr>
-        <w:t>We say that we are sorry, but we also ask for the grace to change. We resolve to confess our sins, to do penance, to amend our lives, and to avoid those things that lead us towards sin. Our resolution does not rest entirely upon our own strength. We pray for God's grace because we know that conversion is not something we accomplish alone.</w:t>
-      </w:r>
-    </w:p>
-    <w:p>
-      <w:pPr>
-        <w:pStyle w:val="SPBodyText"/>
-        <w:ind w:firstLine="0"/>
-        <w:jc w:val="left"/>
-        <w:rPr>
-          <w:szCs w:val="24"/>
-        </w:rPr>
-      </w:pPr>
-      <w:r>
-        <w:rPr>
-          <w:szCs w:val="24"/>
-        </w:rPr>
-        <w:t>There may be times when we pray this prayer and feel deeply sorry for what we have done. At other times, the words may seem difficult to feel. We may recognise our sin intellectually while our emotions remain quiet.</w:t>
-      </w:r>
-    </w:p>
-    <w:p>
-      <w:pPr>
-        <w:pStyle w:val="SPBodyText"/>
-        <w:ind w:firstLine="0"/>
-        <w:jc w:val="left"/>
-        <w:rPr>
-          <w:szCs w:val="24"/>
-        </w:rPr>
-      </w:pPr>
-      <w:r>
-        <w:rPr>
-          <w:szCs w:val="24"/>
-        </w:rPr>
-        <w:t>The prayer is still worth praying.</w:t>
-      </w:r>
-    </w:p>
-    <w:p>
-      <w:pPr>
-        <w:pStyle w:val="SPBodyText"/>
-        <w:ind w:firstLine="0"/>
-        <w:jc w:val="left"/>
-        <w:rPr>
-          <w:szCs w:val="24"/>
-        </w:rPr>
-      </w:pPr>
-      <w:r>
-        <w:rPr>
-          <w:szCs w:val="24"/>
-        </w:rPr>
-        <w:lastRenderedPageBreak/>
-        <w:t>Contrition is ultimately an act of the will: a turning of the heart towards God and a desire to live differently. Even when our feelings are uncertain, we can choose to return.</w:t>
-      </w:r>
-    </w:p>
-    <w:p>
-      <w:pPr>
-        <w:pStyle w:val="SPBodyText"/>
-        <w:ind w:firstLine="0"/>
-        <w:jc w:val="left"/>
-        <w:rPr>
-          <w:szCs w:val="24"/>
-        </w:rPr>
-      </w:pPr>
-      <w:r>
-        <w:rPr>
-          <w:szCs w:val="24"/>
-        </w:rPr>
-        <w:t>And so the Act of Contrition is not merely a prayer about the past.</w:t>
-      </w:r>
-    </w:p>
-    <w:p>
-      <w:pPr>
-        <w:pStyle w:val="SPBodyText"/>
-        <w:ind w:firstLine="0"/>
-        <w:jc w:val="left"/>
-        <w:rPr>
-          <w:szCs w:val="24"/>
-        </w:rPr>
-      </w:pPr>
-      <w:r>
-        <w:rPr>
-          <w:szCs w:val="24"/>
-        </w:rPr>
         <w:t>It is a prayer of beginning again.</w:t>
       </w:r>
     </w:p>
@@ -18529,8 +18523,8 @@
           <w:szCs w:val="24"/>
         </w:rPr>
         <w:sectPr>
-          <w:pgSz w:w="7920" w:h="12240" w:code="6"/>
-          <w:pgMar w:top="1080" w:right="864" w:bottom="1080" w:left="1152" w:header="576" w:footer="576" w:gutter="0"/>
+          <w:pgSz w:w="11909" w:h="16834" w:code="9"/>
+          <w:pgMar w:top="1440" w:right="1440" w:bottom="1440" w:left="1440" w:header="576" w:footer="576" w:gutter="0"/>
           <w:cols w:space="720"/>
           <w:titlePg/>
           <w:docGrid w:linePitch="360"/>
@@ -18793,119 +18787,119 @@
         <w:rPr>
           <w:szCs w:val="24"/>
         </w:rPr>
+        <w:t>We ask.</w:t>
+      </w:r>
+    </w:p>
+    <w:p>
+      <w:pPr>
+        <w:pStyle w:val="SPBodyText"/>
+        <w:ind w:firstLine="0"/>
+        <w:jc w:val="left"/>
+        <w:rPr>
+          <w:szCs w:val="24"/>
+        </w:rPr>
+      </w:pPr>
+      <w:r>
+        <w:rPr>
+          <w:szCs w:val="24"/>
+        </w:rPr>
+        <w:t>We receive.</w:t>
+      </w:r>
+    </w:p>
+    <w:p>
+      <w:pPr>
+        <w:pStyle w:val="SPBodyText"/>
+        <w:ind w:firstLine="0"/>
+        <w:jc w:val="left"/>
+        <w:rPr>
+          <w:szCs w:val="24"/>
+        </w:rPr>
+      </w:pPr>
+      <w:r>
+        <w:rPr>
+          <w:szCs w:val="24"/>
+        </w:rPr>
+        <w:t>We repent.</w:t>
+      </w:r>
+    </w:p>
+    <w:p>
+      <w:pPr>
+        <w:pStyle w:val="SPBodyText"/>
+        <w:ind w:firstLine="0"/>
+        <w:jc w:val="left"/>
+        <w:rPr>
+          <w:szCs w:val="24"/>
+        </w:rPr>
+      </w:pPr>
+      <w:r>
+        <w:rPr>
+          <w:szCs w:val="24"/>
+        </w:rPr>
+        <w:t>We praise.</w:t>
+      </w:r>
+    </w:p>
+    <w:p>
+      <w:pPr>
+        <w:pStyle w:val="SPBodyText"/>
+        <w:ind w:firstLine="0"/>
+        <w:jc w:val="left"/>
+        <w:rPr>
+          <w:szCs w:val="24"/>
+        </w:rPr>
+      </w:pPr>
+      <w:r>
+        <w:rPr>
+          <w:szCs w:val="24"/>
+        </w:rPr>
+        <w:t>And beneath them all is the same mystery:</w:t>
+      </w:r>
+    </w:p>
+    <w:p>
+      <w:pPr>
+        <w:pStyle w:val="SPBodyText"/>
+        <w:ind w:firstLine="0"/>
+        <w:jc w:val="left"/>
+        <w:rPr>
+          <w:szCs w:val="24"/>
+        </w:rPr>
+      </w:pPr>
+      <w:r>
+        <w:rPr>
+          <w:szCs w:val="24"/>
+        </w:rPr>
+        <w:t>God has drawn near to us.</w:t>
+      </w:r>
+    </w:p>
+    <w:p>
+      <w:pPr>
+        <w:pStyle w:val="SPBodyText"/>
+        <w:ind w:firstLine="0"/>
+        <w:jc w:val="left"/>
+        <w:rPr>
+          <w:szCs w:val="24"/>
+        </w:rPr>
+      </w:pPr>
+      <w:r>
+        <w:rPr>
+          <w:szCs w:val="24"/>
+        </w:rPr>
+        <w:t>These prayers also teach us something about prayer itself. Prayer is not simply a list of things we want.</w:t>
+      </w:r>
+    </w:p>
+    <w:p>
+      <w:pPr>
+        <w:pStyle w:val="SPBodyText"/>
+        <w:ind w:firstLine="0"/>
+        <w:jc w:val="left"/>
+        <w:rPr>
+          <w:szCs w:val="24"/>
+        </w:rPr>
+      </w:pPr>
+      <w:r>
+        <w:rPr>
+          <w:szCs w:val="24"/>
+        </w:rPr>
         <w:lastRenderedPageBreak/>
-        <w:t>We ask.</w:t>
-      </w:r>
-    </w:p>
-    <w:p>
-      <w:pPr>
-        <w:pStyle w:val="SPBodyText"/>
-        <w:ind w:firstLine="0"/>
-        <w:jc w:val="left"/>
-        <w:rPr>
-          <w:szCs w:val="24"/>
-        </w:rPr>
-      </w:pPr>
-      <w:r>
-        <w:rPr>
-          <w:szCs w:val="24"/>
-        </w:rPr>
-        <w:t>We receive.</w:t>
-      </w:r>
-    </w:p>
-    <w:p>
-      <w:pPr>
-        <w:pStyle w:val="SPBodyText"/>
-        <w:ind w:firstLine="0"/>
-        <w:jc w:val="left"/>
-        <w:rPr>
-          <w:szCs w:val="24"/>
-        </w:rPr>
-      </w:pPr>
-      <w:r>
-        <w:rPr>
-          <w:szCs w:val="24"/>
-        </w:rPr>
-        <w:t>We repent.</w:t>
-      </w:r>
-    </w:p>
-    <w:p>
-      <w:pPr>
-        <w:pStyle w:val="SPBodyText"/>
-        <w:ind w:firstLine="0"/>
-        <w:jc w:val="left"/>
-        <w:rPr>
-          <w:szCs w:val="24"/>
-        </w:rPr>
-      </w:pPr>
-      <w:r>
-        <w:rPr>
-          <w:szCs w:val="24"/>
-        </w:rPr>
-        <w:t>We praise.</w:t>
-      </w:r>
-    </w:p>
-    <w:p>
-      <w:pPr>
-        <w:pStyle w:val="SPBodyText"/>
-        <w:ind w:firstLine="0"/>
-        <w:jc w:val="left"/>
-        <w:rPr>
-          <w:szCs w:val="24"/>
-        </w:rPr>
-      </w:pPr>
-      <w:r>
-        <w:rPr>
-          <w:szCs w:val="24"/>
-        </w:rPr>
-        <w:t>And beneath them all is the same mystery:</w:t>
-      </w:r>
-    </w:p>
-    <w:p>
-      <w:pPr>
-        <w:pStyle w:val="SPBodyText"/>
-        <w:ind w:firstLine="0"/>
-        <w:jc w:val="left"/>
-        <w:rPr>
-          <w:szCs w:val="24"/>
-        </w:rPr>
-      </w:pPr>
-      <w:r>
-        <w:rPr>
-          <w:szCs w:val="24"/>
-        </w:rPr>
-        <w:t>God has drawn near to us.</w:t>
-      </w:r>
-    </w:p>
-    <w:p>
-      <w:pPr>
-        <w:pStyle w:val="SPBodyText"/>
-        <w:ind w:firstLine="0"/>
-        <w:jc w:val="left"/>
-        <w:rPr>
-          <w:szCs w:val="24"/>
-        </w:rPr>
-      </w:pPr>
-      <w:r>
-        <w:rPr>
-          <w:szCs w:val="24"/>
-        </w:rPr>
-        <w:t>These prayers also teach us something about prayer itself. Prayer is not simply a list of things we want.</w:t>
-      </w:r>
-    </w:p>
-    <w:p>
-      <w:pPr>
-        <w:pStyle w:val="SPBodyText"/>
-        <w:ind w:firstLine="0"/>
-        <w:jc w:val="left"/>
-        <w:rPr>
-          <w:szCs w:val="24"/>
-        </w:rPr>
-      </w:pPr>
-      <w:r>
-        <w:rPr>
-          <w:szCs w:val="24"/>
-        </w:rPr>
         <w:t>It is relationship. It is remembering who God is, remembering who we are, and remembering that we do not walk this life alone.  The words we have spoken are ancient, but they are never merely words from the past. Each time we pray them, they become present again.</w:t>
       </w:r>
     </w:p>
@@ -18981,8 +18975,8 @@
           <w:szCs w:val="24"/>
         </w:rPr>
         <w:sectPr>
-          <w:pgSz w:w="7920" w:h="12240" w:code="6"/>
-          <w:pgMar w:top="1080" w:right="864" w:bottom="1080" w:left="1152" w:header="576" w:footer="576" w:gutter="0"/>
+          <w:pgSz w:w="11909" w:h="16834" w:code="9"/>
+          <w:pgMar w:top="1440" w:right="1440" w:bottom="1440" w:left="1440" w:header="576" w:footer="576" w:gutter="0"/>
           <w:cols w:space="720"/>
           <w:titlePg/>
           <w:docGrid w:linePitch="360"/>
@@ -19135,8 +19129,8 @@
           <w:szCs w:val="24"/>
         </w:rPr>
         <w:sectPr>
-          <w:pgSz w:w="7920" w:h="12240" w:code="6"/>
-          <w:pgMar w:top="1080" w:right="864" w:bottom="1080" w:left="1152" w:header="576" w:footer="576" w:gutter="0"/>
+          <w:pgSz w:w="11909" w:h="16834" w:code="9"/>
+          <w:pgMar w:top="1440" w:right="1440" w:bottom="1440" w:left="1440" w:header="576" w:footer="576" w:gutter="0"/>
           <w:cols w:space="720"/>
           <w:titlePg/>
           <w:docGrid w:linePitch="360"/>
@@ -19342,8 +19336,8 @@
           <w:szCs w:val="24"/>
         </w:rPr>
         <w:sectPr>
-          <w:pgSz w:w="7920" w:h="12240" w:code="6"/>
-          <w:pgMar w:top="1080" w:right="864" w:bottom="1080" w:left="1152" w:header="576" w:footer="576" w:gutter="0"/>
+          <w:pgSz w:w="11909" w:h="16834" w:code="9"/>
+          <w:pgMar w:top="1440" w:right="1440" w:bottom="1440" w:left="1440" w:header="576" w:footer="576" w:gutter="0"/>
           <w:cols w:space="720"/>
           <w:titlePg/>
           <w:docGrid w:linePitch="360"/>
@@ -19517,8 +19511,8 @@
           <w:szCs w:val="24"/>
         </w:rPr>
         <w:sectPr>
-          <w:pgSz w:w="7920" w:h="12240" w:code="6"/>
-          <w:pgMar w:top="1080" w:right="864" w:bottom="1080" w:left="1152" w:header="576" w:footer="576" w:gutter="0"/>
+          <w:pgSz w:w="11909" w:h="16834" w:code="9"/>
+          <w:pgMar w:top="1440" w:right="1440" w:bottom="1440" w:left="1440" w:header="576" w:footer="576" w:gutter="0"/>
           <w:cols w:space="720"/>
           <w:titlePg/>
           <w:docGrid w:linePitch="360"/>
@@ -19736,8 +19730,8 @@
           <w:szCs w:val="24"/>
         </w:rPr>
         <w:sectPr>
-          <w:pgSz w:w="7920" w:h="12240" w:code="6"/>
-          <w:pgMar w:top="1080" w:right="864" w:bottom="1080" w:left="1152" w:header="576" w:footer="576" w:gutter="0"/>
+          <w:pgSz w:w="11909" w:h="16834" w:code="9"/>
+          <w:pgMar w:top="1440" w:right="1440" w:bottom="1440" w:left="1440" w:header="576" w:footer="576" w:gutter="0"/>
           <w:cols w:space="720"/>
           <w:titlePg/>
           <w:docGrid w:linePitch="360"/>
@@ -19929,8 +19923,8 @@
           <w:szCs w:val="24"/>
         </w:rPr>
         <w:sectPr>
-          <w:pgSz w:w="7920" w:h="12240" w:code="6"/>
-          <w:pgMar w:top="1080" w:right="864" w:bottom="1080" w:left="1152" w:header="576" w:footer="576" w:gutter="0"/>
+          <w:pgSz w:w="11909" w:h="16834" w:code="9"/>
+          <w:pgMar w:top="1440" w:right="1440" w:bottom="1440" w:left="1440" w:header="576" w:footer="576" w:gutter="0"/>
           <w:cols w:space="720"/>
           <w:titlePg/>
           <w:docGrid w:linePitch="360"/>
@@ -20160,8 +20154,8 @@
           <w:szCs w:val="24"/>
         </w:rPr>
         <w:sectPr>
-          <w:pgSz w:w="7920" w:h="12240" w:code="6"/>
-          <w:pgMar w:top="1080" w:right="864" w:bottom="1080" w:left="1152" w:header="576" w:footer="576" w:gutter="0"/>
+          <w:pgSz w:w="11909" w:h="16834" w:code="9"/>
+          <w:pgMar w:top="1440" w:right="1440" w:bottom="1440" w:left="1440" w:header="576" w:footer="576" w:gutter="0"/>
           <w:cols w:space="720"/>
           <w:titlePg/>
           <w:docGrid w:linePitch="360"/>
@@ -20298,8 +20292,8 @@
           <w:szCs w:val="24"/>
         </w:rPr>
         <w:sectPr>
-          <w:pgSz w:w="7920" w:h="12240" w:code="6"/>
-          <w:pgMar w:top="1080" w:right="864" w:bottom="1080" w:left="1152" w:header="576" w:footer="576" w:gutter="0"/>
+          <w:pgSz w:w="11909" w:h="16834" w:code="9"/>
+          <w:pgMar w:top="1440" w:right="1440" w:bottom="1440" w:left="1440" w:header="576" w:footer="576" w:gutter="0"/>
           <w:cols w:space="720"/>
           <w:titlePg/>
           <w:docGrid w:linePitch="360"/>
@@ -20535,149 +20529,149 @@
         <w:rPr>
           <w:szCs w:val="24"/>
         </w:rPr>
+        <w:t>God has visited His people.</w:t>
+      </w:r>
+    </w:p>
+    <w:p>
+      <w:pPr>
+        <w:pStyle w:val="SPBodyText"/>
+        <w:ind w:firstLine="0"/>
+        <w:jc w:val="left"/>
+        <w:rPr>
+          <w:szCs w:val="24"/>
+        </w:rPr>
+      </w:pPr>
+      <w:r>
+        <w:rPr>
+          <w:szCs w:val="24"/>
+        </w:rPr>
+        <w:t>God has remembered His covenant.</w:t>
+      </w:r>
+    </w:p>
+    <w:p>
+      <w:pPr>
+        <w:pStyle w:val="SPBodyText"/>
+        <w:ind w:firstLine="0"/>
+        <w:jc w:val="left"/>
+        <w:rPr>
+          <w:szCs w:val="24"/>
+        </w:rPr>
+      </w:pPr>
+      <w:r>
+        <w:rPr>
+          <w:szCs w:val="24"/>
+        </w:rPr>
+        <w:t>God has raised up salvation.</w:t>
+      </w:r>
+    </w:p>
+    <w:p>
+      <w:pPr>
+        <w:pStyle w:val="SPBodyText"/>
+        <w:ind w:firstLine="0"/>
+        <w:jc w:val="left"/>
+        <w:rPr>
+          <w:szCs w:val="24"/>
+        </w:rPr>
+      </w:pPr>
+    </w:p>
+    <w:p>
+      <w:pPr>
+        <w:pStyle w:val="SPBodyText"/>
+        <w:ind w:firstLine="0"/>
+        <w:jc w:val="left"/>
+        <w:rPr>
+          <w:szCs w:val="24"/>
+        </w:rPr>
+      </w:pPr>
+      <w:r>
+        <w:rPr>
+          <w:szCs w:val="24"/>
+        </w:rPr>
+        <w:t>The prayer teaches us something easily forgotten: God has not abandoned His people simply because we cannot yet see what He is doing.</w:t>
+      </w:r>
+    </w:p>
+    <w:p>
+      <w:pPr>
+        <w:pStyle w:val="SPBodyText"/>
+        <w:ind w:firstLine="0"/>
+        <w:jc w:val="left"/>
+        <w:rPr>
+          <w:szCs w:val="24"/>
+        </w:rPr>
+      </w:pPr>
+    </w:p>
+    <w:p>
+      <w:pPr>
+        <w:pStyle w:val="SPBodyText"/>
+        <w:ind w:firstLine="0"/>
+        <w:jc w:val="left"/>
+        <w:rPr>
+          <w:szCs w:val="24"/>
+        </w:rPr>
+      </w:pPr>
+      <w:r>
+        <w:rPr>
+          <w:szCs w:val="24"/>
+        </w:rPr>
+        <w:t>Sometimes faith is lived in the space between promise and fulfilment.</w:t>
+      </w:r>
+    </w:p>
+    <w:p>
+      <w:pPr>
+        <w:pStyle w:val="SPBodyText"/>
+        <w:ind w:firstLine="0"/>
+        <w:jc w:val="left"/>
+        <w:rPr>
+          <w:szCs w:val="24"/>
+        </w:rPr>
+      </w:pPr>
+    </w:p>
+    <w:p>
+      <w:pPr>
+        <w:pStyle w:val="SPBodyText"/>
+        <w:ind w:firstLine="0"/>
+        <w:jc w:val="left"/>
+        <w:rPr>
+          <w:szCs w:val="24"/>
+        </w:rPr>
+      </w:pPr>
+      <w:r>
+        <w:rPr>
+          <w:szCs w:val="24"/>
+        </w:rPr>
+        <w:t>We wait.</w:t>
+      </w:r>
+    </w:p>
+    <w:p>
+      <w:pPr>
+        <w:pStyle w:val="SPBodyText"/>
+        <w:ind w:firstLine="0"/>
+        <w:jc w:val="left"/>
+        <w:rPr>
+          <w:szCs w:val="24"/>
+        </w:rPr>
+      </w:pPr>
+      <w:r>
+        <w:rPr>
+          <w:szCs w:val="24"/>
+        </w:rPr>
+        <w:t>We wonder.</w:t>
+      </w:r>
+    </w:p>
+    <w:p>
+      <w:pPr>
+        <w:pStyle w:val="SPBodyText"/>
+        <w:ind w:firstLine="0"/>
+        <w:jc w:val="left"/>
+        <w:rPr>
+          <w:szCs w:val="24"/>
+        </w:rPr>
+      </w:pPr>
+      <w:r>
+        <w:rPr>
+          <w:szCs w:val="24"/>
+        </w:rPr>
         <w:lastRenderedPageBreak/>
-        <w:t>God has visited His people.</w:t>
-      </w:r>
-    </w:p>
-    <w:p>
-      <w:pPr>
-        <w:pStyle w:val="SPBodyText"/>
-        <w:ind w:firstLine="0"/>
-        <w:jc w:val="left"/>
-        <w:rPr>
-          <w:szCs w:val="24"/>
-        </w:rPr>
-      </w:pPr>
-      <w:r>
-        <w:rPr>
-          <w:szCs w:val="24"/>
-        </w:rPr>
-        <w:t>God has remembered His covenant.</w:t>
-      </w:r>
-    </w:p>
-    <w:p>
-      <w:pPr>
-        <w:pStyle w:val="SPBodyText"/>
-        <w:ind w:firstLine="0"/>
-        <w:jc w:val="left"/>
-        <w:rPr>
-          <w:szCs w:val="24"/>
-        </w:rPr>
-      </w:pPr>
-      <w:r>
-        <w:rPr>
-          <w:szCs w:val="24"/>
-        </w:rPr>
-        <w:t>God has raised up salvation.</w:t>
-      </w:r>
-    </w:p>
-    <w:p>
-      <w:pPr>
-        <w:pStyle w:val="SPBodyText"/>
-        <w:ind w:firstLine="0"/>
-        <w:jc w:val="left"/>
-        <w:rPr>
-          <w:szCs w:val="24"/>
-        </w:rPr>
-      </w:pPr>
-    </w:p>
-    <w:p>
-      <w:pPr>
-        <w:pStyle w:val="SPBodyText"/>
-        <w:ind w:firstLine="0"/>
-        <w:jc w:val="left"/>
-        <w:rPr>
-          <w:szCs w:val="24"/>
-        </w:rPr>
-      </w:pPr>
-      <w:r>
-        <w:rPr>
-          <w:szCs w:val="24"/>
-        </w:rPr>
-        <w:t>The prayer teaches us something easily forgotten: God has not abandoned His people simply because we cannot yet see what He is doing.</w:t>
-      </w:r>
-    </w:p>
-    <w:p>
-      <w:pPr>
-        <w:pStyle w:val="SPBodyText"/>
-        <w:ind w:firstLine="0"/>
-        <w:jc w:val="left"/>
-        <w:rPr>
-          <w:szCs w:val="24"/>
-        </w:rPr>
-      </w:pPr>
-    </w:p>
-    <w:p>
-      <w:pPr>
-        <w:pStyle w:val="SPBodyText"/>
-        <w:ind w:firstLine="0"/>
-        <w:jc w:val="left"/>
-        <w:rPr>
-          <w:szCs w:val="24"/>
-        </w:rPr>
-      </w:pPr>
-      <w:r>
-        <w:rPr>
-          <w:szCs w:val="24"/>
-        </w:rPr>
-        <w:t>Sometimes faith is lived in the space between promise and fulfilment.</w:t>
-      </w:r>
-    </w:p>
-    <w:p>
-      <w:pPr>
-        <w:pStyle w:val="SPBodyText"/>
-        <w:ind w:firstLine="0"/>
-        <w:jc w:val="left"/>
-        <w:rPr>
-          <w:szCs w:val="24"/>
-        </w:rPr>
-      </w:pPr>
-    </w:p>
-    <w:p>
-      <w:pPr>
-        <w:pStyle w:val="SPBodyText"/>
-        <w:ind w:firstLine="0"/>
-        <w:jc w:val="left"/>
-        <w:rPr>
-          <w:szCs w:val="24"/>
-        </w:rPr>
-      </w:pPr>
-      <w:r>
-        <w:rPr>
-          <w:szCs w:val="24"/>
-        </w:rPr>
-        <w:t>We wait.</w:t>
-      </w:r>
-    </w:p>
-    <w:p>
-      <w:pPr>
-        <w:pStyle w:val="SPBodyText"/>
-        <w:ind w:firstLine="0"/>
-        <w:jc w:val="left"/>
-        <w:rPr>
-          <w:szCs w:val="24"/>
-        </w:rPr>
-      </w:pPr>
-      <w:r>
-        <w:rPr>
-          <w:szCs w:val="24"/>
-        </w:rPr>
-        <w:t>We wonder.</w:t>
-      </w:r>
-    </w:p>
-    <w:p>
-      <w:pPr>
-        <w:pStyle w:val="SPBodyText"/>
-        <w:ind w:firstLine="0"/>
-        <w:jc w:val="left"/>
-        <w:rPr>
-          <w:szCs w:val="24"/>
-        </w:rPr>
-      </w:pPr>
-      <w:r>
-        <w:rPr>
-          <w:szCs w:val="24"/>
-        </w:rPr>
         <w:t>We become tired.</w:t>
       </w:r>
     </w:p>
@@ -20722,8 +20716,8 @@
           <w:szCs w:val="24"/>
         </w:rPr>
         <w:sectPr>
-          <w:pgSz w:w="7920" w:h="12240" w:code="6"/>
-          <w:pgMar w:top="1080" w:right="864" w:bottom="1080" w:left="1152" w:header="576" w:footer="576" w:gutter="0"/>
+          <w:pgSz w:w="11909" w:h="16834" w:code="9"/>
+          <w:pgMar w:top="1440" w:right="1440" w:bottom="1440" w:left="1440" w:header="576" w:footer="576" w:gutter="0"/>
           <w:cols w:space="720"/>
           <w:titlePg/>
           <w:docGrid w:linePitch="360"/>
@@ -20966,8 +20960,8 @@
           <w:szCs w:val="24"/>
         </w:rPr>
         <w:sectPr>
-          <w:pgSz w:w="7920" w:h="12240" w:code="6"/>
-          <w:pgMar w:top="1080" w:right="864" w:bottom="1080" w:left="1152" w:header="576" w:footer="576" w:gutter="0"/>
+          <w:pgSz w:w="11909" w:h="16834" w:code="9"/>
+          <w:pgMar w:top="1440" w:right="1440" w:bottom="1440" w:left="1440" w:header="576" w:footer="576" w:gutter="0"/>
           <w:cols w:space="720"/>
           <w:titlePg/>
           <w:docGrid w:linePitch="360"/>
@@ -21200,177 +21194,177 @@
         <w:rPr>
           <w:szCs w:val="24"/>
         </w:rPr>
+        <w:t>One of the most beautiful moments in the Benedictus comes near its end.</w:t>
+      </w:r>
+    </w:p>
+    <w:p>
+      <w:pPr>
+        <w:pStyle w:val="SPBodyText"/>
+        <w:ind w:firstLine="0"/>
+        <w:jc w:val="left"/>
+        <w:rPr>
+          <w:szCs w:val="24"/>
+        </w:rPr>
+      </w:pPr>
+      <w:r>
+        <w:rPr>
+          <w:szCs w:val="24"/>
+        </w:rPr>
+        <w:t>The coming of salvation is described through the tender mercy of God.</w:t>
+      </w:r>
+    </w:p>
+    <w:p>
+      <w:pPr>
+        <w:pStyle w:val="SPBodyText"/>
+        <w:ind w:firstLine="0"/>
+        <w:jc w:val="left"/>
+        <w:rPr>
+          <w:szCs w:val="24"/>
+        </w:rPr>
+      </w:pPr>
+    </w:p>
+    <w:p>
+      <w:pPr>
+        <w:pStyle w:val="SPBodyText"/>
+        <w:ind w:firstLine="0"/>
+        <w:jc w:val="left"/>
+        <w:rPr>
+          <w:szCs w:val="24"/>
+        </w:rPr>
+      </w:pPr>
+      <w:r>
+        <w:rPr>
+          <w:szCs w:val="24"/>
+        </w:rPr>
+        <w:t>God does not save from a distance.</w:t>
+      </w:r>
+    </w:p>
+    <w:p>
+      <w:pPr>
+        <w:pStyle w:val="SPBodyText"/>
+        <w:ind w:firstLine="0"/>
+        <w:jc w:val="left"/>
+        <w:rPr>
+          <w:szCs w:val="24"/>
+        </w:rPr>
+      </w:pPr>
+      <w:r>
+        <w:rPr>
+          <w:szCs w:val="24"/>
+        </w:rPr>
+        <w:t>He draws near.</w:t>
+      </w:r>
+    </w:p>
+    <w:p>
+      <w:pPr>
+        <w:pStyle w:val="SPBodyText"/>
+        <w:ind w:firstLine="0"/>
+        <w:jc w:val="left"/>
+        <w:rPr>
+          <w:szCs w:val="24"/>
+        </w:rPr>
+      </w:pPr>
+      <w:r>
+        <w:rPr>
+          <w:szCs w:val="24"/>
+        </w:rPr>
+        <w:t>He visits His people.</w:t>
+      </w:r>
+    </w:p>
+    <w:p>
+      <w:pPr>
+        <w:pStyle w:val="SPBodyText"/>
+        <w:ind w:firstLine="0"/>
+        <w:jc w:val="left"/>
+        <w:rPr>
+          <w:szCs w:val="24"/>
+        </w:rPr>
+      </w:pPr>
+      <w:r>
+        <w:rPr>
+          <w:szCs w:val="24"/>
+        </w:rPr>
+        <w:t>He comes into our darkness.</w:t>
+      </w:r>
+    </w:p>
+    <w:p>
+      <w:pPr>
+        <w:pStyle w:val="SPBodyText"/>
+        <w:ind w:firstLine="0"/>
+        <w:jc w:val="left"/>
+        <w:rPr>
+          <w:szCs w:val="24"/>
+        </w:rPr>
+      </w:pPr>
+      <w:r>
+        <w:rPr>
+          <w:szCs w:val="24"/>
+        </w:rPr>
+        <w:t>And the image that follows is one of dawn.</w:t>
+      </w:r>
+    </w:p>
+    <w:p>
+      <w:pPr>
+        <w:pStyle w:val="SPBodyText"/>
+        <w:ind w:firstLine="0"/>
+        <w:jc w:val="left"/>
+        <w:rPr>
+          <w:szCs w:val="24"/>
+        </w:rPr>
+      </w:pPr>
+      <w:r>
+        <w:rPr>
+          <w:szCs w:val="24"/>
+        </w:rPr>
+        <w:t>The darkness does not overcome the light.</w:t>
+      </w:r>
+    </w:p>
+    <w:p>
+      <w:pPr>
+        <w:pStyle w:val="SPBodyText"/>
+        <w:ind w:firstLine="0"/>
+        <w:jc w:val="left"/>
+        <w:rPr>
+          <w:szCs w:val="24"/>
+        </w:rPr>
+      </w:pPr>
+      <w:r>
+        <w:rPr>
+          <w:szCs w:val="24"/>
+        </w:rPr>
+        <w:t>The light comes.</w:t>
+      </w:r>
+    </w:p>
+    <w:p>
+      <w:pPr>
+        <w:pStyle w:val="SPBodyText"/>
+        <w:ind w:firstLine="0"/>
+        <w:jc w:val="left"/>
+        <w:rPr>
+          <w:szCs w:val="24"/>
+        </w:rPr>
+      </w:pPr>
+      <w:r>
+        <w:rPr>
+          <w:szCs w:val="24"/>
+        </w:rPr>
+        <w:t>Slowly, perhaps.</w:t>
+      </w:r>
+    </w:p>
+    <w:p>
+      <w:pPr>
+        <w:pStyle w:val="SPBodyText"/>
+        <w:ind w:firstLine="0"/>
+        <w:jc w:val="left"/>
+        <w:rPr>
+          <w:szCs w:val="24"/>
+        </w:rPr>
+      </w:pPr>
+      <w:r>
+        <w:rPr>
+          <w:szCs w:val="24"/>
+        </w:rPr>
         <w:lastRenderedPageBreak/>
-        <w:t>One of the most beautiful moments in the Benedictus comes near its end.</w:t>
-      </w:r>
-    </w:p>
-    <w:p>
-      <w:pPr>
-        <w:pStyle w:val="SPBodyText"/>
-        <w:ind w:firstLine="0"/>
-        <w:jc w:val="left"/>
-        <w:rPr>
-          <w:szCs w:val="24"/>
-        </w:rPr>
-      </w:pPr>
-      <w:r>
-        <w:rPr>
-          <w:szCs w:val="24"/>
-        </w:rPr>
-        <w:t>The coming of salvation is described through the tender mercy of God.</w:t>
-      </w:r>
-    </w:p>
-    <w:p>
-      <w:pPr>
-        <w:pStyle w:val="SPBodyText"/>
-        <w:ind w:firstLine="0"/>
-        <w:jc w:val="left"/>
-        <w:rPr>
-          <w:szCs w:val="24"/>
-        </w:rPr>
-      </w:pPr>
-    </w:p>
-    <w:p>
-      <w:pPr>
-        <w:pStyle w:val="SPBodyText"/>
-        <w:ind w:firstLine="0"/>
-        <w:jc w:val="left"/>
-        <w:rPr>
-          <w:szCs w:val="24"/>
-        </w:rPr>
-      </w:pPr>
-      <w:r>
-        <w:rPr>
-          <w:szCs w:val="24"/>
-        </w:rPr>
-        <w:t>God does not save from a distance.</w:t>
-      </w:r>
-    </w:p>
-    <w:p>
-      <w:pPr>
-        <w:pStyle w:val="SPBodyText"/>
-        <w:ind w:firstLine="0"/>
-        <w:jc w:val="left"/>
-        <w:rPr>
-          <w:szCs w:val="24"/>
-        </w:rPr>
-      </w:pPr>
-      <w:r>
-        <w:rPr>
-          <w:szCs w:val="24"/>
-        </w:rPr>
-        <w:t>He draws near.</w:t>
-      </w:r>
-    </w:p>
-    <w:p>
-      <w:pPr>
-        <w:pStyle w:val="SPBodyText"/>
-        <w:ind w:firstLine="0"/>
-        <w:jc w:val="left"/>
-        <w:rPr>
-          <w:szCs w:val="24"/>
-        </w:rPr>
-      </w:pPr>
-      <w:r>
-        <w:rPr>
-          <w:szCs w:val="24"/>
-        </w:rPr>
-        <w:t>He visits His people.</w:t>
-      </w:r>
-    </w:p>
-    <w:p>
-      <w:pPr>
-        <w:pStyle w:val="SPBodyText"/>
-        <w:ind w:firstLine="0"/>
-        <w:jc w:val="left"/>
-        <w:rPr>
-          <w:szCs w:val="24"/>
-        </w:rPr>
-      </w:pPr>
-      <w:r>
-        <w:rPr>
-          <w:szCs w:val="24"/>
-        </w:rPr>
-        <w:t>He comes into our darkness.</w:t>
-      </w:r>
-    </w:p>
-    <w:p>
-      <w:pPr>
-        <w:pStyle w:val="SPBodyText"/>
-        <w:ind w:firstLine="0"/>
-        <w:jc w:val="left"/>
-        <w:rPr>
-          <w:szCs w:val="24"/>
-        </w:rPr>
-      </w:pPr>
-      <w:r>
-        <w:rPr>
-          <w:szCs w:val="24"/>
-        </w:rPr>
-        <w:t>And the image that follows is one of dawn.</w:t>
-      </w:r>
-    </w:p>
-    <w:p>
-      <w:pPr>
-        <w:pStyle w:val="SPBodyText"/>
-        <w:ind w:firstLine="0"/>
-        <w:jc w:val="left"/>
-        <w:rPr>
-          <w:szCs w:val="24"/>
-        </w:rPr>
-      </w:pPr>
-      <w:r>
-        <w:rPr>
-          <w:szCs w:val="24"/>
-        </w:rPr>
-        <w:t>The darkness does not overcome the light.</w:t>
-      </w:r>
-    </w:p>
-    <w:p>
-      <w:pPr>
-        <w:pStyle w:val="SPBodyText"/>
-        <w:ind w:firstLine="0"/>
-        <w:jc w:val="left"/>
-        <w:rPr>
-          <w:szCs w:val="24"/>
-        </w:rPr>
-      </w:pPr>
-      <w:r>
-        <w:rPr>
-          <w:szCs w:val="24"/>
-        </w:rPr>
-        <w:t>The light comes.</w:t>
-      </w:r>
-    </w:p>
-    <w:p>
-      <w:pPr>
-        <w:pStyle w:val="SPBodyText"/>
-        <w:ind w:firstLine="0"/>
-        <w:jc w:val="left"/>
-        <w:rPr>
-          <w:szCs w:val="24"/>
-        </w:rPr>
-      </w:pPr>
-      <w:r>
-        <w:rPr>
-          <w:szCs w:val="24"/>
-        </w:rPr>
-        <w:t>Slowly, perhaps.</w:t>
-      </w:r>
-    </w:p>
-    <w:p>
-      <w:pPr>
-        <w:pStyle w:val="SPBodyText"/>
-        <w:ind w:firstLine="0"/>
-        <w:jc w:val="left"/>
-        <w:rPr>
-          <w:szCs w:val="24"/>
-        </w:rPr>
-      </w:pPr>
-      <w:r>
-        <w:rPr>
-          <w:szCs w:val="24"/>
-        </w:rPr>
         <w:t>Quietly, perhaps.</w:t>
       </w:r>
     </w:p>
@@ -21399,8 +21393,8 @@
           <w:szCs w:val="24"/>
         </w:rPr>
         <w:sectPr>
-          <w:pgSz w:w="7920" w:h="12240" w:code="6"/>
-          <w:pgMar w:top="1080" w:right="864" w:bottom="1080" w:left="1152" w:header="576" w:footer="576" w:gutter="0"/>
+          <w:pgSz w:w="11909" w:h="16834" w:code="9"/>
+          <w:pgMar w:top="1440" w:right="1440" w:bottom="1440" w:left="1440" w:header="576" w:footer="576" w:gutter="0"/>
           <w:cols w:space="720"/>
           <w:titlePg/>
           <w:docGrid w:linePitch="360"/>
@@ -21651,8 +21645,8 @@
           <w:szCs w:val="24"/>
         </w:rPr>
         <w:sectPr>
-          <w:pgSz w:w="7920" w:h="12240" w:code="6"/>
-          <w:pgMar w:top="1080" w:right="864" w:bottom="1080" w:left="1152" w:header="576" w:footer="576" w:gutter="0"/>
+          <w:pgSz w:w="11909" w:h="16834" w:code="9"/>
+          <w:pgMar w:top="1440" w:right="1440" w:bottom="1440" w:left="1440" w:header="576" w:footer="576" w:gutter="0"/>
           <w:cols w:space="720"/>
           <w:titlePg/>
           <w:docGrid w:linePitch="360"/>
@@ -21913,8 +21907,8 @@
           <w:szCs w:val="24"/>
         </w:rPr>
         <w:sectPr>
-          <w:pgSz w:w="7920" w:h="12240" w:code="6"/>
-          <w:pgMar w:top="1080" w:right="864" w:bottom="1080" w:left="1152" w:header="576" w:footer="576" w:gutter="0"/>
+          <w:pgSz w:w="11909" w:h="16834" w:code="9"/>
+          <w:pgMar w:top="1440" w:right="1440" w:bottom="1440" w:left="1440" w:header="576" w:footer="576" w:gutter="0"/>
           <w:cols w:space="720"/>
           <w:titlePg/>
           <w:docGrid w:linePitch="360"/>
@@ -22137,8 +22131,8 @@
           <w:szCs w:val="24"/>
         </w:rPr>
         <w:sectPr>
-          <w:pgSz w:w="7920" w:h="12240" w:code="6"/>
-          <w:pgMar w:top="1080" w:right="864" w:bottom="1080" w:left="1152" w:header="576" w:footer="576" w:gutter="0"/>
+          <w:pgSz w:w="11909" w:h="16834" w:code="9"/>
+          <w:pgMar w:top="1440" w:right="1440" w:bottom="1440" w:left="1440" w:header="576" w:footer="576" w:gutter="0"/>
           <w:cols w:space="720"/>
           <w:titlePg/>
           <w:docGrid w:linePitch="360"/>
@@ -22315,8 +22309,8 @@
           <w:szCs w:val="24"/>
         </w:rPr>
         <w:sectPr>
-          <w:pgSz w:w="7920" w:h="12240" w:code="6"/>
-          <w:pgMar w:top="1080" w:right="864" w:bottom="1080" w:left="1152" w:header="576" w:footer="576" w:gutter="0"/>
+          <w:pgSz w:w="11909" w:h="16834" w:code="9"/>
+          <w:pgMar w:top="1440" w:right="1440" w:bottom="1440" w:left="1440" w:header="576" w:footer="576" w:gutter="0"/>
           <w:cols w:space="720"/>
           <w:titlePg/>
           <w:docGrid w:linePitch="360"/>
@@ -22489,8 +22483,8 @@
           <w:szCs w:val="24"/>
         </w:rPr>
         <w:sectPr>
-          <w:pgSz w:w="7920" w:h="12240" w:code="6"/>
-          <w:pgMar w:top="1080" w:right="864" w:bottom="1080" w:left="1152" w:header="576" w:footer="576" w:gutter="0"/>
+          <w:pgSz w:w="11909" w:h="16834" w:code="9"/>
+          <w:pgMar w:top="1440" w:right="1440" w:bottom="1440" w:left="1440" w:header="576" w:footer="576" w:gutter="0"/>
           <w:cols w:space="720"/>
           <w:titlePg/>
           <w:docGrid w:linePitch="360"/>
@@ -22614,8 +22608,8 @@
           <w:szCs w:val="24"/>
         </w:rPr>
         <w:sectPr>
-          <w:pgSz w:w="7920" w:h="12240" w:code="6"/>
-          <w:pgMar w:top="1080" w:right="864" w:bottom="1080" w:left="1152" w:header="576" w:footer="576" w:gutter="0"/>
+          <w:pgSz w:w="11909" w:h="16834" w:code="9"/>
+          <w:pgMar w:top="1440" w:right="1440" w:bottom="1440" w:left="1440" w:header="576" w:footer="576" w:gutter="0"/>
           <w:cols w:space="720"/>
           <w:titlePg/>
           <w:docGrid w:linePitch="360"/>
@@ -22775,8 +22769,8 @@
           <w:szCs w:val="24"/>
         </w:rPr>
         <w:sectPr>
-          <w:pgSz w:w="7920" w:h="12240" w:code="6"/>
-          <w:pgMar w:top="1080" w:right="864" w:bottom="1080" w:left="1152" w:header="576" w:footer="576" w:gutter="0"/>
+          <w:pgSz w:w="11909" w:h="16834" w:code="9"/>
+          <w:pgMar w:top="1440" w:right="1440" w:bottom="1440" w:left="1440" w:header="576" w:footer="576" w:gutter="0"/>
           <w:cols w:space="720"/>
           <w:titlePg/>
           <w:docGrid w:linePitch="360"/>
@@ -22927,8 +22921,8 @@
           <w:szCs w:val="24"/>
         </w:rPr>
         <w:sectPr>
-          <w:pgSz w:w="7920" w:h="12240" w:code="6"/>
-          <w:pgMar w:top="1080" w:right="864" w:bottom="1080" w:left="1152" w:header="576" w:footer="576" w:gutter="0"/>
+          <w:pgSz w:w="11909" w:h="16834" w:code="9"/>
+          <w:pgMar w:top="1440" w:right="1440" w:bottom="1440" w:left="1440" w:header="576" w:footer="576" w:gutter="0"/>
           <w:cols w:space="720"/>
           <w:titlePg/>
           <w:docGrid w:linePitch="360"/>
@@ -23103,8 +23097,8 @@
           <w:szCs w:val="24"/>
         </w:rPr>
         <w:sectPr>
-          <w:pgSz w:w="7920" w:h="12240" w:code="6"/>
-          <w:pgMar w:top="1080" w:right="864" w:bottom="1080" w:left="1152" w:header="576" w:footer="576" w:gutter="0"/>
+          <w:pgSz w:w="11909" w:h="16834" w:code="9"/>
+          <w:pgMar w:top="1440" w:right="1440" w:bottom="1440" w:left="1440" w:header="576" w:footer="576" w:gutter="0"/>
           <w:cols w:space="720"/>
           <w:titlePg/>
           <w:docGrid w:linePitch="360"/>
@@ -23280,7 +23274,6 @@
         <w:rPr>
           <w:szCs w:val="24"/>
         </w:rPr>
-        <w:lastRenderedPageBreak/>
         <w:t>Mary knows that God has looked upon her with mercy, and she knows that what He has done through her is greater than anything she could have accomplished by herself.</w:t>
       </w:r>
     </w:p>
@@ -23443,6 +23436,7 @@
         <w:rPr>
           <w:szCs w:val="24"/>
         </w:rPr>
+        <w:lastRenderedPageBreak/>
         <w:t>He lifts up the lowly.</w:t>
       </w:r>
     </w:p>
@@ -23501,659 +23495,657 @@
         <w:rPr>
           <w:szCs w:val="24"/>
         </w:rPr>
+        <w:t>This is not simply a description of what God might do one day. Mary speaks of the faithfulness of the God who has always acted this way.</w:t>
+      </w:r>
+    </w:p>
+    <w:p>
+      <w:pPr>
+        <w:pStyle w:val="SPBodyText"/>
+        <w:ind w:firstLine="0"/>
+        <w:jc w:val="left"/>
+        <w:rPr>
+          <w:szCs w:val="24"/>
+        </w:rPr>
+      </w:pPr>
+      <w:r>
+        <w:rPr>
+          <w:szCs w:val="24"/>
+        </w:rPr>
+        <w:t>The God of the Magnificat is the God who remembers His promises.</w:t>
+      </w:r>
+    </w:p>
+    <w:p>
+      <w:pPr>
+        <w:pStyle w:val="SPBodyText"/>
+        <w:ind w:firstLine="0"/>
+        <w:jc w:val="left"/>
+        <w:rPr>
+          <w:szCs w:val="24"/>
+        </w:rPr>
+      </w:pPr>
+    </w:p>
+    <w:p>
+      <w:pPr>
+        <w:pStyle w:val="SPBodyText"/>
+        <w:ind w:firstLine="0"/>
+        <w:jc w:val="left"/>
+        <w:rPr>
+          <w:szCs w:val="24"/>
+        </w:rPr>
+      </w:pPr>
+      <w:r>
+        <w:rPr>
+          <w:szCs w:val="24"/>
+        </w:rPr>
+        <w:t>He is the God who heard Israel's cry.</w:t>
+      </w:r>
+    </w:p>
+    <w:p>
+      <w:pPr>
+        <w:pStyle w:val="SPBodyText"/>
+        <w:ind w:firstLine="0"/>
+        <w:jc w:val="left"/>
+        <w:rPr>
+          <w:szCs w:val="24"/>
+        </w:rPr>
+      </w:pPr>
+      <w:r>
+        <w:rPr>
+          <w:szCs w:val="24"/>
+        </w:rPr>
+        <w:t>The God who made covenant with Abraham.</w:t>
+      </w:r>
+    </w:p>
+    <w:p>
+      <w:pPr>
+        <w:pStyle w:val="SPBodyText"/>
+        <w:ind w:firstLine="0"/>
+        <w:jc w:val="left"/>
+        <w:rPr>
+          <w:szCs w:val="24"/>
+        </w:rPr>
+      </w:pPr>
+      <w:r>
+        <w:rPr>
+          <w:szCs w:val="24"/>
+        </w:rPr>
+        <w:t>The God who does not forget His people.</w:t>
+      </w:r>
+    </w:p>
+    <w:p>
+      <w:pPr>
+        <w:pStyle w:val="SPBodyText"/>
+        <w:ind w:firstLine="0"/>
+        <w:jc w:val="left"/>
+        <w:rPr>
+          <w:szCs w:val="24"/>
+        </w:rPr>
+      </w:pPr>
+      <w:r>
+        <w:rPr>
+          <w:szCs w:val="24"/>
+        </w:rPr>
+        <w:t>And Mary places herself within that great story.</w:t>
+      </w:r>
+    </w:p>
+    <w:p>
+      <w:pPr>
+        <w:pStyle w:val="SPBodyText"/>
+        <w:ind w:firstLine="0"/>
+        <w:jc w:val="left"/>
+        <w:rPr>
+          <w:szCs w:val="24"/>
+        </w:rPr>
+      </w:pPr>
+    </w:p>
+    <w:p>
+      <w:pPr>
+        <w:pStyle w:val="SPBodyText"/>
+        <w:ind w:firstLine="0"/>
+        <w:jc w:val="left"/>
+        <w:rPr>
+          <w:szCs w:val="24"/>
+        </w:rPr>
+      </w:pPr>
+      <w:r>
+        <w:rPr>
+          <w:szCs w:val="24"/>
+        </w:rPr>
+        <w:t>Her own life is not separate from God's work in history. The promise made to Abraham is now being fulfilled before her eyes.</w:t>
+      </w:r>
+    </w:p>
+    <w:p>
+      <w:pPr>
+        <w:pStyle w:val="SPBodyText"/>
+        <w:ind w:firstLine="0"/>
+        <w:jc w:val="left"/>
+        <w:rPr>
+          <w:szCs w:val="24"/>
+        </w:rPr>
+      </w:pPr>
+    </w:p>
+    <w:p>
+      <w:pPr>
+        <w:pStyle w:val="SPBodyText"/>
+        <w:ind w:firstLine="0"/>
+        <w:jc w:val="left"/>
+        <w:rPr>
+          <w:szCs w:val="24"/>
+        </w:rPr>
+      </w:pPr>
+      <w:r>
+        <w:rPr>
+          <w:szCs w:val="24"/>
+        </w:rPr>
+        <w:t>The humble servant from Nazareth has become the mother of the promised Messiah.</w:t>
+      </w:r>
+    </w:p>
+    <w:p>
+      <w:pPr>
+        <w:pStyle w:val="SPBodyText"/>
+        <w:ind w:firstLine="0"/>
+        <w:jc w:val="left"/>
+        <w:rPr>
+          <w:szCs w:val="24"/>
+        </w:rPr>
+      </w:pPr>
+      <w:r>
+        <w:rPr>
+          <w:szCs w:val="24"/>
+        </w:rPr>
+        <w:t>Yet Mary's response is not pride.</w:t>
+      </w:r>
+      <w:r>
+        <w:rPr>
+          <w:szCs w:val="24"/>
+        </w:rPr>
+        <w:t xml:space="preserve"> </w:t>
+      </w:r>
+      <w:r>
+        <w:rPr>
+          <w:szCs w:val="24"/>
+        </w:rPr>
+        <w:t>It is worship.</w:t>
+      </w:r>
+    </w:p>
+    <w:p>
+      <w:pPr>
+        <w:pStyle w:val="SPBodyText"/>
+        <w:ind w:firstLine="0"/>
+        <w:jc w:val="left"/>
+        <w:rPr>
+          <w:szCs w:val="24"/>
+        </w:rPr>
+      </w:pPr>
+    </w:p>
+    <w:p>
+      <w:pPr>
+        <w:pStyle w:val="SPBodyText"/>
+        <w:ind w:firstLine="0"/>
+        <w:jc w:val="left"/>
+        <w:rPr>
+          <w:szCs w:val="24"/>
+        </w:rPr>
+      </w:pPr>
+      <w:r>
+        <w:rPr>
+          <w:szCs w:val="24"/>
+        </w:rPr>
+        <w:t>One phrase appears again and again beneath the Magnificat:</w:t>
+      </w:r>
+    </w:p>
+    <w:p>
+      <w:pPr>
+        <w:pStyle w:val="SPBodyText"/>
+        <w:ind w:firstLine="0"/>
+        <w:jc w:val="left"/>
+        <w:rPr>
+          <w:szCs w:val="24"/>
+        </w:rPr>
+      </w:pPr>
+    </w:p>
+    <w:p>
+      <w:pPr>
+        <w:pStyle w:val="SPBodyText"/>
+        <w:ind w:firstLine="0"/>
+        <w:jc w:val="left"/>
+        <w:rPr>
+          <w:szCs w:val="24"/>
+        </w:rPr>
+      </w:pPr>
+      <w:r>
+        <w:rPr>
+          <w:szCs w:val="24"/>
+        </w:rPr>
+        <w:t>God's mercy.</w:t>
+      </w:r>
+    </w:p>
+    <w:p>
+      <w:pPr>
+        <w:pStyle w:val="SPBodyText"/>
+        <w:ind w:firstLine="0"/>
+        <w:jc w:val="left"/>
+        <w:rPr>
+          <w:szCs w:val="24"/>
+        </w:rPr>
+      </w:pPr>
+    </w:p>
+    <w:p>
+      <w:pPr>
+        <w:pStyle w:val="SPBodyText"/>
+        <w:ind w:firstLine="0"/>
+        <w:jc w:val="left"/>
+        <w:rPr>
+          <w:szCs w:val="24"/>
+        </w:rPr>
+      </w:pPr>
+      <w:r>
+        <w:rPr>
+          <w:szCs w:val="24"/>
+        </w:rPr>
+        <w:t>Mary knows that God's greatness is not the greatness of a distant ruler who demands honour from below.</w:t>
+      </w:r>
+    </w:p>
+    <w:p>
+      <w:pPr>
+        <w:pStyle w:val="SPBodyText"/>
+        <w:ind w:firstLine="0"/>
+        <w:jc w:val="left"/>
+        <w:rPr>
+          <w:szCs w:val="24"/>
+        </w:rPr>
+      </w:pPr>
+      <w:r>
+        <w:rPr>
+          <w:szCs w:val="24"/>
+        </w:rPr>
+        <w:t>It is the greatness of a God who draws near.</w:t>
+      </w:r>
+    </w:p>
+    <w:p>
+      <w:pPr>
+        <w:pStyle w:val="SPBodyText"/>
+        <w:ind w:firstLine="0"/>
+        <w:jc w:val="left"/>
+        <w:rPr>
+          <w:szCs w:val="24"/>
+        </w:rPr>
+      </w:pPr>
+    </w:p>
+    <w:p>
+      <w:pPr>
+        <w:pStyle w:val="SPBodyText"/>
+        <w:ind w:firstLine="0"/>
+        <w:jc w:val="left"/>
+        <w:rPr>
+          <w:szCs w:val="24"/>
+        </w:rPr>
+      </w:pPr>
+      <w:r>
+        <w:rPr>
+          <w:szCs w:val="24"/>
+        </w:rPr>
+        <w:t>He remembers.</w:t>
+      </w:r>
+    </w:p>
+    <w:p>
+      <w:pPr>
+        <w:pStyle w:val="SPBodyText"/>
+        <w:ind w:firstLine="0"/>
+        <w:jc w:val="left"/>
+        <w:rPr>
+          <w:szCs w:val="24"/>
+        </w:rPr>
+      </w:pPr>
+      <w:r>
+        <w:rPr>
+          <w:szCs w:val="24"/>
+        </w:rPr>
+        <w:t>He feeds.</w:t>
+      </w:r>
+    </w:p>
+    <w:p>
+      <w:pPr>
+        <w:pStyle w:val="SPBodyText"/>
+        <w:ind w:firstLine="0"/>
+        <w:jc w:val="left"/>
+        <w:rPr>
+          <w:szCs w:val="24"/>
+        </w:rPr>
+      </w:pPr>
+      <w:r>
+        <w:rPr>
+          <w:szCs w:val="24"/>
+        </w:rPr>
+        <w:t>He raises up.</w:t>
+      </w:r>
+    </w:p>
+    <w:p>
+      <w:pPr>
+        <w:pStyle w:val="SPBodyText"/>
+        <w:ind w:firstLine="0"/>
+        <w:jc w:val="left"/>
+        <w:rPr>
+          <w:szCs w:val="24"/>
+        </w:rPr>
+      </w:pPr>
+      <w:r>
+        <w:rPr>
+          <w:szCs w:val="24"/>
+        </w:rPr>
+        <w:t>He forgives.</w:t>
+      </w:r>
+    </w:p>
+    <w:p>
+      <w:pPr>
+        <w:pStyle w:val="SPBodyText"/>
+        <w:ind w:firstLine="0"/>
+        <w:jc w:val="left"/>
+        <w:rPr>
+          <w:szCs w:val="24"/>
+        </w:rPr>
+      </w:pPr>
+      <w:r>
+        <w:rPr>
+          <w:szCs w:val="24"/>
+        </w:rPr>
+        <w:t>He keeps His promises.</w:t>
+      </w:r>
+    </w:p>
+    <w:p>
+      <w:pPr>
+        <w:pStyle w:val="SPBodyText"/>
+        <w:ind w:firstLine="0"/>
+        <w:jc w:val="left"/>
+        <w:rPr>
+          <w:szCs w:val="24"/>
+        </w:rPr>
+      </w:pPr>
+    </w:p>
+    <w:p>
+      <w:pPr>
+        <w:pStyle w:val="SPBodyText"/>
+        <w:ind w:firstLine="0"/>
+        <w:jc w:val="left"/>
+        <w:rPr>
+          <w:szCs w:val="24"/>
+        </w:rPr>
+      </w:pPr>
+      <w:r>
+        <w:rPr>
+          <w:szCs w:val="24"/>
+        </w:rPr>
+        <w:t>And His mercy is not limited to one generation.</w:t>
+      </w:r>
+    </w:p>
+    <w:p>
+      <w:pPr>
+        <w:pStyle w:val="SPBodyText"/>
+        <w:ind w:firstLine="0"/>
+        <w:jc w:val="left"/>
+        <w:rPr>
+          <w:szCs w:val="24"/>
+        </w:rPr>
+      </w:pPr>
+      <w:r>
+        <w:rPr>
+          <w:szCs w:val="24"/>
+        </w:rPr>
+        <w:t>His mercy is from generation to generation.</w:t>
+      </w:r>
+    </w:p>
+    <w:p>
+      <w:pPr>
+        <w:pStyle w:val="SPBodyText"/>
+        <w:ind w:firstLine="0"/>
+        <w:jc w:val="left"/>
+        <w:rPr>
+          <w:szCs w:val="24"/>
+        </w:rPr>
+      </w:pPr>
+      <w:r>
+        <w:rPr>
+          <w:szCs w:val="24"/>
+        </w:rPr>
+        <w:t>That means the Magnificat is not only Mary's song.</w:t>
+      </w:r>
+    </w:p>
+    <w:p>
+      <w:pPr>
+        <w:pStyle w:val="SPBodyText"/>
+        <w:ind w:firstLine="0"/>
+        <w:jc w:val="left"/>
+        <w:rPr>
+          <w:szCs w:val="24"/>
+        </w:rPr>
+      </w:pPr>
+      <w:r>
+        <w:rPr>
+          <w:szCs w:val="24"/>
+        </w:rPr>
+        <w:t>It can become ours.</w:t>
+      </w:r>
+    </w:p>
+    <w:p>
+      <w:pPr>
+        <w:pStyle w:val="SPBodyText"/>
+        <w:ind w:firstLine="0"/>
+        <w:jc w:val="left"/>
+        <w:rPr>
+          <w:szCs w:val="24"/>
+        </w:rPr>
+      </w:pPr>
+      <w:r>
+        <w:rPr>
+          <w:szCs w:val="24"/>
+        </w:rPr>
+        <w:t>When we pray these words, we join our voices to hers.</w:t>
+      </w:r>
+    </w:p>
+    <w:p>
+      <w:pPr>
+        <w:pStyle w:val="SPBodyText"/>
+        <w:ind w:firstLine="0"/>
+        <w:jc w:val="left"/>
+        <w:rPr>
+          <w:szCs w:val="24"/>
+        </w:rPr>
+      </w:pPr>
+      <w:r>
+        <w:rPr>
+          <w:szCs w:val="24"/>
+        </w:rPr>
+        <w:t>We bring before God the blessings we have received, the promises we are still waiting to see fulfilled, and the places in our lives where we need His mercy.</w:t>
+      </w:r>
+    </w:p>
+    <w:p>
+      <w:pPr>
+        <w:pStyle w:val="SPBodyText"/>
+        <w:ind w:firstLine="0"/>
+        <w:jc w:val="left"/>
+        <w:rPr>
+          <w:szCs w:val="24"/>
+        </w:rPr>
+      </w:pPr>
+      <w:r>
+        <w:rPr>
+          <w:szCs w:val="24"/>
+        </w:rPr>
+        <w:t>Mary teaches us to look at our own lives and ask:</w:t>
+      </w:r>
+    </w:p>
+    <w:p>
+      <w:pPr>
+        <w:pStyle w:val="SPBodyText"/>
+        <w:ind w:firstLine="0"/>
+        <w:jc w:val="left"/>
+        <w:rPr>
+          <w:szCs w:val="24"/>
+        </w:rPr>
+      </w:pPr>
+    </w:p>
+    <w:p>
+      <w:pPr>
+        <w:pStyle w:val="SPBodyText"/>
+        <w:ind w:firstLine="0"/>
+        <w:jc w:val="left"/>
+        <w:rPr>
+          <w:szCs w:val="24"/>
+        </w:rPr>
+      </w:pPr>
+      <w:r>
+        <w:rPr>
+          <w:szCs w:val="24"/>
+        </w:rPr>
+        <w:t>Where has God been faithful to me?</w:t>
+      </w:r>
+    </w:p>
+    <w:p>
+      <w:pPr>
+        <w:pStyle w:val="SPBodyText"/>
+        <w:ind w:firstLine="0"/>
+        <w:jc w:val="left"/>
+        <w:rPr>
+          <w:szCs w:val="24"/>
+        </w:rPr>
+      </w:pPr>
+      <w:r>
+        <w:rPr>
+          <w:szCs w:val="24"/>
+        </w:rPr>
+        <w:t>What has He done that I have forgotten to thank Him for?</w:t>
+      </w:r>
+    </w:p>
+    <w:p>
+      <w:pPr>
+        <w:pStyle w:val="SPBodyText"/>
+        <w:ind w:firstLine="0"/>
+        <w:jc w:val="left"/>
+        <w:rPr>
+          <w:szCs w:val="24"/>
+        </w:rPr>
+      </w:pPr>
+      <w:r>
+        <w:rPr>
+          <w:szCs w:val="24"/>
+        </w:rPr>
+        <w:t>Where do I need to trust His promise rather than my own strength?</w:t>
+      </w:r>
+    </w:p>
+    <w:p>
+      <w:pPr>
+        <w:pStyle w:val="SPBodyText"/>
+        <w:ind w:firstLine="0"/>
+        <w:jc w:val="left"/>
+        <w:rPr>
+          <w:szCs w:val="24"/>
+        </w:rPr>
+      </w:pPr>
+    </w:p>
+    <w:p>
+      <w:pPr>
+        <w:pStyle w:val="SPBodyText"/>
+        <w:ind w:firstLine="0"/>
+        <w:jc w:val="left"/>
+        <w:rPr>
+          <w:szCs w:val="24"/>
+        </w:rPr>
+      </w:pPr>
+      <w:r>
+        <w:rPr>
+          <w:szCs w:val="24"/>
+        </w:rPr>
+        <w:t>And perhaps most importantly:</w:t>
+      </w:r>
+    </w:p>
+    <w:p>
+      <w:pPr>
+        <w:pStyle w:val="SPBodyText"/>
+        <w:ind w:firstLine="0"/>
+        <w:jc w:val="left"/>
+        <w:rPr>
+          <w:szCs w:val="24"/>
+        </w:rPr>
+      </w:pPr>
+      <w:r>
+        <w:rPr>
+          <w:szCs w:val="24"/>
+        </w:rPr>
+        <w:t>Can my soul magnify God even before I understand everything He is doing?</w:t>
+      </w:r>
+    </w:p>
+    <w:p>
+      <w:pPr>
+        <w:pStyle w:val="SPBodyText"/>
+        <w:ind w:firstLine="0"/>
+        <w:jc w:val="left"/>
+        <w:rPr>
+          <w:szCs w:val="24"/>
+        </w:rPr>
+      </w:pPr>
+      <w:r>
+        <w:rPr>
+          <w:szCs w:val="24"/>
+        </w:rPr>
+        <w:t>Mary could not yet see the whole road ahead.</w:t>
+      </w:r>
+    </w:p>
+    <w:p>
+      <w:pPr>
+        <w:pStyle w:val="SPBodyText"/>
+        <w:ind w:firstLine="0"/>
+        <w:jc w:val="left"/>
+        <w:rPr>
+          <w:szCs w:val="24"/>
+        </w:rPr>
+      </w:pPr>
+      <w:r>
+        <w:rPr>
+          <w:szCs w:val="24"/>
+        </w:rPr>
+        <w:t>But she trusted the One who could.</w:t>
+      </w:r>
+    </w:p>
+    <w:p>
+      <w:pPr>
+        <w:pStyle w:val="SPBodyText"/>
+        <w:ind w:firstLine="0"/>
+        <w:jc w:val="left"/>
+        <w:rPr>
+          <w:szCs w:val="24"/>
+        </w:rPr>
+      </w:pPr>
+    </w:p>
+    <w:p>
+      <w:pPr>
+        <w:pStyle w:val="SPBodyText"/>
+        <w:ind w:firstLine="0"/>
+        <w:jc w:val="left"/>
+        <w:rPr>
+          <w:szCs w:val="24"/>
+        </w:rPr>
+      </w:pPr>
+      <w:r>
+        <w:rPr>
+          <w:szCs w:val="24"/>
+        </w:rPr>
+        <w:t>The Magnificat is therefore more than a hymn of praise.</w:t>
+      </w:r>
+    </w:p>
+    <w:p>
+      <w:pPr>
+        <w:pStyle w:val="SPBodyText"/>
+        <w:ind w:firstLine="0"/>
+        <w:jc w:val="left"/>
+        <w:rPr>
+          <w:szCs w:val="24"/>
+        </w:rPr>
+      </w:pPr>
+      <w:r>
+        <w:rPr>
+          <w:szCs w:val="24"/>
+        </w:rPr>
         <w:lastRenderedPageBreak/>
-        <w:t>This is not simply a description of what God might do one day. Mary speaks of the faithfulness of the God who has always acted this way.</w:t>
-      </w:r>
-    </w:p>
-    <w:p>
-      <w:pPr>
-        <w:pStyle w:val="SPBodyText"/>
-        <w:ind w:firstLine="0"/>
-        <w:jc w:val="left"/>
-        <w:rPr>
-          <w:szCs w:val="24"/>
-        </w:rPr>
-      </w:pPr>
-      <w:r>
-        <w:rPr>
-          <w:szCs w:val="24"/>
-        </w:rPr>
-        <w:t>The God of the Magnificat is the God who remembers His promises.</w:t>
-      </w:r>
-    </w:p>
-    <w:p>
-      <w:pPr>
-        <w:pStyle w:val="SPBodyText"/>
-        <w:ind w:firstLine="0"/>
-        <w:jc w:val="left"/>
-        <w:rPr>
-          <w:szCs w:val="24"/>
-        </w:rPr>
-      </w:pPr>
-    </w:p>
-    <w:p>
-      <w:pPr>
-        <w:pStyle w:val="SPBodyText"/>
-        <w:ind w:firstLine="0"/>
-        <w:jc w:val="left"/>
-        <w:rPr>
-          <w:szCs w:val="24"/>
-        </w:rPr>
-      </w:pPr>
-      <w:r>
-        <w:rPr>
-          <w:szCs w:val="24"/>
-        </w:rPr>
-        <w:t>He is the God who heard Israel's cry.</w:t>
-      </w:r>
-    </w:p>
-    <w:p>
-      <w:pPr>
-        <w:pStyle w:val="SPBodyText"/>
-        <w:ind w:firstLine="0"/>
-        <w:jc w:val="left"/>
-        <w:rPr>
-          <w:szCs w:val="24"/>
-        </w:rPr>
-      </w:pPr>
-      <w:r>
-        <w:rPr>
-          <w:szCs w:val="24"/>
-        </w:rPr>
-        <w:t>The God who made covenant with Abraham.</w:t>
-      </w:r>
-    </w:p>
-    <w:p>
-      <w:pPr>
-        <w:pStyle w:val="SPBodyText"/>
-        <w:ind w:firstLine="0"/>
-        <w:jc w:val="left"/>
-        <w:rPr>
-          <w:szCs w:val="24"/>
-        </w:rPr>
-      </w:pPr>
-      <w:r>
-        <w:rPr>
-          <w:szCs w:val="24"/>
-        </w:rPr>
-        <w:t>The God who does not forget His people.</w:t>
-      </w:r>
-    </w:p>
-    <w:p>
-      <w:pPr>
-        <w:pStyle w:val="SPBodyText"/>
-        <w:ind w:firstLine="0"/>
-        <w:jc w:val="left"/>
-        <w:rPr>
-          <w:szCs w:val="24"/>
-        </w:rPr>
-      </w:pPr>
-      <w:r>
-        <w:rPr>
-          <w:szCs w:val="24"/>
-        </w:rPr>
-        <w:t>And Mary places herself within that great story.</w:t>
-      </w:r>
-    </w:p>
-    <w:p>
-      <w:pPr>
-        <w:pStyle w:val="SPBodyText"/>
-        <w:ind w:firstLine="0"/>
-        <w:jc w:val="left"/>
-        <w:rPr>
-          <w:szCs w:val="24"/>
-        </w:rPr>
-      </w:pPr>
-    </w:p>
-    <w:p>
-      <w:pPr>
-        <w:pStyle w:val="SPBodyText"/>
-        <w:ind w:firstLine="0"/>
-        <w:jc w:val="left"/>
-        <w:rPr>
-          <w:szCs w:val="24"/>
-        </w:rPr>
-      </w:pPr>
-      <w:r>
-        <w:rPr>
-          <w:szCs w:val="24"/>
-        </w:rPr>
-        <w:t>Her own life is not separate from God's work in history. The promise made to Abraham is now being fulfilled before her eyes.</w:t>
-      </w:r>
-    </w:p>
-    <w:p>
-      <w:pPr>
-        <w:pStyle w:val="SPBodyText"/>
-        <w:ind w:firstLine="0"/>
-        <w:jc w:val="left"/>
-        <w:rPr>
-          <w:szCs w:val="24"/>
-        </w:rPr>
-      </w:pPr>
-    </w:p>
-    <w:p>
-      <w:pPr>
-        <w:pStyle w:val="SPBodyText"/>
-        <w:ind w:firstLine="0"/>
-        <w:jc w:val="left"/>
-        <w:rPr>
-          <w:szCs w:val="24"/>
-        </w:rPr>
-      </w:pPr>
-      <w:r>
-        <w:rPr>
-          <w:szCs w:val="24"/>
-        </w:rPr>
-        <w:t>The humble servant from Nazareth has become the mother of the promised Messiah.</w:t>
-      </w:r>
-    </w:p>
-    <w:p>
-      <w:pPr>
-        <w:pStyle w:val="SPBodyText"/>
-        <w:ind w:firstLine="0"/>
-        <w:jc w:val="left"/>
-        <w:rPr>
-          <w:szCs w:val="24"/>
-        </w:rPr>
-      </w:pPr>
-      <w:r>
-        <w:rPr>
-          <w:szCs w:val="24"/>
-        </w:rPr>
-        <w:t>Yet Mary's response is not pride.</w:t>
-      </w:r>
-      <w:r>
-        <w:rPr>
-          <w:szCs w:val="24"/>
-        </w:rPr>
-        <w:t xml:space="preserve"> </w:t>
-      </w:r>
-      <w:r>
-        <w:rPr>
-          <w:szCs w:val="24"/>
-        </w:rPr>
-        <w:t>It is worship.</w:t>
-      </w:r>
-    </w:p>
-    <w:p>
-      <w:pPr>
-        <w:pStyle w:val="SPBodyText"/>
-        <w:ind w:firstLine="0"/>
-        <w:jc w:val="left"/>
-        <w:rPr>
-          <w:szCs w:val="24"/>
-        </w:rPr>
-      </w:pPr>
-    </w:p>
-    <w:p>
-      <w:pPr>
-        <w:pStyle w:val="SPBodyText"/>
-        <w:ind w:firstLine="0"/>
-        <w:jc w:val="left"/>
-        <w:rPr>
-          <w:szCs w:val="24"/>
-        </w:rPr>
-      </w:pPr>
-      <w:r>
-        <w:rPr>
-          <w:szCs w:val="24"/>
-        </w:rPr>
-        <w:lastRenderedPageBreak/>
-        <w:t>One phrase appears again and again beneath the Magnificat:</w:t>
-      </w:r>
-    </w:p>
-    <w:p>
-      <w:pPr>
-        <w:pStyle w:val="SPBodyText"/>
-        <w:ind w:firstLine="0"/>
-        <w:jc w:val="left"/>
-        <w:rPr>
-          <w:szCs w:val="24"/>
-        </w:rPr>
-      </w:pPr>
-    </w:p>
-    <w:p>
-      <w:pPr>
-        <w:pStyle w:val="SPBodyText"/>
-        <w:ind w:firstLine="0"/>
-        <w:jc w:val="left"/>
-        <w:rPr>
-          <w:szCs w:val="24"/>
-        </w:rPr>
-      </w:pPr>
-      <w:r>
-        <w:rPr>
-          <w:szCs w:val="24"/>
-        </w:rPr>
-        <w:t>God's mercy.</w:t>
-      </w:r>
-    </w:p>
-    <w:p>
-      <w:pPr>
-        <w:pStyle w:val="SPBodyText"/>
-        <w:ind w:firstLine="0"/>
-        <w:jc w:val="left"/>
-        <w:rPr>
-          <w:szCs w:val="24"/>
-        </w:rPr>
-      </w:pPr>
-    </w:p>
-    <w:p>
-      <w:pPr>
-        <w:pStyle w:val="SPBodyText"/>
-        <w:ind w:firstLine="0"/>
-        <w:jc w:val="left"/>
-        <w:rPr>
-          <w:szCs w:val="24"/>
-        </w:rPr>
-      </w:pPr>
-      <w:r>
-        <w:rPr>
-          <w:szCs w:val="24"/>
-        </w:rPr>
-        <w:t>Mary knows that God's greatness is not the greatness of a distant ruler who demands honour from below.</w:t>
-      </w:r>
-    </w:p>
-    <w:p>
-      <w:pPr>
-        <w:pStyle w:val="SPBodyText"/>
-        <w:ind w:firstLine="0"/>
-        <w:jc w:val="left"/>
-        <w:rPr>
-          <w:szCs w:val="24"/>
-        </w:rPr>
-      </w:pPr>
-      <w:r>
-        <w:rPr>
-          <w:szCs w:val="24"/>
-        </w:rPr>
-        <w:t>It is the greatness of a God who draws near.</w:t>
-      </w:r>
-    </w:p>
-    <w:p>
-      <w:pPr>
-        <w:pStyle w:val="SPBodyText"/>
-        <w:ind w:firstLine="0"/>
-        <w:jc w:val="left"/>
-        <w:rPr>
-          <w:szCs w:val="24"/>
-        </w:rPr>
-      </w:pPr>
-    </w:p>
-    <w:p>
-      <w:pPr>
-        <w:pStyle w:val="SPBodyText"/>
-        <w:ind w:firstLine="0"/>
-        <w:jc w:val="left"/>
-        <w:rPr>
-          <w:szCs w:val="24"/>
-        </w:rPr>
-      </w:pPr>
-      <w:r>
-        <w:rPr>
-          <w:szCs w:val="24"/>
-        </w:rPr>
-        <w:t>He remembers.</w:t>
-      </w:r>
-    </w:p>
-    <w:p>
-      <w:pPr>
-        <w:pStyle w:val="SPBodyText"/>
-        <w:ind w:firstLine="0"/>
-        <w:jc w:val="left"/>
-        <w:rPr>
-          <w:szCs w:val="24"/>
-        </w:rPr>
-      </w:pPr>
-      <w:r>
-        <w:rPr>
-          <w:szCs w:val="24"/>
-        </w:rPr>
-        <w:t>He feeds.</w:t>
-      </w:r>
-    </w:p>
-    <w:p>
-      <w:pPr>
-        <w:pStyle w:val="SPBodyText"/>
-        <w:ind w:firstLine="0"/>
-        <w:jc w:val="left"/>
-        <w:rPr>
-          <w:szCs w:val="24"/>
-        </w:rPr>
-      </w:pPr>
-      <w:r>
-        <w:rPr>
-          <w:szCs w:val="24"/>
-        </w:rPr>
-        <w:t>He raises up.</w:t>
-      </w:r>
-    </w:p>
-    <w:p>
-      <w:pPr>
-        <w:pStyle w:val="SPBodyText"/>
-        <w:ind w:firstLine="0"/>
-        <w:jc w:val="left"/>
-        <w:rPr>
-          <w:szCs w:val="24"/>
-        </w:rPr>
-      </w:pPr>
-      <w:r>
-        <w:rPr>
-          <w:szCs w:val="24"/>
-        </w:rPr>
-        <w:t>He forgives.</w:t>
-      </w:r>
-    </w:p>
-    <w:p>
-      <w:pPr>
-        <w:pStyle w:val="SPBodyText"/>
-        <w:ind w:firstLine="0"/>
-        <w:jc w:val="left"/>
-        <w:rPr>
-          <w:szCs w:val="24"/>
-        </w:rPr>
-      </w:pPr>
-      <w:r>
-        <w:rPr>
-          <w:szCs w:val="24"/>
-        </w:rPr>
-        <w:t>He keeps His promises.</w:t>
-      </w:r>
-    </w:p>
-    <w:p>
-      <w:pPr>
-        <w:pStyle w:val="SPBodyText"/>
-        <w:ind w:firstLine="0"/>
-        <w:jc w:val="left"/>
-        <w:rPr>
-          <w:szCs w:val="24"/>
-        </w:rPr>
-      </w:pPr>
-    </w:p>
-    <w:p>
-      <w:pPr>
-        <w:pStyle w:val="SPBodyText"/>
-        <w:ind w:firstLine="0"/>
-        <w:jc w:val="left"/>
-        <w:rPr>
-          <w:szCs w:val="24"/>
-        </w:rPr>
-      </w:pPr>
-      <w:r>
-        <w:rPr>
-          <w:szCs w:val="24"/>
-        </w:rPr>
-        <w:t>And His mercy is not limited to one generation.</w:t>
-      </w:r>
-    </w:p>
-    <w:p>
-      <w:pPr>
-        <w:pStyle w:val="SPBodyText"/>
-        <w:ind w:firstLine="0"/>
-        <w:jc w:val="left"/>
-        <w:rPr>
-          <w:szCs w:val="24"/>
-        </w:rPr>
-      </w:pPr>
-      <w:r>
-        <w:rPr>
-          <w:szCs w:val="24"/>
-        </w:rPr>
-        <w:t>His mercy is from generation to generation.</w:t>
-      </w:r>
-    </w:p>
-    <w:p>
-      <w:pPr>
-        <w:pStyle w:val="SPBodyText"/>
-        <w:ind w:firstLine="0"/>
-        <w:jc w:val="left"/>
-        <w:rPr>
-          <w:szCs w:val="24"/>
-        </w:rPr>
-      </w:pPr>
-      <w:r>
-        <w:rPr>
-          <w:szCs w:val="24"/>
-        </w:rPr>
-        <w:t>That means the Magnificat is not only Mary's song.</w:t>
-      </w:r>
-    </w:p>
-    <w:p>
-      <w:pPr>
-        <w:pStyle w:val="SPBodyText"/>
-        <w:ind w:firstLine="0"/>
-        <w:jc w:val="left"/>
-        <w:rPr>
-          <w:szCs w:val="24"/>
-        </w:rPr>
-      </w:pPr>
-      <w:r>
-        <w:rPr>
-          <w:szCs w:val="24"/>
-        </w:rPr>
-        <w:t>It can become ours.</w:t>
-      </w:r>
-    </w:p>
-    <w:p>
-      <w:pPr>
-        <w:pStyle w:val="SPBodyText"/>
-        <w:ind w:firstLine="0"/>
-        <w:jc w:val="left"/>
-        <w:rPr>
-          <w:szCs w:val="24"/>
-        </w:rPr>
-      </w:pPr>
-      <w:r>
-        <w:rPr>
-          <w:szCs w:val="24"/>
-        </w:rPr>
-        <w:t>When we pray these words, we join our voices to hers.</w:t>
-      </w:r>
-    </w:p>
-    <w:p>
-      <w:pPr>
-        <w:pStyle w:val="SPBodyText"/>
-        <w:ind w:firstLine="0"/>
-        <w:jc w:val="left"/>
-        <w:rPr>
-          <w:szCs w:val="24"/>
-        </w:rPr>
-      </w:pPr>
-      <w:r>
-        <w:rPr>
-          <w:szCs w:val="24"/>
-        </w:rPr>
-        <w:lastRenderedPageBreak/>
-        <w:t>We bring before God the blessings we have received, the promises we are still waiting to see fulfilled, and the places in our lives where we need His mercy.</w:t>
-      </w:r>
-    </w:p>
-    <w:p>
-      <w:pPr>
-        <w:pStyle w:val="SPBodyText"/>
-        <w:ind w:firstLine="0"/>
-        <w:jc w:val="left"/>
-        <w:rPr>
-          <w:szCs w:val="24"/>
-        </w:rPr>
-      </w:pPr>
-      <w:r>
-        <w:rPr>
-          <w:szCs w:val="24"/>
-        </w:rPr>
-        <w:t>Mary teaches us to look at our own lives and ask:</w:t>
-      </w:r>
-    </w:p>
-    <w:p>
-      <w:pPr>
-        <w:pStyle w:val="SPBodyText"/>
-        <w:ind w:firstLine="0"/>
-        <w:jc w:val="left"/>
-        <w:rPr>
-          <w:szCs w:val="24"/>
-        </w:rPr>
-      </w:pPr>
-    </w:p>
-    <w:p>
-      <w:pPr>
-        <w:pStyle w:val="SPBodyText"/>
-        <w:ind w:firstLine="0"/>
-        <w:jc w:val="left"/>
-        <w:rPr>
-          <w:szCs w:val="24"/>
-        </w:rPr>
-      </w:pPr>
-      <w:r>
-        <w:rPr>
-          <w:szCs w:val="24"/>
-        </w:rPr>
-        <w:t>Where has God been faithful to me?</w:t>
-      </w:r>
-    </w:p>
-    <w:p>
-      <w:pPr>
-        <w:pStyle w:val="SPBodyText"/>
-        <w:ind w:firstLine="0"/>
-        <w:jc w:val="left"/>
-        <w:rPr>
-          <w:szCs w:val="24"/>
-        </w:rPr>
-      </w:pPr>
-      <w:r>
-        <w:rPr>
-          <w:szCs w:val="24"/>
-        </w:rPr>
-        <w:t>What has He done that I have forgotten to thank Him for?</w:t>
-      </w:r>
-    </w:p>
-    <w:p>
-      <w:pPr>
-        <w:pStyle w:val="SPBodyText"/>
-        <w:ind w:firstLine="0"/>
-        <w:jc w:val="left"/>
-        <w:rPr>
-          <w:szCs w:val="24"/>
-        </w:rPr>
-      </w:pPr>
-      <w:r>
-        <w:rPr>
-          <w:szCs w:val="24"/>
-        </w:rPr>
-        <w:t>Where do I need to trust His promise rather than my own strength?</w:t>
-      </w:r>
-    </w:p>
-    <w:p>
-      <w:pPr>
-        <w:pStyle w:val="SPBodyText"/>
-        <w:ind w:firstLine="0"/>
-        <w:jc w:val="left"/>
-        <w:rPr>
-          <w:szCs w:val="24"/>
-        </w:rPr>
-      </w:pPr>
-    </w:p>
-    <w:p>
-      <w:pPr>
-        <w:pStyle w:val="SPBodyText"/>
-        <w:ind w:firstLine="0"/>
-        <w:jc w:val="left"/>
-        <w:rPr>
-          <w:szCs w:val="24"/>
-        </w:rPr>
-      </w:pPr>
-      <w:r>
-        <w:rPr>
-          <w:szCs w:val="24"/>
-        </w:rPr>
-        <w:t>And perhaps most importantly:</w:t>
-      </w:r>
-    </w:p>
-    <w:p>
-      <w:pPr>
-        <w:pStyle w:val="SPBodyText"/>
-        <w:ind w:firstLine="0"/>
-        <w:jc w:val="left"/>
-        <w:rPr>
-          <w:szCs w:val="24"/>
-        </w:rPr>
-      </w:pPr>
-      <w:r>
-        <w:rPr>
-          <w:szCs w:val="24"/>
-        </w:rPr>
-        <w:t>Can my soul magnify God even before I understand everything He is doing?</w:t>
-      </w:r>
-    </w:p>
-    <w:p>
-      <w:pPr>
-        <w:pStyle w:val="SPBodyText"/>
-        <w:ind w:firstLine="0"/>
-        <w:jc w:val="left"/>
-        <w:rPr>
-          <w:szCs w:val="24"/>
-        </w:rPr>
-      </w:pPr>
-      <w:r>
-        <w:rPr>
-          <w:szCs w:val="24"/>
-        </w:rPr>
-        <w:t>Mary could not yet see the whole road ahead.</w:t>
-      </w:r>
-    </w:p>
-    <w:p>
-      <w:pPr>
-        <w:pStyle w:val="SPBodyText"/>
-        <w:ind w:firstLine="0"/>
-        <w:jc w:val="left"/>
-        <w:rPr>
-          <w:szCs w:val="24"/>
-        </w:rPr>
-      </w:pPr>
-      <w:r>
-        <w:rPr>
-          <w:szCs w:val="24"/>
-        </w:rPr>
-        <w:t>But she trusted the One who could.</w:t>
-      </w:r>
-    </w:p>
-    <w:p>
-      <w:pPr>
-        <w:pStyle w:val="SPBodyText"/>
-        <w:ind w:firstLine="0"/>
-        <w:jc w:val="left"/>
-        <w:rPr>
-          <w:szCs w:val="24"/>
-        </w:rPr>
-      </w:pPr>
-    </w:p>
-    <w:p>
-      <w:pPr>
-        <w:pStyle w:val="SPBodyText"/>
-        <w:ind w:firstLine="0"/>
-        <w:jc w:val="left"/>
-        <w:rPr>
-          <w:szCs w:val="24"/>
-        </w:rPr>
-      </w:pPr>
-      <w:r>
-        <w:rPr>
-          <w:szCs w:val="24"/>
-        </w:rPr>
-        <w:t>The Magnificat is therefore more than a hymn of praise.</w:t>
-      </w:r>
-    </w:p>
-    <w:p>
-      <w:pPr>
-        <w:pStyle w:val="SPBodyText"/>
-        <w:ind w:firstLine="0"/>
-        <w:jc w:val="left"/>
-        <w:rPr>
-          <w:szCs w:val="24"/>
-        </w:rPr>
-      </w:pPr>
-      <w:r>
-        <w:rPr>
-          <w:szCs w:val="24"/>
-        </w:rPr>
         <w:t>It is a prayer of trust.</w:t>
       </w:r>
     </w:p>
@@ -24170,7 +24162,6 @@
         <w:rPr>
           <w:szCs w:val="24"/>
         </w:rPr>
-        <w:lastRenderedPageBreak/>
         <w:t>Mary gives herself to God without knowing everything that will follow.</w:t>
       </w:r>
     </w:p>
@@ -24419,7 +24410,6 @@
           <w:rFonts w:cs="Segoe UI Symbol"/>
           <w:szCs w:val="24"/>
         </w:rPr>
-        <w:lastRenderedPageBreak/>
         <w:t xml:space="preserve"> </w:t>
       </w:r>
       <w:bookmarkStart w:id="46" w:name="_Toc241594337"/>
@@ -24464,6 +24454,7 @@
         <w:rPr>
           <w:szCs w:val="24"/>
         </w:rPr>
+        <w:lastRenderedPageBreak/>
         <w:t xml:space="preserve">The Nunc Dimittis is the song of Simeon, an elderly and faithful man who had been waiting for the fulfilment of God's promise. When Mary and Joseph brought the infant Jesus to the Temple, Simeon recognised Him as the promised salvation of God. Having seen Christ, Simeon could finally say that he was ready to depart in </w:t>
       </w:r>
       <w:proofErr w:type="spellStart"/>
@@ -24526,8 +24517,8 @@
           <w:szCs w:val="24"/>
         </w:rPr>
         <w:sectPr>
-          <w:pgSz w:w="7920" w:h="12240" w:code="6"/>
-          <w:pgMar w:top="1080" w:right="864" w:bottom="1080" w:left="1152" w:header="576" w:footer="576" w:gutter="0"/>
+          <w:pgSz w:w="11909" w:h="16834" w:code="9"/>
+          <w:pgMar w:top="1440" w:right="1440" w:bottom="1440" w:left="1440" w:header="576" w:footer="576" w:gutter="0"/>
           <w:cols w:space="720"/>
           <w:titlePg/>
           <w:docGrid w:linePitch="360"/>
@@ -24659,8 +24650,8 @@
           <w:szCs w:val="24"/>
         </w:rPr>
         <w:sectPr>
-          <w:pgSz w:w="7920" w:h="12240" w:code="6"/>
-          <w:pgMar w:top="1080" w:right="864" w:bottom="1080" w:left="1152" w:header="576" w:footer="576" w:gutter="0"/>
+          <w:pgSz w:w="11909" w:h="16834" w:code="9"/>
+          <w:pgMar w:top="1440" w:right="1440" w:bottom="1440" w:left="1440" w:header="576" w:footer="576" w:gutter="0"/>
           <w:cols w:space="720"/>
           <w:titlePg/>
           <w:docGrid w:linePitch="360"/>
@@ -24775,8 +24766,8 @@
           <w:szCs w:val="24"/>
         </w:rPr>
         <w:sectPr>
-          <w:pgSz w:w="7920" w:h="12240" w:code="6"/>
-          <w:pgMar w:top="1080" w:right="864" w:bottom="1080" w:left="1152" w:header="576" w:footer="576" w:gutter="0"/>
+          <w:pgSz w:w="11909" w:h="16834" w:code="9"/>
+          <w:pgMar w:top="1440" w:right="1440" w:bottom="1440" w:left="1440" w:header="576" w:footer="576" w:gutter="0"/>
           <w:cols w:space="720"/>
           <w:titlePg/>
           <w:docGrid w:linePitch="360"/>
@@ -24880,8 +24871,8 @@
           <w:szCs w:val="24"/>
         </w:rPr>
         <w:sectPr>
-          <w:pgSz w:w="7920" w:h="12240" w:code="6"/>
-          <w:pgMar w:top="1080" w:right="864" w:bottom="1080" w:left="1152" w:header="576" w:footer="576" w:gutter="0"/>
+          <w:pgSz w:w="11909" w:h="16834" w:code="9"/>
+          <w:pgMar w:top="1440" w:right="1440" w:bottom="1440" w:left="1440" w:header="576" w:footer="576" w:gutter="0"/>
           <w:cols w:space="720"/>
           <w:titlePg/>
           <w:docGrid w:linePitch="360"/>
@@ -25075,8 +25066,163 @@
           <w:szCs w:val="24"/>
           <w:lang w:eastAsia="en-ZA"/>
         </w:rPr>
+        <w:t>We often move through our days looking towards what comes next — another task, another achievement, another answer, another tomorrow. Simeon's prayer reminds us to stop and recognise what is already before us.</w:t>
+      </w:r>
+    </w:p>
+    <w:p>
+      <w:pPr>
+        <w:pStyle w:val="SPBodyText"/>
+        <w:ind w:firstLine="0"/>
+        <w:jc w:val="left"/>
+        <w:rPr>
+          <w:szCs w:val="24"/>
+          <w:lang w:eastAsia="en-ZA"/>
+        </w:rPr>
+      </w:pPr>
+    </w:p>
+    <w:p>
+      <w:pPr>
+        <w:pStyle w:val="SPBodyText"/>
+        <w:ind w:firstLine="0"/>
+        <w:jc w:val="left"/>
+        <w:rPr>
+          <w:szCs w:val="24"/>
+          <w:lang w:eastAsia="en-ZA"/>
+        </w:rPr>
+      </w:pPr>
+      <w:r>
+        <w:rPr>
+          <w:szCs w:val="24"/>
+          <w:lang w:eastAsia="en-ZA"/>
+        </w:rPr>
+        <w:t>Christ has come.</w:t>
+      </w:r>
+    </w:p>
+    <w:p>
+      <w:pPr>
+        <w:pStyle w:val="SPBodyText"/>
+        <w:ind w:firstLine="0"/>
+        <w:jc w:val="left"/>
+        <w:rPr>
+          <w:szCs w:val="24"/>
+          <w:lang w:eastAsia="en-ZA"/>
+        </w:rPr>
+      </w:pPr>
+      <w:r>
+        <w:rPr>
+          <w:szCs w:val="24"/>
+          <w:lang w:eastAsia="en-ZA"/>
+        </w:rPr>
+        <w:t>The light has entered the world.</w:t>
+      </w:r>
+    </w:p>
+    <w:p>
+      <w:pPr>
+        <w:pStyle w:val="SPBodyText"/>
+        <w:ind w:firstLine="0"/>
+        <w:jc w:val="left"/>
+        <w:rPr>
+          <w:szCs w:val="24"/>
+          <w:lang w:eastAsia="en-ZA"/>
+        </w:rPr>
+      </w:pPr>
+      <w:r>
+        <w:rPr>
+          <w:szCs w:val="24"/>
+          <w:lang w:eastAsia="en-ZA"/>
+        </w:rPr>
+        <w:t>And we are invited to see Him.</w:t>
+      </w:r>
+    </w:p>
+    <w:p>
+      <w:pPr>
+        <w:pStyle w:val="SPBodyText"/>
+        <w:ind w:firstLine="0"/>
+        <w:jc w:val="left"/>
+        <w:rPr>
+          <w:szCs w:val="24"/>
+          <w:lang w:eastAsia="en-ZA"/>
+        </w:rPr>
+      </w:pPr>
+      <w:r>
+        <w:rPr>
+          <w:szCs w:val="24"/>
+          <w:lang w:eastAsia="en-ZA"/>
+        </w:rPr>
+        <w:t>The prayer also teaches us something about surrender. Simeon does not cling to the future. Having seen God's promise fulfilled, he is able to place his life peacefully into God's hands.</w:t>
+      </w:r>
+    </w:p>
+    <w:p>
+      <w:pPr>
+        <w:pStyle w:val="SPBodyText"/>
+        <w:ind w:firstLine="0"/>
+        <w:jc w:val="left"/>
+        <w:rPr>
+          <w:szCs w:val="24"/>
+          <w:lang w:eastAsia="en-ZA"/>
+        </w:rPr>
+      </w:pPr>
+      <w:r>
+        <w:rPr>
+          <w:szCs w:val="24"/>
+          <w:lang w:eastAsia="en-ZA"/>
+        </w:rPr>
+        <w:t>There may be things we are still waiting for. There may be prayers that seem unanswered, hopes that have not yet been fulfilled, and questions for which we have no clear answer.</w:t>
+      </w:r>
+    </w:p>
+    <w:p>
+      <w:pPr>
+        <w:pStyle w:val="SPBodyText"/>
+        <w:ind w:firstLine="0"/>
+        <w:jc w:val="left"/>
+        <w:rPr>
+          <w:szCs w:val="24"/>
+          <w:lang w:eastAsia="en-ZA"/>
+        </w:rPr>
+      </w:pPr>
+      <w:r>
+        <w:rPr>
+          <w:szCs w:val="24"/>
+          <w:lang w:eastAsia="en-ZA"/>
+        </w:rPr>
+        <w:t>Yet we can still pray.</w:t>
+      </w:r>
+    </w:p>
+    <w:p>
+      <w:pPr>
+        <w:pStyle w:val="SPBodyText"/>
+        <w:ind w:firstLine="0"/>
+        <w:jc w:val="left"/>
+        <w:rPr>
+          <w:szCs w:val="24"/>
+          <w:lang w:eastAsia="en-ZA"/>
+        </w:rPr>
+      </w:pPr>
+      <w:r>
+        <w:rPr>
+          <w:szCs w:val="24"/>
+          <w:lang w:eastAsia="en-ZA"/>
+        </w:rPr>
+        <w:t>We can still give thanks for what God has already placed before us.</w:t>
+      </w:r>
+    </w:p>
+    <w:p>
+      <w:pPr>
+        <w:pStyle w:val="SPBodyText"/>
+        <w:ind w:firstLine="0"/>
+        <w:jc w:val="left"/>
+        <w:rPr>
+          <w:szCs w:val="24"/>
+          <w:lang w:eastAsia="en-ZA"/>
+        </w:rPr>
+      </w:pPr>
+      <w:r>
+        <w:rPr>
+          <w:szCs w:val="24"/>
+          <w:lang w:eastAsia="en-ZA"/>
+        </w:rPr>
         <w:lastRenderedPageBreak/>
-        <w:t>We often move through our days looking towards what comes next — another task, another achievement, another answer, another tomorrow. Simeon's prayer reminds us to stop and recognise what is already before us.</w:t>
+        <w:t>And we can still trust Him with what remains.</w:t>
       </w:r>
     </w:p>
     <w:p>
@@ -25089,24 +25235,24 @@
           <w:lang w:eastAsia="en-ZA"/>
         </w:rPr>
       </w:pPr>
-    </w:p>
-    <w:p>
-      <w:pPr>
-        <w:pStyle w:val="SPBodyText"/>
-        <w:ind w:firstLine="0"/>
-        <w:jc w:val="left"/>
+      <w:r>
         <w:rPr>
           <w:szCs w:val="24"/>
           <w:lang w:eastAsia="en-ZA"/>
         </w:rPr>
-      </w:pPr>
-      <w:r>
+        <w:t>At the end of the day, the Nunc Dimittis becomes a gentle act of surrender.</w:t>
+      </w:r>
+    </w:p>
+    <w:p>
+      <w:pPr>
+        <w:pStyle w:val="SPBodyText"/>
+        <w:ind w:firstLine="0"/>
+        <w:jc w:val="left"/>
         <w:rPr>
           <w:szCs w:val="24"/>
           <w:lang w:eastAsia="en-ZA"/>
         </w:rPr>
-        <w:t>Christ has come.</w:t>
-      </w:r>
+      </w:pPr>
     </w:p>
     <w:p>
       <w:pPr>
@@ -25123,7 +25269,7 @@
           <w:szCs w:val="24"/>
           <w:lang w:eastAsia="en-ZA"/>
         </w:rPr>
-        <w:t>The light has entered the world.</w:t>
+        <w:t>The day is done.</w:t>
       </w:r>
     </w:p>
     <w:p>
@@ -25141,7 +25287,7 @@
           <w:szCs w:val="24"/>
           <w:lang w:eastAsia="en-ZA"/>
         </w:rPr>
-        <w:t>And we are invited to see Him.</w:t>
+        <w:t>We give thanks for what has been given.</w:t>
       </w:r>
     </w:p>
     <w:p>
@@ -25159,25 +25305,21 @@
           <w:szCs w:val="24"/>
           <w:lang w:eastAsia="en-ZA"/>
         </w:rPr>
-        <w:t>The prayer also teaches us something about surrender. Simeon does not cling to the future. Having seen God's promise fulfilled, he is able to place his life peacefully into God's hands.</w:t>
-      </w:r>
-    </w:p>
-    <w:p>
-      <w:pPr>
-        <w:pStyle w:val="SPBodyText"/>
-        <w:ind w:firstLine="0"/>
-        <w:jc w:val="left"/>
+        <w:t>We place tomorrow into God's hands.</w:t>
+      </w:r>
+      <w:r>
         <w:rPr>
           <w:szCs w:val="24"/>
           <w:lang w:eastAsia="en-ZA"/>
         </w:rPr>
-      </w:pPr>
+        <w:t xml:space="preserve"> </w:t>
+      </w:r>
       <w:r>
         <w:rPr>
           <w:szCs w:val="24"/>
           <w:lang w:eastAsia="en-ZA"/>
         </w:rPr>
-        <w:t>There may be things we are still waiting for. There may be prayers that seem unanswered, hopes that have not yet been fulfilled, and questions for which we have no clear answer.</w:t>
+        <w:t>And we rest.</w:t>
       </w:r>
     </w:p>
     <w:p>
@@ -25190,254 +25332,102 @@
           <w:lang w:eastAsia="en-ZA"/>
         </w:rPr>
       </w:pPr>
-      <w:r>
+    </w:p>
+    <w:p>
+      <w:pPr>
+        <w:pStyle w:val="SPBodyText"/>
+        <w:ind w:firstLine="0"/>
+        <w:jc w:val="left"/>
         <w:rPr>
           <w:szCs w:val="24"/>
           <w:lang w:eastAsia="en-ZA"/>
         </w:rPr>
-        <w:t>Yet we can still pray.</w:t>
-      </w:r>
-    </w:p>
-    <w:p>
-      <w:pPr>
-        <w:pStyle w:val="SPBodyText"/>
-        <w:ind w:firstLine="0"/>
-        <w:jc w:val="left"/>
+      </w:pPr>
+      <w:r>
         <w:rPr>
           <w:szCs w:val="24"/>
           <w:lang w:eastAsia="en-ZA"/>
         </w:rPr>
-      </w:pPr>
-      <w:r>
+        <w:t>The light we seek is not something we must create for ourselves.</w:t>
+      </w:r>
+    </w:p>
+    <w:p>
+      <w:pPr>
+        <w:pStyle w:val="SPBodyText"/>
+        <w:ind w:firstLine="0"/>
+        <w:jc w:val="left"/>
         <w:rPr>
           <w:szCs w:val="24"/>
           <w:lang w:eastAsia="en-ZA"/>
         </w:rPr>
-        <w:t>We can still give thanks for what God has already placed before us.</w:t>
-      </w:r>
-    </w:p>
-    <w:p>
-      <w:pPr>
-        <w:pStyle w:val="SPBodyText"/>
-        <w:ind w:firstLine="0"/>
-        <w:jc w:val="left"/>
+      </w:pPr>
+      <w:r>
         <w:rPr>
           <w:szCs w:val="24"/>
           <w:lang w:eastAsia="en-ZA"/>
         </w:rPr>
-      </w:pPr>
-      <w:r>
+        <w:t>It is Christ.</w:t>
+      </w:r>
+    </w:p>
+    <w:p>
+      <w:pPr>
+        <w:pStyle w:val="SPBodyText"/>
+        <w:ind w:firstLine="0"/>
+        <w:jc w:val="left"/>
         <w:rPr>
           <w:szCs w:val="24"/>
           <w:lang w:eastAsia="en-ZA"/>
         </w:rPr>
-        <w:t>And we can still trust Him with what remains.</w:t>
-      </w:r>
-    </w:p>
-    <w:p>
-      <w:pPr>
-        <w:pStyle w:val="SPBodyText"/>
-        <w:ind w:firstLine="0"/>
-        <w:jc w:val="left"/>
+      </w:pPr>
+      <w:r>
         <w:rPr>
           <w:szCs w:val="24"/>
           <w:lang w:eastAsia="en-ZA"/>
         </w:rPr>
-      </w:pPr>
-      <w:r>
+        <w:t>“A light for revelation to the nations.”</w:t>
+      </w:r>
+    </w:p>
+    <w:p>
+      <w:pPr>
+        <w:pStyle w:val="SPBodyText"/>
+        <w:ind w:firstLine="0"/>
+        <w:jc w:val="left"/>
         <w:rPr>
           <w:szCs w:val="24"/>
           <w:lang w:eastAsia="en-ZA"/>
         </w:rPr>
-        <w:lastRenderedPageBreak/>
-        <w:t>At the end of the day, the Nunc Dimittis becomes a gentle act of surrender.</w:t>
-      </w:r>
-    </w:p>
-    <w:p>
-      <w:pPr>
-        <w:pStyle w:val="SPBodyText"/>
-        <w:ind w:firstLine="0"/>
-        <w:jc w:val="left"/>
+      </w:pPr>
+      <w:r>
         <w:rPr>
           <w:szCs w:val="24"/>
           <w:lang w:eastAsia="en-ZA"/>
         </w:rPr>
-      </w:pPr>
-    </w:p>
-    <w:p>
-      <w:pPr>
-        <w:pStyle w:val="SPBodyText"/>
-        <w:ind w:firstLine="0"/>
-        <w:jc w:val="left"/>
-        <w:rPr>
-          <w:szCs w:val="24"/>
-          <w:lang w:eastAsia="en-ZA"/>
-        </w:rPr>
-      </w:pPr>
-      <w:r>
-        <w:rPr>
-          <w:szCs w:val="24"/>
-          <w:lang w:eastAsia="en-ZA"/>
-        </w:rPr>
-        <w:t>The day is done.</w:t>
-      </w:r>
-    </w:p>
-    <w:p>
-      <w:pPr>
-        <w:pStyle w:val="SPBodyText"/>
-        <w:ind w:firstLine="0"/>
-        <w:jc w:val="left"/>
-        <w:rPr>
-          <w:szCs w:val="24"/>
-          <w:lang w:eastAsia="en-ZA"/>
-        </w:rPr>
-      </w:pPr>
-      <w:r>
-        <w:rPr>
-          <w:szCs w:val="24"/>
-          <w:lang w:eastAsia="en-ZA"/>
-        </w:rPr>
-        <w:t>We give thanks for what has been given.</w:t>
-      </w:r>
-    </w:p>
-    <w:p>
-      <w:pPr>
-        <w:pStyle w:val="SPBodyText"/>
-        <w:ind w:firstLine="0"/>
-        <w:jc w:val="left"/>
-        <w:rPr>
-          <w:szCs w:val="24"/>
-          <w:lang w:eastAsia="en-ZA"/>
-        </w:rPr>
-      </w:pPr>
-      <w:r>
-        <w:rPr>
-          <w:szCs w:val="24"/>
-          <w:lang w:eastAsia="en-ZA"/>
-        </w:rPr>
-        <w:t>We place tomorrow into God's hands.</w:t>
-      </w:r>
-      <w:r>
-        <w:rPr>
-          <w:szCs w:val="24"/>
-          <w:lang w:eastAsia="en-ZA"/>
+        <w:t>May we learn, like Simeon, to recognise that light when it is before us — and having seen it, to rest in peace.</w:t>
+      </w:r>
+    </w:p>
+    <w:p>
+      <w:pPr>
+        <w:jc w:val="left"/>
+        <w:rPr>
+          <w:rFonts w:cs="Segoe UI Symbol"/>
+          <w:szCs w:val="24"/>
+        </w:rPr>
+      </w:pPr>
+    </w:p>
+    <w:p>
+      <w:pPr>
+        <w:jc w:val="left"/>
+        <w:rPr>
+          <w:szCs w:val="24"/>
+        </w:rPr>
+      </w:pPr>
+      <w:r>
+        <w:rPr>
+          <w:rFonts w:cs="Segoe UI Symbol"/>
+          <w:szCs w:val="24"/>
         </w:rPr>
         <w:t xml:space="preserve"> </w:t>
       </w:r>
-      <w:r>
-        <w:rPr>
-          <w:szCs w:val="24"/>
-          <w:lang w:eastAsia="en-ZA"/>
-        </w:rPr>
-        <w:t>And we rest.</w:t>
-      </w:r>
-    </w:p>
-    <w:p>
-      <w:pPr>
-        <w:pStyle w:val="SPBodyText"/>
-        <w:ind w:firstLine="0"/>
-        <w:jc w:val="left"/>
-        <w:rPr>
-          <w:szCs w:val="24"/>
-          <w:lang w:eastAsia="en-ZA"/>
-        </w:rPr>
-      </w:pPr>
-    </w:p>
-    <w:p>
-      <w:pPr>
-        <w:pStyle w:val="SPBodyText"/>
-        <w:ind w:firstLine="0"/>
-        <w:jc w:val="left"/>
-        <w:rPr>
-          <w:szCs w:val="24"/>
-          <w:lang w:eastAsia="en-ZA"/>
-        </w:rPr>
-      </w:pPr>
-      <w:r>
-        <w:rPr>
-          <w:szCs w:val="24"/>
-          <w:lang w:eastAsia="en-ZA"/>
-        </w:rPr>
-        <w:t>The light we seek is not something we must create for ourselves.</w:t>
-      </w:r>
-    </w:p>
-    <w:p>
-      <w:pPr>
-        <w:pStyle w:val="SPBodyText"/>
-        <w:ind w:firstLine="0"/>
-        <w:jc w:val="left"/>
-        <w:rPr>
-          <w:szCs w:val="24"/>
-          <w:lang w:eastAsia="en-ZA"/>
-        </w:rPr>
-      </w:pPr>
-      <w:r>
-        <w:rPr>
-          <w:szCs w:val="24"/>
-          <w:lang w:eastAsia="en-ZA"/>
-        </w:rPr>
-        <w:t>It is Christ.</w:t>
-      </w:r>
-    </w:p>
-    <w:p>
-      <w:pPr>
-        <w:pStyle w:val="SPBodyText"/>
-        <w:ind w:firstLine="0"/>
-        <w:jc w:val="left"/>
-        <w:rPr>
-          <w:szCs w:val="24"/>
-          <w:lang w:eastAsia="en-ZA"/>
-        </w:rPr>
-      </w:pPr>
-      <w:r>
-        <w:rPr>
-          <w:szCs w:val="24"/>
-          <w:lang w:eastAsia="en-ZA"/>
-        </w:rPr>
-        <w:t>“A light for revelation to the nations.”</w:t>
-      </w:r>
-    </w:p>
-    <w:p>
-      <w:pPr>
-        <w:pStyle w:val="SPBodyText"/>
-        <w:ind w:firstLine="0"/>
-        <w:jc w:val="left"/>
-        <w:rPr>
-          <w:szCs w:val="24"/>
-          <w:lang w:eastAsia="en-ZA"/>
-        </w:rPr>
-      </w:pPr>
-      <w:r>
-        <w:rPr>
-          <w:szCs w:val="24"/>
-          <w:lang w:eastAsia="en-ZA"/>
-        </w:rPr>
-        <w:t>May we learn, like Simeon, to recognise that light when it is before us — and having seen it, to rest in peace.</w:t>
-      </w:r>
-    </w:p>
-    <w:p>
-      <w:pPr>
-        <w:jc w:val="left"/>
-        <w:rPr>
-          <w:rFonts w:cs="Segoe UI Symbol"/>
-          <w:szCs w:val="24"/>
-        </w:rPr>
-      </w:pPr>
-    </w:p>
-    <w:p>
-      <w:pPr>
-        <w:jc w:val="left"/>
-        <w:rPr>
-          <w:szCs w:val="24"/>
-        </w:rPr>
-      </w:pPr>
-      <w:r>
-        <w:rPr>
-          <w:rFonts w:cs="Segoe UI Symbol"/>
-          <w:szCs w:val="24"/>
-        </w:rPr>
-        <w:t xml:space="preserve"> </w:t>
-      </w:r>
     </w:p>
     <w:p>
       <w:pPr>
@@ -25448,8 +25438,8 @@
           <w:szCs w:val="24"/>
         </w:rPr>
         <w:sectPr>
-          <w:pgSz w:w="7920" w:h="12240" w:code="6"/>
-          <w:pgMar w:top="1080" w:right="864" w:bottom="1080" w:left="1152" w:header="576" w:footer="576" w:gutter="0"/>
+          <w:pgSz w:w="11909" w:h="16834" w:code="9"/>
+          <w:pgMar w:top="1440" w:right="1440" w:bottom="1440" w:left="1440" w:header="576" w:footer="576" w:gutter="0"/>
           <w:cols w:space="720"/>
           <w:titlePg/>
           <w:docGrid w:linePitch="360"/>
@@ -25750,8 +25740,8 @@
           <w:szCs w:val="24"/>
         </w:rPr>
         <w:sectPr>
-          <w:pgSz w:w="7920" w:h="12240" w:code="6"/>
-          <w:pgMar w:top="1080" w:right="864" w:bottom="1080" w:left="1152" w:header="576" w:footer="576" w:gutter="0"/>
+          <w:pgSz w:w="11909" w:h="16834" w:code="9"/>
+          <w:pgMar w:top="1440" w:right="1440" w:bottom="1440" w:left="1440" w:header="576" w:footer="576" w:gutter="0"/>
           <w:cols w:space="720"/>
           <w:titlePg/>
           <w:docGrid w:linePitch="360"/>
@@ -25761,6 +25751,7 @@
         <w:rPr>
           <w:szCs w:val="24"/>
         </w:rPr>
+        <w:lastRenderedPageBreak/>
         <w:t>As we leave the songs of Scripture, we now turn to the prayers that accompany the ordinary hours of our lives — prayers for morning, for the day, for protection, and for the quiet moments when we place ourselves once again in God's hands.</w:t>
       </w:r>
     </w:p>
@@ -25903,8 +25894,8 @@
           <w:szCs w:val="24"/>
         </w:rPr>
         <w:sectPr>
-          <w:pgSz w:w="7920" w:h="12240" w:code="6"/>
-          <w:pgMar w:top="1080" w:right="864" w:bottom="1080" w:left="1152" w:header="576" w:footer="576" w:gutter="0"/>
+          <w:pgSz w:w="11909" w:h="16834" w:code="9"/>
+          <w:pgMar w:top="1440" w:right="1440" w:bottom="1440" w:left="1440" w:header="576" w:footer="576" w:gutter="0"/>
           <w:cols w:space="720"/>
           <w:titlePg/>
           <w:docGrid w:linePitch="360"/>
@@ -26083,8 +26074,8 @@
           <w:szCs w:val="24"/>
         </w:rPr>
         <w:sectPr>
-          <w:pgSz w:w="7920" w:h="12240" w:code="6"/>
-          <w:pgMar w:top="1080" w:right="864" w:bottom="1080" w:left="1152" w:header="576" w:footer="576" w:gutter="0"/>
+          <w:pgSz w:w="11909" w:h="16834" w:code="9"/>
+          <w:pgMar w:top="1440" w:right="1440" w:bottom="1440" w:left="1440" w:header="576" w:footer="576" w:gutter="0"/>
           <w:cols w:space="720"/>
           <w:titlePg/>
           <w:docGrid w:linePitch="360"/>
@@ -26227,8 +26218,8 @@
           <w:szCs w:val="24"/>
         </w:rPr>
         <w:sectPr>
-          <w:pgSz w:w="7920" w:h="12240" w:code="6"/>
-          <w:pgMar w:top="1080" w:right="864" w:bottom="1080" w:left="1152" w:header="576" w:footer="576" w:gutter="0"/>
+          <w:pgSz w:w="11909" w:h="16834" w:code="9"/>
+          <w:pgMar w:top="1440" w:right="1440" w:bottom="1440" w:left="1440" w:header="576" w:footer="576" w:gutter="0"/>
           <w:cols w:space="720"/>
           <w:titlePg/>
           <w:docGrid w:linePitch="360"/>
@@ -26444,8 +26435,8 @@
           <w:szCs w:val="24"/>
         </w:rPr>
         <w:sectPr>
-          <w:pgSz w:w="7920" w:h="12240" w:code="6"/>
-          <w:pgMar w:top="1080" w:right="864" w:bottom="1080" w:left="1152" w:header="576" w:footer="576" w:gutter="0"/>
+          <w:pgSz w:w="11909" w:h="16834" w:code="9"/>
+          <w:pgMar w:top="1440" w:right="1440" w:bottom="1440" w:left="1440" w:header="576" w:footer="576" w:gutter="0"/>
           <w:cols w:space="720"/>
           <w:titlePg/>
           <w:docGrid w:linePitch="360"/>
@@ -26622,8 +26613,8 @@
           <w:szCs w:val="24"/>
         </w:rPr>
         <w:sectPr>
-          <w:pgSz w:w="7920" w:h="12240" w:code="6"/>
-          <w:pgMar w:top="1080" w:right="864" w:bottom="1080" w:left="1152" w:header="576" w:footer="576" w:gutter="0"/>
+          <w:pgSz w:w="11909" w:h="16834" w:code="9"/>
+          <w:pgMar w:top="1440" w:right="1440" w:bottom="1440" w:left="1440" w:header="576" w:footer="576" w:gutter="0"/>
           <w:cols w:space="720"/>
           <w:titlePg/>
           <w:docGrid w:linePitch="360"/>
@@ -26874,8 +26865,8 @@
           <w:szCs w:val="24"/>
         </w:rPr>
         <w:sectPr>
-          <w:pgSz w:w="7920" w:h="12240" w:code="6"/>
-          <w:pgMar w:top="1080" w:right="864" w:bottom="1080" w:left="1152" w:header="576" w:footer="576" w:gutter="0"/>
+          <w:pgSz w:w="11909" w:h="16834" w:code="9"/>
+          <w:pgMar w:top="1440" w:right="1440" w:bottom="1440" w:left="1440" w:header="576" w:footer="576" w:gutter="0"/>
           <w:cols w:space="720"/>
           <w:titlePg/>
           <w:docGrid w:linePitch="360"/>
@@ -27060,7 +27051,6 @@
         <w:rPr>
           <w:szCs w:val="24"/>
         </w:rPr>
-        <w:lastRenderedPageBreak/>
         <w:t>This day belongs to You.</w:t>
       </w:r>
     </w:p>
@@ -27267,7 +27257,6 @@
         <w:rPr>
           <w:szCs w:val="24"/>
         </w:rPr>
-        <w:lastRenderedPageBreak/>
         <w:t>When something wonderful happens, we can return with gratitude.</w:t>
       </w:r>
     </w:p>
@@ -27338,8 +27327,8 @@
           <w:szCs w:val="24"/>
         </w:rPr>
         <w:sectPr>
-          <w:pgSz w:w="7920" w:h="12240" w:code="6"/>
-          <w:pgMar w:top="1080" w:right="864" w:bottom="1080" w:left="1152" w:header="576" w:footer="576" w:gutter="0"/>
+          <w:pgSz w:w="11909" w:h="16834" w:code="9"/>
+          <w:pgMar w:top="1440" w:right="1440" w:bottom="1440" w:left="1440" w:header="576" w:footer="576" w:gutter="0"/>
           <w:cols w:space="720"/>
           <w:titlePg/>
           <w:docGrid w:linePitch="360"/>
@@ -27556,8 +27545,8 @@
           <w:szCs w:val="24"/>
         </w:rPr>
         <w:sectPr>
-          <w:pgSz w:w="7920" w:h="12240" w:code="6"/>
-          <w:pgMar w:top="1080" w:right="864" w:bottom="1080" w:left="1152" w:header="576" w:footer="576" w:gutter="0"/>
+          <w:pgSz w:w="11909" w:h="16834" w:code="9"/>
+          <w:pgMar w:top="1440" w:right="1440" w:bottom="1440" w:left="1440" w:header="576" w:footer="576" w:gutter="0"/>
           <w:cols w:space="720"/>
           <w:titlePg/>
           <w:docGrid w:linePitch="360"/>
@@ -27700,8 +27689,8 @@
           <w:szCs w:val="24"/>
         </w:rPr>
         <w:sectPr>
-          <w:pgSz w:w="7920" w:h="12240" w:code="6"/>
-          <w:pgMar w:top="1080" w:right="864" w:bottom="1080" w:left="1152" w:header="576" w:footer="576" w:gutter="0"/>
+          <w:pgSz w:w="11909" w:h="16834" w:code="9"/>
+          <w:pgMar w:top="1440" w:right="1440" w:bottom="1440" w:left="1440" w:header="576" w:footer="576" w:gutter="0"/>
           <w:cols w:space="720"/>
           <w:titlePg/>
           <w:docGrid w:linePitch="360"/>
@@ -27909,8 +27898,8 @@
           <w:szCs w:val="24"/>
         </w:rPr>
         <w:sectPr>
-          <w:pgSz w:w="7920" w:h="12240" w:code="6"/>
-          <w:pgMar w:top="1080" w:right="864" w:bottom="1080" w:left="1152" w:header="576" w:footer="576" w:gutter="0"/>
+          <w:pgSz w:w="11909" w:h="16834" w:code="9"/>
+          <w:pgMar w:top="1440" w:right="1440" w:bottom="1440" w:left="1440" w:header="576" w:footer="576" w:gutter="0"/>
           <w:cols w:space="720"/>
           <w:titlePg/>
           <w:docGrid w:linePitch="360"/>
@@ -28148,8 +28137,8 @@
           <w:szCs w:val="24"/>
         </w:rPr>
         <w:sectPr>
-          <w:pgSz w:w="7920" w:h="12240" w:code="6"/>
-          <w:pgMar w:top="1080" w:right="864" w:bottom="1080" w:left="1152" w:header="576" w:footer="576" w:gutter="0"/>
+          <w:pgSz w:w="11909" w:h="16834" w:code="9"/>
+          <w:pgMar w:top="1440" w:right="1440" w:bottom="1440" w:left="1440" w:header="576" w:footer="576" w:gutter="0"/>
           <w:cols w:space="720"/>
           <w:titlePg/>
           <w:docGrid w:linePitch="360"/>
@@ -28247,8 +28236,8 @@
           <w:szCs w:val="24"/>
         </w:rPr>
         <w:sectPr>
-          <w:pgSz w:w="7920" w:h="12240" w:code="6"/>
-          <w:pgMar w:top="1080" w:right="864" w:bottom="1080" w:left="1152" w:header="576" w:footer="576" w:gutter="0"/>
+          <w:pgSz w:w="11909" w:h="16834" w:code="9"/>
+          <w:pgMar w:top="1440" w:right="1440" w:bottom="1440" w:left="1440" w:header="576" w:footer="576" w:gutter="0"/>
           <w:cols w:space="720"/>
           <w:titlePg/>
           <w:docGrid w:linePitch="360"/>
@@ -28378,8 +28367,8 @@
           <w:szCs w:val="24"/>
         </w:rPr>
         <w:sectPr>
-          <w:pgSz w:w="7920" w:h="12240" w:code="6"/>
-          <w:pgMar w:top="1080" w:right="864" w:bottom="1080" w:left="1152" w:header="576" w:footer="576" w:gutter="0"/>
+          <w:pgSz w:w="11909" w:h="16834" w:code="9"/>
+          <w:pgMar w:top="1440" w:right="1440" w:bottom="1440" w:left="1440" w:header="576" w:footer="576" w:gutter="0"/>
           <w:cols w:space="720"/>
           <w:titlePg/>
           <w:docGrid w:linePitch="360"/>
@@ -28575,8 +28564,8 @@
           <w:szCs w:val="24"/>
         </w:rPr>
         <w:sectPr>
-          <w:pgSz w:w="7920" w:h="12240" w:code="6"/>
-          <w:pgMar w:top="1080" w:right="864" w:bottom="1080" w:left="1152" w:header="576" w:footer="576" w:gutter="0"/>
+          <w:pgSz w:w="11909" w:h="16834" w:code="9"/>
+          <w:pgMar w:top="1440" w:right="1440" w:bottom="1440" w:left="1440" w:header="576" w:footer="576" w:gutter="0"/>
           <w:cols w:space="720"/>
           <w:titlePg/>
           <w:docGrid w:linePitch="360"/>
@@ -28848,8 +28837,8 @@
           <w:szCs w:val="24"/>
         </w:rPr>
         <w:sectPr>
-          <w:pgSz w:w="7920" w:h="12240" w:code="6"/>
-          <w:pgMar w:top="1080" w:right="864" w:bottom="1080" w:left="1152" w:header="576" w:footer="576" w:gutter="0"/>
+          <w:pgSz w:w="11909" w:h="16834" w:code="9"/>
+          <w:pgMar w:top="1440" w:right="1440" w:bottom="1440" w:left="1440" w:header="576" w:footer="576" w:gutter="0"/>
           <w:cols w:space="720"/>
           <w:titlePg/>
           <w:docGrid w:linePitch="360"/>
@@ -29160,113 +29149,113 @@
         <w:rPr>
           <w:szCs w:val="24"/>
         </w:rPr>
+        <w:t>But like Mary, we can place ourselves in His hands.</w:t>
+      </w:r>
+    </w:p>
+    <w:p>
+      <w:pPr>
+        <w:pStyle w:val="SPBodyText"/>
+        <w:ind w:firstLine="0"/>
+        <w:jc w:val="left"/>
+        <w:rPr>
+          <w:szCs w:val="24"/>
+        </w:rPr>
+      </w:pPr>
+      <w:r>
+        <w:rPr>
+          <w:szCs w:val="24"/>
+        </w:rPr>
+        <w:t>Her humility made room for God.</w:t>
+      </w:r>
+    </w:p>
+    <w:p>
+      <w:pPr>
+        <w:pStyle w:val="SPBodyText"/>
+        <w:ind w:firstLine="0"/>
+        <w:jc w:val="left"/>
+        <w:rPr>
+          <w:szCs w:val="24"/>
+        </w:rPr>
+      </w:pPr>
+      <w:r>
+        <w:rPr>
+          <w:szCs w:val="24"/>
+        </w:rPr>
+        <w:t>Her trust became an opening through which grace entered the world.</w:t>
+      </w:r>
+    </w:p>
+    <w:p>
+      <w:pPr>
+        <w:pStyle w:val="SPBodyText"/>
+        <w:ind w:firstLine="0"/>
+        <w:jc w:val="left"/>
+        <w:rPr>
+          <w:szCs w:val="24"/>
+        </w:rPr>
+      </w:pPr>
+    </w:p>
+    <w:p>
+      <w:pPr>
+        <w:pStyle w:val="SPBodyText"/>
+        <w:ind w:firstLine="0"/>
+        <w:jc w:val="left"/>
+        <w:rPr>
+          <w:szCs w:val="24"/>
+        </w:rPr>
+      </w:pPr>
+      <w:r>
+        <w:rPr>
+          <w:szCs w:val="24"/>
+        </w:rPr>
+        <w:t>And the Angelus does not stop at Bethlehem.</w:t>
+      </w:r>
+    </w:p>
+    <w:p>
+      <w:pPr>
+        <w:pStyle w:val="SPBodyText"/>
+        <w:ind w:firstLine="0"/>
+        <w:jc w:val="left"/>
+        <w:rPr>
+          <w:szCs w:val="24"/>
+        </w:rPr>
+      </w:pPr>
+      <w:r>
+        <w:rPr>
+          <w:szCs w:val="24"/>
+        </w:rPr>
+        <w:t>The prayer leads us from the Incarnation toward the Cross and the Resurrection.</w:t>
+      </w:r>
+    </w:p>
+    <w:p>
+      <w:pPr>
+        <w:pStyle w:val="SPBodyText"/>
+        <w:ind w:firstLine="0"/>
+        <w:jc w:val="left"/>
+        <w:rPr>
+          <w:szCs w:val="24"/>
+        </w:rPr>
+      </w:pPr>
+      <w:r>
+        <w:rPr>
+          <w:szCs w:val="24"/>
+        </w:rPr>
+        <w:t>The Child whom Mary carried would become the Christ who suffered, died, and rose again.</w:t>
+      </w:r>
+    </w:p>
+    <w:p>
+      <w:pPr>
+        <w:pStyle w:val="SPBodyText"/>
+        <w:ind w:firstLine="0"/>
+        <w:jc w:val="left"/>
+        <w:rPr>
+          <w:szCs w:val="24"/>
+        </w:rPr>
+      </w:pPr>
+      <w:r>
+        <w:rPr>
+          <w:szCs w:val="24"/>
+        </w:rPr>
         <w:lastRenderedPageBreak/>
-        <w:t>But like Mary, we can place ourselves in His hands.</w:t>
-      </w:r>
-    </w:p>
-    <w:p>
-      <w:pPr>
-        <w:pStyle w:val="SPBodyText"/>
-        <w:ind w:firstLine="0"/>
-        <w:jc w:val="left"/>
-        <w:rPr>
-          <w:szCs w:val="24"/>
-        </w:rPr>
-      </w:pPr>
-      <w:r>
-        <w:rPr>
-          <w:szCs w:val="24"/>
-        </w:rPr>
-        <w:t>Her humility made room for God.</w:t>
-      </w:r>
-    </w:p>
-    <w:p>
-      <w:pPr>
-        <w:pStyle w:val="SPBodyText"/>
-        <w:ind w:firstLine="0"/>
-        <w:jc w:val="left"/>
-        <w:rPr>
-          <w:szCs w:val="24"/>
-        </w:rPr>
-      </w:pPr>
-      <w:r>
-        <w:rPr>
-          <w:szCs w:val="24"/>
-        </w:rPr>
-        <w:t>Her trust became an opening through which grace entered the world.</w:t>
-      </w:r>
-    </w:p>
-    <w:p>
-      <w:pPr>
-        <w:pStyle w:val="SPBodyText"/>
-        <w:ind w:firstLine="0"/>
-        <w:jc w:val="left"/>
-        <w:rPr>
-          <w:szCs w:val="24"/>
-        </w:rPr>
-      </w:pPr>
-    </w:p>
-    <w:p>
-      <w:pPr>
-        <w:pStyle w:val="SPBodyText"/>
-        <w:ind w:firstLine="0"/>
-        <w:jc w:val="left"/>
-        <w:rPr>
-          <w:szCs w:val="24"/>
-        </w:rPr>
-      </w:pPr>
-      <w:r>
-        <w:rPr>
-          <w:szCs w:val="24"/>
-        </w:rPr>
-        <w:t>And the Angelus does not stop at Bethlehem.</w:t>
-      </w:r>
-    </w:p>
-    <w:p>
-      <w:pPr>
-        <w:pStyle w:val="SPBodyText"/>
-        <w:ind w:firstLine="0"/>
-        <w:jc w:val="left"/>
-        <w:rPr>
-          <w:szCs w:val="24"/>
-        </w:rPr>
-      </w:pPr>
-      <w:r>
-        <w:rPr>
-          <w:szCs w:val="24"/>
-        </w:rPr>
-        <w:t>The prayer leads us from the Incarnation toward the Cross and the Resurrection.</w:t>
-      </w:r>
-    </w:p>
-    <w:p>
-      <w:pPr>
-        <w:pStyle w:val="SPBodyText"/>
-        <w:ind w:firstLine="0"/>
-        <w:jc w:val="left"/>
-        <w:rPr>
-          <w:szCs w:val="24"/>
-        </w:rPr>
-      </w:pPr>
-      <w:r>
-        <w:rPr>
-          <w:szCs w:val="24"/>
-        </w:rPr>
-        <w:t>The Child whom Mary carried would become the Christ who suffered, died, and rose again.</w:t>
-      </w:r>
-    </w:p>
-    <w:p>
-      <w:pPr>
-        <w:pStyle w:val="SPBodyText"/>
-        <w:ind w:firstLine="0"/>
-        <w:jc w:val="left"/>
-        <w:rPr>
-          <w:szCs w:val="24"/>
-        </w:rPr>
-      </w:pPr>
-      <w:r>
-        <w:rPr>
-          <w:szCs w:val="24"/>
-        </w:rPr>
         <w:t>The Word who became flesh came to redeem us.</w:t>
       </w:r>
     </w:p>
@@ -29367,7 +29356,6 @@
         <w:rPr>
           <w:szCs w:val="24"/>
         </w:rPr>
-        <w:lastRenderedPageBreak/>
         <w:t>It interrupts us.</w:t>
       </w:r>
     </w:p>
@@ -29614,8 +29602,8 @@
           <w:szCs w:val="24"/>
         </w:rPr>
         <w:sectPr>
-          <w:pgSz w:w="7920" w:h="12240" w:code="6"/>
-          <w:pgMar w:top="1080" w:right="864" w:bottom="1080" w:left="1152" w:header="576" w:footer="576" w:gutter="0"/>
+          <w:pgSz w:w="11909" w:h="16834" w:code="9"/>
+          <w:pgMar w:top="1440" w:right="1440" w:bottom="1440" w:left="1440" w:header="576" w:footer="576" w:gutter="0"/>
           <w:cols w:space="720"/>
           <w:titlePg/>
           <w:docGrid w:linePitch="360"/>
@@ -29775,7 +29763,6 @@
       </w:pPr>
       <w:bookmarkStart w:id="64" w:name="_Toc241594355"/>
       <w:r>
-        <w:lastRenderedPageBreak/>
         <w:t>English</w:t>
       </w:r>
       <w:bookmarkEnd w:id="64"/>
@@ -29881,6 +29868,7 @@
         <w:rPr>
           <w:szCs w:val="24"/>
         </w:rPr>
+        <w:lastRenderedPageBreak/>
         <w:t>At the hour of my death, call me.</w:t>
       </w:r>
       <w:r>
@@ -29928,8 +29916,8 @@
           <w:szCs w:val="24"/>
         </w:rPr>
         <w:sectPr>
-          <w:pgSz w:w="7920" w:h="12240" w:code="6"/>
-          <w:pgMar w:top="1080" w:right="864" w:bottom="1080" w:left="1152" w:header="576" w:footer="576" w:gutter="0"/>
+          <w:pgSz w:w="11909" w:h="16834" w:code="9"/>
+          <w:pgMar w:top="1440" w:right="1440" w:bottom="1440" w:left="1440" w:header="576" w:footer="576" w:gutter="0"/>
           <w:cols w:space="720"/>
           <w:titlePg/>
           <w:docGrid w:linePitch="360"/>
@@ -30111,8 +30099,8 @@
           <w:szCs w:val="24"/>
         </w:rPr>
         <w:sectPr>
-          <w:pgSz w:w="7920" w:h="12240" w:code="6"/>
-          <w:pgMar w:top="1080" w:right="864" w:bottom="1080" w:left="1152" w:header="576" w:footer="576" w:gutter="0"/>
+          <w:pgSz w:w="11909" w:h="16834" w:code="9"/>
+          <w:pgMar w:top="1440" w:right="1440" w:bottom="1440" w:left="1440" w:header="576" w:footer="576" w:gutter="0"/>
           <w:cols w:space="720"/>
           <w:titlePg/>
           <w:docGrid w:linePitch="360"/>
@@ -30363,7 +30351,6 @@
           <w:sz w:val="24"/>
           <w:szCs w:val="24"/>
         </w:rPr>
-        <w:lastRenderedPageBreak/>
         <w:t>Romans 8:38-39</w:t>
       </w:r>
     </w:p>
@@ -30404,8 +30391,8 @@
           <w:szCs w:val="24"/>
         </w:rPr>
         <w:sectPr>
-          <w:pgSz w:w="7920" w:h="12240" w:code="6"/>
-          <w:pgMar w:top="1080" w:right="864" w:bottom="1080" w:left="1152" w:header="576" w:footer="576" w:gutter="0"/>
+          <w:pgSz w:w="11909" w:h="16834" w:code="9"/>
+          <w:pgMar w:top="1440" w:right="1440" w:bottom="1440" w:left="1440" w:header="576" w:footer="576" w:gutter="0"/>
           <w:cols w:space="720"/>
           <w:titlePg/>
           <w:docGrid w:linePitch="360"/>
@@ -30760,8 +30747,8 @@
           <w:szCs w:val="24"/>
         </w:rPr>
         <w:sectPr>
-          <w:pgSz w:w="7920" w:h="12240" w:code="6"/>
-          <w:pgMar w:top="1080" w:right="864" w:bottom="1080" w:left="1152" w:header="576" w:footer="576" w:gutter="0"/>
+          <w:pgSz w:w="11909" w:h="16834" w:code="9"/>
+          <w:pgMar w:top="1440" w:right="1440" w:bottom="1440" w:left="1440" w:header="576" w:footer="576" w:gutter="0"/>
           <w:cols w:space="720"/>
           <w:titlePg/>
           <w:docGrid w:linePitch="360"/>
@@ -30888,8 +30875,8 @@
           <w:szCs w:val="24"/>
         </w:rPr>
         <w:sectPr>
-          <w:pgSz w:w="7920" w:h="12240" w:code="6"/>
-          <w:pgMar w:top="1080" w:right="864" w:bottom="1080" w:left="1152" w:header="576" w:footer="576" w:gutter="0"/>
+          <w:pgSz w:w="11909" w:h="16834" w:code="9"/>
+          <w:pgMar w:top="1440" w:right="1440" w:bottom="1440" w:left="1440" w:header="576" w:footer="576" w:gutter="0"/>
           <w:cols w:space="720"/>
           <w:titlePg/>
           <w:docGrid w:linePitch="360"/>
@@ -30978,8 +30965,8 @@
           <w:szCs w:val="24"/>
         </w:rPr>
         <w:sectPr>
-          <w:pgSz w:w="7920" w:h="12240" w:code="6"/>
-          <w:pgMar w:top="1080" w:right="864" w:bottom="1080" w:left="1152" w:header="576" w:footer="576" w:gutter="0"/>
+          <w:pgSz w:w="11909" w:h="16834" w:code="9"/>
+          <w:pgMar w:top="1440" w:right="1440" w:bottom="1440" w:left="1440" w:header="576" w:footer="576" w:gutter="0"/>
           <w:cols w:space="720"/>
           <w:titlePg/>
           <w:docGrid w:linePitch="360"/>
@@ -31074,8 +31061,8 @@
           <w:lang w:val="en-ZA"/>
         </w:rPr>
         <w:sectPr>
-          <w:pgSz w:w="7920" w:h="12240" w:code="6"/>
-          <w:pgMar w:top="1080" w:right="864" w:bottom="1080" w:left="1152" w:header="576" w:footer="576" w:gutter="0"/>
+          <w:pgSz w:w="11909" w:h="16834" w:code="9"/>
+          <w:pgMar w:top="1440" w:right="1440" w:bottom="1440" w:left="1440" w:header="576" w:footer="576" w:gutter="0"/>
           <w:cols w:space="720"/>
           <w:titlePg/>
           <w:docGrid w:linePitch="360"/>
@@ -31296,8 +31283,8 @@
           <w:szCs w:val="24"/>
         </w:rPr>
         <w:sectPr>
-          <w:pgSz w:w="7920" w:h="12240" w:code="6"/>
-          <w:pgMar w:top="1080" w:right="864" w:bottom="1080" w:left="1152" w:header="576" w:footer="576" w:gutter="0"/>
+          <w:pgSz w:w="11909" w:h="16834" w:code="9"/>
+          <w:pgMar w:top="1440" w:right="1440" w:bottom="1440" w:left="1440" w:header="576" w:footer="576" w:gutter="0"/>
           <w:cols w:space="720"/>
           <w:titlePg/>
           <w:docGrid w:linePitch="360"/>
@@ -31470,91 +31457,91 @@
         <w:rPr>
           <w:szCs w:val="24"/>
         </w:rPr>
+        <w:t>We ask to be ruled when our own desires threaten to lead us away from God. And we ask to be guided when we do not know which path to take.</w:t>
+      </w:r>
+    </w:p>
+    <w:p>
+      <w:pPr>
+        <w:pStyle w:val="SPBodyText"/>
+        <w:ind w:firstLine="0"/>
+        <w:jc w:val="left"/>
+        <w:rPr>
+          <w:szCs w:val="24"/>
+        </w:rPr>
+      </w:pPr>
+      <w:r>
+        <w:rPr>
+          <w:szCs w:val="24"/>
+        </w:rPr>
+        <w:t xml:space="preserve"> The presence of a guardian angel does not mean that we will never suffer, make mistakes, or encounter danger. Rather, it reminds us that God's providence remains with us even in those moments. His care is often quiet. Sometimes we may recognise it only afterwards.</w:t>
+      </w:r>
+    </w:p>
+    <w:p>
+      <w:pPr>
+        <w:pStyle w:val="SPBodyText"/>
+        <w:ind w:firstLine="0"/>
+        <w:jc w:val="left"/>
+        <w:rPr>
+          <w:szCs w:val="24"/>
+        </w:rPr>
+      </w:pPr>
+      <w:r>
+        <w:rPr>
+          <w:szCs w:val="24"/>
+        </w:rPr>
+        <w:t>There are moments when we may look back upon our lives and wonder how we came through a particular trial, why a certain path opened before us, or why another was closed. We cannot always know what unseen help accompanied us.</w:t>
+      </w:r>
+    </w:p>
+    <w:p>
+      <w:pPr>
+        <w:pStyle w:val="SPBodyText"/>
+        <w:ind w:firstLine="0"/>
+        <w:jc w:val="left"/>
+        <w:rPr>
+          <w:szCs w:val="24"/>
+        </w:rPr>
+      </w:pPr>
+    </w:p>
+    <w:p>
+      <w:pPr>
+        <w:pStyle w:val="SPBodyText"/>
+        <w:ind w:firstLine="0"/>
+        <w:jc w:val="left"/>
+        <w:rPr>
+          <w:szCs w:val="24"/>
+        </w:rPr>
+      </w:pPr>
+      <w:r>
+        <w:rPr>
+          <w:szCs w:val="24"/>
+        </w:rPr>
+        <w:t>But we can trust the One who sees what we cannot.</w:t>
+      </w:r>
+    </w:p>
+    <w:p>
+      <w:pPr>
+        <w:pStyle w:val="SPBodyText"/>
+        <w:ind w:firstLine="0"/>
+        <w:jc w:val="left"/>
+        <w:rPr>
+          <w:szCs w:val="24"/>
+        </w:rPr>
+      </w:pPr>
+    </w:p>
+    <w:p>
+      <w:pPr>
+        <w:pStyle w:val="SPBodyText"/>
+        <w:ind w:firstLine="0"/>
+        <w:jc w:val="left"/>
+        <w:rPr>
+          <w:szCs w:val="24"/>
+        </w:rPr>
+      </w:pPr>
+      <w:r>
+        <w:rPr>
+          <w:szCs w:val="24"/>
+        </w:rPr>
         <w:lastRenderedPageBreak/>
-        <w:t>We ask to be ruled when our own desires threaten to lead us away from God. And we ask to be guided when we do not know which path to take.</w:t>
-      </w:r>
-    </w:p>
-    <w:p>
-      <w:pPr>
-        <w:pStyle w:val="SPBodyText"/>
-        <w:ind w:firstLine="0"/>
-        <w:jc w:val="left"/>
-        <w:rPr>
-          <w:szCs w:val="24"/>
-        </w:rPr>
-      </w:pPr>
-      <w:r>
-        <w:rPr>
-          <w:szCs w:val="24"/>
-        </w:rPr>
-        <w:t xml:space="preserve"> The presence of a guardian angel does not mean that we will never suffer, make mistakes, or encounter danger. Rather, it reminds us that God's providence remains with us even in those moments. His care is often quiet. Sometimes we may recognise it only afterwards.</w:t>
-      </w:r>
-    </w:p>
-    <w:p>
-      <w:pPr>
-        <w:pStyle w:val="SPBodyText"/>
-        <w:ind w:firstLine="0"/>
-        <w:jc w:val="left"/>
-        <w:rPr>
-          <w:szCs w:val="24"/>
-        </w:rPr>
-      </w:pPr>
-      <w:r>
-        <w:rPr>
-          <w:szCs w:val="24"/>
-        </w:rPr>
-        <w:t>There are moments when we may look back upon our lives and wonder how we came through a particular trial, why a certain path opened before us, or why another was closed. We cannot always know what unseen help accompanied us.</w:t>
-      </w:r>
-    </w:p>
-    <w:p>
-      <w:pPr>
-        <w:pStyle w:val="SPBodyText"/>
-        <w:ind w:firstLine="0"/>
-        <w:jc w:val="left"/>
-        <w:rPr>
-          <w:szCs w:val="24"/>
-        </w:rPr>
-      </w:pPr>
-    </w:p>
-    <w:p>
-      <w:pPr>
-        <w:pStyle w:val="SPBodyText"/>
-        <w:ind w:firstLine="0"/>
-        <w:jc w:val="left"/>
-        <w:rPr>
-          <w:szCs w:val="24"/>
-        </w:rPr>
-      </w:pPr>
-      <w:r>
-        <w:rPr>
-          <w:szCs w:val="24"/>
-        </w:rPr>
-        <w:t>But we can trust the One who sees what we cannot.</w:t>
-      </w:r>
-    </w:p>
-    <w:p>
-      <w:pPr>
-        <w:pStyle w:val="SPBodyText"/>
-        <w:ind w:firstLine="0"/>
-        <w:jc w:val="left"/>
-        <w:rPr>
-          <w:szCs w:val="24"/>
-        </w:rPr>
-      </w:pPr>
-    </w:p>
-    <w:p>
-      <w:pPr>
-        <w:pStyle w:val="SPBodyText"/>
-        <w:ind w:firstLine="0"/>
-        <w:jc w:val="left"/>
-        <w:rPr>
-          <w:szCs w:val="24"/>
-        </w:rPr>
-      </w:pPr>
-      <w:r>
-        <w:rPr>
-          <w:szCs w:val="24"/>
-        </w:rPr>
         <w:t>The Guardian Angel Prayer therefore becomes more than a prayer we learned as children. It becomes a prayer of trust.</w:t>
       </w:r>
     </w:p>
@@ -31587,7 +31574,6 @@
         <w:rPr>
           <w:szCs w:val="24"/>
         </w:rPr>
-        <w:lastRenderedPageBreak/>
         <w:t>When we are uncertain, we can ask for guidance.</w:t>
       </w:r>
       <w:r>
@@ -31672,8 +31658,8 @@
           <w:szCs w:val="24"/>
         </w:rPr>
         <w:sectPr>
-          <w:pgSz w:w="7920" w:h="12240" w:code="6"/>
-          <w:pgMar w:top="1080" w:right="864" w:bottom="1080" w:left="1152" w:header="576" w:footer="576" w:gutter="0"/>
+          <w:pgSz w:w="11909" w:h="16834" w:code="9"/>
+          <w:pgMar w:top="1440" w:right="1440" w:bottom="1440" w:left="1440" w:header="576" w:footer="576" w:gutter="0"/>
           <w:cols w:space="720"/>
           <w:titlePg/>
           <w:docGrid w:linePitch="360"/>
@@ -31790,8 +31776,8 @@
           <w:szCs w:val="24"/>
         </w:rPr>
         <w:sectPr>
-          <w:pgSz w:w="7920" w:h="12240" w:code="6"/>
-          <w:pgMar w:top="1080" w:right="864" w:bottom="1080" w:left="1152" w:header="576" w:footer="576" w:gutter="0"/>
+          <w:pgSz w:w="11909" w:h="16834" w:code="9"/>
+          <w:pgMar w:top="1440" w:right="1440" w:bottom="1440" w:left="1440" w:header="576" w:footer="576" w:gutter="0"/>
           <w:cols w:space="720"/>
           <w:titlePg/>
           <w:docGrid w:linePitch="360"/>
@@ -31902,8 +31888,8 @@
           <w:szCs w:val="24"/>
         </w:rPr>
         <w:sectPr>
-          <w:pgSz w:w="7920" w:h="12240" w:code="6"/>
-          <w:pgMar w:top="1080" w:right="864" w:bottom="1080" w:left="1152" w:header="576" w:footer="576" w:gutter="0"/>
+          <w:pgSz w:w="11909" w:h="16834" w:code="9"/>
+          <w:pgMar w:top="1440" w:right="1440" w:bottom="1440" w:left="1440" w:header="576" w:footer="576" w:gutter="0"/>
           <w:cols w:space="720"/>
           <w:titlePg/>
           <w:docGrid w:linePitch="360"/>
@@ -31990,8 +31976,8 @@
           <w:szCs w:val="24"/>
         </w:rPr>
         <w:sectPr>
-          <w:pgSz w:w="7920" w:h="12240" w:code="6"/>
-          <w:pgMar w:top="1080" w:right="864" w:bottom="1080" w:left="1152" w:header="576" w:footer="576" w:gutter="0"/>
+          <w:pgSz w:w="11909" w:h="16834" w:code="9"/>
+          <w:pgMar w:top="1440" w:right="1440" w:bottom="1440" w:left="1440" w:header="576" w:footer="576" w:gutter="0"/>
           <w:cols w:space="720"/>
           <w:titlePg/>
           <w:docGrid w:linePitch="360"/>
@@ -32187,7 +32173,6 @@
           <w:sz w:val="24"/>
           <w:szCs w:val="24"/>
         </w:rPr>
-        <w:lastRenderedPageBreak/>
         <w:t>1 Thessalonians 4:13-14</w:t>
       </w:r>
     </w:p>
@@ -32200,8 +32185,8 @@
           <w:szCs w:val="24"/>
         </w:rPr>
         <w:sectPr>
-          <w:pgSz w:w="7920" w:h="12240" w:code="6"/>
-          <w:pgMar w:top="1080" w:right="864" w:bottom="1080" w:left="1152" w:header="576" w:footer="576" w:gutter="0"/>
+          <w:pgSz w:w="11909" w:h="16834" w:code="9"/>
+          <w:pgMar w:top="1440" w:right="1440" w:bottom="1440" w:left="1440" w:header="576" w:footer="576" w:gutter="0"/>
           <w:cols w:space="720"/>
           <w:titlePg/>
           <w:docGrid w:linePitch="360"/>
@@ -32360,7 +32345,6 @@
         <w:rPr>
           <w:szCs w:val="24"/>
         </w:rPr>
-        <w:lastRenderedPageBreak/>
         <w:t>We believe that every human life is known and loved by God, and that death does not place a person outside His care. The Church therefore continues to pray for those who have died, trusting them to God's mercy and looking toward the resurrection promised through Christ.</w:t>
       </w:r>
     </w:p>
@@ -32449,23 +32433,23 @@
         <w:rPr>
           <w:szCs w:val="24"/>
         </w:rPr>
+        <w:t>When we pray these words, we should remember that one day someone may pray them for us.</w:t>
+      </w:r>
+    </w:p>
+    <w:p>
+      <w:pPr>
+        <w:pStyle w:val="SPBodyText"/>
+        <w:ind w:firstLine="0"/>
+        <w:jc w:val="left"/>
+        <w:rPr>
+          <w:szCs w:val="24"/>
+        </w:rPr>
+      </w:pPr>
+      <w:r>
+        <w:rPr>
+          <w:szCs w:val="24"/>
+        </w:rPr>
         <w:lastRenderedPageBreak/>
-        <w:t>When we pray these words, we should remember that one day someone may pray them for us.</w:t>
-      </w:r>
-    </w:p>
-    <w:p>
-      <w:pPr>
-        <w:pStyle w:val="SPBodyText"/>
-        <w:ind w:firstLine="0"/>
-        <w:jc w:val="left"/>
-        <w:rPr>
-          <w:szCs w:val="24"/>
-        </w:rPr>
-      </w:pPr>
-      <w:r>
-        <w:rPr>
-          <w:szCs w:val="24"/>
-        </w:rPr>
         <w:t>That thought need not frighten us. Rather, it can remind us to live with our hearts turned toward God while we still have the gift of this earthly life.</w:t>
       </w:r>
     </w:p>
@@ -32574,8 +32558,8 @@
           <w:szCs w:val="24"/>
         </w:rPr>
         <w:sectPr>
-          <w:pgSz w:w="7920" w:h="12240" w:code="6"/>
-          <w:pgMar w:top="1080" w:right="864" w:bottom="1080" w:left="1152" w:header="576" w:footer="576" w:gutter="0"/>
+          <w:pgSz w:w="11909" w:h="16834" w:code="9"/>
+          <w:pgMar w:top="1440" w:right="1440" w:bottom="1440" w:left="1440" w:header="576" w:footer="576" w:gutter="0"/>
           <w:cols w:space="720"/>
           <w:titlePg/>
           <w:docGrid w:linePitch="360"/>
@@ -32738,8 +32722,8 @@
           <w:szCs w:val="24"/>
         </w:rPr>
         <w:sectPr>
-          <w:pgSz w:w="7920" w:h="12240" w:code="6"/>
-          <w:pgMar w:top="1080" w:right="864" w:bottom="1080" w:left="1152" w:header="576" w:footer="576" w:gutter="0"/>
+          <w:pgSz w:w="11909" w:h="16834" w:code="9"/>
+          <w:pgMar w:top="1440" w:right="1440" w:bottom="1440" w:left="1440" w:header="576" w:footer="576" w:gutter="0"/>
           <w:cols w:space="720"/>
           <w:titlePg/>
           <w:docGrid w:linePitch="360"/>
@@ -32905,8 +32889,8 @@
           <w:szCs w:val="24"/>
         </w:rPr>
         <w:sectPr>
-          <w:pgSz w:w="7920" w:h="12240" w:code="6"/>
-          <w:pgMar w:top="1080" w:right="864" w:bottom="1080" w:left="1152" w:header="576" w:footer="576" w:gutter="0"/>
+          <w:pgSz w:w="11909" w:h="16834" w:code="9"/>
+          <w:pgMar w:top="1440" w:right="1440" w:bottom="1440" w:left="1440" w:header="576" w:footer="576" w:gutter="0"/>
           <w:cols w:space="720"/>
           <w:titlePg/>
           <w:docGrid w:linePitch="360"/>
@@ -33078,8 +33062,8 @@
           <w:szCs w:val="24"/>
         </w:rPr>
         <w:sectPr>
-          <w:pgSz w:w="7920" w:h="12240" w:code="6"/>
-          <w:pgMar w:top="1080" w:right="864" w:bottom="1080" w:left="1152" w:header="576" w:footer="576" w:gutter="0"/>
+          <w:pgSz w:w="11909" w:h="16834" w:code="9"/>
+          <w:pgMar w:top="1440" w:right="1440" w:bottom="1440" w:left="1440" w:header="576" w:footer="576" w:gutter="0"/>
           <w:cols w:space="720"/>
           <w:titlePg/>
           <w:docGrid w:linePitch="360"/>
@@ -33256,7 +33240,6 @@
           <w:sz w:val="24"/>
           <w:szCs w:val="24"/>
         </w:rPr>
-        <w:lastRenderedPageBreak/>
         <w:t>John 6:51</w:t>
       </w:r>
     </w:p>
@@ -33269,8 +33252,8 @@
           <w:szCs w:val="24"/>
         </w:rPr>
         <w:sectPr>
-          <w:pgSz w:w="7920" w:h="12240" w:code="6"/>
-          <w:pgMar w:top="1080" w:right="864" w:bottom="1080" w:left="1152" w:header="576" w:footer="576" w:gutter="0"/>
+          <w:pgSz w:w="11909" w:h="16834" w:code="9"/>
+          <w:pgMar w:top="1440" w:right="1440" w:bottom="1440" w:left="1440" w:header="576" w:footer="576" w:gutter="0"/>
           <w:cols w:space="720"/>
           <w:titlePg/>
           <w:docGrid w:linePitch="360"/>
@@ -33455,7 +33438,6 @@
         <w:rPr>
           <w:szCs w:val="24"/>
         </w:rPr>
-        <w:lastRenderedPageBreak/>
         <w:t>The Divine Praises also draws us into the wider family of the Church. We praise Christ present in the Blessed Sacrament, honour His Mother and St. Joseph, and join our voices to those of the angels and saints.</w:t>
       </w:r>
     </w:p>
@@ -33554,6 +33536,7 @@
         <w:rPr>
           <w:szCs w:val="24"/>
         </w:rPr>
+        <w:lastRenderedPageBreak/>
         <w:t>It simply requires that we remember who God is.</w:t>
       </w:r>
     </w:p>
@@ -33582,8 +33565,8 @@
           <w:szCs w:val="24"/>
         </w:rPr>
         <w:sectPr>
-          <w:pgSz w:w="7920" w:h="12240" w:code="6"/>
-          <w:pgMar w:top="1080" w:right="864" w:bottom="1080" w:left="1152" w:header="576" w:footer="576" w:gutter="0"/>
+          <w:pgSz w:w="11909" w:h="16834" w:code="9"/>
+          <w:pgMar w:top="1440" w:right="1440" w:bottom="1440" w:left="1440" w:header="576" w:footer="576" w:gutter="0"/>
           <w:cols w:space="720"/>
           <w:titlePg/>
           <w:docGrid w:linePitch="360"/>
@@ -33728,8 +33711,8 @@
           <w:szCs w:val="24"/>
         </w:rPr>
         <w:sectPr>
-          <w:pgSz w:w="7920" w:h="12240" w:code="6"/>
-          <w:pgMar w:top="1080" w:right="864" w:bottom="1080" w:left="1152" w:header="576" w:footer="576" w:gutter="0"/>
+          <w:pgSz w:w="11909" w:h="16834" w:code="9"/>
+          <w:pgMar w:top="1440" w:right="1440" w:bottom="1440" w:left="1440" w:header="576" w:footer="576" w:gutter="0"/>
           <w:cols w:space="720"/>
           <w:titlePg/>
           <w:docGrid w:linePitch="360"/>
@@ -33803,8 +33786,8 @@
           <w:szCs w:val="24"/>
         </w:rPr>
         <w:sectPr>
-          <w:pgSz w:w="7920" w:h="12240" w:code="6"/>
-          <w:pgMar w:top="1080" w:right="864" w:bottom="1080" w:left="1152" w:header="576" w:footer="576" w:gutter="0"/>
+          <w:pgSz w:w="11909" w:h="16834" w:code="9"/>
+          <w:pgMar w:top="1440" w:right="1440" w:bottom="1440" w:left="1440" w:header="576" w:footer="576" w:gutter="0"/>
           <w:cols w:space="720"/>
           <w:titlePg/>
           <w:docGrid w:linePitch="360"/>
@@ -33903,8 +33886,8 @@
           <w:szCs w:val="24"/>
         </w:rPr>
         <w:sectPr>
-          <w:pgSz w:w="7920" w:h="12240" w:code="6"/>
-          <w:pgMar w:top="1080" w:right="864" w:bottom="1080" w:left="1152" w:header="576" w:footer="576" w:gutter="0"/>
+          <w:pgSz w:w="11909" w:h="16834" w:code="9"/>
+          <w:pgMar w:top="1440" w:right="1440" w:bottom="1440" w:left="1440" w:header="576" w:footer="576" w:gutter="0"/>
           <w:cols w:space="720"/>
           <w:titlePg/>
           <w:docGrid w:linePitch="360"/>
@@ -34037,8 +34020,8 @@
           <w:szCs w:val="24"/>
         </w:rPr>
         <w:sectPr>
-          <w:pgSz w:w="7920" w:h="12240" w:code="6"/>
-          <w:pgMar w:top="1080" w:right="864" w:bottom="1080" w:left="1152" w:header="576" w:footer="576" w:gutter="0"/>
+          <w:pgSz w:w="11909" w:h="16834" w:code="9"/>
+          <w:pgMar w:top="1440" w:right="1440" w:bottom="1440" w:left="1440" w:header="576" w:footer="576" w:gutter="0"/>
           <w:cols w:space="720"/>
           <w:titlePg/>
           <w:docGrid w:linePitch="360"/>
@@ -34210,7 +34193,6 @@
         <w:rPr>
           <w:szCs w:val="24"/>
         </w:rPr>
-        <w:lastRenderedPageBreak/>
         <w:t>The prayer also reminds us that God does not cease to watch over us when we cease to watch over ourselves. While we sleep, He remains awake. While our minds rest, His care does not.</w:t>
       </w:r>
     </w:p>
@@ -34377,8 +34359,8 @@
           <w:szCs w:val="24"/>
         </w:rPr>
         <w:sectPr>
-          <w:pgSz w:w="7920" w:h="12240" w:code="6"/>
-          <w:pgMar w:top="1080" w:right="864" w:bottom="1080" w:left="1152" w:header="576" w:footer="576" w:gutter="0"/>
+          <w:pgSz w:w="11909" w:h="16834" w:code="9"/>
+          <w:pgMar w:top="1440" w:right="1440" w:bottom="1440" w:left="1440" w:header="576" w:footer="576" w:gutter="0"/>
           <w:cols w:space="720"/>
           <w:titlePg/>
           <w:docGrid w:linePitch="360"/>
@@ -34573,8 +34555,8 @@
           <w:szCs w:val="24"/>
         </w:rPr>
         <w:sectPr>
-          <w:pgSz w:w="7920" w:h="12240" w:code="6"/>
-          <w:pgMar w:top="1080" w:right="864" w:bottom="1080" w:left="1152" w:header="576" w:footer="576" w:gutter="0"/>
+          <w:pgSz w:w="11909" w:h="16834" w:code="9"/>
+          <w:pgMar w:top="1440" w:right="1440" w:bottom="1440" w:left="1440" w:header="576" w:footer="576" w:gutter="0"/>
           <w:cols w:space="720"/>
           <w:titlePg/>
           <w:docGrid w:linePitch="360"/>
@@ -34664,8 +34646,8 @@
           <w:szCs w:val="24"/>
         </w:rPr>
         <w:sectPr>
-          <w:pgSz w:w="7920" w:h="12240" w:code="6"/>
-          <w:pgMar w:top="1080" w:right="864" w:bottom="1080" w:left="1152" w:header="576" w:footer="576" w:gutter="0"/>
+          <w:pgSz w:w="11909" w:h="16834" w:code="9"/>
+          <w:pgMar w:top="1440" w:right="1440" w:bottom="1440" w:left="1440" w:header="576" w:footer="576" w:gutter="0"/>
           <w:cols w:space="720"/>
           <w:titlePg/>
           <w:docGrid w:linePitch="360"/>
@@ -34762,8 +34744,8 @@
           <w:szCs w:val="24"/>
         </w:rPr>
         <w:sectPr>
-          <w:pgSz w:w="7920" w:h="12240" w:code="6"/>
-          <w:pgMar w:top="1080" w:right="864" w:bottom="1080" w:left="1152" w:header="576" w:footer="576" w:gutter="0"/>
+          <w:pgSz w:w="11909" w:h="16834" w:code="9"/>
+          <w:pgMar w:top="1440" w:right="1440" w:bottom="1440" w:left="1440" w:header="576" w:footer="576" w:gutter="0"/>
           <w:cols w:space="720"/>
           <w:titlePg/>
           <w:docGrid w:linePitch="360"/>
@@ -34879,8 +34861,8 @@
           <w:szCs w:val="24"/>
         </w:rPr>
         <w:sectPr>
-          <w:pgSz w:w="7920" w:h="12240" w:code="6"/>
-          <w:pgMar w:top="1080" w:right="864" w:bottom="1080" w:left="1152" w:header="576" w:footer="576" w:gutter="0"/>
+          <w:pgSz w:w="11909" w:h="16834" w:code="9"/>
+          <w:pgMar w:top="1440" w:right="1440" w:bottom="1440" w:left="1440" w:header="576" w:footer="576" w:gutter="0"/>
           <w:cols w:space="720"/>
           <w:titlePg/>
           <w:docGrid w:linePitch="360"/>
@@ -35004,8 +34986,8 @@
           <w:szCs w:val="24"/>
         </w:rPr>
         <w:sectPr>
-          <w:pgSz w:w="7920" w:h="12240" w:code="6"/>
-          <w:pgMar w:top="1080" w:right="864" w:bottom="1080" w:left="1152" w:header="576" w:footer="576" w:gutter="0"/>
+          <w:pgSz w:w="11909" w:h="16834" w:code="9"/>
+          <w:pgMar w:top="1440" w:right="1440" w:bottom="1440" w:left="1440" w:header="576" w:footer="576" w:gutter="0"/>
           <w:cols w:space="720"/>
           <w:titlePg/>
           <w:docGrid w:linePitch="360"/>
@@ -35109,8 +35091,8 @@
           <w:szCs w:val="24"/>
         </w:rPr>
         <w:sectPr>
-          <w:pgSz w:w="7920" w:h="12240" w:code="6"/>
-          <w:pgMar w:top="1080" w:right="864" w:bottom="1080" w:left="1152" w:header="576" w:footer="576" w:gutter="0"/>
+          <w:pgSz w:w="11909" w:h="16834" w:code="9"/>
+          <w:pgMar w:top="1440" w:right="1440" w:bottom="1440" w:left="1440" w:header="576" w:footer="576" w:gutter="0"/>
           <w:cols w:space="720"/>
           <w:titlePg/>
           <w:docGrid w:linePitch="360"/>
@@ -35168,8 +35150,8 @@
           <w:lang w:val="la-Latn"/>
         </w:rPr>
         <w:sectPr>
-          <w:pgSz w:w="7920" w:h="12240" w:code="6"/>
-          <w:pgMar w:top="1080" w:right="864" w:bottom="1080" w:left="1152" w:header="576" w:footer="576" w:gutter="0"/>
+          <w:pgSz w:w="11909" w:h="16834" w:code="9"/>
+          <w:pgMar w:top="1440" w:right="1440" w:bottom="1440" w:left="1440" w:header="576" w:footer="576" w:gutter="0"/>
           <w:cols w:space="720"/>
           <w:titlePg/>
           <w:docGrid w:linePitch="360"/>
@@ -35343,71 +35325,71 @@
         <w:rPr>
           <w:szCs w:val="24"/>
         </w:rPr>
+        <w:t>Michael's strength is not independent of God. He does not rely upon his own power or boast of his authority. He places the matter in God's hands.</w:t>
+      </w:r>
+    </w:p>
+    <w:p>
+      <w:pPr>
+        <w:pStyle w:val="SPBodyText"/>
+        <w:ind w:firstLine="0"/>
+        <w:jc w:val="left"/>
+        <w:rPr>
+          <w:szCs w:val="24"/>
+        </w:rPr>
+      </w:pPr>
+      <w:r>
+        <w:rPr>
+          <w:szCs w:val="24"/>
+        </w:rPr>
+        <w:t>This is an important lesson for us. There are battles in life that cannot be overcome by our own strength. We encounter temptation, fear, discouragement, anger, doubt, and those things that draw our hearts away from God. Sometimes the battle is obvious; sometimes it is hidden even from us.</w:t>
+      </w:r>
+    </w:p>
+    <w:p>
+      <w:pPr>
+        <w:pStyle w:val="SPBodyText"/>
+        <w:ind w:firstLine="0"/>
+        <w:jc w:val="left"/>
+        <w:rPr>
+          <w:szCs w:val="24"/>
+        </w:rPr>
+      </w:pPr>
+      <w:r>
+        <w:rPr>
+          <w:szCs w:val="24"/>
+        </w:rPr>
+        <w:t>The prayer to Saint Michael reminds us that we are not expected to fight every battle alone.</w:t>
+      </w:r>
+    </w:p>
+    <w:p>
+      <w:pPr>
+        <w:pStyle w:val="SPBodyText"/>
+        <w:ind w:firstLine="0"/>
+        <w:jc w:val="left"/>
+        <w:rPr>
+          <w:szCs w:val="24"/>
+        </w:rPr>
+      </w:pPr>
+      <w:r>
+        <w:rPr>
+          <w:szCs w:val="24"/>
+        </w:rPr>
+        <w:t>To ask for Saint Michael's protection is ultimately to ask that God strengthen and defend us. It is to acknowledge that God's power is greater than anything that seeks to separate us from Him.</w:t>
+      </w:r>
+    </w:p>
+    <w:p>
+      <w:pPr>
+        <w:pStyle w:val="SPBodyText"/>
+        <w:ind w:firstLine="0"/>
+        <w:jc w:val="left"/>
+        <w:rPr>
+          <w:szCs w:val="24"/>
+        </w:rPr>
+      </w:pPr>
+      <w:r>
+        <w:rPr>
+          <w:szCs w:val="24"/>
+        </w:rPr>
         <w:lastRenderedPageBreak/>
-        <w:t>Michael's strength is not independent of God. He does not rely upon his own power or boast of his authority. He places the matter in God's hands.</w:t>
-      </w:r>
-    </w:p>
-    <w:p>
-      <w:pPr>
-        <w:pStyle w:val="SPBodyText"/>
-        <w:ind w:firstLine="0"/>
-        <w:jc w:val="left"/>
-        <w:rPr>
-          <w:szCs w:val="24"/>
-        </w:rPr>
-      </w:pPr>
-      <w:r>
-        <w:rPr>
-          <w:szCs w:val="24"/>
-        </w:rPr>
-        <w:t>This is an important lesson for us. There are battles in life that cannot be overcome by our own strength. We encounter temptation, fear, discouragement, anger, doubt, and those things that draw our hearts away from God. Sometimes the battle is obvious; sometimes it is hidden even from us.</w:t>
-      </w:r>
-    </w:p>
-    <w:p>
-      <w:pPr>
-        <w:pStyle w:val="SPBodyText"/>
-        <w:ind w:firstLine="0"/>
-        <w:jc w:val="left"/>
-        <w:rPr>
-          <w:szCs w:val="24"/>
-        </w:rPr>
-      </w:pPr>
-      <w:r>
-        <w:rPr>
-          <w:szCs w:val="24"/>
-        </w:rPr>
-        <w:t>The prayer to Saint Michael reminds us that we are not expected to fight every battle alone.</w:t>
-      </w:r>
-    </w:p>
-    <w:p>
-      <w:pPr>
-        <w:pStyle w:val="SPBodyText"/>
-        <w:ind w:firstLine="0"/>
-        <w:jc w:val="left"/>
-        <w:rPr>
-          <w:szCs w:val="24"/>
-        </w:rPr>
-      </w:pPr>
-      <w:r>
-        <w:rPr>
-          <w:szCs w:val="24"/>
-        </w:rPr>
-        <w:t>To ask for Saint Michael's protection is ultimately to ask that God strengthen and defend us. It is to acknowledge that God's power is greater than anything that seeks to separate us from Him.</w:t>
-      </w:r>
-    </w:p>
-    <w:p>
-      <w:pPr>
-        <w:pStyle w:val="SPBodyText"/>
-        <w:ind w:firstLine="0"/>
-        <w:jc w:val="left"/>
-        <w:rPr>
-          <w:szCs w:val="24"/>
-        </w:rPr>
-      </w:pPr>
-      <w:r>
-        <w:rPr>
-          <w:szCs w:val="24"/>
-        </w:rPr>
         <w:t xml:space="preserve">And perhaps that is why this prayer need not be prayed only in moments of fear. Pray it before beginning a difficult day or situation. When temptation rears </w:t>
       </w:r>
       <w:proofErr w:type="spellStart"/>
@@ -35454,7 +35436,6 @@
         <w:rPr>
           <w:szCs w:val="24"/>
         </w:rPr>
-        <w:lastRenderedPageBreak/>
         <w:t>We stand because God is stronger than evil.</w:t>
       </w:r>
     </w:p>
@@ -35592,8 +35573,8 @@
           <w:lang w:val="la-Latn"/>
         </w:rPr>
         <w:sectPr>
-          <w:pgSz w:w="7920" w:h="12240" w:code="6"/>
-          <w:pgMar w:top="1080" w:right="864" w:bottom="1080" w:left="1152" w:header="576" w:footer="576" w:gutter="0"/>
+          <w:pgSz w:w="11909" w:h="16834" w:code="9"/>
+          <w:pgMar w:top="1440" w:right="1440" w:bottom="1440" w:left="1440" w:header="576" w:footer="576" w:gutter="0"/>
           <w:cols w:space="720"/>
           <w:titlePg/>
           <w:docGrid w:linePitch="360"/>
@@ -35749,7 +35730,6 @@
       </w:pPr>
       <w:bookmarkStart w:id="97" w:name="_Toc241594387"/>
       <w:r>
-        <w:lastRenderedPageBreak/>
         <w:t>English</w:t>
       </w:r>
       <w:bookmarkEnd w:id="97"/>
@@ -35849,6 +35829,12 @@
           <w:szCs w:val="24"/>
         </w:rPr>
         <w:br/>
+      </w:r>
+      <w:r>
+        <w:rPr>
+          <w:szCs w:val="24"/>
+        </w:rPr>
+        <w:lastRenderedPageBreak/>
         <w:t>Shield me against my enemies</w:t>
       </w:r>
       <w:r>
@@ -35894,8 +35880,8 @@
           <w:szCs w:val="24"/>
         </w:rPr>
         <w:sectPr>
-          <w:pgSz w:w="7920" w:h="12240" w:code="6"/>
-          <w:pgMar w:top="1080" w:right="864" w:bottom="1080" w:left="1152" w:header="576" w:footer="576" w:gutter="0"/>
+          <w:pgSz w:w="11909" w:h="16834" w:code="9"/>
+          <w:pgMar w:top="1440" w:right="1440" w:bottom="1440" w:left="1440" w:header="576" w:footer="576" w:gutter="0"/>
           <w:cols w:space="720"/>
           <w:titlePg/>
           <w:docGrid w:linePitch="360"/>
@@ -36119,8 +36105,8 @@
           <w:szCs w:val="24"/>
         </w:rPr>
         <w:sectPr>
-          <w:pgSz w:w="7920" w:h="12240" w:code="6"/>
-          <w:pgMar w:top="1080" w:right="864" w:bottom="1080" w:left="1152" w:header="576" w:footer="576" w:gutter="0"/>
+          <w:pgSz w:w="11909" w:h="16834" w:code="9"/>
+          <w:pgMar w:top="1440" w:right="1440" w:bottom="1440" w:left="1440" w:header="576" w:footer="576" w:gutter="0"/>
           <w:cols w:space="720"/>
           <w:titlePg/>
           <w:docGrid w:linePitch="360"/>
@@ -36238,8 +36224,8 @@
           <w:szCs w:val="24"/>
         </w:rPr>
         <w:sectPr>
-          <w:pgSz w:w="7920" w:h="12240" w:code="6"/>
-          <w:pgMar w:top="1080" w:right="864" w:bottom="1080" w:left="1152" w:header="576" w:footer="576" w:gutter="0"/>
+          <w:pgSz w:w="11909" w:h="16834" w:code="9"/>
+          <w:pgMar w:top="1440" w:right="1440" w:bottom="1440" w:left="1440" w:header="576" w:footer="576" w:gutter="0"/>
           <w:cols w:space="720"/>
           <w:titlePg/>
           <w:docGrid w:linePitch="360"/>
@@ -36361,8 +36347,8 @@
           <w:szCs w:val="24"/>
         </w:rPr>
         <w:sectPr>
-          <w:pgSz w:w="7920" w:h="12240" w:code="6"/>
-          <w:pgMar w:top="1080" w:right="864" w:bottom="1080" w:left="1152" w:header="576" w:footer="576" w:gutter="0"/>
+          <w:pgSz w:w="11909" w:h="16834" w:code="9"/>
+          <w:pgMar w:top="1440" w:right="1440" w:bottom="1440" w:left="1440" w:header="576" w:footer="576" w:gutter="0"/>
           <w:cols w:space="720"/>
           <w:titlePg/>
           <w:docGrid w:linePitch="360"/>
@@ -36611,8 +36597,8 @@
           <w:szCs w:val="24"/>
         </w:rPr>
         <w:sectPr>
-          <w:pgSz w:w="7920" w:h="12240" w:code="6"/>
-          <w:pgMar w:top="1080" w:right="864" w:bottom="1080" w:left="1152" w:header="576" w:footer="576" w:gutter="0"/>
+          <w:pgSz w:w="11909" w:h="16834" w:code="9"/>
+          <w:pgMar w:top="1440" w:right="1440" w:bottom="1440" w:left="1440" w:header="576" w:footer="576" w:gutter="0"/>
           <w:cols w:space="720"/>
           <w:titlePg/>
           <w:docGrid w:linePitch="360"/>
@@ -36789,7 +36775,6 @@
         <w:rPr>
           <w:szCs w:val="24"/>
         </w:rPr>
-        <w:lastRenderedPageBreak/>
         <w:t>Saint Benedict understood that holiness is not achieved through one great act, but through a life of faithfulness. In his Rule, he placed great emphasis on humility, obedience, discipline, prayer, and perseverance. These virtues may seem ordinary, but it is often through such ordinary things that God gradually transforms the heart.</w:t>
       </w:r>
     </w:p>
@@ -36834,8 +36819,8 @@
           <w:szCs w:val="24"/>
         </w:rPr>
         <w:sectPr>
-          <w:pgSz w:w="7920" w:h="12240" w:code="6"/>
-          <w:pgMar w:top="1080" w:right="864" w:bottom="1080" w:left="1152" w:header="576" w:footer="576" w:gutter="0"/>
+          <w:pgSz w:w="11909" w:h="16834" w:code="9"/>
+          <w:pgMar w:top="1440" w:right="1440" w:bottom="1440" w:left="1440" w:header="576" w:footer="576" w:gutter="0"/>
           <w:cols w:space="720"/>
           <w:titlePg/>
           <w:docGrid w:linePitch="360"/>
@@ -36942,8 +36927,8 @@
           <w:szCs w:val="24"/>
         </w:rPr>
         <w:sectPr>
-          <w:pgSz w:w="7920" w:h="12240" w:code="6"/>
-          <w:pgMar w:top="1080" w:right="864" w:bottom="1080" w:left="1152" w:header="576" w:footer="576" w:gutter="0"/>
+          <w:pgSz w:w="11909" w:h="16834" w:code="9"/>
+          <w:pgMar w:top="1440" w:right="1440" w:bottom="1440" w:left="1440" w:header="576" w:footer="576" w:gutter="0"/>
           <w:cols w:space="720"/>
           <w:titlePg/>
           <w:docGrid w:linePitch="360"/>
@@ -37048,8 +37033,8 @@
           <w:szCs w:val="24"/>
         </w:rPr>
         <w:sectPr>
-          <w:pgSz w:w="7920" w:h="12240" w:code="6"/>
-          <w:pgMar w:top="1080" w:right="864" w:bottom="1080" w:left="1152" w:header="576" w:footer="576" w:gutter="0"/>
+          <w:pgSz w:w="11909" w:h="16834" w:code="9"/>
+          <w:pgMar w:top="1440" w:right="1440" w:bottom="1440" w:left="1440" w:header="576" w:footer="576" w:gutter="0"/>
           <w:cols w:space="720"/>
           <w:titlePg/>
           <w:docGrid w:linePitch="360"/>
@@ -37193,8 +37178,8 @@
           <w:szCs w:val="24"/>
         </w:rPr>
         <w:sectPr>
-          <w:pgSz w:w="7920" w:h="12240" w:code="6"/>
-          <w:pgMar w:top="1080" w:right="864" w:bottom="1080" w:left="1152" w:header="576" w:footer="576" w:gutter="0"/>
+          <w:pgSz w:w="11909" w:h="16834" w:code="9"/>
+          <w:pgMar w:top="1440" w:right="1440" w:bottom="1440" w:left="1440" w:header="576" w:footer="576" w:gutter="0"/>
           <w:cols w:space="720"/>
           <w:titlePg/>
           <w:docGrid w:linePitch="360"/>
@@ -37369,8 +37354,8 @@
           <w:szCs w:val="24"/>
         </w:rPr>
         <w:sectPr>
-          <w:pgSz w:w="7920" w:h="12240" w:code="6"/>
-          <w:pgMar w:top="1080" w:right="864" w:bottom="1080" w:left="1152" w:header="576" w:footer="576" w:gutter="0"/>
+          <w:pgSz w:w="11909" w:h="16834" w:code="9"/>
+          <w:pgMar w:top="1440" w:right="1440" w:bottom="1440" w:left="1440" w:header="576" w:footer="576" w:gutter="0"/>
           <w:cols w:space="720"/>
           <w:titlePg/>
           <w:docGrid w:linePitch="360"/>
@@ -37548,8 +37533,8 @@
           <w:szCs w:val="24"/>
         </w:rPr>
         <w:sectPr>
-          <w:pgSz w:w="7920" w:h="12240" w:code="6"/>
-          <w:pgMar w:top="1080" w:right="864" w:bottom="1080" w:left="1152" w:header="576" w:footer="576" w:gutter="0"/>
+          <w:pgSz w:w="11909" w:h="16834" w:code="9"/>
+          <w:pgMar w:top="1440" w:right="1440" w:bottom="1440" w:left="1440" w:header="576" w:footer="576" w:gutter="0"/>
           <w:cols w:space="720"/>
           <w:titlePg/>
           <w:docGrid w:linePitch="360"/>
@@ -37667,8 +37652,8 @@
           <w:szCs w:val="24"/>
         </w:rPr>
         <w:sectPr>
-          <w:pgSz w:w="7920" w:h="12240" w:code="6"/>
-          <w:pgMar w:top="1080" w:right="864" w:bottom="1080" w:left="1152" w:header="576" w:footer="576" w:gutter="0"/>
+          <w:pgSz w:w="11909" w:h="16834" w:code="9"/>
+          <w:pgMar w:top="1440" w:right="1440" w:bottom="1440" w:left="1440" w:header="576" w:footer="576" w:gutter="0"/>
           <w:cols w:space="720"/>
           <w:titlePg/>
           <w:docGrid w:linePitch="360"/>
@@ -37828,7 +37813,6 @@
           <w:sz w:val="24"/>
           <w:szCs w:val="24"/>
         </w:rPr>
-        <w:lastRenderedPageBreak/>
         <w:t>Colossians 3:23-24</w:t>
       </w:r>
     </w:p>
@@ -37841,8 +37825,8 @@
           <w:szCs w:val="24"/>
         </w:rPr>
         <w:sectPr>
-          <w:pgSz w:w="7920" w:h="12240" w:code="6"/>
-          <w:pgMar w:top="1080" w:right="864" w:bottom="1080" w:left="1152" w:header="576" w:footer="576" w:gutter="0"/>
+          <w:pgSz w:w="11909" w:h="16834" w:code="9"/>
+          <w:pgMar w:top="1440" w:right="1440" w:bottom="1440" w:left="1440" w:header="576" w:footer="576" w:gutter="0"/>
           <w:cols w:space="720"/>
           <w:titlePg/>
           <w:docGrid w:linePitch="360"/>
@@ -38009,7 +37993,6 @@
         <w:rPr>
           <w:szCs w:val="24"/>
         </w:rPr>
-        <w:lastRenderedPageBreak/>
         <w:t xml:space="preserve">When danger came, he protected Mary and Jesus. When God called him to leave, he left. When he was told to return, he returned. His life was shaped by a willingness to listen for God's voice and then faithfully carry out what was asked of him. </w:t>
       </w:r>
       <w:r>
@@ -38262,7 +38245,6 @@
       </w:pPr>
       <w:bookmarkStart w:id="106" w:name="_Toc241594396"/>
       <w:r>
-        <w:lastRenderedPageBreak/>
         <w:t>Saint Anthony</w:t>
       </w:r>
       <w:bookmarkEnd w:id="106"/>
@@ -38378,8 +38360,8 @@
           <w:szCs w:val="24"/>
         </w:rPr>
         <w:sectPr>
-          <w:pgSz w:w="7920" w:h="12240" w:code="6"/>
-          <w:pgMar w:top="1080" w:right="864" w:bottom="1080" w:left="1152" w:header="576" w:footer="576" w:gutter="0"/>
+          <w:pgSz w:w="11909" w:h="16834" w:code="9"/>
+          <w:pgMar w:top="1440" w:right="1440" w:bottom="1440" w:left="1440" w:header="576" w:footer="576" w:gutter="0"/>
           <w:cols w:space="720"/>
           <w:titlePg/>
           <w:docGrid w:linePitch="360"/>
@@ -38544,8 +38526,8 @@
           <w:szCs w:val="24"/>
         </w:rPr>
         <w:sectPr>
-          <w:pgSz w:w="7920" w:h="12240" w:code="6"/>
-          <w:pgMar w:top="1080" w:right="864" w:bottom="1080" w:left="1152" w:header="576" w:footer="576" w:gutter="0"/>
+          <w:pgSz w:w="11909" w:h="16834" w:code="9"/>
+          <w:pgMar w:top="1440" w:right="1440" w:bottom="1440" w:left="1440" w:header="576" w:footer="576" w:gutter="0"/>
           <w:cols w:space="720"/>
           <w:titlePg/>
           <w:docGrid w:linePitch="360"/>
@@ -38746,8 +38728,8 @@
           <w:szCs w:val="24"/>
         </w:rPr>
         <w:sectPr>
-          <w:pgSz w:w="7920" w:h="12240" w:code="6"/>
-          <w:pgMar w:top="1080" w:right="864" w:bottom="1080" w:left="1152" w:header="576" w:footer="576" w:gutter="0"/>
+          <w:pgSz w:w="11909" w:h="16834" w:code="9"/>
+          <w:pgMar w:top="1440" w:right="1440" w:bottom="1440" w:left="1440" w:header="576" w:footer="576" w:gutter="0"/>
           <w:cols w:space="720"/>
           <w:titlePg/>
           <w:docGrid w:linePitch="360"/>
@@ -38905,8 +38887,8 @@
           <w:szCs w:val="24"/>
         </w:rPr>
         <w:sectPr>
-          <w:pgSz w:w="7920" w:h="12240" w:code="6"/>
-          <w:pgMar w:top="1080" w:right="864" w:bottom="1080" w:left="1152" w:header="576" w:footer="576" w:gutter="0"/>
+          <w:pgSz w:w="11909" w:h="16834" w:code="9"/>
+          <w:pgMar w:top="1440" w:right="1440" w:bottom="1440" w:left="1440" w:header="576" w:footer="576" w:gutter="0"/>
           <w:cols w:space="720"/>
           <w:titlePg/>
           <w:docGrid w:linePitch="360"/>
@@ -39054,481 +39036,479 @@
         <w:rPr>
           <w:szCs w:val="24"/>
         </w:rPr>
+        <w:t>Saint Anthony reminds us to seek what has been lost.</w:t>
+      </w:r>
+    </w:p>
+    <w:p>
+      <w:pPr>
+        <w:pStyle w:val="SPBodyText"/>
+        <w:ind w:firstLine="0"/>
+        <w:jc w:val="left"/>
+        <w:rPr>
+          <w:szCs w:val="24"/>
+        </w:rPr>
+      </w:pPr>
+      <w:r>
+        <w:rPr>
+          <w:szCs w:val="24"/>
+        </w:rPr>
+        <w:t>But the deepest thing we can seek is not an object.</w:t>
+      </w:r>
+    </w:p>
+    <w:p>
+      <w:pPr>
+        <w:pStyle w:val="SPBodyText"/>
+        <w:ind w:firstLine="0"/>
+        <w:jc w:val="left"/>
+        <w:rPr>
+          <w:szCs w:val="24"/>
+        </w:rPr>
+      </w:pPr>
+    </w:p>
+    <w:p>
+      <w:pPr>
+        <w:pStyle w:val="SPBodyText"/>
+        <w:ind w:firstLine="0"/>
+        <w:jc w:val="left"/>
+        <w:rPr>
+          <w:szCs w:val="24"/>
+        </w:rPr>
+      </w:pPr>
+      <w:r>
+        <w:rPr>
+          <w:szCs w:val="24"/>
+        </w:rPr>
+        <w:t>It is Christ.</w:t>
+      </w:r>
+    </w:p>
+    <w:p>
+      <w:pPr>
+        <w:pStyle w:val="SPBodyText"/>
+        <w:ind w:firstLine="0"/>
+        <w:jc w:val="left"/>
+        <w:rPr>
+          <w:szCs w:val="24"/>
+        </w:rPr>
+      </w:pPr>
+      <w:r>
+        <w:rPr>
+          <w:szCs w:val="24"/>
+        </w:rPr>
+        <w:t>The Gospel tells us to ask, seek, and knock. These are active words. They remind us that faith is not merely waiting for God to find us while we remain still</w:t>
+      </w:r>
+      <w:r>
+        <w:rPr>
+          <w:szCs w:val="24"/>
+        </w:rPr>
+        <w:t>. We are invited to turn towards Him, to ask for His help, to seek His truth, and to continue knocking even when the door does not immediately open.</w:t>
+      </w:r>
+    </w:p>
+    <w:p>
+      <w:pPr>
+        <w:pStyle w:val="SPBodyText"/>
+        <w:ind w:firstLine="0"/>
+        <w:jc w:val="left"/>
+        <w:rPr>
+          <w:szCs w:val="24"/>
+        </w:rPr>
+      </w:pPr>
+      <w:r>
+        <w:rPr>
+          <w:szCs w:val="24"/>
+        </w:rPr>
+        <w:t>Yet the parable of the lost sheep reveals something even more beautiful.</w:t>
+      </w:r>
+    </w:p>
+    <w:p>
+      <w:pPr>
+        <w:pStyle w:val="SPBodyText"/>
+        <w:ind w:firstLine="0"/>
+        <w:jc w:val="left"/>
+        <w:rPr>
+          <w:szCs w:val="24"/>
+        </w:rPr>
+      </w:pPr>
+      <w:r>
+        <w:rPr>
+          <w:szCs w:val="24"/>
+        </w:rPr>
+        <w:t>The shepherd does not simply wait for the sheep to return.</w:t>
+      </w:r>
+    </w:p>
+    <w:p>
+      <w:pPr>
+        <w:pStyle w:val="SPBodyText"/>
+        <w:ind w:firstLine="0"/>
+        <w:jc w:val="left"/>
+        <w:rPr>
+          <w:szCs w:val="24"/>
+        </w:rPr>
+      </w:pPr>
+      <w:r>
+        <w:rPr>
+          <w:szCs w:val="24"/>
+        </w:rPr>
+        <w:t>He goes looking for it.</w:t>
+      </w:r>
+    </w:p>
+    <w:p>
+      <w:pPr>
+        <w:pStyle w:val="SPBodyText"/>
+        <w:ind w:firstLine="0"/>
+        <w:jc w:val="left"/>
+        <w:rPr>
+          <w:szCs w:val="24"/>
+        </w:rPr>
+      </w:pPr>
+    </w:p>
+    <w:p>
+      <w:pPr>
+        <w:pStyle w:val="SPBodyText"/>
+        <w:ind w:firstLine="0"/>
+        <w:jc w:val="left"/>
+        <w:rPr>
+          <w:szCs w:val="24"/>
+        </w:rPr>
+      </w:pPr>
+      <w:r>
+        <w:rPr>
+          <w:szCs w:val="24"/>
+        </w:rPr>
+        <w:t>This is the mystery at the heart of Christian hope: we seek God because God has already sought us.</w:t>
+      </w:r>
+    </w:p>
+    <w:p>
+      <w:pPr>
+        <w:pStyle w:val="SPBodyText"/>
+        <w:ind w:firstLine="0"/>
+        <w:jc w:val="left"/>
+        <w:rPr>
+          <w:szCs w:val="24"/>
+        </w:rPr>
+      </w:pPr>
+    </w:p>
+    <w:p>
+      <w:pPr>
+        <w:pStyle w:val="SPBodyText"/>
+        <w:ind w:firstLine="0"/>
+        <w:jc w:val="left"/>
+        <w:rPr>
+          <w:szCs w:val="24"/>
+        </w:rPr>
+      </w:pPr>
+      <w:r>
+        <w:rPr>
+          <w:szCs w:val="24"/>
+        </w:rPr>
+        <w:t>When we feel far from Him, He has not moved away.</w:t>
+      </w:r>
+    </w:p>
+    <w:p>
+      <w:pPr>
+        <w:pStyle w:val="SPBodyText"/>
+        <w:ind w:firstLine="0"/>
+        <w:jc w:val="left"/>
+        <w:rPr>
+          <w:szCs w:val="24"/>
+        </w:rPr>
+      </w:pPr>
+      <w:r>
+        <w:rPr>
+          <w:szCs w:val="24"/>
+        </w:rPr>
+        <w:t>When we have wandered, He has not forgotten us.</w:t>
+      </w:r>
+    </w:p>
+    <w:p>
+      <w:pPr>
+        <w:pStyle w:val="SPBodyText"/>
+        <w:ind w:firstLine="0"/>
+        <w:jc w:val="left"/>
+        <w:rPr>
+          <w:szCs w:val="24"/>
+        </w:rPr>
+      </w:pPr>
+      <w:r>
+        <w:rPr>
+          <w:szCs w:val="24"/>
+        </w:rPr>
+        <w:t>When our prayer becomes weak, His love does not become weak with it.</w:t>
+      </w:r>
+    </w:p>
+    <w:p>
+      <w:pPr>
+        <w:pStyle w:val="SPBodyText"/>
+        <w:ind w:firstLine="0"/>
+        <w:jc w:val="left"/>
+        <w:rPr>
+          <w:szCs w:val="24"/>
+        </w:rPr>
+      </w:pPr>
+    </w:p>
+    <w:p>
+      <w:pPr>
+        <w:pStyle w:val="SPBodyText"/>
+        <w:ind w:firstLine="0"/>
+        <w:jc w:val="left"/>
+        <w:rPr>
+          <w:szCs w:val="24"/>
+        </w:rPr>
+      </w:pPr>
+      <w:r>
+        <w:rPr>
+          <w:szCs w:val="24"/>
+        </w:rPr>
+        <w:t>Saint Anthony is often remembered when something has gone missing. There is something wonderfully human about this devotion. We misplace something, search everywhere, become frustrated, and finally remember to ask Saint Anthony for help.</w:t>
+      </w:r>
+    </w:p>
+    <w:p>
+      <w:pPr>
+        <w:pStyle w:val="SPBodyText"/>
+        <w:ind w:firstLine="0"/>
+        <w:jc w:val="left"/>
+        <w:rPr>
+          <w:szCs w:val="24"/>
+        </w:rPr>
+      </w:pPr>
+      <w:r>
+        <w:rPr>
+          <w:szCs w:val="24"/>
+        </w:rPr>
+        <w:t>And perhaps that simple habit teaches us something.</w:t>
+      </w:r>
+    </w:p>
+    <w:p>
+      <w:pPr>
+        <w:pStyle w:val="SPBodyText"/>
+        <w:ind w:firstLine="0"/>
+        <w:jc w:val="left"/>
+        <w:rPr>
+          <w:szCs w:val="24"/>
+        </w:rPr>
+      </w:pPr>
+      <w:r>
+        <w:rPr>
+          <w:szCs w:val="24"/>
+        </w:rPr>
+        <w:t>It reminds us to ask for help.</w:t>
+      </w:r>
+    </w:p>
+    <w:p>
+      <w:pPr>
+        <w:pStyle w:val="SPBodyText"/>
+        <w:ind w:firstLine="0"/>
+        <w:jc w:val="left"/>
+        <w:rPr>
+          <w:szCs w:val="24"/>
+        </w:rPr>
+      </w:pPr>
+      <w:r>
+        <w:rPr>
+          <w:szCs w:val="24"/>
+        </w:rPr>
+        <w:t>It reminds us that we do not have to face every difficulty alone.</w:t>
+      </w:r>
+    </w:p>
+    <w:p>
+      <w:pPr>
+        <w:pStyle w:val="SPBodyText"/>
+        <w:ind w:firstLine="0"/>
+        <w:jc w:val="left"/>
+        <w:rPr>
+          <w:szCs w:val="24"/>
+        </w:rPr>
+      </w:pPr>
+      <w:r>
+        <w:rPr>
+          <w:szCs w:val="24"/>
+        </w:rPr>
+        <w:t>And perhaps, sometimes, the thing we most need to find is not what we were originally looking for.</w:t>
+      </w:r>
+    </w:p>
+    <w:p>
+      <w:pPr>
+        <w:pStyle w:val="SPBodyText"/>
+        <w:ind w:firstLine="0"/>
+        <w:jc w:val="left"/>
+        <w:rPr>
+          <w:szCs w:val="24"/>
+        </w:rPr>
+      </w:pPr>
+      <w:r>
+        <w:rPr>
+          <w:szCs w:val="24"/>
+        </w:rPr>
+        <w:t>We may begin by searching for a lost possession and discover that what we really need is patience.</w:t>
+      </w:r>
+    </w:p>
+    <w:p>
+      <w:pPr>
+        <w:pStyle w:val="SPBodyText"/>
+        <w:ind w:firstLine="0"/>
+        <w:jc w:val="left"/>
+        <w:rPr>
+          <w:szCs w:val="24"/>
+        </w:rPr>
+      </w:pPr>
+      <w:r>
+        <w:rPr>
+          <w:szCs w:val="24"/>
+        </w:rPr>
+        <w:t>We may ask for help with a difficult decision and discover that what we need is trust.</w:t>
+      </w:r>
+    </w:p>
+    <w:p>
+      <w:pPr>
+        <w:pStyle w:val="SPBodyText"/>
+        <w:ind w:firstLine="0"/>
+        <w:jc w:val="left"/>
+        <w:rPr>
+          <w:szCs w:val="24"/>
+        </w:rPr>
+      </w:pPr>
+      <w:r>
+        <w:rPr>
+          <w:szCs w:val="24"/>
+        </w:rPr>
+        <w:t>We may pray because we feel lost and discover that God has been quietly leading us all along.</w:t>
+      </w:r>
+    </w:p>
+    <w:p>
+      <w:pPr>
+        <w:pStyle w:val="SPBodyText"/>
+        <w:ind w:firstLine="0"/>
+        <w:jc w:val="left"/>
+        <w:rPr>
+          <w:szCs w:val="24"/>
+        </w:rPr>
+      </w:pPr>
+      <w:r>
+        <w:rPr>
+          <w:szCs w:val="24"/>
+        </w:rPr>
+        <w:t>There are times when we may not know exactly where we are going.</w:t>
+      </w:r>
+    </w:p>
+    <w:p>
+      <w:pPr>
+        <w:pStyle w:val="SPBodyText"/>
+        <w:ind w:firstLine="0"/>
+        <w:jc w:val="left"/>
+        <w:rPr>
+          <w:szCs w:val="24"/>
+        </w:rPr>
+      </w:pPr>
+      <w:r>
+        <w:rPr>
+          <w:szCs w:val="24"/>
+        </w:rPr>
+        <w:t>We may not know which path to take, what the future will bring, or how a particular difficulty will be resolved.</w:t>
+      </w:r>
+    </w:p>
+    <w:p>
+      <w:pPr>
+        <w:pStyle w:val="SPBodyText"/>
+        <w:ind w:firstLine="0"/>
+        <w:jc w:val="left"/>
+        <w:rPr>
+          <w:szCs w:val="24"/>
+        </w:rPr>
+      </w:pPr>
+      <w:r>
+        <w:rPr>
+          <w:szCs w:val="24"/>
+        </w:rPr>
+        <w:t>But we can still take the next faithful step.</w:t>
+      </w:r>
+    </w:p>
+    <w:p>
+      <w:pPr>
+        <w:pStyle w:val="SPBodyText"/>
+        <w:ind w:firstLine="0"/>
+        <w:jc w:val="left"/>
+        <w:rPr>
+          <w:szCs w:val="24"/>
+        </w:rPr>
+      </w:pPr>
+    </w:p>
+    <w:p>
+      <w:pPr>
+        <w:pStyle w:val="SPBodyText"/>
+        <w:ind w:firstLine="0"/>
+        <w:jc w:val="left"/>
+        <w:rPr>
+          <w:szCs w:val="24"/>
+        </w:rPr>
+      </w:pPr>
+      <w:r>
+        <w:rPr>
+          <w:szCs w:val="24"/>
+        </w:rPr>
+        <w:t>Saint Anthony's example reminds us that seeking is itself an act of faith.</w:t>
+      </w:r>
+    </w:p>
+    <w:p>
+      <w:pPr>
+        <w:pStyle w:val="SPBodyText"/>
+        <w:ind w:firstLine="0"/>
+        <w:jc w:val="left"/>
+        <w:rPr>
+          <w:szCs w:val="24"/>
+        </w:rPr>
+      </w:pPr>
+      <w:r>
+        <w:rPr>
+          <w:szCs w:val="24"/>
+        </w:rPr>
+        <w:t>We do not always seek because we already know where something is.</w:t>
+      </w:r>
+    </w:p>
+    <w:p>
+      <w:pPr>
+        <w:pStyle w:val="SPBodyText"/>
+        <w:ind w:firstLine="0"/>
+        <w:jc w:val="left"/>
+        <w:rPr>
+          <w:szCs w:val="24"/>
+        </w:rPr>
+      </w:pPr>
+      <w:r>
+        <w:rPr>
+          <w:szCs w:val="24"/>
+        </w:rPr>
+        <w:t>We seek because we trust that it can be found.</w:t>
+      </w:r>
+    </w:p>
+    <w:p>
+      <w:pPr>
+        <w:pStyle w:val="SPBodyText"/>
+        <w:ind w:firstLine="0"/>
+        <w:jc w:val="left"/>
+        <w:rPr>
+          <w:szCs w:val="24"/>
+        </w:rPr>
+      </w:pPr>
+      <w:r>
+        <w:rPr>
+          <w:szCs w:val="24"/>
+        </w:rPr>
+        <w:t>And when what we are seeking is Christ, we can have an even greater confidence:</w:t>
+      </w:r>
+    </w:p>
+    <w:p>
+      <w:pPr>
+        <w:pStyle w:val="SPBodyText"/>
+        <w:ind w:firstLine="0"/>
+        <w:jc w:val="left"/>
+        <w:rPr>
+          <w:szCs w:val="24"/>
+        </w:rPr>
+      </w:pPr>
+      <w:r>
+        <w:rPr>
+          <w:szCs w:val="24"/>
+        </w:rPr>
         <w:lastRenderedPageBreak/>
-        <w:t>Saint Anthony reminds us to seek what has been lost.</w:t>
-      </w:r>
-    </w:p>
-    <w:p>
-      <w:pPr>
-        <w:pStyle w:val="SPBodyText"/>
-        <w:ind w:firstLine="0"/>
-        <w:jc w:val="left"/>
-        <w:rPr>
-          <w:szCs w:val="24"/>
-        </w:rPr>
-      </w:pPr>
-      <w:r>
-        <w:rPr>
-          <w:szCs w:val="24"/>
-        </w:rPr>
-        <w:t>But the deepest thing we can seek is not an object.</w:t>
-      </w:r>
-    </w:p>
-    <w:p>
-      <w:pPr>
-        <w:pStyle w:val="SPBodyText"/>
-        <w:ind w:firstLine="0"/>
-        <w:jc w:val="left"/>
-        <w:rPr>
-          <w:szCs w:val="24"/>
-        </w:rPr>
-      </w:pPr>
-    </w:p>
-    <w:p>
-      <w:pPr>
-        <w:pStyle w:val="SPBodyText"/>
-        <w:ind w:firstLine="0"/>
-        <w:jc w:val="left"/>
-        <w:rPr>
-          <w:szCs w:val="24"/>
-        </w:rPr>
-      </w:pPr>
-      <w:r>
-        <w:rPr>
-          <w:szCs w:val="24"/>
-        </w:rPr>
-        <w:t>It is Christ.</w:t>
-      </w:r>
-    </w:p>
-    <w:p>
-      <w:pPr>
-        <w:pStyle w:val="SPBodyText"/>
-        <w:ind w:firstLine="0"/>
-        <w:jc w:val="left"/>
-        <w:rPr>
-          <w:szCs w:val="24"/>
-        </w:rPr>
-      </w:pPr>
-      <w:r>
-        <w:rPr>
-          <w:szCs w:val="24"/>
-        </w:rPr>
-        <w:t>The Gospel tells us to ask, seek, and knock. These are active words. They remind us that faith is not merely waiting for God to find us while we remain still</w:t>
-      </w:r>
-      <w:r>
-        <w:rPr>
-          <w:szCs w:val="24"/>
-        </w:rPr>
-        <w:t>. We are invited to turn towards Him, to ask for His help, to seek His truth, and to continue knocking even when the door does not immediately open.</w:t>
-      </w:r>
-    </w:p>
-    <w:p>
-      <w:pPr>
-        <w:pStyle w:val="SPBodyText"/>
-        <w:ind w:firstLine="0"/>
-        <w:jc w:val="left"/>
-        <w:rPr>
-          <w:szCs w:val="24"/>
-        </w:rPr>
-      </w:pPr>
-      <w:r>
-        <w:rPr>
-          <w:szCs w:val="24"/>
-        </w:rPr>
-        <w:t>Yet the parable of the lost sheep reveals something even more beautiful.</w:t>
-      </w:r>
-    </w:p>
-    <w:p>
-      <w:pPr>
-        <w:pStyle w:val="SPBodyText"/>
-        <w:ind w:firstLine="0"/>
-        <w:jc w:val="left"/>
-        <w:rPr>
-          <w:szCs w:val="24"/>
-        </w:rPr>
-      </w:pPr>
-      <w:r>
-        <w:rPr>
-          <w:szCs w:val="24"/>
-        </w:rPr>
-        <w:t>The shepherd does not simply wait for the sheep to return.</w:t>
-      </w:r>
-    </w:p>
-    <w:p>
-      <w:pPr>
-        <w:pStyle w:val="SPBodyText"/>
-        <w:ind w:firstLine="0"/>
-        <w:jc w:val="left"/>
-        <w:rPr>
-          <w:szCs w:val="24"/>
-        </w:rPr>
-      </w:pPr>
-      <w:r>
-        <w:rPr>
-          <w:szCs w:val="24"/>
-        </w:rPr>
-        <w:t>He goes looking for it.</w:t>
-      </w:r>
-    </w:p>
-    <w:p>
-      <w:pPr>
-        <w:pStyle w:val="SPBodyText"/>
-        <w:ind w:firstLine="0"/>
-        <w:jc w:val="left"/>
-        <w:rPr>
-          <w:szCs w:val="24"/>
-        </w:rPr>
-      </w:pPr>
-    </w:p>
-    <w:p>
-      <w:pPr>
-        <w:pStyle w:val="SPBodyText"/>
-        <w:ind w:firstLine="0"/>
-        <w:jc w:val="left"/>
-        <w:rPr>
-          <w:szCs w:val="24"/>
-        </w:rPr>
-      </w:pPr>
-      <w:r>
-        <w:rPr>
-          <w:szCs w:val="24"/>
-        </w:rPr>
-        <w:t>This is the mystery at the heart of Christian hope: we seek God because God has already sought us.</w:t>
-      </w:r>
-    </w:p>
-    <w:p>
-      <w:pPr>
-        <w:pStyle w:val="SPBodyText"/>
-        <w:ind w:firstLine="0"/>
-        <w:jc w:val="left"/>
-        <w:rPr>
-          <w:szCs w:val="24"/>
-        </w:rPr>
-      </w:pPr>
-    </w:p>
-    <w:p>
-      <w:pPr>
-        <w:pStyle w:val="SPBodyText"/>
-        <w:ind w:firstLine="0"/>
-        <w:jc w:val="left"/>
-        <w:rPr>
-          <w:szCs w:val="24"/>
-        </w:rPr>
-      </w:pPr>
-      <w:r>
-        <w:rPr>
-          <w:szCs w:val="24"/>
-        </w:rPr>
-        <w:t>When we feel far from Him, He has not moved away.</w:t>
-      </w:r>
-    </w:p>
-    <w:p>
-      <w:pPr>
-        <w:pStyle w:val="SPBodyText"/>
-        <w:ind w:firstLine="0"/>
-        <w:jc w:val="left"/>
-        <w:rPr>
-          <w:szCs w:val="24"/>
-        </w:rPr>
-      </w:pPr>
-      <w:r>
-        <w:rPr>
-          <w:szCs w:val="24"/>
-        </w:rPr>
-        <w:t>When we have wandered, He has not forgotten us.</w:t>
-      </w:r>
-    </w:p>
-    <w:p>
-      <w:pPr>
-        <w:pStyle w:val="SPBodyText"/>
-        <w:ind w:firstLine="0"/>
-        <w:jc w:val="left"/>
-        <w:rPr>
-          <w:szCs w:val="24"/>
-        </w:rPr>
-      </w:pPr>
-      <w:r>
-        <w:rPr>
-          <w:szCs w:val="24"/>
-        </w:rPr>
-        <w:lastRenderedPageBreak/>
-        <w:t>When our prayer becomes weak, His love does not become weak with it.</w:t>
-      </w:r>
-    </w:p>
-    <w:p>
-      <w:pPr>
-        <w:pStyle w:val="SPBodyText"/>
-        <w:ind w:firstLine="0"/>
-        <w:jc w:val="left"/>
-        <w:rPr>
-          <w:szCs w:val="24"/>
-        </w:rPr>
-      </w:pPr>
-    </w:p>
-    <w:p>
-      <w:pPr>
-        <w:pStyle w:val="SPBodyText"/>
-        <w:ind w:firstLine="0"/>
-        <w:jc w:val="left"/>
-        <w:rPr>
-          <w:szCs w:val="24"/>
-        </w:rPr>
-      </w:pPr>
-      <w:r>
-        <w:rPr>
-          <w:szCs w:val="24"/>
-        </w:rPr>
-        <w:t>Saint Anthony is often remembered when something has gone missing. There is something wonderfully human about this devotion. We misplace something, search everywhere, become frustrated, and finally remember to ask Saint Anthony for help.</w:t>
-      </w:r>
-    </w:p>
-    <w:p>
-      <w:pPr>
-        <w:pStyle w:val="SPBodyText"/>
-        <w:ind w:firstLine="0"/>
-        <w:jc w:val="left"/>
-        <w:rPr>
-          <w:szCs w:val="24"/>
-        </w:rPr>
-      </w:pPr>
-      <w:r>
-        <w:rPr>
-          <w:szCs w:val="24"/>
-        </w:rPr>
-        <w:t>And perhaps that simple habit teaches us something.</w:t>
-      </w:r>
-    </w:p>
-    <w:p>
-      <w:pPr>
-        <w:pStyle w:val="SPBodyText"/>
-        <w:ind w:firstLine="0"/>
-        <w:jc w:val="left"/>
-        <w:rPr>
-          <w:szCs w:val="24"/>
-        </w:rPr>
-      </w:pPr>
-      <w:r>
-        <w:rPr>
-          <w:szCs w:val="24"/>
-        </w:rPr>
-        <w:t>It reminds us to ask for help.</w:t>
-      </w:r>
-    </w:p>
-    <w:p>
-      <w:pPr>
-        <w:pStyle w:val="SPBodyText"/>
-        <w:ind w:firstLine="0"/>
-        <w:jc w:val="left"/>
-        <w:rPr>
-          <w:szCs w:val="24"/>
-        </w:rPr>
-      </w:pPr>
-      <w:r>
-        <w:rPr>
-          <w:szCs w:val="24"/>
-        </w:rPr>
-        <w:t>It reminds us that we do not have to face every difficulty alone.</w:t>
-      </w:r>
-    </w:p>
-    <w:p>
-      <w:pPr>
-        <w:pStyle w:val="SPBodyText"/>
-        <w:ind w:firstLine="0"/>
-        <w:jc w:val="left"/>
-        <w:rPr>
-          <w:szCs w:val="24"/>
-        </w:rPr>
-      </w:pPr>
-      <w:r>
-        <w:rPr>
-          <w:szCs w:val="24"/>
-        </w:rPr>
-        <w:t>And perhaps, sometimes, the thing we most need to find is not what we were originally looking for.</w:t>
-      </w:r>
-    </w:p>
-    <w:p>
-      <w:pPr>
-        <w:pStyle w:val="SPBodyText"/>
-        <w:ind w:firstLine="0"/>
-        <w:jc w:val="left"/>
-        <w:rPr>
-          <w:szCs w:val="24"/>
-        </w:rPr>
-      </w:pPr>
-      <w:r>
-        <w:rPr>
-          <w:szCs w:val="24"/>
-        </w:rPr>
-        <w:t>We may begin by searching for a lost possession and discover that what we really need is patience.</w:t>
-      </w:r>
-    </w:p>
-    <w:p>
-      <w:pPr>
-        <w:pStyle w:val="SPBodyText"/>
-        <w:ind w:firstLine="0"/>
-        <w:jc w:val="left"/>
-        <w:rPr>
-          <w:szCs w:val="24"/>
-        </w:rPr>
-      </w:pPr>
-      <w:r>
-        <w:rPr>
-          <w:szCs w:val="24"/>
-        </w:rPr>
-        <w:t>We may ask for help with a difficult decision and discover that what we need is trust.</w:t>
-      </w:r>
-    </w:p>
-    <w:p>
-      <w:pPr>
-        <w:pStyle w:val="SPBodyText"/>
-        <w:ind w:firstLine="0"/>
-        <w:jc w:val="left"/>
-        <w:rPr>
-          <w:szCs w:val="24"/>
-        </w:rPr>
-      </w:pPr>
-      <w:r>
-        <w:rPr>
-          <w:szCs w:val="24"/>
-        </w:rPr>
-        <w:t>We may pray because we feel lost and discover that God has been quietly leading us all along.</w:t>
-      </w:r>
-    </w:p>
-    <w:p>
-      <w:pPr>
-        <w:pStyle w:val="SPBodyText"/>
-        <w:ind w:firstLine="0"/>
-        <w:jc w:val="left"/>
-        <w:rPr>
-          <w:szCs w:val="24"/>
-        </w:rPr>
-      </w:pPr>
-      <w:r>
-        <w:rPr>
-          <w:szCs w:val="24"/>
-        </w:rPr>
-        <w:lastRenderedPageBreak/>
-        <w:t>There are times when we may not know exactly where we are going.</w:t>
-      </w:r>
-    </w:p>
-    <w:p>
-      <w:pPr>
-        <w:pStyle w:val="SPBodyText"/>
-        <w:ind w:firstLine="0"/>
-        <w:jc w:val="left"/>
-        <w:rPr>
-          <w:szCs w:val="24"/>
-        </w:rPr>
-      </w:pPr>
-      <w:r>
-        <w:rPr>
-          <w:szCs w:val="24"/>
-        </w:rPr>
-        <w:t>We may not know which path to take, what the future will bring, or how a particular difficulty will be resolved.</w:t>
-      </w:r>
-    </w:p>
-    <w:p>
-      <w:pPr>
-        <w:pStyle w:val="SPBodyText"/>
-        <w:ind w:firstLine="0"/>
-        <w:jc w:val="left"/>
-        <w:rPr>
-          <w:szCs w:val="24"/>
-        </w:rPr>
-      </w:pPr>
-      <w:r>
-        <w:rPr>
-          <w:szCs w:val="24"/>
-        </w:rPr>
-        <w:t>But we can still take the next faithful step.</w:t>
-      </w:r>
-    </w:p>
-    <w:p>
-      <w:pPr>
-        <w:pStyle w:val="SPBodyText"/>
-        <w:ind w:firstLine="0"/>
-        <w:jc w:val="left"/>
-        <w:rPr>
-          <w:szCs w:val="24"/>
-        </w:rPr>
-      </w:pPr>
-    </w:p>
-    <w:p>
-      <w:pPr>
-        <w:pStyle w:val="SPBodyText"/>
-        <w:ind w:firstLine="0"/>
-        <w:jc w:val="left"/>
-        <w:rPr>
-          <w:szCs w:val="24"/>
-        </w:rPr>
-      </w:pPr>
-      <w:r>
-        <w:rPr>
-          <w:szCs w:val="24"/>
-        </w:rPr>
-        <w:t>Saint Anthony's example reminds us that seeking is itself an act of faith.</w:t>
-      </w:r>
-    </w:p>
-    <w:p>
-      <w:pPr>
-        <w:pStyle w:val="SPBodyText"/>
-        <w:ind w:firstLine="0"/>
-        <w:jc w:val="left"/>
-        <w:rPr>
-          <w:szCs w:val="24"/>
-        </w:rPr>
-      </w:pPr>
-      <w:r>
-        <w:rPr>
-          <w:szCs w:val="24"/>
-        </w:rPr>
-        <w:t>We do not always seek because we already know where something is.</w:t>
-      </w:r>
-    </w:p>
-    <w:p>
-      <w:pPr>
-        <w:pStyle w:val="SPBodyText"/>
-        <w:ind w:firstLine="0"/>
-        <w:jc w:val="left"/>
-        <w:rPr>
-          <w:szCs w:val="24"/>
-        </w:rPr>
-      </w:pPr>
-      <w:r>
-        <w:rPr>
-          <w:szCs w:val="24"/>
-        </w:rPr>
-        <w:t>We seek because we trust that it can be found.</w:t>
-      </w:r>
-    </w:p>
-    <w:p>
-      <w:pPr>
-        <w:pStyle w:val="SPBodyText"/>
-        <w:ind w:firstLine="0"/>
-        <w:jc w:val="left"/>
-        <w:rPr>
-          <w:szCs w:val="24"/>
-        </w:rPr>
-      </w:pPr>
-      <w:r>
-        <w:rPr>
-          <w:szCs w:val="24"/>
-        </w:rPr>
-        <w:t>And when what we are seeking is Christ, we can have an even greater confidence:</w:t>
-      </w:r>
-    </w:p>
-    <w:p>
-      <w:pPr>
-        <w:pStyle w:val="SPBodyText"/>
-        <w:ind w:firstLine="0"/>
-        <w:jc w:val="left"/>
-        <w:rPr>
-          <w:szCs w:val="24"/>
-        </w:rPr>
-      </w:pPr>
-      <w:r>
-        <w:rPr>
-          <w:szCs w:val="24"/>
-        </w:rPr>
         <w:t>He is not waiting for us to find Him before He comes near.</w:t>
       </w:r>
     </w:p>
@@ -39589,8 +39569,8 @@
           <w:szCs w:val="24"/>
         </w:rPr>
         <w:sectPr>
-          <w:pgSz w:w="7920" w:h="12240" w:code="6"/>
-          <w:pgMar w:top="1080" w:right="864" w:bottom="1080" w:left="1152" w:header="576" w:footer="576" w:gutter="0"/>
+          <w:pgSz w:w="11909" w:h="16834" w:code="9"/>
+          <w:pgMar w:top="1440" w:right="1440" w:bottom="1440" w:left="1440" w:header="576" w:footer="576" w:gutter="0"/>
           <w:cols w:space="720"/>
           <w:titlePg/>
           <w:docGrid w:linePitch="360"/>
@@ -39639,8 +39619,8 @@
           <w:szCs w:val="24"/>
         </w:rPr>
         <w:sectPr>
-          <w:pgSz w:w="7920" w:h="12240" w:code="6"/>
-          <w:pgMar w:top="1080" w:right="864" w:bottom="1080" w:left="1152" w:header="576" w:footer="576" w:gutter="0"/>
+          <w:pgSz w:w="11909" w:h="16834" w:code="9"/>
+          <w:pgMar w:top="1440" w:right="1440" w:bottom="1440" w:left="1440" w:header="576" w:footer="576" w:gutter="0"/>
           <w:cols w:space="720"/>
           <w:titlePg/>
           <w:docGrid w:linePitch="360"/>
@@ -39846,8 +39826,8 @@
           <w:szCs w:val="24"/>
         </w:rPr>
         <w:sectPr>
-          <w:pgSz w:w="7920" w:h="12240" w:code="6"/>
-          <w:pgMar w:top="1080" w:right="864" w:bottom="1080" w:left="1152" w:header="576" w:footer="576" w:gutter="0"/>
+          <w:pgSz w:w="11909" w:h="16834" w:code="9"/>
+          <w:pgMar w:top="1440" w:right="1440" w:bottom="1440" w:left="1440" w:header="576" w:footer="576" w:gutter="0"/>
           <w:cols w:space="720"/>
           <w:titlePg/>
           <w:docGrid w:linePitch="360"/>
@@ -40088,8 +40068,8 @@
           <w:szCs w:val="24"/>
         </w:rPr>
         <w:sectPr>
-          <w:pgSz w:w="7920" w:h="12240" w:code="6"/>
-          <w:pgMar w:top="1080" w:right="864" w:bottom="1080" w:left="1152" w:header="576" w:footer="576" w:gutter="0"/>
+          <w:pgSz w:w="11909" w:h="16834" w:code="9"/>
+          <w:pgMar w:top="1440" w:right="1440" w:bottom="1440" w:left="1440" w:header="576" w:footer="576" w:gutter="0"/>
           <w:cols w:space="720"/>
           <w:titlePg/>
           <w:docGrid w:linePitch="360"/>
@@ -40218,8 +40198,8 @@
           <w:szCs w:val="24"/>
         </w:rPr>
         <w:sectPr>
-          <w:pgSz w:w="7920" w:h="12240" w:code="6"/>
-          <w:pgMar w:top="1080" w:right="864" w:bottom="1080" w:left="1152" w:header="576" w:footer="576" w:gutter="0"/>
+          <w:pgSz w:w="11909" w:h="16834" w:code="9"/>
+          <w:pgMar w:top="1440" w:right="1440" w:bottom="1440" w:left="1440" w:header="576" w:footer="576" w:gutter="0"/>
           <w:cols w:space="720"/>
           <w:titlePg/>
           <w:docGrid w:linePitch="360"/>
@@ -40340,7 +40320,6 @@
         <w:rPr>
           <w:szCs w:val="24"/>
         </w:rPr>
-        <w:lastRenderedPageBreak/>
         <w:t>We too are travellers. Much of life is made up of roads whose destination we cannot yet see. Some are familiar and peaceful; others are uncertain, difficult, or frightening. We make plans, but circumstances change. We begin journeys with confidence and sometimes find ourselves tired, lost, or unsure which direction to take.</w:t>
       </w:r>
     </w:p>
@@ -40447,7 +40426,6 @@
         <w:rPr>
           <w:szCs w:val="24"/>
         </w:rPr>
-        <w:lastRenderedPageBreak/>
         <w:t>The journey will contain moments when we feel strong and moments when we feel weary. There will be roads we choose and roads we never expected to travel. There will be places where we must stop, turn back, begin again, or place our trust entirely in God.</w:t>
       </w:r>
     </w:p>
@@ -40596,7 +40574,6 @@
         <w:rPr>
           <w:szCs w:val="24"/>
         </w:rPr>
-        <w:lastRenderedPageBreak/>
         <w:t>When the journey is difficult, may we persevere.</w:t>
       </w:r>
     </w:p>
@@ -40718,8 +40695,8 @@
           <w:szCs w:val="24"/>
         </w:rPr>
         <w:sectPr>
-          <w:pgSz w:w="7920" w:h="12240" w:code="6"/>
-          <w:pgMar w:top="1080" w:right="864" w:bottom="1080" w:left="1152" w:header="576" w:footer="576" w:gutter="0"/>
+          <w:pgSz w:w="11909" w:h="16834" w:code="9"/>
+          <w:pgMar w:top="1440" w:right="1440" w:bottom="1440" w:left="1440" w:header="576" w:footer="576" w:gutter="0"/>
           <w:cols w:space="720"/>
           <w:titlePg/>
           <w:docGrid w:linePitch="360"/>
@@ -40986,8 +40963,8 @@
           <w:szCs w:val="24"/>
         </w:rPr>
         <w:sectPr>
-          <w:pgSz w:w="7920" w:h="12240" w:code="6"/>
-          <w:pgMar w:top="1080" w:right="864" w:bottom="1080" w:left="1152" w:header="576" w:footer="576" w:gutter="0"/>
+          <w:pgSz w:w="11909" w:h="16834" w:code="9"/>
+          <w:pgMar w:top="1440" w:right="1440" w:bottom="1440" w:left="1440" w:header="576" w:footer="576" w:gutter="0"/>
           <w:cols w:space="720"/>
           <w:titlePg/>
           <w:docGrid w:linePitch="360"/>
@@ -41184,8 +41161,8 @@
           <w:szCs w:val="24"/>
         </w:rPr>
         <w:sectPr>
-          <w:pgSz w:w="7920" w:h="12240" w:code="6"/>
-          <w:pgMar w:top="1080" w:right="864" w:bottom="1080" w:left="1152" w:header="576" w:footer="576" w:gutter="0"/>
+          <w:pgSz w:w="11909" w:h="16834" w:code="9"/>
+          <w:pgMar w:top="1440" w:right="1440" w:bottom="1440" w:left="1440" w:header="576" w:footer="576" w:gutter="0"/>
           <w:cols w:space="720"/>
           <w:titlePg/>
           <w:docGrid w:linePitch="360"/>
@@ -41348,7 +41325,6 @@
         <w:rPr>
           <w:szCs w:val="24"/>
         </w:rPr>
-        <w:lastRenderedPageBreak/>
         <w:t>Prayer does not require that our lives first become peaceful, ordered, or free from difficulty. We come to God as we are. We come with our joys and our burdens, our hopes and our fears, our successes and our failures.</w:t>
       </w:r>
     </w:p>
@@ -41493,7 +41469,6 @@
           <w:bCs/>
           <w:szCs w:val="24"/>
         </w:rPr>
-        <w:lastRenderedPageBreak/>
         <w:t>The Journey Continues</w:t>
       </w:r>
     </w:p>
@@ -41556,8 +41531,8 @@
           <w:szCs w:val="24"/>
         </w:rPr>
         <w:sectPr>
-          <w:pgSz w:w="7920" w:h="12240" w:code="6"/>
-          <w:pgMar w:top="1080" w:right="864" w:bottom="1080" w:left="1152" w:header="576" w:footer="576" w:gutter="0"/>
+          <w:pgSz w:w="11909" w:h="16834" w:code="9"/>
+          <w:pgMar w:top="1440" w:right="1440" w:bottom="1440" w:left="1440" w:header="576" w:footer="576" w:gutter="0"/>
           <w:cols w:space="720"/>
           <w:titlePg/>
           <w:docGrid w:linePitch="360"/>
@@ -41736,7 +41711,6 @@
           <w:bCs/>
           <w:szCs w:val="24"/>
         </w:rPr>
-        <w:lastRenderedPageBreak/>
         <w:t>A Prayer for the Journey</w:t>
       </w:r>
     </w:p>
@@ -41840,6 +41814,7 @@
         <w:rPr>
           <w:szCs w:val="24"/>
         </w:rPr>
+        <w:lastRenderedPageBreak/>
         <w:t>Strengthen me when I am weary, guide me when I am uncertain, forgive me when I fall, and give me grace to begin again.</w:t>
       </w:r>
       <w:r>
@@ -41909,7 +41884,6 @@
       </w:pPr>
       <w:bookmarkStart w:id="118" w:name="_Toc241594408"/>
       <w:r>
-        <w:lastRenderedPageBreak/>
         <w:t>Latin</w:t>
       </w:r>
       <w:r>
@@ -42114,8 +42088,8 @@
           <w:szCs w:val="24"/>
         </w:rPr>
         <w:sectPr>
-          <w:pgSz w:w="7920" w:h="12240" w:code="6"/>
-          <w:pgMar w:top="1080" w:right="864" w:bottom="1080" w:left="1152" w:header="576" w:footer="576" w:gutter="0"/>
+          <w:pgSz w:w="11909" w:h="16834" w:code="9"/>
+          <w:pgMar w:top="1440" w:right="1440" w:bottom="1440" w:left="1440" w:header="576" w:footer="576" w:gutter="0"/>
           <w:cols w:space="720"/>
           <w:titlePg/>
           <w:docGrid w:linePitch="360"/>
@@ -42666,7 +42640,6 @@
         <w:rPr>
           <w:szCs w:val="24"/>
         </w:rPr>
-        <w:lastRenderedPageBreak/>
         <w:t>The purpose of learning these pronunciations is not perfection.</w:t>
       </w:r>
       <w:r>
@@ -42701,8 +42674,8 @@
           <w:szCs w:val="24"/>
         </w:rPr>
         <w:sectPr>
-          <w:pgSz w:w="7920" w:h="12240" w:code="6"/>
-          <w:pgMar w:top="1080" w:right="864" w:bottom="1080" w:left="1152" w:header="576" w:footer="576" w:gutter="0"/>
+          <w:pgSz w:w="11909" w:h="16834" w:code="9"/>
+          <w:pgMar w:top="1440" w:right="1440" w:bottom="1440" w:left="1440" w:header="576" w:footer="576" w:gutter="0"/>
           <w:cols w:space="720"/>
           <w:titlePg/>
           <w:docGrid w:linePitch="360"/>
@@ -42810,8 +42783,8 @@
           <w:szCs w:val="24"/>
         </w:rPr>
         <w:sectPr>
-          <w:pgSz w:w="7920" w:h="12240" w:code="6"/>
-          <w:pgMar w:top="1080" w:right="864" w:bottom="1080" w:left="1152" w:header="576" w:footer="576" w:gutter="0"/>
+          <w:pgSz w:w="11909" w:h="16834" w:code="9"/>
+          <w:pgMar w:top="1440" w:right="1440" w:bottom="1440" w:left="1440" w:header="576" w:footer="576" w:gutter="0"/>
           <w:cols w:space="720"/>
           <w:titlePg/>
           <w:docGrid w:linePitch="360"/>
@@ -43038,8 +43011,8 @@
           <w:szCs w:val="24"/>
         </w:rPr>
         <w:sectPr>
-          <w:pgSz w:w="7920" w:h="12240" w:code="6"/>
-          <w:pgMar w:top="1080" w:right="864" w:bottom="1080" w:left="1152" w:header="576" w:footer="576" w:gutter="0"/>
+          <w:pgSz w:w="11909" w:h="16834" w:code="9"/>
+          <w:pgMar w:top="1440" w:right="1440" w:bottom="1440" w:left="1440" w:header="576" w:footer="576" w:gutter="0"/>
           <w:cols w:space="720"/>
           <w:titlePg/>
           <w:docGrid w:linePitch="360"/>
@@ -43257,8 +43230,8 @@
           <w:szCs w:val="24"/>
         </w:rPr>
         <w:sectPr>
-          <w:pgSz w:w="7920" w:h="12240" w:code="6"/>
-          <w:pgMar w:top="1080" w:right="864" w:bottom="1080" w:left="1152" w:header="576" w:footer="576" w:gutter="0"/>
+          <w:pgSz w:w="11909" w:h="16834" w:code="9"/>
+          <w:pgMar w:top="1440" w:right="1440" w:bottom="1440" w:left="1440" w:header="576" w:footer="576" w:gutter="0"/>
           <w:cols w:space="720"/>
           <w:titlePg/>
           <w:docGrid w:linePitch="360"/>
@@ -43451,8 +43424,8 @@
           <w:szCs w:val="24"/>
         </w:rPr>
         <w:sectPr>
-          <w:pgSz w:w="7920" w:h="12240" w:code="6"/>
-          <w:pgMar w:top="1080" w:right="864" w:bottom="1080" w:left="1152" w:header="576" w:footer="576" w:gutter="0"/>
+          <w:pgSz w:w="11909" w:h="16834" w:code="9"/>
+          <w:pgMar w:top="1440" w:right="1440" w:bottom="1440" w:left="1440" w:header="576" w:footer="576" w:gutter="0"/>
           <w:cols w:space="720"/>
           <w:titlePg/>
           <w:docGrid w:linePitch="360"/>
@@ -43673,8 +43646,8 @@
           <w:szCs w:val="24"/>
         </w:rPr>
         <w:sectPr>
-          <w:pgSz w:w="7920" w:h="12240" w:code="6"/>
-          <w:pgMar w:top="1080" w:right="864" w:bottom="1080" w:left="1152" w:header="576" w:footer="576" w:gutter="0"/>
+          <w:pgSz w:w="11909" w:h="16834" w:code="9"/>
+          <w:pgMar w:top="1440" w:right="1440" w:bottom="1440" w:left="1440" w:header="576" w:footer="576" w:gutter="0"/>
           <w:cols w:space="720"/>
           <w:titlePg/>
           <w:docGrid w:linePitch="360"/>
@@ -43749,8 +43722,8 @@
           <w:szCs w:val="24"/>
         </w:rPr>
         <w:sectPr>
-          <w:pgSz w:w="7920" w:h="12240" w:code="6"/>
-          <w:pgMar w:top="1080" w:right="864" w:bottom="1080" w:left="1152" w:header="576" w:footer="576" w:gutter="0"/>
+          <w:pgSz w:w="11909" w:h="16834" w:code="9"/>
+          <w:pgMar w:top="1440" w:right="1440" w:bottom="1440" w:left="1440" w:header="576" w:footer="576" w:gutter="0"/>
           <w:cols w:space="720"/>
           <w:titlePg/>
           <w:docGrid w:linePitch="360"/>
@@ -44007,8 +43980,8 @@
           <w:szCs w:val="24"/>
         </w:rPr>
         <w:sectPr>
-          <w:pgSz w:w="7920" w:h="12240" w:code="6"/>
-          <w:pgMar w:top="1080" w:right="864" w:bottom="1080" w:left="1152" w:header="576" w:footer="576" w:gutter="0"/>
+          <w:pgSz w:w="11909" w:h="16834" w:code="9"/>
+          <w:pgMar w:top="1440" w:right="1440" w:bottom="1440" w:left="1440" w:header="576" w:footer="576" w:gutter="0"/>
           <w:cols w:space="720"/>
           <w:titlePg/>
           <w:docGrid w:linePitch="360"/>
@@ -44286,7 +44259,6 @@
         <w:rPr>
           <w:szCs w:val="24"/>
         </w:rPr>
-        <w:lastRenderedPageBreak/>
         <w:t>et koom SPEE-ree-too TOO-oh</w:t>
       </w:r>
     </w:p>
@@ -44377,6 +44349,7 @@
         <w:rPr>
           <w:szCs w:val="24"/>
         </w:rPr>
+        <w:lastRenderedPageBreak/>
         <w:t>Grace / favour</w:t>
       </w:r>
     </w:p>
@@ -44439,8 +44412,8 @@
           <w:szCs w:val="24"/>
         </w:rPr>
         <w:sectPr>
-          <w:pgSz w:w="7920" w:h="12240" w:code="6"/>
-          <w:pgMar w:top="1080" w:right="864" w:bottom="1080" w:left="1152" w:header="576" w:footer="576" w:gutter="0"/>
+          <w:pgSz w:w="11909" w:h="16834" w:code="9"/>
+          <w:pgMar w:top="1440" w:right="1440" w:bottom="1440" w:left="1440" w:header="576" w:footer="576" w:gutter="0"/>
           <w:cols w:space="720"/>
           <w:titlePg/>
           <w:docGrid w:linePitch="360"/>
@@ -44653,8 +44626,8 @@
           <w:szCs w:val="24"/>
         </w:rPr>
         <w:sectPr>
-          <w:pgSz w:w="7920" w:h="12240" w:code="6"/>
-          <w:pgMar w:top="1080" w:right="864" w:bottom="1080" w:left="1152" w:header="576" w:footer="576" w:gutter="0"/>
+          <w:pgSz w:w="11909" w:h="16834" w:code="9"/>
+          <w:pgMar w:top="1440" w:right="1440" w:bottom="1440" w:left="1440" w:header="576" w:footer="576" w:gutter="0"/>
           <w:cols w:space="720"/>
           <w:titlePg/>
           <w:docGrid w:linePitch="360"/>
@@ -44725,8 +44698,8 @@
       </w:pPr>
     </w:p>
     <w:sectPr>
-      <w:pgSz w:w="7920" w:h="12240" w:code="6"/>
-      <w:pgMar w:top="1080" w:right="864" w:bottom="1080" w:left="1152" w:header="576" w:footer="576" w:gutter="0"/>
+      <w:pgSz w:w="11909" w:h="16834" w:code="9"/>
+      <w:pgMar w:top="1440" w:right="1440" w:bottom="1440" w:left="1440" w:header="576" w:footer="576" w:gutter="0"/>
       <w:cols w:space="720"/>
       <w:titlePg/>
       <w:docGrid w:linePitch="360"/>

--- a/publisher-submissions/ignatius/final-submission/sacrae-preces-volume-1-submission-a4-next-page.docx
+++ b/publisher-submissions/ignatius/final-submission/sacrae-preces-volume-1-submission-a4-next-page.docx
@@ -12,7 +12,7 @@
           <w:szCs w:val="36"/>
         </w:rPr>
       </w:pPr>
-      <w:bookmarkStart w:id="0" w:name="_Toc241594291"/>
+      <w:bookmarkStart w:id="0" w:name="_Toc242180547"/>
       <w:r>
         <w:rPr>
           <w:rStyle w:val="SPPrayerResponseCS"/>
@@ -302,7 +302,7 @@
       <w:pPr>
         <w:pStyle w:val="Heading1"/>
       </w:pPr>
-      <w:bookmarkStart w:id="1" w:name="_Toc241594292"/>
+      <w:bookmarkStart w:id="1" w:name="_Toc242180548"/>
       <w:r>
         <w:lastRenderedPageBreak/>
         <w:t>Dedication</w:t>
@@ -455,7 +455,7 @@
           <w:pPr>
             <w:pStyle w:val="TOC1"/>
             <w:tabs>
-              <w:tab w:val="right" w:pos="9880"/>
+              <w:tab w:val="right" w:pos="9019"/>
             </w:tabs>
             <w:rPr>
               <w:rFonts w:asciiTheme="minorHAnsi" w:eastAsiaTheme="minorEastAsia" w:hAnsiTheme="minorHAnsi"/>
@@ -483,7 +483,7 @@
             </w:rPr>
             <w:fldChar w:fldCharType="separate"/>
           </w:r>
-          <w:hyperlink w:anchor="_Toc241594291" w:history="1">
+          <w:hyperlink w:anchor="_Toc242180547" w:history="1">
             <w:r>
               <w:rPr>
                 <w:rStyle w:val="Hyperlink"/>
@@ -510,7 +510,7 @@
                 <w:noProof/>
                 <w:webHidden/>
               </w:rPr>
-              <w:instrText xml:space="preserve"> PAGEREF _Toc241594291 \h </w:instrText>
+              <w:instrText xml:space="preserve"> PAGEREF _Toc242180547 \h </w:instrText>
             </w:r>
             <w:r>
               <w:rPr>
@@ -545,7 +545,7 @@
           <w:pPr>
             <w:pStyle w:val="TOC1"/>
             <w:tabs>
-              <w:tab w:val="right" w:pos="9880"/>
+              <w:tab w:val="right" w:pos="9019"/>
             </w:tabs>
             <w:rPr>
               <w:rFonts w:asciiTheme="minorHAnsi" w:eastAsiaTheme="minorEastAsia" w:hAnsiTheme="minorHAnsi"/>
@@ -555,7 +555,7 @@
               <w:lang w:eastAsia="en-ZA"/>
             </w:rPr>
           </w:pPr>
-          <w:hyperlink w:anchor="_Toc241594292" w:history="1">
+          <w:hyperlink w:anchor="_Toc242180548" w:history="1">
             <w:r>
               <w:rPr>
                 <w:rStyle w:val="Hyperlink"/>
@@ -582,7 +582,7 @@
                 <w:noProof/>
                 <w:webHidden/>
               </w:rPr>
-              <w:instrText xml:space="preserve"> PAGEREF _Toc241594292 \h </w:instrText>
+              <w:instrText xml:space="preserve"> PAGEREF _Toc242180548 \h </w:instrText>
             </w:r>
             <w:r>
               <w:rPr>
@@ -617,7 +617,7 @@
           <w:pPr>
             <w:pStyle w:val="TOC1"/>
             <w:tabs>
-              <w:tab w:val="right" w:pos="9880"/>
+              <w:tab w:val="right" w:pos="9019"/>
             </w:tabs>
             <w:rPr>
               <w:rFonts w:asciiTheme="minorHAnsi" w:eastAsiaTheme="minorEastAsia" w:hAnsiTheme="minorHAnsi"/>
@@ -627,7 +627,7 @@
               <w:lang w:eastAsia="en-ZA"/>
             </w:rPr>
           </w:pPr>
-          <w:hyperlink w:anchor="_Toc241594293" w:history="1">
+          <w:hyperlink w:anchor="_Toc242180549" w:history="1">
             <w:r>
               <w:rPr>
                 <w:rStyle w:val="Hyperlink"/>
@@ -654,7 +654,7 @@
                 <w:noProof/>
                 <w:webHidden/>
               </w:rPr>
-              <w:instrText xml:space="preserve"> PAGEREF _Toc241594293 \h </w:instrText>
+              <w:instrText xml:space="preserve"> PAGEREF _Toc242180549 \h </w:instrText>
             </w:r>
             <w:r>
               <w:rPr>
@@ -674,7 +674,7 @@
                 <w:noProof/>
                 <w:webHidden/>
               </w:rPr>
-              <w:t>1</w:t>
+              <w:t>10</w:t>
             </w:r>
             <w:r>
               <w:rPr>
@@ -689,7 +689,7 @@
           <w:pPr>
             <w:pStyle w:val="TOC1"/>
             <w:tabs>
-              <w:tab w:val="right" w:pos="9880"/>
+              <w:tab w:val="right" w:pos="9019"/>
             </w:tabs>
             <w:rPr>
               <w:rFonts w:asciiTheme="minorHAnsi" w:eastAsiaTheme="minorEastAsia" w:hAnsiTheme="minorHAnsi"/>
@@ -699,7 +699,7 @@
               <w:lang w:eastAsia="en-ZA"/>
             </w:rPr>
           </w:pPr>
-          <w:hyperlink w:anchor="_Toc241594294" w:history="1">
+          <w:hyperlink w:anchor="_Toc242180550" w:history="1">
             <w:r>
               <w:rPr>
                 <w:rStyle w:val="Hyperlink"/>
@@ -726,7 +726,7 @@
                 <w:noProof/>
                 <w:webHidden/>
               </w:rPr>
-              <w:instrText xml:space="preserve"> PAGEREF _Toc241594294 \h </w:instrText>
+              <w:instrText xml:space="preserve"> PAGEREF _Toc242180550 \h </w:instrText>
             </w:r>
             <w:r>
               <w:rPr>
@@ -746,7 +746,7 @@
                 <w:noProof/>
                 <w:webHidden/>
               </w:rPr>
-              <w:t>9</w:t>
+              <w:t>14</w:t>
             </w:r>
             <w:r>
               <w:rPr>
@@ -761,7 +761,7 @@
           <w:pPr>
             <w:pStyle w:val="TOC2"/>
             <w:tabs>
-              <w:tab w:val="right" w:pos="9880"/>
+              <w:tab w:val="right" w:pos="9019"/>
             </w:tabs>
             <w:rPr>
               <w:rFonts w:asciiTheme="minorHAnsi" w:eastAsiaTheme="minorEastAsia" w:hAnsiTheme="minorHAnsi"/>
@@ -771,7 +771,7 @@
               <w:lang w:eastAsia="en-ZA"/>
             </w:rPr>
           </w:pPr>
-          <w:hyperlink w:anchor="_Toc241594295" w:history="1">
+          <w:hyperlink w:anchor="_Toc242180551" w:history="1">
             <w:r>
               <w:rPr>
                 <w:rStyle w:val="Hyperlink"/>
@@ -798,7 +798,7 @@
                 <w:noProof/>
                 <w:webHidden/>
               </w:rPr>
-              <w:instrText xml:space="preserve"> PAGEREF _Toc241594295 \h </w:instrText>
+              <w:instrText xml:space="preserve"> PAGEREF _Toc242180551 \h </w:instrText>
             </w:r>
             <w:r>
               <w:rPr>
@@ -818,7 +818,7 @@
                 <w:noProof/>
                 <w:webHidden/>
               </w:rPr>
-              <w:t>11</w:t>
+              <w:t>15</w:t>
             </w:r>
             <w:r>
               <w:rPr>
@@ -833,7 +833,7 @@
           <w:pPr>
             <w:pStyle w:val="TOC2"/>
             <w:tabs>
-              <w:tab w:val="right" w:pos="9880"/>
+              <w:tab w:val="right" w:pos="9019"/>
             </w:tabs>
             <w:rPr>
               <w:rFonts w:asciiTheme="minorHAnsi" w:eastAsiaTheme="minorEastAsia" w:hAnsiTheme="minorHAnsi"/>
@@ -843,7 +843,7 @@
               <w:lang w:eastAsia="en-ZA"/>
             </w:rPr>
           </w:pPr>
-          <w:hyperlink w:anchor="_Toc241594296" w:history="1">
+          <w:hyperlink w:anchor="_Toc242180552" w:history="1">
             <w:r>
               <w:rPr>
                 <w:rStyle w:val="Hyperlink"/>
@@ -870,7 +870,7 @@
                 <w:noProof/>
                 <w:webHidden/>
               </w:rPr>
-              <w:instrText xml:space="preserve"> PAGEREF _Toc241594296 \h </w:instrText>
+              <w:instrText xml:space="preserve"> PAGEREF _Toc242180552 \h </w:instrText>
             </w:r>
             <w:r>
               <w:rPr>
@@ -890,7 +890,7 @@
                 <w:noProof/>
                 <w:webHidden/>
               </w:rPr>
-              <w:t>13</w:t>
+              <w:t>16</w:t>
             </w:r>
             <w:r>
               <w:rPr>
@@ -905,7 +905,7 @@
           <w:pPr>
             <w:pStyle w:val="TOC2"/>
             <w:tabs>
-              <w:tab w:val="right" w:pos="9880"/>
+              <w:tab w:val="right" w:pos="9019"/>
             </w:tabs>
             <w:rPr>
               <w:rFonts w:asciiTheme="minorHAnsi" w:eastAsiaTheme="minorEastAsia" w:hAnsiTheme="minorHAnsi"/>
@@ -915,7 +915,7 @@
               <w:lang w:eastAsia="en-ZA"/>
             </w:rPr>
           </w:pPr>
-          <w:hyperlink w:anchor="_Toc241594297" w:history="1">
+          <w:hyperlink w:anchor="_Toc242180553" w:history="1">
             <w:r>
               <w:rPr>
                 <w:rStyle w:val="Hyperlink"/>
@@ -942,7 +942,7 @@
                 <w:noProof/>
                 <w:webHidden/>
               </w:rPr>
-              <w:instrText xml:space="preserve"> PAGEREF _Toc241594297 \h </w:instrText>
+              <w:instrText xml:space="preserve"> PAGEREF _Toc242180553 \h </w:instrText>
             </w:r>
             <w:r>
               <w:rPr>
@@ -962,7 +962,7 @@
                 <w:noProof/>
                 <w:webHidden/>
               </w:rPr>
-              <w:t>15</w:t>
+              <w:t>17</w:t>
             </w:r>
             <w:r>
               <w:rPr>
@@ -977,7 +977,7 @@
           <w:pPr>
             <w:pStyle w:val="TOC2"/>
             <w:tabs>
-              <w:tab w:val="right" w:pos="9880"/>
+              <w:tab w:val="right" w:pos="9019"/>
             </w:tabs>
             <w:rPr>
               <w:rFonts w:asciiTheme="minorHAnsi" w:eastAsiaTheme="minorEastAsia" w:hAnsiTheme="minorHAnsi"/>
@@ -987,7 +987,7 @@
               <w:lang w:eastAsia="en-ZA"/>
             </w:rPr>
           </w:pPr>
-          <w:hyperlink w:anchor="_Toc241594298" w:history="1">
+          <w:hyperlink w:anchor="_Toc242180554" w:history="1">
             <w:r>
               <w:rPr>
                 <w:rStyle w:val="Hyperlink"/>
@@ -1014,7 +1014,7 @@
                 <w:noProof/>
                 <w:webHidden/>
               </w:rPr>
-              <w:instrText xml:space="preserve"> PAGEREF _Toc241594298 \h </w:instrText>
+              <w:instrText xml:space="preserve"> PAGEREF _Toc242180554 \h </w:instrText>
             </w:r>
             <w:r>
               <w:rPr>
@@ -1034,7 +1034,7 @@
                 <w:noProof/>
                 <w:webHidden/>
               </w:rPr>
-              <w:t>16</w:t>
+              <w:t>18</w:t>
             </w:r>
             <w:r>
               <w:rPr>
@@ -1049,7 +1049,7 @@
           <w:pPr>
             <w:pStyle w:val="TOC1"/>
             <w:tabs>
-              <w:tab w:val="right" w:pos="9880"/>
+              <w:tab w:val="right" w:pos="9019"/>
             </w:tabs>
             <w:rPr>
               <w:rFonts w:asciiTheme="minorHAnsi" w:eastAsiaTheme="minorEastAsia" w:hAnsiTheme="minorHAnsi"/>
@@ -1059,7 +1059,7 @@
               <w:lang w:eastAsia="en-ZA"/>
             </w:rPr>
           </w:pPr>
-          <w:hyperlink w:anchor="_Toc241594299" w:history="1">
+          <w:hyperlink w:anchor="_Toc242180555" w:history="1">
             <w:r>
               <w:rPr>
                 <w:rStyle w:val="Hyperlink"/>
@@ -1086,7 +1086,7 @@
                 <w:noProof/>
                 <w:webHidden/>
               </w:rPr>
-              <w:instrText xml:space="preserve"> PAGEREF _Toc241594299 \h </w:instrText>
+              <w:instrText xml:space="preserve"> PAGEREF _Toc242180555 \h </w:instrText>
             </w:r>
             <w:r>
               <w:rPr>
@@ -1121,7 +1121,7 @@
           <w:pPr>
             <w:pStyle w:val="TOC2"/>
             <w:tabs>
-              <w:tab w:val="right" w:pos="9880"/>
+              <w:tab w:val="right" w:pos="9019"/>
             </w:tabs>
             <w:rPr>
               <w:rFonts w:asciiTheme="minorHAnsi" w:eastAsiaTheme="minorEastAsia" w:hAnsiTheme="minorHAnsi"/>
@@ -1131,7 +1131,7 @@
               <w:lang w:eastAsia="en-ZA"/>
             </w:rPr>
           </w:pPr>
-          <w:hyperlink w:anchor="_Toc241594300" w:history="1">
+          <w:hyperlink w:anchor="_Toc242180556" w:history="1">
             <w:r>
               <w:rPr>
                 <w:rStyle w:val="Hyperlink"/>
@@ -1158,7 +1158,7 @@
                 <w:noProof/>
                 <w:webHidden/>
               </w:rPr>
-              <w:instrText xml:space="preserve"> PAGEREF _Toc241594300 \h </w:instrText>
+              <w:instrText xml:space="preserve"> PAGEREF _Toc242180556 \h </w:instrText>
             </w:r>
             <w:r>
               <w:rPr>
@@ -1178,7 +1178,7 @@
                 <w:noProof/>
                 <w:webHidden/>
               </w:rPr>
-              <w:t>24</w:t>
+              <w:t>23</w:t>
             </w:r>
             <w:r>
               <w:rPr>
@@ -1193,7 +1193,7 @@
           <w:pPr>
             <w:pStyle w:val="TOC3"/>
             <w:tabs>
-              <w:tab w:val="right" w:pos="9880"/>
+              <w:tab w:val="right" w:pos="9019"/>
             </w:tabs>
             <w:rPr>
               <w:rFonts w:asciiTheme="minorHAnsi" w:eastAsiaTheme="minorEastAsia" w:hAnsiTheme="minorHAnsi"/>
@@ -1203,7 +1203,7 @@
               <w:lang w:eastAsia="en-ZA"/>
             </w:rPr>
           </w:pPr>
-          <w:hyperlink w:anchor="_Toc241594301" w:history="1">
+          <w:hyperlink w:anchor="_Toc242180557" w:history="1">
             <w:r>
               <w:rPr>
                 <w:rStyle w:val="Hyperlink"/>
@@ -1230,7 +1230,7 @@
                 <w:noProof/>
                 <w:webHidden/>
               </w:rPr>
-              <w:instrText xml:space="preserve"> PAGEREF _Toc241594301 \h </w:instrText>
+              <w:instrText xml:space="preserve"> PAGEREF _Toc242180557 \h </w:instrText>
             </w:r>
             <w:r>
               <w:rPr>
@@ -1250,7 +1250,7 @@
                 <w:noProof/>
                 <w:webHidden/>
               </w:rPr>
-              <w:t>25</w:t>
+              <w:t>24</w:t>
             </w:r>
             <w:r>
               <w:rPr>
@@ -1265,7 +1265,7 @@
           <w:pPr>
             <w:pStyle w:val="TOC3"/>
             <w:tabs>
-              <w:tab w:val="right" w:pos="9880"/>
+              <w:tab w:val="right" w:pos="9019"/>
             </w:tabs>
             <w:rPr>
               <w:rFonts w:asciiTheme="minorHAnsi" w:eastAsiaTheme="minorEastAsia" w:hAnsiTheme="minorHAnsi"/>
@@ -1275,7 +1275,7 @@
               <w:lang w:eastAsia="en-ZA"/>
             </w:rPr>
           </w:pPr>
-          <w:hyperlink w:anchor="_Toc241594302" w:history="1">
+          <w:hyperlink w:anchor="_Toc242180558" w:history="1">
             <w:r>
               <w:rPr>
                 <w:rStyle w:val="Hyperlink"/>
@@ -1302,7 +1302,7 @@
                 <w:noProof/>
                 <w:webHidden/>
               </w:rPr>
-              <w:instrText xml:space="preserve"> PAGEREF _Toc241594302 \h </w:instrText>
+              <w:instrText xml:space="preserve"> PAGEREF _Toc242180558 \h </w:instrText>
             </w:r>
             <w:r>
               <w:rPr>
@@ -1322,7 +1322,7 @@
                 <w:noProof/>
                 <w:webHidden/>
               </w:rPr>
-              <w:t>26</w:t>
+              <w:t>25</w:t>
             </w:r>
             <w:r>
               <w:rPr>
@@ -1337,7 +1337,7 @@
           <w:pPr>
             <w:pStyle w:val="TOC3"/>
             <w:tabs>
-              <w:tab w:val="right" w:pos="9880"/>
+              <w:tab w:val="right" w:pos="9019"/>
             </w:tabs>
             <w:rPr>
               <w:rFonts w:asciiTheme="minorHAnsi" w:eastAsiaTheme="minorEastAsia" w:hAnsiTheme="minorHAnsi"/>
@@ -1347,7 +1347,7 @@
               <w:lang w:eastAsia="en-ZA"/>
             </w:rPr>
           </w:pPr>
-          <w:hyperlink w:anchor="_Toc241594303" w:history="1">
+          <w:hyperlink w:anchor="_Toc242180559" w:history="1">
             <w:r>
               <w:rPr>
                 <w:rStyle w:val="Hyperlink"/>
@@ -1374,7 +1374,7 @@
                 <w:noProof/>
                 <w:webHidden/>
               </w:rPr>
-              <w:instrText xml:space="preserve"> PAGEREF _Toc241594303 \h </w:instrText>
+              <w:instrText xml:space="preserve"> PAGEREF _Toc242180559 \h </w:instrText>
             </w:r>
             <w:r>
               <w:rPr>
@@ -1394,7 +1394,7 @@
                 <w:noProof/>
                 <w:webHidden/>
               </w:rPr>
-              <w:t>27</w:t>
+              <w:t>26</w:t>
             </w:r>
             <w:r>
               <w:rPr>
@@ -1409,7 +1409,7 @@
           <w:pPr>
             <w:pStyle w:val="TOC3"/>
             <w:tabs>
-              <w:tab w:val="right" w:pos="9880"/>
+              <w:tab w:val="right" w:pos="9019"/>
             </w:tabs>
             <w:rPr>
               <w:rFonts w:asciiTheme="minorHAnsi" w:eastAsiaTheme="minorEastAsia" w:hAnsiTheme="minorHAnsi"/>
@@ -1419,7 +1419,7 @@
               <w:lang w:eastAsia="en-ZA"/>
             </w:rPr>
           </w:pPr>
-          <w:hyperlink w:anchor="_Toc241594304" w:history="1">
+          <w:hyperlink w:anchor="_Toc242180560" w:history="1">
             <w:r>
               <w:rPr>
                 <w:rStyle w:val="Hyperlink"/>
@@ -1446,7 +1446,7 @@
                 <w:noProof/>
                 <w:webHidden/>
               </w:rPr>
-              <w:instrText xml:space="preserve"> PAGEREF _Toc241594304 \h </w:instrText>
+              <w:instrText xml:space="preserve"> PAGEREF _Toc242180560 \h </w:instrText>
             </w:r>
             <w:r>
               <w:rPr>
@@ -1466,7 +1466,7 @@
                 <w:noProof/>
                 <w:webHidden/>
               </w:rPr>
-              <w:t>28</w:t>
+              <w:t>27</w:t>
             </w:r>
             <w:r>
               <w:rPr>
@@ -1481,7 +1481,7 @@
           <w:pPr>
             <w:pStyle w:val="TOC2"/>
             <w:tabs>
-              <w:tab w:val="right" w:pos="9880"/>
+              <w:tab w:val="right" w:pos="9019"/>
             </w:tabs>
             <w:rPr>
               <w:rFonts w:asciiTheme="minorHAnsi" w:eastAsiaTheme="minorEastAsia" w:hAnsiTheme="minorHAnsi"/>
@@ -1491,7 +1491,7 @@
               <w:lang w:eastAsia="en-ZA"/>
             </w:rPr>
           </w:pPr>
-          <w:hyperlink w:anchor="_Toc241594305" w:history="1">
+          <w:hyperlink w:anchor="_Toc242180561" w:history="1">
             <w:r>
               <w:rPr>
                 <w:rStyle w:val="Hyperlink"/>
@@ -1518,7 +1518,7 @@
                 <w:noProof/>
                 <w:webHidden/>
               </w:rPr>
-              <w:instrText xml:space="preserve"> PAGEREF _Toc241594305 \h </w:instrText>
+              <w:instrText xml:space="preserve"> PAGEREF _Toc242180561 \h </w:instrText>
             </w:r>
             <w:r>
               <w:rPr>
@@ -1538,7 +1538,7 @@
                 <w:noProof/>
                 <w:webHidden/>
               </w:rPr>
-              <w:t>29</w:t>
+              <w:t>28</w:t>
             </w:r>
             <w:r>
               <w:rPr>
@@ -1553,7 +1553,7 @@
           <w:pPr>
             <w:pStyle w:val="TOC3"/>
             <w:tabs>
-              <w:tab w:val="right" w:pos="9880"/>
+              <w:tab w:val="right" w:pos="9019"/>
             </w:tabs>
             <w:rPr>
               <w:rFonts w:asciiTheme="minorHAnsi" w:eastAsiaTheme="minorEastAsia" w:hAnsiTheme="minorHAnsi"/>
@@ -1563,7 +1563,7 @@
               <w:lang w:eastAsia="en-ZA"/>
             </w:rPr>
           </w:pPr>
-          <w:hyperlink w:anchor="_Toc241594306" w:history="1">
+          <w:hyperlink w:anchor="_Toc242180562" w:history="1">
             <w:r>
               <w:rPr>
                 <w:rStyle w:val="Hyperlink"/>
@@ -1590,7 +1590,7 @@
                 <w:noProof/>
                 <w:webHidden/>
               </w:rPr>
-              <w:instrText xml:space="preserve"> PAGEREF _Toc241594306 \h </w:instrText>
+              <w:instrText xml:space="preserve"> PAGEREF _Toc242180562 \h </w:instrText>
             </w:r>
             <w:r>
               <w:rPr>
@@ -1610,7 +1610,7 @@
                 <w:noProof/>
                 <w:webHidden/>
               </w:rPr>
-              <w:t>30</w:t>
+              <w:t>29</w:t>
             </w:r>
             <w:r>
               <w:rPr>
@@ -1625,7 +1625,7 @@
           <w:pPr>
             <w:pStyle w:val="TOC3"/>
             <w:tabs>
-              <w:tab w:val="right" w:pos="9880"/>
+              <w:tab w:val="right" w:pos="9019"/>
             </w:tabs>
             <w:rPr>
               <w:rFonts w:asciiTheme="minorHAnsi" w:eastAsiaTheme="minorEastAsia" w:hAnsiTheme="minorHAnsi"/>
@@ -1635,7 +1635,7 @@
               <w:lang w:eastAsia="en-ZA"/>
             </w:rPr>
           </w:pPr>
-          <w:hyperlink w:anchor="_Toc241594307" w:history="1">
+          <w:hyperlink w:anchor="_Toc242180563" w:history="1">
             <w:r>
               <w:rPr>
                 <w:rStyle w:val="Hyperlink"/>
@@ -1662,7 +1662,7 @@
                 <w:noProof/>
                 <w:webHidden/>
               </w:rPr>
-              <w:instrText xml:space="preserve"> PAGEREF _Toc241594307 \h </w:instrText>
+              <w:instrText xml:space="preserve"> PAGEREF _Toc242180563 \h </w:instrText>
             </w:r>
             <w:r>
               <w:rPr>
@@ -1682,7 +1682,7 @@
                 <w:noProof/>
                 <w:webHidden/>
               </w:rPr>
-              <w:t>31</w:t>
+              <w:t>30</w:t>
             </w:r>
             <w:r>
               <w:rPr>
@@ -1697,7 +1697,7 @@
           <w:pPr>
             <w:pStyle w:val="TOC3"/>
             <w:tabs>
-              <w:tab w:val="right" w:pos="9880"/>
+              <w:tab w:val="right" w:pos="9019"/>
             </w:tabs>
             <w:rPr>
               <w:rFonts w:asciiTheme="minorHAnsi" w:eastAsiaTheme="minorEastAsia" w:hAnsiTheme="minorHAnsi"/>
@@ -1707,7 +1707,7 @@
               <w:lang w:eastAsia="en-ZA"/>
             </w:rPr>
           </w:pPr>
-          <w:hyperlink w:anchor="_Toc241594308" w:history="1">
+          <w:hyperlink w:anchor="_Toc242180564" w:history="1">
             <w:r>
               <w:rPr>
                 <w:rStyle w:val="Hyperlink"/>
@@ -1734,7 +1734,7 @@
                 <w:noProof/>
                 <w:webHidden/>
               </w:rPr>
-              <w:instrText xml:space="preserve"> PAGEREF _Toc241594308 \h </w:instrText>
+              <w:instrText xml:space="preserve"> PAGEREF _Toc242180564 \h </w:instrText>
             </w:r>
             <w:r>
               <w:rPr>
@@ -1754,7 +1754,7 @@
                 <w:noProof/>
                 <w:webHidden/>
               </w:rPr>
-              <w:t>32</w:t>
+              <w:t>31</w:t>
             </w:r>
             <w:r>
               <w:rPr>
@@ -1769,7 +1769,7 @@
           <w:pPr>
             <w:pStyle w:val="TOC3"/>
             <w:tabs>
-              <w:tab w:val="right" w:pos="9880"/>
+              <w:tab w:val="right" w:pos="9019"/>
             </w:tabs>
             <w:rPr>
               <w:rFonts w:asciiTheme="minorHAnsi" w:eastAsiaTheme="minorEastAsia" w:hAnsiTheme="minorHAnsi"/>
@@ -1779,7 +1779,7 @@
               <w:lang w:eastAsia="en-ZA"/>
             </w:rPr>
           </w:pPr>
-          <w:hyperlink w:anchor="_Toc241594309" w:history="1">
+          <w:hyperlink w:anchor="_Toc242180565" w:history="1">
             <w:r>
               <w:rPr>
                 <w:rStyle w:val="Hyperlink"/>
@@ -1806,7 +1806,7 @@
                 <w:noProof/>
                 <w:webHidden/>
               </w:rPr>
-              <w:instrText xml:space="preserve"> PAGEREF _Toc241594309 \h </w:instrText>
+              <w:instrText xml:space="preserve"> PAGEREF _Toc242180565 \h </w:instrText>
             </w:r>
             <w:r>
               <w:rPr>
@@ -1826,7 +1826,7 @@
                 <w:noProof/>
                 <w:webHidden/>
               </w:rPr>
-              <w:t>33</w:t>
+              <w:t>32</w:t>
             </w:r>
             <w:r>
               <w:rPr>
@@ -1841,7 +1841,7 @@
           <w:pPr>
             <w:pStyle w:val="TOC2"/>
             <w:tabs>
-              <w:tab w:val="right" w:pos="9880"/>
+              <w:tab w:val="right" w:pos="9019"/>
             </w:tabs>
             <w:rPr>
               <w:rFonts w:asciiTheme="minorHAnsi" w:eastAsiaTheme="minorEastAsia" w:hAnsiTheme="minorHAnsi"/>
@@ -1851,7 +1851,7 @@
               <w:lang w:eastAsia="en-ZA"/>
             </w:rPr>
           </w:pPr>
-          <w:hyperlink w:anchor="_Toc241594310" w:history="1">
+          <w:hyperlink w:anchor="_Toc242180566" w:history="1">
             <w:r>
               <w:rPr>
                 <w:rStyle w:val="Hyperlink"/>
@@ -1878,7 +1878,7 @@
                 <w:noProof/>
                 <w:webHidden/>
               </w:rPr>
-              <w:instrText xml:space="preserve"> PAGEREF _Toc241594310 \h </w:instrText>
+              <w:instrText xml:space="preserve"> PAGEREF _Toc242180566 \h </w:instrText>
             </w:r>
             <w:r>
               <w:rPr>
@@ -1898,7 +1898,7 @@
                 <w:noProof/>
                 <w:webHidden/>
               </w:rPr>
-              <w:t>36</w:t>
+              <w:t>34</w:t>
             </w:r>
             <w:r>
               <w:rPr>
@@ -1913,7 +1913,7 @@
           <w:pPr>
             <w:pStyle w:val="TOC3"/>
             <w:tabs>
-              <w:tab w:val="right" w:pos="9880"/>
+              <w:tab w:val="right" w:pos="9019"/>
             </w:tabs>
             <w:rPr>
               <w:rFonts w:asciiTheme="minorHAnsi" w:eastAsiaTheme="minorEastAsia" w:hAnsiTheme="minorHAnsi"/>
@@ -1923,7 +1923,7 @@
               <w:lang w:eastAsia="en-ZA"/>
             </w:rPr>
           </w:pPr>
-          <w:hyperlink w:anchor="_Toc241594311" w:history="1">
+          <w:hyperlink w:anchor="_Toc242180567" w:history="1">
             <w:r>
               <w:rPr>
                 <w:rStyle w:val="Hyperlink"/>
@@ -1950,7 +1950,7 @@
                 <w:noProof/>
                 <w:webHidden/>
               </w:rPr>
-              <w:instrText xml:space="preserve"> PAGEREF _Toc241594311 \h </w:instrText>
+              <w:instrText xml:space="preserve"> PAGEREF _Toc242180567 \h </w:instrText>
             </w:r>
             <w:r>
               <w:rPr>
@@ -1970,7 +1970,7 @@
                 <w:noProof/>
                 <w:webHidden/>
               </w:rPr>
-              <w:t>37</w:t>
+              <w:t>35</w:t>
             </w:r>
             <w:r>
               <w:rPr>
@@ -1985,7 +1985,7 @@
           <w:pPr>
             <w:pStyle w:val="TOC3"/>
             <w:tabs>
-              <w:tab w:val="right" w:pos="9880"/>
+              <w:tab w:val="right" w:pos="9019"/>
             </w:tabs>
             <w:rPr>
               <w:rFonts w:asciiTheme="minorHAnsi" w:eastAsiaTheme="minorEastAsia" w:hAnsiTheme="minorHAnsi"/>
@@ -1995,7 +1995,7 @@
               <w:lang w:eastAsia="en-ZA"/>
             </w:rPr>
           </w:pPr>
-          <w:hyperlink w:anchor="_Toc241594312" w:history="1">
+          <w:hyperlink w:anchor="_Toc242180568" w:history="1">
             <w:r>
               <w:rPr>
                 <w:rStyle w:val="Hyperlink"/>
@@ -2022,7 +2022,7 @@
                 <w:noProof/>
                 <w:webHidden/>
               </w:rPr>
-              <w:instrText xml:space="preserve"> PAGEREF _Toc241594312 \h </w:instrText>
+              <w:instrText xml:space="preserve"> PAGEREF _Toc242180568 \h </w:instrText>
             </w:r>
             <w:r>
               <w:rPr>
@@ -2042,7 +2042,7 @@
                 <w:noProof/>
                 <w:webHidden/>
               </w:rPr>
-              <w:t>38</w:t>
+              <w:t>36</w:t>
             </w:r>
             <w:r>
               <w:rPr>
@@ -2057,7 +2057,7 @@
           <w:pPr>
             <w:pStyle w:val="TOC3"/>
             <w:tabs>
-              <w:tab w:val="right" w:pos="9880"/>
+              <w:tab w:val="right" w:pos="9019"/>
             </w:tabs>
             <w:rPr>
               <w:rFonts w:asciiTheme="minorHAnsi" w:eastAsiaTheme="minorEastAsia" w:hAnsiTheme="minorHAnsi"/>
@@ -2067,7 +2067,7 @@
               <w:lang w:eastAsia="en-ZA"/>
             </w:rPr>
           </w:pPr>
-          <w:hyperlink w:anchor="_Toc241594313" w:history="1">
+          <w:hyperlink w:anchor="_Toc242180569" w:history="1">
             <w:r>
               <w:rPr>
                 <w:rStyle w:val="Hyperlink"/>
@@ -2094,7 +2094,7 @@
                 <w:noProof/>
                 <w:webHidden/>
               </w:rPr>
-              <w:instrText xml:space="preserve"> PAGEREF _Toc241594313 \h </w:instrText>
+              <w:instrText xml:space="preserve"> PAGEREF _Toc242180569 \h </w:instrText>
             </w:r>
             <w:r>
               <w:rPr>
@@ -2114,7 +2114,7 @@
                 <w:noProof/>
                 <w:webHidden/>
               </w:rPr>
-              <w:t>39</w:t>
+              <w:t>37</w:t>
             </w:r>
             <w:r>
               <w:rPr>
@@ -2129,7 +2129,7 @@
           <w:pPr>
             <w:pStyle w:val="TOC3"/>
             <w:tabs>
-              <w:tab w:val="right" w:pos="9880"/>
+              <w:tab w:val="right" w:pos="9019"/>
             </w:tabs>
             <w:rPr>
               <w:rFonts w:asciiTheme="minorHAnsi" w:eastAsiaTheme="minorEastAsia" w:hAnsiTheme="minorHAnsi"/>
@@ -2139,7 +2139,7 @@
               <w:lang w:eastAsia="en-ZA"/>
             </w:rPr>
           </w:pPr>
-          <w:hyperlink w:anchor="_Toc241594314" w:history="1">
+          <w:hyperlink w:anchor="_Toc242180570" w:history="1">
             <w:r>
               <w:rPr>
                 <w:rStyle w:val="Hyperlink"/>
@@ -2166,7 +2166,7 @@
                 <w:noProof/>
                 <w:webHidden/>
               </w:rPr>
-              <w:instrText xml:space="preserve"> PAGEREF _Toc241594314 \h </w:instrText>
+              <w:instrText xml:space="preserve"> PAGEREF _Toc242180570 \h </w:instrText>
             </w:r>
             <w:r>
               <w:rPr>
@@ -2186,7 +2186,7 @@
                 <w:noProof/>
                 <w:webHidden/>
               </w:rPr>
-              <w:t>40</w:t>
+              <w:t>38</w:t>
             </w:r>
             <w:r>
               <w:rPr>
@@ -2201,7 +2201,7 @@
           <w:pPr>
             <w:pStyle w:val="TOC2"/>
             <w:tabs>
-              <w:tab w:val="right" w:pos="9880"/>
+              <w:tab w:val="right" w:pos="9019"/>
             </w:tabs>
             <w:rPr>
               <w:rFonts w:asciiTheme="minorHAnsi" w:eastAsiaTheme="minorEastAsia" w:hAnsiTheme="minorHAnsi"/>
@@ -2211,7 +2211,7 @@
               <w:lang w:eastAsia="en-ZA"/>
             </w:rPr>
           </w:pPr>
-          <w:hyperlink w:anchor="_Toc241594315" w:history="1">
+          <w:hyperlink w:anchor="_Toc242180571" w:history="1">
             <w:r>
               <w:rPr>
                 <w:rStyle w:val="Hyperlink"/>
@@ -2238,7 +2238,7 @@
                 <w:noProof/>
                 <w:webHidden/>
               </w:rPr>
-              <w:instrText xml:space="preserve"> PAGEREF _Toc241594315 \h </w:instrText>
+              <w:instrText xml:space="preserve"> PAGEREF _Toc242180571 \h </w:instrText>
             </w:r>
             <w:r>
               <w:rPr>
@@ -2258,7 +2258,7 @@
                 <w:noProof/>
                 <w:webHidden/>
               </w:rPr>
-              <w:t>44</w:t>
+              <w:t>41</w:t>
             </w:r>
             <w:r>
               <w:rPr>
@@ -2273,7 +2273,7 @@
           <w:pPr>
             <w:pStyle w:val="TOC3"/>
             <w:tabs>
-              <w:tab w:val="right" w:pos="9880"/>
+              <w:tab w:val="right" w:pos="9019"/>
             </w:tabs>
             <w:rPr>
               <w:rFonts w:asciiTheme="minorHAnsi" w:eastAsiaTheme="minorEastAsia" w:hAnsiTheme="minorHAnsi"/>
@@ -2283,7 +2283,7 @@
               <w:lang w:eastAsia="en-ZA"/>
             </w:rPr>
           </w:pPr>
-          <w:hyperlink w:anchor="_Toc241594316" w:history="1">
+          <w:hyperlink w:anchor="_Toc242180572" w:history="1">
             <w:r>
               <w:rPr>
                 <w:rStyle w:val="Hyperlink"/>
@@ -2310,7 +2310,7 @@
                 <w:noProof/>
                 <w:webHidden/>
               </w:rPr>
-              <w:instrText xml:space="preserve"> PAGEREF _Toc241594316 \h </w:instrText>
+              <w:instrText xml:space="preserve"> PAGEREF _Toc242180572 \h </w:instrText>
             </w:r>
             <w:r>
               <w:rPr>
@@ -2330,7 +2330,7 @@
                 <w:noProof/>
                 <w:webHidden/>
               </w:rPr>
-              <w:t>45</w:t>
+              <w:t>42</w:t>
             </w:r>
             <w:r>
               <w:rPr>
@@ -2345,7 +2345,7 @@
           <w:pPr>
             <w:pStyle w:val="TOC3"/>
             <w:tabs>
-              <w:tab w:val="right" w:pos="9880"/>
+              <w:tab w:val="right" w:pos="9019"/>
             </w:tabs>
             <w:rPr>
               <w:rFonts w:asciiTheme="minorHAnsi" w:eastAsiaTheme="minorEastAsia" w:hAnsiTheme="minorHAnsi"/>
@@ -2355,7 +2355,7 @@
               <w:lang w:eastAsia="en-ZA"/>
             </w:rPr>
           </w:pPr>
-          <w:hyperlink w:anchor="_Toc241594317" w:history="1">
+          <w:hyperlink w:anchor="_Toc242180573" w:history="1">
             <w:r>
               <w:rPr>
                 <w:rStyle w:val="Hyperlink"/>
@@ -2382,7 +2382,7 @@
                 <w:noProof/>
                 <w:webHidden/>
               </w:rPr>
-              <w:instrText xml:space="preserve"> PAGEREF _Toc241594317 \h </w:instrText>
+              <w:instrText xml:space="preserve"> PAGEREF _Toc242180573 \h </w:instrText>
             </w:r>
             <w:r>
               <w:rPr>
@@ -2402,7 +2402,7 @@
                 <w:noProof/>
                 <w:webHidden/>
               </w:rPr>
-              <w:t>46</w:t>
+              <w:t>43</w:t>
             </w:r>
             <w:r>
               <w:rPr>
@@ -2417,7 +2417,7 @@
           <w:pPr>
             <w:pStyle w:val="TOC3"/>
             <w:tabs>
-              <w:tab w:val="right" w:pos="9880"/>
+              <w:tab w:val="right" w:pos="9019"/>
             </w:tabs>
             <w:rPr>
               <w:rFonts w:asciiTheme="minorHAnsi" w:eastAsiaTheme="minorEastAsia" w:hAnsiTheme="minorHAnsi"/>
@@ -2427,7 +2427,7 @@
               <w:lang w:eastAsia="en-ZA"/>
             </w:rPr>
           </w:pPr>
-          <w:hyperlink w:anchor="_Toc241594318" w:history="1">
+          <w:hyperlink w:anchor="_Toc242180574" w:history="1">
             <w:r>
               <w:rPr>
                 <w:rStyle w:val="Hyperlink"/>
@@ -2454,7 +2454,7 @@
                 <w:noProof/>
                 <w:webHidden/>
               </w:rPr>
-              <w:instrText xml:space="preserve"> PAGEREF _Toc241594318 \h </w:instrText>
+              <w:instrText xml:space="preserve"> PAGEREF _Toc242180574 \h </w:instrText>
             </w:r>
             <w:r>
               <w:rPr>
@@ -2474,7 +2474,7 @@
                 <w:noProof/>
                 <w:webHidden/>
               </w:rPr>
-              <w:t>47</w:t>
+              <w:t>44</w:t>
             </w:r>
             <w:r>
               <w:rPr>
@@ -2489,7 +2489,7 @@
           <w:pPr>
             <w:pStyle w:val="TOC3"/>
             <w:tabs>
-              <w:tab w:val="right" w:pos="9880"/>
+              <w:tab w:val="right" w:pos="9019"/>
             </w:tabs>
             <w:rPr>
               <w:rFonts w:asciiTheme="minorHAnsi" w:eastAsiaTheme="minorEastAsia" w:hAnsiTheme="minorHAnsi"/>
@@ -2499,7 +2499,7 @@
               <w:lang w:eastAsia="en-ZA"/>
             </w:rPr>
           </w:pPr>
-          <w:hyperlink w:anchor="_Toc241594319" w:history="1">
+          <w:hyperlink w:anchor="_Toc242180575" w:history="1">
             <w:r>
               <w:rPr>
                 <w:rStyle w:val="Hyperlink"/>
@@ -2526,7 +2526,7 @@
                 <w:noProof/>
                 <w:webHidden/>
               </w:rPr>
-              <w:instrText xml:space="preserve"> PAGEREF _Toc241594319 \h </w:instrText>
+              <w:instrText xml:space="preserve"> PAGEREF _Toc242180575 \h </w:instrText>
             </w:r>
             <w:r>
               <w:rPr>
@@ -2546,7 +2546,7 @@
                 <w:noProof/>
                 <w:webHidden/>
               </w:rPr>
-              <w:t>48</w:t>
+              <w:t>45</w:t>
             </w:r>
             <w:r>
               <w:rPr>
@@ -2561,7 +2561,7 @@
           <w:pPr>
             <w:pStyle w:val="TOC2"/>
             <w:tabs>
-              <w:tab w:val="right" w:pos="9880"/>
+              <w:tab w:val="right" w:pos="9019"/>
             </w:tabs>
             <w:rPr>
               <w:rFonts w:asciiTheme="minorHAnsi" w:eastAsiaTheme="minorEastAsia" w:hAnsiTheme="minorHAnsi"/>
@@ -2571,7 +2571,7 @@
               <w:lang w:eastAsia="en-ZA"/>
             </w:rPr>
           </w:pPr>
-          <w:hyperlink w:anchor="_Toc241594320" w:history="1">
+          <w:hyperlink w:anchor="_Toc242180576" w:history="1">
             <w:r>
               <w:rPr>
                 <w:rStyle w:val="Hyperlink"/>
@@ -2598,7 +2598,7 @@
                 <w:noProof/>
                 <w:webHidden/>
               </w:rPr>
-              <w:instrText xml:space="preserve"> PAGEREF _Toc241594320 \h </w:instrText>
+              <w:instrText xml:space="preserve"> PAGEREF _Toc242180576 \h </w:instrText>
             </w:r>
             <w:r>
               <w:rPr>
@@ -2618,7 +2618,7 @@
                 <w:noProof/>
                 <w:webHidden/>
               </w:rPr>
-              <w:t>54</w:t>
+              <w:t>48</w:t>
             </w:r>
             <w:r>
               <w:rPr>
@@ -2633,7 +2633,7 @@
           <w:pPr>
             <w:pStyle w:val="TOC3"/>
             <w:tabs>
-              <w:tab w:val="right" w:pos="9880"/>
+              <w:tab w:val="right" w:pos="9019"/>
             </w:tabs>
             <w:rPr>
               <w:rFonts w:asciiTheme="minorHAnsi" w:eastAsiaTheme="minorEastAsia" w:hAnsiTheme="minorHAnsi"/>
@@ -2643,7 +2643,7 @@
               <w:lang w:eastAsia="en-ZA"/>
             </w:rPr>
           </w:pPr>
-          <w:hyperlink w:anchor="_Toc241594321" w:history="1">
+          <w:hyperlink w:anchor="_Toc242180577" w:history="1">
             <w:r>
               <w:rPr>
                 <w:rStyle w:val="Hyperlink"/>
@@ -2670,7 +2670,7 @@
                 <w:noProof/>
                 <w:webHidden/>
               </w:rPr>
-              <w:instrText xml:space="preserve"> PAGEREF _Toc241594321 \h </w:instrText>
+              <w:instrText xml:space="preserve"> PAGEREF _Toc242180577 \h </w:instrText>
             </w:r>
             <w:r>
               <w:rPr>
@@ -2690,7 +2690,7 @@
                 <w:noProof/>
                 <w:webHidden/>
               </w:rPr>
-              <w:t>55</w:t>
+              <w:t>49</w:t>
             </w:r>
             <w:r>
               <w:rPr>
@@ -2705,7 +2705,7 @@
           <w:pPr>
             <w:pStyle w:val="TOC3"/>
             <w:tabs>
-              <w:tab w:val="right" w:pos="9880"/>
+              <w:tab w:val="right" w:pos="9019"/>
             </w:tabs>
             <w:rPr>
               <w:rFonts w:asciiTheme="minorHAnsi" w:eastAsiaTheme="minorEastAsia" w:hAnsiTheme="minorHAnsi"/>
@@ -2715,7 +2715,7 @@
               <w:lang w:eastAsia="en-ZA"/>
             </w:rPr>
           </w:pPr>
-          <w:hyperlink w:anchor="_Toc241594322" w:history="1">
+          <w:hyperlink w:anchor="_Toc242180578" w:history="1">
             <w:r>
               <w:rPr>
                 <w:rStyle w:val="Hyperlink"/>
@@ -2742,7 +2742,7 @@
                 <w:noProof/>
                 <w:webHidden/>
               </w:rPr>
-              <w:instrText xml:space="preserve"> PAGEREF _Toc241594322 \h </w:instrText>
+              <w:instrText xml:space="preserve"> PAGEREF _Toc242180578 \h </w:instrText>
             </w:r>
             <w:r>
               <w:rPr>
@@ -2762,7 +2762,7 @@
                 <w:noProof/>
                 <w:webHidden/>
               </w:rPr>
-              <w:t>56</w:t>
+              <w:t>50</w:t>
             </w:r>
             <w:r>
               <w:rPr>
@@ -2777,7 +2777,7 @@
           <w:pPr>
             <w:pStyle w:val="TOC3"/>
             <w:tabs>
-              <w:tab w:val="right" w:pos="9880"/>
+              <w:tab w:val="right" w:pos="9019"/>
             </w:tabs>
             <w:rPr>
               <w:rFonts w:asciiTheme="minorHAnsi" w:eastAsiaTheme="minorEastAsia" w:hAnsiTheme="minorHAnsi"/>
@@ -2787,7 +2787,7 @@
               <w:lang w:eastAsia="en-ZA"/>
             </w:rPr>
           </w:pPr>
-          <w:hyperlink w:anchor="_Toc241594323" w:history="1">
+          <w:hyperlink w:anchor="_Toc242180579" w:history="1">
             <w:r>
               <w:rPr>
                 <w:rStyle w:val="Hyperlink"/>
@@ -2814,7 +2814,7 @@
                 <w:noProof/>
                 <w:webHidden/>
               </w:rPr>
-              <w:instrText xml:space="preserve"> PAGEREF _Toc241594323 \h </w:instrText>
+              <w:instrText xml:space="preserve"> PAGEREF _Toc242180579 \h </w:instrText>
             </w:r>
             <w:r>
               <w:rPr>
@@ -2834,7 +2834,7 @@
                 <w:noProof/>
                 <w:webHidden/>
               </w:rPr>
-              <w:t>57</w:t>
+              <w:t>51</w:t>
             </w:r>
             <w:r>
               <w:rPr>
@@ -2849,7 +2849,7 @@
           <w:pPr>
             <w:pStyle w:val="TOC3"/>
             <w:tabs>
-              <w:tab w:val="right" w:pos="9880"/>
+              <w:tab w:val="right" w:pos="9019"/>
             </w:tabs>
             <w:rPr>
               <w:rFonts w:asciiTheme="minorHAnsi" w:eastAsiaTheme="minorEastAsia" w:hAnsiTheme="minorHAnsi"/>
@@ -2859,7 +2859,7 @@
               <w:lang w:eastAsia="en-ZA"/>
             </w:rPr>
           </w:pPr>
-          <w:hyperlink w:anchor="_Toc241594324" w:history="1">
+          <w:hyperlink w:anchor="_Toc242180580" w:history="1">
             <w:r>
               <w:rPr>
                 <w:rStyle w:val="Hyperlink"/>
@@ -2886,7 +2886,7 @@
                 <w:noProof/>
                 <w:webHidden/>
               </w:rPr>
-              <w:instrText xml:space="preserve"> PAGEREF _Toc241594324 \h </w:instrText>
+              <w:instrText xml:space="preserve"> PAGEREF _Toc242180580 \h </w:instrText>
             </w:r>
             <w:r>
               <w:rPr>
@@ -2906,7 +2906,7 @@
                 <w:noProof/>
                 <w:webHidden/>
               </w:rPr>
-              <w:t>58</w:t>
+              <w:t>52</w:t>
             </w:r>
             <w:r>
               <w:rPr>
@@ -2921,7 +2921,7 @@
           <w:pPr>
             <w:pStyle w:val="TOC2"/>
             <w:tabs>
-              <w:tab w:val="right" w:pos="9880"/>
+              <w:tab w:val="right" w:pos="9019"/>
             </w:tabs>
             <w:rPr>
               <w:rFonts w:asciiTheme="minorHAnsi" w:eastAsiaTheme="minorEastAsia" w:hAnsiTheme="minorHAnsi"/>
@@ -2931,7 +2931,7 @@
               <w:lang w:eastAsia="en-ZA"/>
             </w:rPr>
           </w:pPr>
-          <w:hyperlink w:anchor="_Toc241594325" w:history="1">
+          <w:hyperlink w:anchor="_Toc242180581" w:history="1">
             <w:r>
               <w:rPr>
                 <w:rStyle w:val="Hyperlink"/>
@@ -2958,7 +2958,7 @@
                 <w:noProof/>
                 <w:webHidden/>
               </w:rPr>
-              <w:instrText xml:space="preserve"> PAGEREF _Toc241594325 \h </w:instrText>
+              <w:instrText xml:space="preserve"> PAGEREF _Toc242180581 \h </w:instrText>
             </w:r>
             <w:r>
               <w:rPr>
@@ -2978,7 +2978,7 @@
                 <w:noProof/>
                 <w:webHidden/>
               </w:rPr>
-              <w:t>61</w:t>
+              <w:t>54</w:t>
             </w:r>
             <w:r>
               <w:rPr>
@@ -2993,7 +2993,7 @@
           <w:pPr>
             <w:pStyle w:val="TOC1"/>
             <w:tabs>
-              <w:tab w:val="right" w:pos="9880"/>
+              <w:tab w:val="right" w:pos="9019"/>
             </w:tabs>
             <w:rPr>
               <w:rFonts w:asciiTheme="minorHAnsi" w:eastAsiaTheme="minorEastAsia" w:hAnsiTheme="minorHAnsi"/>
@@ -3003,7 +3003,7 @@
               <w:lang w:eastAsia="en-ZA"/>
             </w:rPr>
           </w:pPr>
-          <w:hyperlink w:anchor="_Toc241594326" w:history="1">
+          <w:hyperlink w:anchor="_Toc242180582" w:history="1">
             <w:r>
               <w:rPr>
                 <w:rStyle w:val="Hyperlink"/>
@@ -3030,7 +3030,7 @@
                 <w:noProof/>
                 <w:webHidden/>
               </w:rPr>
-              <w:instrText xml:space="preserve"> PAGEREF _Toc241594326 \h </w:instrText>
+              <w:instrText xml:space="preserve"> PAGEREF _Toc242180582 \h </w:instrText>
             </w:r>
             <w:r>
               <w:rPr>
@@ -3050,7 +3050,7 @@
                 <w:noProof/>
                 <w:webHidden/>
               </w:rPr>
-              <w:t>63</w:t>
+              <w:t>56</w:t>
             </w:r>
             <w:r>
               <w:rPr>
@@ -3065,7 +3065,7 @@
           <w:pPr>
             <w:pStyle w:val="TOC2"/>
             <w:tabs>
-              <w:tab w:val="right" w:pos="9880"/>
+              <w:tab w:val="right" w:pos="9019"/>
             </w:tabs>
             <w:rPr>
               <w:rFonts w:asciiTheme="minorHAnsi" w:eastAsiaTheme="minorEastAsia" w:hAnsiTheme="minorHAnsi"/>
@@ -3075,7 +3075,7 @@
               <w:lang w:eastAsia="en-ZA"/>
             </w:rPr>
           </w:pPr>
-          <w:hyperlink w:anchor="_Toc241594327" w:history="1">
+          <w:hyperlink w:anchor="_Toc242180583" w:history="1">
             <w:r>
               <w:rPr>
                 <w:rStyle w:val="Hyperlink"/>
@@ -3102,7 +3102,7 @@
                 <w:noProof/>
                 <w:webHidden/>
               </w:rPr>
-              <w:instrText xml:space="preserve"> PAGEREF _Toc241594327 \h </w:instrText>
+              <w:instrText xml:space="preserve"> PAGEREF _Toc242180583 \h </w:instrText>
             </w:r>
             <w:r>
               <w:rPr>
@@ -3122,7 +3122,7 @@
                 <w:noProof/>
                 <w:webHidden/>
               </w:rPr>
-              <w:t>65</w:t>
+              <w:t>57</w:t>
             </w:r>
             <w:r>
               <w:rPr>
@@ -3137,7 +3137,7 @@
           <w:pPr>
             <w:pStyle w:val="TOC3"/>
             <w:tabs>
-              <w:tab w:val="right" w:pos="9880"/>
+              <w:tab w:val="right" w:pos="9019"/>
             </w:tabs>
             <w:rPr>
               <w:rFonts w:asciiTheme="minorHAnsi" w:eastAsiaTheme="minorEastAsia" w:hAnsiTheme="minorHAnsi"/>
@@ -3147,7 +3147,7 @@
               <w:lang w:eastAsia="en-ZA"/>
             </w:rPr>
           </w:pPr>
-          <w:hyperlink w:anchor="_Toc241594328" w:history="1">
+          <w:hyperlink w:anchor="_Toc242180584" w:history="1">
             <w:r>
               <w:rPr>
                 <w:rStyle w:val="Hyperlink"/>
@@ -3174,7 +3174,7 @@
                 <w:noProof/>
                 <w:webHidden/>
               </w:rPr>
-              <w:instrText xml:space="preserve"> PAGEREF _Toc241594328 \h </w:instrText>
+              <w:instrText xml:space="preserve"> PAGEREF _Toc242180584 \h </w:instrText>
             </w:r>
             <w:r>
               <w:rPr>
@@ -3194,7 +3194,7 @@
                 <w:noProof/>
                 <w:webHidden/>
               </w:rPr>
-              <w:t>66</w:t>
+              <w:t>58</w:t>
             </w:r>
             <w:r>
               <w:rPr>
@@ -3209,7 +3209,7 @@
           <w:pPr>
             <w:pStyle w:val="TOC3"/>
             <w:tabs>
-              <w:tab w:val="right" w:pos="9880"/>
+              <w:tab w:val="right" w:pos="9019"/>
             </w:tabs>
             <w:rPr>
               <w:rFonts w:asciiTheme="minorHAnsi" w:eastAsiaTheme="minorEastAsia" w:hAnsiTheme="minorHAnsi"/>
@@ -3219,7 +3219,7 @@
               <w:lang w:eastAsia="en-ZA"/>
             </w:rPr>
           </w:pPr>
-          <w:hyperlink w:anchor="_Toc241594329" w:history="1">
+          <w:hyperlink w:anchor="_Toc242180585" w:history="1">
             <w:r>
               <w:rPr>
                 <w:rStyle w:val="Hyperlink"/>
@@ -3246,7 +3246,7 @@
                 <w:noProof/>
                 <w:webHidden/>
               </w:rPr>
-              <w:instrText xml:space="preserve"> PAGEREF _Toc241594329 \h </w:instrText>
+              <w:instrText xml:space="preserve"> PAGEREF _Toc242180585 \h </w:instrText>
             </w:r>
             <w:r>
               <w:rPr>
@@ -3266,7 +3266,7 @@
                 <w:noProof/>
                 <w:webHidden/>
               </w:rPr>
-              <w:t>67</w:t>
+              <w:t>59</w:t>
             </w:r>
             <w:r>
               <w:rPr>
@@ -3281,7 +3281,7 @@
           <w:pPr>
             <w:pStyle w:val="TOC3"/>
             <w:tabs>
-              <w:tab w:val="right" w:pos="9880"/>
+              <w:tab w:val="right" w:pos="9019"/>
             </w:tabs>
             <w:rPr>
               <w:rFonts w:asciiTheme="minorHAnsi" w:eastAsiaTheme="minorEastAsia" w:hAnsiTheme="minorHAnsi"/>
@@ -3291,7 +3291,7 @@
               <w:lang w:eastAsia="en-ZA"/>
             </w:rPr>
           </w:pPr>
-          <w:hyperlink w:anchor="_Toc241594330" w:history="1">
+          <w:hyperlink w:anchor="_Toc242180586" w:history="1">
             <w:r>
               <w:rPr>
                 <w:rStyle w:val="Hyperlink"/>
@@ -3318,7 +3318,7 @@
                 <w:noProof/>
                 <w:webHidden/>
               </w:rPr>
-              <w:instrText xml:space="preserve"> PAGEREF _Toc241594330 \h </w:instrText>
+              <w:instrText xml:space="preserve"> PAGEREF _Toc242180586 \h </w:instrText>
             </w:r>
             <w:r>
               <w:rPr>
@@ -3338,7 +3338,7 @@
                 <w:noProof/>
                 <w:webHidden/>
               </w:rPr>
-              <w:t>70</w:t>
+              <w:t>62</w:t>
             </w:r>
             <w:r>
               <w:rPr>
@@ -3353,7 +3353,7 @@
           <w:pPr>
             <w:pStyle w:val="TOC3"/>
             <w:tabs>
-              <w:tab w:val="right" w:pos="9880"/>
+              <w:tab w:val="right" w:pos="9019"/>
             </w:tabs>
             <w:rPr>
               <w:rFonts w:asciiTheme="minorHAnsi" w:eastAsiaTheme="minorEastAsia" w:hAnsiTheme="minorHAnsi"/>
@@ -3363,7 +3363,7 @@
               <w:lang w:eastAsia="en-ZA"/>
             </w:rPr>
           </w:pPr>
-          <w:hyperlink w:anchor="_Toc241594331" w:history="1">
+          <w:hyperlink w:anchor="_Toc242180587" w:history="1">
             <w:r>
               <w:rPr>
                 <w:rStyle w:val="Hyperlink"/>
@@ -3390,7 +3390,7 @@
                 <w:noProof/>
                 <w:webHidden/>
               </w:rPr>
-              <w:instrText xml:space="preserve"> PAGEREF _Toc241594331 \h </w:instrText>
+              <w:instrText xml:space="preserve"> PAGEREF _Toc242180587 \h </w:instrText>
             </w:r>
             <w:r>
               <w:rPr>
@@ -3410,7 +3410,7 @@
                 <w:noProof/>
                 <w:webHidden/>
               </w:rPr>
-              <w:t>71</w:t>
+              <w:t>63</w:t>
             </w:r>
             <w:r>
               <w:rPr>
@@ -3425,7 +3425,7 @@
           <w:pPr>
             <w:pStyle w:val="TOC2"/>
             <w:tabs>
-              <w:tab w:val="right" w:pos="9880"/>
+              <w:tab w:val="right" w:pos="9019"/>
             </w:tabs>
             <w:rPr>
               <w:rFonts w:asciiTheme="minorHAnsi" w:eastAsiaTheme="minorEastAsia" w:hAnsiTheme="minorHAnsi"/>
@@ -3435,7 +3435,7 @@
               <w:lang w:eastAsia="en-ZA"/>
             </w:rPr>
           </w:pPr>
-          <w:hyperlink w:anchor="_Toc241594332" w:history="1">
+          <w:hyperlink w:anchor="_Toc242180588" w:history="1">
             <w:r>
               <w:rPr>
                 <w:rStyle w:val="Hyperlink"/>
@@ -3462,7 +3462,7 @@
                 <w:noProof/>
                 <w:webHidden/>
               </w:rPr>
-              <w:instrText xml:space="preserve"> PAGEREF _Toc241594332 \h </w:instrText>
+              <w:instrText xml:space="preserve"> PAGEREF _Toc242180588 \h </w:instrText>
             </w:r>
             <w:r>
               <w:rPr>
@@ -3482,7 +3482,7 @@
                 <w:noProof/>
                 <w:webHidden/>
               </w:rPr>
-              <w:t>79</w:t>
+              <w:t>68</w:t>
             </w:r>
             <w:r>
               <w:rPr>
@@ -3497,7 +3497,7 @@
           <w:pPr>
             <w:pStyle w:val="TOC3"/>
             <w:tabs>
-              <w:tab w:val="right" w:pos="9880"/>
+              <w:tab w:val="right" w:pos="9019"/>
             </w:tabs>
             <w:rPr>
               <w:rFonts w:asciiTheme="minorHAnsi" w:eastAsiaTheme="minorEastAsia" w:hAnsiTheme="minorHAnsi"/>
@@ -3507,7 +3507,7 @@
               <w:lang w:eastAsia="en-ZA"/>
             </w:rPr>
           </w:pPr>
-          <w:hyperlink w:anchor="_Toc241594333" w:history="1">
+          <w:hyperlink w:anchor="_Toc242180589" w:history="1">
             <w:r>
               <w:rPr>
                 <w:rStyle w:val="Hyperlink"/>
@@ -3534,7 +3534,7 @@
                 <w:noProof/>
                 <w:webHidden/>
               </w:rPr>
-              <w:instrText xml:space="preserve"> PAGEREF _Toc241594333 \h </w:instrText>
+              <w:instrText xml:space="preserve"> PAGEREF _Toc242180589 \h </w:instrText>
             </w:r>
             <w:r>
               <w:rPr>
@@ -3554,7 +3554,7 @@
                 <w:noProof/>
                 <w:webHidden/>
               </w:rPr>
-              <w:t>80</w:t>
+              <w:t>69</w:t>
             </w:r>
             <w:r>
               <w:rPr>
@@ -3569,7 +3569,7 @@
           <w:pPr>
             <w:pStyle w:val="TOC3"/>
             <w:tabs>
-              <w:tab w:val="right" w:pos="9880"/>
+              <w:tab w:val="right" w:pos="9019"/>
             </w:tabs>
             <w:rPr>
               <w:rFonts w:asciiTheme="minorHAnsi" w:eastAsiaTheme="minorEastAsia" w:hAnsiTheme="minorHAnsi"/>
@@ -3579,7 +3579,7 @@
               <w:lang w:eastAsia="en-ZA"/>
             </w:rPr>
           </w:pPr>
-          <w:hyperlink w:anchor="_Toc241594334" w:history="1">
+          <w:hyperlink w:anchor="_Toc242180590" w:history="1">
             <w:r>
               <w:rPr>
                 <w:rStyle w:val="Hyperlink"/>
@@ -3606,7 +3606,7 @@
                 <w:noProof/>
                 <w:webHidden/>
               </w:rPr>
-              <w:instrText xml:space="preserve"> PAGEREF _Toc241594334 \h </w:instrText>
+              <w:instrText xml:space="preserve"> PAGEREF _Toc242180590 \h </w:instrText>
             </w:r>
             <w:r>
               <w:rPr>
@@ -3626,7 +3626,7 @@
                 <w:noProof/>
                 <w:webHidden/>
               </w:rPr>
-              <w:t>81</w:t>
+              <w:t>70</w:t>
             </w:r>
             <w:r>
               <w:rPr>
@@ -3641,7 +3641,7 @@
           <w:pPr>
             <w:pStyle w:val="TOC3"/>
             <w:tabs>
-              <w:tab w:val="right" w:pos="9880"/>
+              <w:tab w:val="right" w:pos="9019"/>
             </w:tabs>
             <w:rPr>
               <w:rFonts w:asciiTheme="minorHAnsi" w:eastAsiaTheme="minorEastAsia" w:hAnsiTheme="minorHAnsi"/>
@@ -3651,7 +3651,7 @@
               <w:lang w:eastAsia="en-ZA"/>
             </w:rPr>
           </w:pPr>
-          <w:hyperlink w:anchor="_Toc241594335" w:history="1">
+          <w:hyperlink w:anchor="_Toc242180591" w:history="1">
             <w:r>
               <w:rPr>
                 <w:rStyle w:val="Hyperlink"/>
@@ -3678,7 +3678,7 @@
                 <w:noProof/>
                 <w:webHidden/>
               </w:rPr>
-              <w:instrText xml:space="preserve"> PAGEREF _Toc241594335 \h </w:instrText>
+              <w:instrText xml:space="preserve"> PAGEREF _Toc242180591 \h </w:instrText>
             </w:r>
             <w:r>
               <w:rPr>
@@ -3698,7 +3698,7 @@
                 <w:noProof/>
                 <w:webHidden/>
               </w:rPr>
-              <w:t>84</w:t>
+              <w:t>73</w:t>
             </w:r>
             <w:r>
               <w:rPr>
@@ -3713,7 +3713,7 @@
           <w:pPr>
             <w:pStyle w:val="TOC3"/>
             <w:tabs>
-              <w:tab w:val="right" w:pos="9880"/>
+              <w:tab w:val="right" w:pos="9019"/>
             </w:tabs>
             <w:rPr>
               <w:rFonts w:asciiTheme="minorHAnsi" w:eastAsiaTheme="minorEastAsia" w:hAnsiTheme="minorHAnsi"/>
@@ -3723,7 +3723,7 @@
               <w:lang w:eastAsia="en-ZA"/>
             </w:rPr>
           </w:pPr>
-          <w:hyperlink w:anchor="_Toc241594336" w:history="1">
+          <w:hyperlink w:anchor="_Toc242180592" w:history="1">
             <w:r>
               <w:rPr>
                 <w:rStyle w:val="Hyperlink"/>
@@ -3750,7 +3750,7 @@
                 <w:noProof/>
                 <w:webHidden/>
               </w:rPr>
-              <w:instrText xml:space="preserve"> PAGEREF _Toc241594336 \h </w:instrText>
+              <w:instrText xml:space="preserve"> PAGEREF _Toc242180592 \h </w:instrText>
             </w:r>
             <w:r>
               <w:rPr>
@@ -3770,7 +3770,7 @@
                 <w:noProof/>
                 <w:webHidden/>
               </w:rPr>
-              <w:t>85</w:t>
+              <w:t>74</w:t>
             </w:r>
             <w:r>
               <w:rPr>
@@ -3785,7 +3785,7 @@
           <w:pPr>
             <w:pStyle w:val="TOC2"/>
             <w:tabs>
-              <w:tab w:val="right" w:pos="9880"/>
+              <w:tab w:val="right" w:pos="9019"/>
             </w:tabs>
             <w:rPr>
               <w:rFonts w:asciiTheme="minorHAnsi" w:eastAsiaTheme="minorEastAsia" w:hAnsiTheme="minorHAnsi"/>
@@ -3795,7 +3795,7 @@
               <w:lang w:eastAsia="en-ZA"/>
             </w:rPr>
           </w:pPr>
-          <w:hyperlink w:anchor="_Toc241594337" w:history="1">
+          <w:hyperlink w:anchor="_Toc242180593" w:history="1">
             <w:r>
               <w:rPr>
                 <w:rStyle w:val="Hyperlink"/>
@@ -3822,7 +3822,7 @@
                 <w:noProof/>
                 <w:webHidden/>
               </w:rPr>
-              <w:instrText xml:space="preserve"> PAGEREF _Toc241594337 \h </w:instrText>
+              <w:instrText xml:space="preserve"> PAGEREF _Toc242180593 \h </w:instrText>
             </w:r>
             <w:r>
               <w:rPr>
@@ -3842,7 +3842,7 @@
                 <w:noProof/>
                 <w:webHidden/>
               </w:rPr>
-              <w:t>91</w:t>
+              <w:t>78</w:t>
             </w:r>
             <w:r>
               <w:rPr>
@@ -3857,7 +3857,7 @@
           <w:pPr>
             <w:pStyle w:val="TOC3"/>
             <w:tabs>
-              <w:tab w:val="right" w:pos="9880"/>
+              <w:tab w:val="right" w:pos="9019"/>
             </w:tabs>
             <w:rPr>
               <w:rFonts w:asciiTheme="minorHAnsi" w:eastAsiaTheme="minorEastAsia" w:hAnsiTheme="minorHAnsi"/>
@@ -3867,7 +3867,7 @@
               <w:lang w:eastAsia="en-ZA"/>
             </w:rPr>
           </w:pPr>
-          <w:hyperlink w:anchor="_Toc241594338" w:history="1">
+          <w:hyperlink w:anchor="_Toc242180594" w:history="1">
             <w:r>
               <w:rPr>
                 <w:rStyle w:val="Hyperlink"/>
@@ -3894,7 +3894,7 @@
                 <w:noProof/>
                 <w:webHidden/>
               </w:rPr>
-              <w:instrText xml:space="preserve"> PAGEREF _Toc241594338 \h </w:instrText>
+              <w:instrText xml:space="preserve"> PAGEREF _Toc242180594 \h </w:instrText>
             </w:r>
             <w:r>
               <w:rPr>
@@ -3914,7 +3914,7 @@
                 <w:noProof/>
                 <w:webHidden/>
               </w:rPr>
-              <w:t>92</w:t>
+              <w:t>79</w:t>
             </w:r>
             <w:r>
               <w:rPr>
@@ -3929,7 +3929,7 @@
           <w:pPr>
             <w:pStyle w:val="TOC3"/>
             <w:tabs>
-              <w:tab w:val="right" w:pos="9880"/>
+              <w:tab w:val="right" w:pos="9019"/>
             </w:tabs>
             <w:rPr>
               <w:rFonts w:asciiTheme="minorHAnsi" w:eastAsiaTheme="minorEastAsia" w:hAnsiTheme="minorHAnsi"/>
@@ -3939,7 +3939,7 @@
               <w:lang w:eastAsia="en-ZA"/>
             </w:rPr>
           </w:pPr>
-          <w:hyperlink w:anchor="_Toc241594339" w:history="1">
+          <w:hyperlink w:anchor="_Toc242180595" w:history="1">
             <w:r>
               <w:rPr>
                 <w:rStyle w:val="Hyperlink"/>
@@ -3966,7 +3966,7 @@
                 <w:noProof/>
                 <w:webHidden/>
               </w:rPr>
-              <w:instrText xml:space="preserve"> PAGEREF _Toc241594339 \h </w:instrText>
+              <w:instrText xml:space="preserve"> PAGEREF _Toc242180595 \h </w:instrText>
             </w:r>
             <w:r>
               <w:rPr>
@@ -3986,7 +3986,7 @@
                 <w:noProof/>
                 <w:webHidden/>
               </w:rPr>
-              <w:t>93</w:t>
+              <w:t>80</w:t>
             </w:r>
             <w:r>
               <w:rPr>
@@ -4001,7 +4001,7 @@
           <w:pPr>
             <w:pStyle w:val="TOC3"/>
             <w:tabs>
-              <w:tab w:val="right" w:pos="9880"/>
+              <w:tab w:val="right" w:pos="9019"/>
             </w:tabs>
             <w:rPr>
               <w:rFonts w:asciiTheme="minorHAnsi" w:eastAsiaTheme="minorEastAsia" w:hAnsiTheme="minorHAnsi"/>
@@ -4011,7 +4011,7 @@
               <w:lang w:eastAsia="en-ZA"/>
             </w:rPr>
           </w:pPr>
-          <w:hyperlink w:anchor="_Toc241594340" w:history="1">
+          <w:hyperlink w:anchor="_Toc242180596" w:history="1">
             <w:r>
               <w:rPr>
                 <w:rStyle w:val="Hyperlink"/>
@@ -4038,7 +4038,7 @@
                 <w:noProof/>
                 <w:webHidden/>
               </w:rPr>
-              <w:instrText xml:space="preserve"> PAGEREF _Toc241594340 \h </w:instrText>
+              <w:instrText xml:space="preserve"> PAGEREF _Toc242180596 \h </w:instrText>
             </w:r>
             <w:r>
               <w:rPr>
@@ -4058,7 +4058,7 @@
                 <w:noProof/>
                 <w:webHidden/>
               </w:rPr>
-              <w:t>94</w:t>
+              <w:t>81</w:t>
             </w:r>
             <w:r>
               <w:rPr>
@@ -4073,7 +4073,7 @@
           <w:pPr>
             <w:pStyle w:val="TOC3"/>
             <w:tabs>
-              <w:tab w:val="right" w:pos="9880"/>
+              <w:tab w:val="right" w:pos="9019"/>
             </w:tabs>
             <w:rPr>
               <w:rFonts w:asciiTheme="minorHAnsi" w:eastAsiaTheme="minorEastAsia" w:hAnsiTheme="minorHAnsi"/>
@@ -4083,7 +4083,7 @@
               <w:lang w:eastAsia="en-ZA"/>
             </w:rPr>
           </w:pPr>
-          <w:hyperlink w:anchor="_Toc241594341" w:history="1">
+          <w:hyperlink w:anchor="_Toc242180597" w:history="1">
             <w:r>
               <w:rPr>
                 <w:rStyle w:val="Hyperlink"/>
@@ -4110,7 +4110,7 @@
                 <w:noProof/>
                 <w:webHidden/>
               </w:rPr>
-              <w:instrText xml:space="preserve"> PAGEREF _Toc241594341 \h </w:instrText>
+              <w:instrText xml:space="preserve"> PAGEREF _Toc242180597 \h </w:instrText>
             </w:r>
             <w:r>
               <w:rPr>
@@ -4130,7 +4130,7 @@
                 <w:noProof/>
                 <w:webHidden/>
               </w:rPr>
-              <w:t>95</w:t>
+              <w:t>82</w:t>
             </w:r>
             <w:r>
               <w:rPr>
@@ -4145,7 +4145,7 @@
           <w:pPr>
             <w:pStyle w:val="TOC2"/>
             <w:tabs>
-              <w:tab w:val="right" w:pos="9880"/>
+              <w:tab w:val="right" w:pos="9019"/>
             </w:tabs>
             <w:rPr>
               <w:rFonts w:asciiTheme="minorHAnsi" w:eastAsiaTheme="minorEastAsia" w:hAnsiTheme="minorHAnsi"/>
@@ -4155,7 +4155,7 @@
               <w:lang w:eastAsia="en-ZA"/>
             </w:rPr>
           </w:pPr>
-          <w:hyperlink w:anchor="_Toc241594342" w:history="1">
+          <w:hyperlink w:anchor="_Toc242180598" w:history="1">
             <w:r>
               <w:rPr>
                 <w:rStyle w:val="Hyperlink"/>
@@ -4182,7 +4182,7 @@
                 <w:noProof/>
                 <w:webHidden/>
               </w:rPr>
-              <w:instrText xml:space="preserve"> PAGEREF _Toc241594342 \h </w:instrText>
+              <w:instrText xml:space="preserve"> PAGEREF _Toc242180598 \h </w:instrText>
             </w:r>
             <w:r>
               <w:rPr>
@@ -4202,7 +4202,7 @@
                 <w:noProof/>
                 <w:webHidden/>
               </w:rPr>
-              <w:t>98</w:t>
+              <w:t>84</w:t>
             </w:r>
             <w:r>
               <w:rPr>
@@ -4217,7 +4217,7 @@
           <w:pPr>
             <w:pStyle w:val="TOC1"/>
             <w:tabs>
-              <w:tab w:val="right" w:pos="9880"/>
+              <w:tab w:val="right" w:pos="9019"/>
             </w:tabs>
             <w:rPr>
               <w:rFonts w:asciiTheme="minorHAnsi" w:eastAsiaTheme="minorEastAsia" w:hAnsiTheme="minorHAnsi"/>
@@ -4227,7 +4227,7 @@
               <w:lang w:eastAsia="en-ZA"/>
             </w:rPr>
           </w:pPr>
-          <w:hyperlink w:anchor="_Toc241594343" w:history="1">
+          <w:hyperlink w:anchor="_Toc242180599" w:history="1">
             <w:r>
               <w:rPr>
                 <w:rStyle w:val="Hyperlink"/>
@@ -4254,7 +4254,7 @@
                 <w:noProof/>
                 <w:webHidden/>
               </w:rPr>
-              <w:instrText xml:space="preserve"> PAGEREF _Toc241594343 \h </w:instrText>
+              <w:instrText xml:space="preserve"> PAGEREF _Toc242180599 \h </w:instrText>
             </w:r>
             <w:r>
               <w:rPr>
@@ -4274,7 +4274,7 @@
                 <w:noProof/>
                 <w:webHidden/>
               </w:rPr>
-              <w:t>100</w:t>
+              <w:t>86</w:t>
             </w:r>
             <w:r>
               <w:rPr>
@@ -4289,7 +4289,7 @@
           <w:pPr>
             <w:pStyle w:val="TOC2"/>
             <w:tabs>
-              <w:tab w:val="right" w:pos="9880"/>
+              <w:tab w:val="right" w:pos="9019"/>
             </w:tabs>
             <w:rPr>
               <w:rFonts w:asciiTheme="minorHAnsi" w:eastAsiaTheme="minorEastAsia" w:hAnsiTheme="minorHAnsi"/>
@@ -4299,7 +4299,7 @@
               <w:lang w:eastAsia="en-ZA"/>
             </w:rPr>
           </w:pPr>
-          <w:hyperlink w:anchor="_Toc241594344" w:history="1">
+          <w:hyperlink w:anchor="_Toc242180600" w:history="1">
             <w:r>
               <w:rPr>
                 <w:rStyle w:val="Hyperlink"/>
@@ -4326,7 +4326,7 @@
                 <w:noProof/>
                 <w:webHidden/>
               </w:rPr>
-              <w:instrText xml:space="preserve"> PAGEREF _Toc241594344 \h </w:instrText>
+              <w:instrText xml:space="preserve"> PAGEREF _Toc242180600 \h </w:instrText>
             </w:r>
             <w:r>
               <w:rPr>
@@ -4346,7 +4346,7 @@
                 <w:noProof/>
                 <w:webHidden/>
               </w:rPr>
-              <w:t>103</w:t>
+              <w:t>88</w:t>
             </w:r>
             <w:r>
               <w:rPr>
@@ -4361,7 +4361,7 @@
           <w:pPr>
             <w:pStyle w:val="TOC3"/>
             <w:tabs>
-              <w:tab w:val="right" w:pos="9880"/>
+              <w:tab w:val="right" w:pos="9019"/>
             </w:tabs>
             <w:rPr>
               <w:rFonts w:asciiTheme="minorHAnsi" w:eastAsiaTheme="minorEastAsia" w:hAnsiTheme="minorHAnsi"/>
@@ -4371,7 +4371,7 @@
               <w:lang w:eastAsia="en-ZA"/>
             </w:rPr>
           </w:pPr>
-          <w:hyperlink w:anchor="_Toc241594345" w:history="1">
+          <w:hyperlink w:anchor="_Toc242180601" w:history="1">
             <w:r>
               <w:rPr>
                 <w:rStyle w:val="Hyperlink"/>
@@ -4398,7 +4398,7 @@
                 <w:noProof/>
                 <w:webHidden/>
               </w:rPr>
-              <w:instrText xml:space="preserve"> PAGEREF _Toc241594345 \h </w:instrText>
+              <w:instrText xml:space="preserve"> PAGEREF _Toc242180601 \h </w:instrText>
             </w:r>
             <w:r>
               <w:rPr>
@@ -4418,7 +4418,7 @@
                 <w:noProof/>
                 <w:webHidden/>
               </w:rPr>
-              <w:t>104</w:t>
+              <w:t>89</w:t>
             </w:r>
             <w:r>
               <w:rPr>
@@ -4433,7 +4433,7 @@
           <w:pPr>
             <w:pStyle w:val="TOC3"/>
             <w:tabs>
-              <w:tab w:val="right" w:pos="9880"/>
+              <w:tab w:val="right" w:pos="9019"/>
             </w:tabs>
             <w:rPr>
               <w:rFonts w:asciiTheme="minorHAnsi" w:eastAsiaTheme="minorEastAsia" w:hAnsiTheme="minorHAnsi"/>
@@ -4443,7 +4443,7 @@
               <w:lang w:eastAsia="en-ZA"/>
             </w:rPr>
           </w:pPr>
-          <w:hyperlink w:anchor="_Toc241594346" w:history="1">
+          <w:hyperlink w:anchor="_Toc242180602" w:history="1">
             <w:r>
               <w:rPr>
                 <w:rStyle w:val="Hyperlink"/>
@@ -4470,7 +4470,7 @@
                 <w:noProof/>
                 <w:webHidden/>
               </w:rPr>
-              <w:instrText xml:space="preserve"> PAGEREF _Toc241594346 \h </w:instrText>
+              <w:instrText xml:space="preserve"> PAGEREF _Toc242180602 \h </w:instrText>
             </w:r>
             <w:r>
               <w:rPr>
@@ -4490,7 +4490,7 @@
                 <w:noProof/>
                 <w:webHidden/>
               </w:rPr>
-              <w:t>105</w:t>
+              <w:t>90</w:t>
             </w:r>
             <w:r>
               <w:rPr>
@@ -4505,7 +4505,7 @@
           <w:pPr>
             <w:pStyle w:val="TOC3"/>
             <w:tabs>
-              <w:tab w:val="right" w:pos="9880"/>
+              <w:tab w:val="right" w:pos="9019"/>
             </w:tabs>
             <w:rPr>
               <w:rFonts w:asciiTheme="minorHAnsi" w:eastAsiaTheme="minorEastAsia" w:hAnsiTheme="minorHAnsi"/>
@@ -4515,7 +4515,7 @@
               <w:lang w:eastAsia="en-ZA"/>
             </w:rPr>
           </w:pPr>
-          <w:hyperlink w:anchor="_Toc241594347" w:history="1">
+          <w:hyperlink w:anchor="_Toc242180603" w:history="1">
             <w:r>
               <w:rPr>
                 <w:rStyle w:val="Hyperlink"/>
@@ -4542,7 +4542,7 @@
                 <w:noProof/>
                 <w:webHidden/>
               </w:rPr>
-              <w:instrText xml:space="preserve"> PAGEREF _Toc241594347 \h </w:instrText>
+              <w:instrText xml:space="preserve"> PAGEREF _Toc242180603 \h </w:instrText>
             </w:r>
             <w:r>
               <w:rPr>
@@ -4562,7 +4562,7 @@
                 <w:noProof/>
                 <w:webHidden/>
               </w:rPr>
-              <w:t>106</w:t>
+              <w:t>91</w:t>
             </w:r>
             <w:r>
               <w:rPr>
@@ -4577,7 +4577,7 @@
           <w:pPr>
             <w:pStyle w:val="TOC3"/>
             <w:tabs>
-              <w:tab w:val="right" w:pos="9880"/>
+              <w:tab w:val="right" w:pos="9019"/>
             </w:tabs>
             <w:rPr>
               <w:rFonts w:asciiTheme="minorHAnsi" w:eastAsiaTheme="minorEastAsia" w:hAnsiTheme="minorHAnsi"/>
@@ -4587,7 +4587,7 @@
               <w:lang w:eastAsia="en-ZA"/>
             </w:rPr>
           </w:pPr>
-          <w:hyperlink w:anchor="_Toc241594348" w:history="1">
+          <w:hyperlink w:anchor="_Toc242180604" w:history="1">
             <w:r>
               <w:rPr>
                 <w:rStyle w:val="Hyperlink"/>
@@ -4614,7 +4614,7 @@
                 <w:noProof/>
                 <w:webHidden/>
               </w:rPr>
-              <w:instrText xml:space="preserve"> PAGEREF _Toc241594348 \h </w:instrText>
+              <w:instrText xml:space="preserve"> PAGEREF _Toc242180604 \h </w:instrText>
             </w:r>
             <w:r>
               <w:rPr>
@@ -4634,7 +4634,7 @@
                 <w:noProof/>
                 <w:webHidden/>
               </w:rPr>
-              <w:t>107</w:t>
+              <w:t>92</w:t>
             </w:r>
             <w:r>
               <w:rPr>
@@ -4649,7 +4649,7 @@
           <w:pPr>
             <w:pStyle w:val="TOC2"/>
             <w:tabs>
-              <w:tab w:val="right" w:pos="9880"/>
+              <w:tab w:val="right" w:pos="9019"/>
             </w:tabs>
             <w:rPr>
               <w:rFonts w:asciiTheme="minorHAnsi" w:eastAsiaTheme="minorEastAsia" w:hAnsiTheme="minorHAnsi"/>
@@ -4659,7 +4659,7 @@
               <w:lang w:eastAsia="en-ZA"/>
             </w:rPr>
           </w:pPr>
-          <w:hyperlink w:anchor="_Toc241594349" w:history="1">
+          <w:hyperlink w:anchor="_Toc242180605" w:history="1">
             <w:r>
               <w:rPr>
                 <w:rStyle w:val="Hyperlink"/>
@@ -4686,7 +4686,7 @@
                 <w:noProof/>
                 <w:webHidden/>
               </w:rPr>
-              <w:instrText xml:space="preserve"> PAGEREF _Toc241594349 \h </w:instrText>
+              <w:instrText xml:space="preserve"> PAGEREF _Toc242180605 \h </w:instrText>
             </w:r>
             <w:r>
               <w:rPr>
@@ -4706,7 +4706,7 @@
                 <w:noProof/>
                 <w:webHidden/>
               </w:rPr>
-              <w:t>111</w:t>
+              <w:t>94</w:t>
             </w:r>
             <w:r>
               <w:rPr>
@@ -4721,7 +4721,7 @@
           <w:pPr>
             <w:pStyle w:val="TOC3"/>
             <w:tabs>
-              <w:tab w:val="right" w:pos="9880"/>
+              <w:tab w:val="right" w:pos="9019"/>
             </w:tabs>
             <w:rPr>
               <w:rFonts w:asciiTheme="minorHAnsi" w:eastAsiaTheme="minorEastAsia" w:hAnsiTheme="minorHAnsi"/>
@@ -4731,7 +4731,7 @@
               <w:lang w:eastAsia="en-ZA"/>
             </w:rPr>
           </w:pPr>
-          <w:hyperlink w:anchor="_Toc241594350" w:history="1">
+          <w:hyperlink w:anchor="_Toc242180606" w:history="1">
             <w:r>
               <w:rPr>
                 <w:rStyle w:val="Hyperlink"/>
@@ -4758,7 +4758,7 @@
                 <w:noProof/>
                 <w:webHidden/>
               </w:rPr>
-              <w:instrText xml:space="preserve"> PAGEREF _Toc241594350 \h </w:instrText>
+              <w:instrText xml:space="preserve"> PAGEREF _Toc242180606 \h </w:instrText>
             </w:r>
             <w:r>
               <w:rPr>
@@ -4778,7 +4778,7 @@
                 <w:noProof/>
                 <w:webHidden/>
               </w:rPr>
-              <w:t>112</w:t>
+              <w:t>95</w:t>
             </w:r>
             <w:r>
               <w:rPr>
@@ -4793,7 +4793,7 @@
           <w:pPr>
             <w:pStyle w:val="TOC3"/>
             <w:tabs>
-              <w:tab w:val="right" w:pos="9880"/>
+              <w:tab w:val="right" w:pos="9019"/>
             </w:tabs>
             <w:rPr>
               <w:rFonts w:asciiTheme="minorHAnsi" w:eastAsiaTheme="minorEastAsia" w:hAnsiTheme="minorHAnsi"/>
@@ -4803,7 +4803,7 @@
               <w:lang w:eastAsia="en-ZA"/>
             </w:rPr>
           </w:pPr>
-          <w:hyperlink w:anchor="_Toc241594351" w:history="1">
+          <w:hyperlink w:anchor="_Toc242180607" w:history="1">
             <w:r>
               <w:rPr>
                 <w:rStyle w:val="Hyperlink"/>
@@ -4830,7 +4830,7 @@
                 <w:noProof/>
                 <w:webHidden/>
               </w:rPr>
-              <w:instrText xml:space="preserve"> PAGEREF _Toc241594351 \h </w:instrText>
+              <w:instrText xml:space="preserve"> PAGEREF _Toc242180607 \h </w:instrText>
             </w:r>
             <w:r>
               <w:rPr>
@@ -4850,7 +4850,7 @@
                 <w:noProof/>
                 <w:webHidden/>
               </w:rPr>
-              <w:t>113</w:t>
+              <w:t>96</w:t>
             </w:r>
             <w:r>
               <w:rPr>
@@ -4865,7 +4865,7 @@
           <w:pPr>
             <w:pStyle w:val="TOC3"/>
             <w:tabs>
-              <w:tab w:val="right" w:pos="9880"/>
+              <w:tab w:val="right" w:pos="9019"/>
             </w:tabs>
             <w:rPr>
               <w:rFonts w:asciiTheme="minorHAnsi" w:eastAsiaTheme="minorEastAsia" w:hAnsiTheme="minorHAnsi"/>
@@ -4875,7 +4875,7 @@
               <w:lang w:eastAsia="en-ZA"/>
             </w:rPr>
           </w:pPr>
-          <w:hyperlink w:anchor="_Toc241594352" w:history="1">
+          <w:hyperlink w:anchor="_Toc242180608" w:history="1">
             <w:r>
               <w:rPr>
                 <w:rStyle w:val="Hyperlink"/>
@@ -4902,7 +4902,7 @@
                 <w:noProof/>
                 <w:webHidden/>
               </w:rPr>
-              <w:instrText xml:space="preserve"> PAGEREF _Toc241594352 \h </w:instrText>
+              <w:instrText xml:space="preserve"> PAGEREF _Toc242180608 \h </w:instrText>
             </w:r>
             <w:r>
               <w:rPr>
@@ -4922,7 +4922,7 @@
                 <w:noProof/>
                 <w:webHidden/>
               </w:rPr>
-              <w:t>116</w:t>
+              <w:t>99</w:t>
             </w:r>
             <w:r>
               <w:rPr>
@@ -4937,7 +4937,7 @@
           <w:pPr>
             <w:pStyle w:val="TOC3"/>
             <w:tabs>
-              <w:tab w:val="right" w:pos="9880"/>
+              <w:tab w:val="right" w:pos="9019"/>
             </w:tabs>
             <w:rPr>
               <w:rFonts w:asciiTheme="minorHAnsi" w:eastAsiaTheme="minorEastAsia" w:hAnsiTheme="minorHAnsi"/>
@@ -4947,7 +4947,7 @@
               <w:lang w:eastAsia="en-ZA"/>
             </w:rPr>
           </w:pPr>
-          <w:hyperlink w:anchor="_Toc241594353" w:history="1">
+          <w:hyperlink w:anchor="_Toc242180609" w:history="1">
             <w:r>
               <w:rPr>
                 <w:rStyle w:val="Hyperlink"/>
@@ -4974,7 +4974,7 @@
                 <w:noProof/>
                 <w:webHidden/>
               </w:rPr>
-              <w:instrText xml:space="preserve"> PAGEREF _Toc241594353 \h </w:instrText>
+              <w:instrText xml:space="preserve"> PAGEREF _Toc242180609 \h </w:instrText>
             </w:r>
             <w:r>
               <w:rPr>
@@ -4994,7 +4994,7 @@
                 <w:noProof/>
                 <w:webHidden/>
               </w:rPr>
-              <w:t>117</w:t>
+              <w:t>100</w:t>
             </w:r>
             <w:r>
               <w:rPr>
@@ -5009,7 +5009,7 @@
           <w:pPr>
             <w:pStyle w:val="TOC2"/>
             <w:tabs>
-              <w:tab w:val="right" w:pos="9880"/>
+              <w:tab w:val="right" w:pos="9019"/>
             </w:tabs>
             <w:rPr>
               <w:rFonts w:asciiTheme="minorHAnsi" w:eastAsiaTheme="minorEastAsia" w:hAnsiTheme="minorHAnsi"/>
@@ -5019,7 +5019,7 @@
               <w:lang w:eastAsia="en-ZA"/>
             </w:rPr>
           </w:pPr>
-          <w:hyperlink w:anchor="_Toc241594354" w:history="1">
+          <w:hyperlink w:anchor="_Toc242180610" w:history="1">
             <w:r>
               <w:rPr>
                 <w:rStyle w:val="Hyperlink"/>
@@ -5046,7 +5046,7 @@
                 <w:noProof/>
                 <w:webHidden/>
               </w:rPr>
-              <w:instrText xml:space="preserve"> PAGEREF _Toc241594354 \h </w:instrText>
+              <w:instrText xml:space="preserve"> PAGEREF _Toc242180610 \h </w:instrText>
             </w:r>
             <w:r>
               <w:rPr>
@@ -5066,7 +5066,7 @@
                 <w:noProof/>
                 <w:webHidden/>
               </w:rPr>
-              <w:t>121</w:t>
+              <w:t>103</w:t>
             </w:r>
             <w:r>
               <w:rPr>
@@ -5081,7 +5081,7 @@
           <w:pPr>
             <w:pStyle w:val="TOC3"/>
             <w:tabs>
-              <w:tab w:val="right" w:pos="9880"/>
+              <w:tab w:val="right" w:pos="9019"/>
             </w:tabs>
             <w:rPr>
               <w:rFonts w:asciiTheme="minorHAnsi" w:eastAsiaTheme="minorEastAsia" w:hAnsiTheme="minorHAnsi"/>
@@ -5091,7 +5091,7 @@
               <w:lang w:eastAsia="en-ZA"/>
             </w:rPr>
           </w:pPr>
-          <w:hyperlink w:anchor="_Toc241594355" w:history="1">
+          <w:hyperlink w:anchor="_Toc242180611" w:history="1">
             <w:r>
               <w:rPr>
                 <w:rStyle w:val="Hyperlink"/>
@@ -5118,7 +5118,7 @@
                 <w:noProof/>
                 <w:webHidden/>
               </w:rPr>
-              <w:instrText xml:space="preserve"> PAGEREF _Toc241594355 \h </w:instrText>
+              <w:instrText xml:space="preserve"> PAGEREF _Toc242180611 \h </w:instrText>
             </w:r>
             <w:r>
               <w:rPr>
@@ -5138,7 +5138,7 @@
                 <w:noProof/>
                 <w:webHidden/>
               </w:rPr>
-              <w:t>122</w:t>
+              <w:t>104</w:t>
             </w:r>
             <w:r>
               <w:rPr>
@@ -5153,7 +5153,7 @@
           <w:pPr>
             <w:pStyle w:val="TOC3"/>
             <w:tabs>
-              <w:tab w:val="right" w:pos="9880"/>
+              <w:tab w:val="right" w:pos="9019"/>
             </w:tabs>
             <w:rPr>
               <w:rFonts w:asciiTheme="minorHAnsi" w:eastAsiaTheme="minorEastAsia" w:hAnsiTheme="minorHAnsi"/>
@@ -5163,7 +5163,7 @@
               <w:lang w:eastAsia="en-ZA"/>
             </w:rPr>
           </w:pPr>
-          <w:hyperlink w:anchor="_Toc241594356" w:history="1">
+          <w:hyperlink w:anchor="_Toc242180612" w:history="1">
             <w:r>
               <w:rPr>
                 <w:rStyle w:val="Hyperlink"/>
@@ -5190,7 +5190,7 @@
                 <w:noProof/>
                 <w:webHidden/>
               </w:rPr>
-              <w:instrText xml:space="preserve"> PAGEREF _Toc241594356 \h </w:instrText>
+              <w:instrText xml:space="preserve"> PAGEREF _Toc242180612 \h </w:instrText>
             </w:r>
             <w:r>
               <w:rPr>
@@ -5210,7 +5210,7 @@
                 <w:noProof/>
                 <w:webHidden/>
               </w:rPr>
-              <w:t>123</w:t>
+              <w:t>105</w:t>
             </w:r>
             <w:r>
               <w:rPr>
@@ -5225,7 +5225,7 @@
           <w:pPr>
             <w:pStyle w:val="TOC3"/>
             <w:tabs>
-              <w:tab w:val="right" w:pos="9880"/>
+              <w:tab w:val="right" w:pos="9019"/>
             </w:tabs>
             <w:rPr>
               <w:rFonts w:asciiTheme="minorHAnsi" w:eastAsiaTheme="minorEastAsia" w:hAnsiTheme="minorHAnsi"/>
@@ -5235,7 +5235,7 @@
               <w:lang w:eastAsia="en-ZA"/>
             </w:rPr>
           </w:pPr>
-          <w:hyperlink w:anchor="_Toc241594357" w:history="1">
+          <w:hyperlink w:anchor="_Toc242180613" w:history="1">
             <w:r>
               <w:rPr>
                 <w:rStyle w:val="Hyperlink"/>
@@ -5262,7 +5262,7 @@
                 <w:noProof/>
                 <w:webHidden/>
               </w:rPr>
-              <w:instrText xml:space="preserve"> PAGEREF _Toc241594357 \h </w:instrText>
+              <w:instrText xml:space="preserve"> PAGEREF _Toc242180613 \h </w:instrText>
             </w:r>
             <w:r>
               <w:rPr>
@@ -5282,7 +5282,7 @@
                 <w:noProof/>
                 <w:webHidden/>
               </w:rPr>
-              <w:t>124</w:t>
+              <w:t>106</w:t>
             </w:r>
             <w:r>
               <w:rPr>
@@ -5297,7 +5297,7 @@
           <w:pPr>
             <w:pStyle w:val="TOC3"/>
             <w:tabs>
-              <w:tab w:val="right" w:pos="9880"/>
+              <w:tab w:val="right" w:pos="9019"/>
             </w:tabs>
             <w:rPr>
               <w:rFonts w:asciiTheme="minorHAnsi" w:eastAsiaTheme="minorEastAsia" w:hAnsiTheme="minorHAnsi"/>
@@ -5307,7 +5307,7 @@
               <w:lang w:eastAsia="en-ZA"/>
             </w:rPr>
           </w:pPr>
-          <w:hyperlink w:anchor="_Toc241594358" w:history="1">
+          <w:hyperlink w:anchor="_Toc242180614" w:history="1">
             <w:r>
               <w:rPr>
                 <w:rStyle w:val="Hyperlink"/>
@@ -5334,7 +5334,7 @@
                 <w:noProof/>
                 <w:webHidden/>
               </w:rPr>
-              <w:instrText xml:space="preserve"> PAGEREF _Toc241594358 \h </w:instrText>
+              <w:instrText xml:space="preserve"> PAGEREF _Toc242180614 \h </w:instrText>
             </w:r>
             <w:r>
               <w:rPr>
@@ -5354,7 +5354,7 @@
                 <w:noProof/>
                 <w:webHidden/>
               </w:rPr>
-              <w:t>126</w:t>
+              <w:t>107</w:t>
             </w:r>
             <w:r>
               <w:rPr>
@@ -5369,7 +5369,7 @@
           <w:pPr>
             <w:pStyle w:val="TOC2"/>
             <w:tabs>
-              <w:tab w:val="right" w:pos="9880"/>
+              <w:tab w:val="right" w:pos="9019"/>
             </w:tabs>
             <w:rPr>
               <w:rFonts w:asciiTheme="minorHAnsi" w:eastAsiaTheme="minorEastAsia" w:hAnsiTheme="minorHAnsi"/>
@@ -5379,7 +5379,7 @@
               <w:lang w:eastAsia="en-ZA"/>
             </w:rPr>
           </w:pPr>
-          <w:hyperlink w:anchor="_Toc241594359" w:history="1">
+          <w:hyperlink w:anchor="_Toc242180615" w:history="1">
             <w:r>
               <w:rPr>
                 <w:rStyle w:val="Hyperlink"/>
@@ -5406,7 +5406,7 @@
                 <w:noProof/>
                 <w:webHidden/>
               </w:rPr>
-              <w:instrText xml:space="preserve"> PAGEREF _Toc241594359 \h </w:instrText>
+              <w:instrText xml:space="preserve"> PAGEREF _Toc242180615 \h </w:instrText>
             </w:r>
             <w:r>
               <w:rPr>
@@ -5426,7 +5426,7 @@
                 <w:noProof/>
                 <w:webHidden/>
               </w:rPr>
-              <w:t>129</w:t>
+              <w:t>108</w:t>
             </w:r>
             <w:r>
               <w:rPr>
@@ -5441,7 +5441,7 @@
           <w:pPr>
             <w:pStyle w:val="TOC3"/>
             <w:tabs>
-              <w:tab w:val="right" w:pos="9880"/>
+              <w:tab w:val="right" w:pos="9019"/>
             </w:tabs>
             <w:rPr>
               <w:rFonts w:asciiTheme="minorHAnsi" w:eastAsiaTheme="minorEastAsia" w:hAnsiTheme="minorHAnsi"/>
@@ -5451,7 +5451,7 @@
               <w:lang w:eastAsia="en-ZA"/>
             </w:rPr>
           </w:pPr>
-          <w:hyperlink w:anchor="_Toc241594360" w:history="1">
+          <w:hyperlink w:anchor="_Toc242180616" w:history="1">
             <w:r>
               <w:rPr>
                 <w:rStyle w:val="Hyperlink"/>
@@ -5478,7 +5478,7 @@
                 <w:noProof/>
                 <w:webHidden/>
               </w:rPr>
-              <w:instrText xml:space="preserve"> PAGEREF _Toc241594360 \h </w:instrText>
+              <w:instrText xml:space="preserve"> PAGEREF _Toc242180616 \h </w:instrText>
             </w:r>
             <w:r>
               <w:rPr>
@@ -5498,7 +5498,7 @@
                 <w:noProof/>
                 <w:webHidden/>
               </w:rPr>
-              <w:t>130</w:t>
+              <w:t>109</w:t>
             </w:r>
             <w:r>
               <w:rPr>
@@ -5513,7 +5513,7 @@
           <w:pPr>
             <w:pStyle w:val="TOC3"/>
             <w:tabs>
-              <w:tab w:val="right" w:pos="9880"/>
+              <w:tab w:val="right" w:pos="9019"/>
             </w:tabs>
             <w:rPr>
               <w:rFonts w:asciiTheme="minorHAnsi" w:eastAsiaTheme="minorEastAsia" w:hAnsiTheme="minorHAnsi"/>
@@ -5523,7 +5523,7 @@
               <w:lang w:eastAsia="en-ZA"/>
             </w:rPr>
           </w:pPr>
-          <w:hyperlink w:anchor="_Toc241594361" w:history="1">
+          <w:hyperlink w:anchor="_Toc242180617" w:history="1">
             <w:r>
               <w:rPr>
                 <w:rStyle w:val="Hyperlink"/>
@@ -5550,7 +5550,7 @@
                 <w:noProof/>
                 <w:webHidden/>
               </w:rPr>
-              <w:instrText xml:space="preserve"> PAGEREF _Toc241594361 \h </w:instrText>
+              <w:instrText xml:space="preserve"> PAGEREF _Toc242180617 \h </w:instrText>
             </w:r>
             <w:r>
               <w:rPr>
@@ -5570,7 +5570,7 @@
                 <w:noProof/>
                 <w:webHidden/>
               </w:rPr>
-              <w:t>131</w:t>
+              <w:t>110</w:t>
             </w:r>
             <w:r>
               <w:rPr>
@@ -5585,7 +5585,7 @@
           <w:pPr>
             <w:pStyle w:val="TOC3"/>
             <w:tabs>
-              <w:tab w:val="right" w:pos="9880"/>
+              <w:tab w:val="right" w:pos="9019"/>
             </w:tabs>
             <w:rPr>
               <w:rFonts w:asciiTheme="minorHAnsi" w:eastAsiaTheme="minorEastAsia" w:hAnsiTheme="minorHAnsi"/>
@@ -5595,7 +5595,7 @@
               <w:lang w:eastAsia="en-ZA"/>
             </w:rPr>
           </w:pPr>
-          <w:hyperlink w:anchor="_Toc241594362" w:history="1">
+          <w:hyperlink w:anchor="_Toc242180618" w:history="1">
             <w:r>
               <w:rPr>
                 <w:rStyle w:val="Hyperlink"/>
@@ -5622,7 +5622,7 @@
                 <w:noProof/>
                 <w:webHidden/>
               </w:rPr>
-              <w:instrText xml:space="preserve"> PAGEREF _Toc241594362 \h </w:instrText>
+              <w:instrText xml:space="preserve"> PAGEREF _Toc242180618 \h </w:instrText>
             </w:r>
             <w:r>
               <w:rPr>
@@ -5642,7 +5642,7 @@
                 <w:noProof/>
                 <w:webHidden/>
               </w:rPr>
-              <w:t>132</w:t>
+              <w:t>111</w:t>
             </w:r>
             <w:r>
               <w:rPr>
@@ -5657,7 +5657,7 @@
           <w:pPr>
             <w:pStyle w:val="TOC3"/>
             <w:tabs>
-              <w:tab w:val="right" w:pos="9880"/>
+              <w:tab w:val="right" w:pos="9019"/>
             </w:tabs>
             <w:rPr>
               <w:rFonts w:asciiTheme="minorHAnsi" w:eastAsiaTheme="minorEastAsia" w:hAnsiTheme="minorHAnsi"/>
@@ -5667,7 +5667,7 @@
               <w:lang w:eastAsia="en-ZA"/>
             </w:rPr>
           </w:pPr>
-          <w:hyperlink w:anchor="_Toc241594363" w:history="1">
+          <w:hyperlink w:anchor="_Toc242180619" w:history="1">
             <w:r>
               <w:rPr>
                 <w:rStyle w:val="Hyperlink"/>
@@ -5694,7 +5694,7 @@
                 <w:noProof/>
                 <w:webHidden/>
               </w:rPr>
-              <w:instrText xml:space="preserve"> PAGEREF _Toc241594363 \h </w:instrText>
+              <w:instrText xml:space="preserve"> PAGEREF _Toc242180619 \h </w:instrText>
             </w:r>
             <w:r>
               <w:rPr>
@@ -5714,7 +5714,7 @@
                 <w:noProof/>
                 <w:webHidden/>
               </w:rPr>
-              <w:t>133</w:t>
+              <w:t>112</w:t>
             </w:r>
             <w:r>
               <w:rPr>
@@ -5729,7 +5729,7 @@
           <w:pPr>
             <w:pStyle w:val="TOC2"/>
             <w:tabs>
-              <w:tab w:val="right" w:pos="9880"/>
+              <w:tab w:val="right" w:pos="9019"/>
             </w:tabs>
             <w:rPr>
               <w:rFonts w:asciiTheme="minorHAnsi" w:eastAsiaTheme="minorEastAsia" w:hAnsiTheme="minorHAnsi"/>
@@ -5739,7 +5739,7 @@
               <w:lang w:eastAsia="en-ZA"/>
             </w:rPr>
           </w:pPr>
-          <w:hyperlink w:anchor="_Toc241594364" w:history="1">
+          <w:hyperlink w:anchor="_Toc242180620" w:history="1">
             <w:r>
               <w:rPr>
                 <w:rStyle w:val="Hyperlink"/>
@@ -5766,7 +5766,7 @@
                 <w:noProof/>
                 <w:webHidden/>
               </w:rPr>
-              <w:instrText xml:space="preserve"> PAGEREF _Toc241594364 \h </w:instrText>
+              <w:instrText xml:space="preserve"> PAGEREF _Toc242180620 \h </w:instrText>
             </w:r>
             <w:r>
               <w:rPr>
@@ -5786,7 +5786,7 @@
                 <w:noProof/>
                 <w:webHidden/>
               </w:rPr>
-              <w:t>136</w:t>
+              <w:t>114</w:t>
             </w:r>
             <w:r>
               <w:rPr>
@@ -5801,7 +5801,7 @@
           <w:pPr>
             <w:pStyle w:val="TOC3"/>
             <w:tabs>
-              <w:tab w:val="right" w:pos="9880"/>
+              <w:tab w:val="right" w:pos="9019"/>
             </w:tabs>
             <w:rPr>
               <w:rFonts w:asciiTheme="minorHAnsi" w:eastAsiaTheme="minorEastAsia" w:hAnsiTheme="minorHAnsi"/>
@@ -5811,7 +5811,7 @@
               <w:lang w:eastAsia="en-ZA"/>
             </w:rPr>
           </w:pPr>
-          <w:hyperlink w:anchor="_Toc241594365" w:history="1">
+          <w:hyperlink w:anchor="_Toc242180621" w:history="1">
             <w:r>
               <w:rPr>
                 <w:rStyle w:val="Hyperlink"/>
@@ -5838,7 +5838,7 @@
                 <w:noProof/>
                 <w:webHidden/>
               </w:rPr>
-              <w:instrText xml:space="preserve"> PAGEREF _Toc241594365 \h </w:instrText>
+              <w:instrText xml:space="preserve"> PAGEREF _Toc242180621 \h </w:instrText>
             </w:r>
             <w:r>
               <w:rPr>
@@ -5858,7 +5858,7 @@
                 <w:noProof/>
                 <w:webHidden/>
               </w:rPr>
-              <w:t>137</w:t>
+              <w:t>115</w:t>
             </w:r>
             <w:r>
               <w:rPr>
@@ -5873,7 +5873,7 @@
           <w:pPr>
             <w:pStyle w:val="TOC3"/>
             <w:tabs>
-              <w:tab w:val="right" w:pos="9880"/>
+              <w:tab w:val="right" w:pos="9019"/>
             </w:tabs>
             <w:rPr>
               <w:rFonts w:asciiTheme="minorHAnsi" w:eastAsiaTheme="minorEastAsia" w:hAnsiTheme="minorHAnsi"/>
@@ -5883,7 +5883,7 @@
               <w:lang w:eastAsia="en-ZA"/>
             </w:rPr>
           </w:pPr>
-          <w:hyperlink w:anchor="_Toc241594366" w:history="1">
+          <w:hyperlink w:anchor="_Toc242180622" w:history="1">
             <w:r>
               <w:rPr>
                 <w:rStyle w:val="Hyperlink"/>
@@ -5910,7 +5910,7 @@
                 <w:noProof/>
                 <w:webHidden/>
               </w:rPr>
-              <w:instrText xml:space="preserve"> PAGEREF _Toc241594366 \h </w:instrText>
+              <w:instrText xml:space="preserve"> PAGEREF _Toc242180622 \h </w:instrText>
             </w:r>
             <w:r>
               <w:rPr>
@@ -5930,7 +5930,7 @@
                 <w:noProof/>
                 <w:webHidden/>
               </w:rPr>
-              <w:t>138</w:t>
+              <w:t>116</w:t>
             </w:r>
             <w:r>
               <w:rPr>
@@ -5945,7 +5945,7 @@
           <w:pPr>
             <w:pStyle w:val="TOC3"/>
             <w:tabs>
-              <w:tab w:val="right" w:pos="9880"/>
+              <w:tab w:val="right" w:pos="9019"/>
             </w:tabs>
             <w:rPr>
               <w:rFonts w:asciiTheme="minorHAnsi" w:eastAsiaTheme="minorEastAsia" w:hAnsiTheme="minorHAnsi"/>
@@ -5955,7 +5955,7 @@
               <w:lang w:eastAsia="en-ZA"/>
             </w:rPr>
           </w:pPr>
-          <w:hyperlink w:anchor="_Toc241594367" w:history="1">
+          <w:hyperlink w:anchor="_Toc242180623" w:history="1">
             <w:r>
               <w:rPr>
                 <w:rStyle w:val="Hyperlink"/>
@@ -5982,7 +5982,7 @@
                 <w:noProof/>
                 <w:webHidden/>
               </w:rPr>
-              <w:instrText xml:space="preserve"> PAGEREF _Toc241594367 \h </w:instrText>
+              <w:instrText xml:space="preserve"> PAGEREF _Toc242180623 \h </w:instrText>
             </w:r>
             <w:r>
               <w:rPr>
@@ -6002,7 +6002,7 @@
                 <w:noProof/>
                 <w:webHidden/>
               </w:rPr>
-              <w:t>139</w:t>
+              <w:t>117</w:t>
             </w:r>
             <w:r>
               <w:rPr>
@@ -6017,7 +6017,7 @@
           <w:pPr>
             <w:pStyle w:val="TOC3"/>
             <w:tabs>
-              <w:tab w:val="right" w:pos="9880"/>
+              <w:tab w:val="right" w:pos="9019"/>
             </w:tabs>
             <w:rPr>
               <w:rFonts w:asciiTheme="minorHAnsi" w:eastAsiaTheme="minorEastAsia" w:hAnsiTheme="minorHAnsi"/>
@@ -6027,7 +6027,7 @@
               <w:lang w:eastAsia="en-ZA"/>
             </w:rPr>
           </w:pPr>
-          <w:hyperlink w:anchor="_Toc241594368" w:history="1">
+          <w:hyperlink w:anchor="_Toc242180624" w:history="1">
             <w:r>
               <w:rPr>
                 <w:rStyle w:val="Hyperlink"/>
@@ -6054,7 +6054,7 @@
                 <w:noProof/>
                 <w:webHidden/>
               </w:rPr>
-              <w:instrText xml:space="preserve"> PAGEREF _Toc241594368 \h </w:instrText>
+              <w:instrText xml:space="preserve"> PAGEREF _Toc242180624 \h </w:instrText>
             </w:r>
             <w:r>
               <w:rPr>
@@ -6074,7 +6074,7 @@
                 <w:noProof/>
                 <w:webHidden/>
               </w:rPr>
-              <w:t>141</w:t>
+              <w:t>118</w:t>
             </w:r>
             <w:r>
               <w:rPr>
@@ -6089,7 +6089,7 @@
           <w:pPr>
             <w:pStyle w:val="TOC2"/>
             <w:tabs>
-              <w:tab w:val="right" w:pos="9880"/>
+              <w:tab w:val="right" w:pos="9019"/>
             </w:tabs>
             <w:rPr>
               <w:rFonts w:asciiTheme="minorHAnsi" w:eastAsiaTheme="minorEastAsia" w:hAnsiTheme="minorHAnsi"/>
@@ -6099,7 +6099,7 @@
               <w:lang w:eastAsia="en-ZA"/>
             </w:rPr>
           </w:pPr>
-          <w:hyperlink w:anchor="_Toc241594369" w:history="1">
+          <w:hyperlink w:anchor="_Toc242180625" w:history="1">
             <w:r>
               <w:rPr>
                 <w:rStyle w:val="Hyperlink"/>
@@ -6126,7 +6126,7 @@
                 <w:noProof/>
                 <w:webHidden/>
               </w:rPr>
-              <w:instrText xml:space="preserve"> PAGEREF _Toc241594369 \h </w:instrText>
+              <w:instrText xml:space="preserve"> PAGEREF _Toc242180625 \h </w:instrText>
             </w:r>
             <w:r>
               <w:rPr>
@@ -6146,7 +6146,7 @@
                 <w:noProof/>
                 <w:webHidden/>
               </w:rPr>
-              <w:t>144</w:t>
+              <w:t>120</w:t>
             </w:r>
             <w:r>
               <w:rPr>
@@ -6161,7 +6161,7 @@
           <w:pPr>
             <w:pStyle w:val="TOC3"/>
             <w:tabs>
-              <w:tab w:val="right" w:pos="9880"/>
+              <w:tab w:val="right" w:pos="9019"/>
             </w:tabs>
             <w:rPr>
               <w:rFonts w:asciiTheme="minorHAnsi" w:eastAsiaTheme="minorEastAsia" w:hAnsiTheme="minorHAnsi"/>
@@ -6171,7 +6171,7 @@
               <w:lang w:eastAsia="en-ZA"/>
             </w:rPr>
           </w:pPr>
-          <w:hyperlink w:anchor="_Toc241594370" w:history="1">
+          <w:hyperlink w:anchor="_Toc242180626" w:history="1">
             <w:r>
               <w:rPr>
                 <w:rStyle w:val="Hyperlink"/>
@@ -6198,7 +6198,7 @@
                 <w:noProof/>
                 <w:webHidden/>
               </w:rPr>
-              <w:instrText xml:space="preserve"> PAGEREF _Toc241594370 \h </w:instrText>
+              <w:instrText xml:space="preserve"> PAGEREF _Toc242180626 \h </w:instrText>
             </w:r>
             <w:r>
               <w:rPr>
@@ -6218,7 +6218,7 @@
                 <w:noProof/>
                 <w:webHidden/>
               </w:rPr>
-              <w:t>145</w:t>
+              <w:t>121</w:t>
             </w:r>
             <w:r>
               <w:rPr>
@@ -6233,7 +6233,7 @@
           <w:pPr>
             <w:pStyle w:val="TOC3"/>
             <w:tabs>
-              <w:tab w:val="right" w:pos="9880"/>
+              <w:tab w:val="right" w:pos="9019"/>
             </w:tabs>
             <w:rPr>
               <w:rFonts w:asciiTheme="minorHAnsi" w:eastAsiaTheme="minorEastAsia" w:hAnsiTheme="minorHAnsi"/>
@@ -6243,7 +6243,7 @@
               <w:lang w:eastAsia="en-ZA"/>
             </w:rPr>
           </w:pPr>
-          <w:hyperlink w:anchor="_Toc241594371" w:history="1">
+          <w:hyperlink w:anchor="_Toc242180627" w:history="1">
             <w:r>
               <w:rPr>
                 <w:rStyle w:val="Hyperlink"/>
@@ -6270,7 +6270,7 @@
                 <w:noProof/>
                 <w:webHidden/>
               </w:rPr>
-              <w:instrText xml:space="preserve"> PAGEREF _Toc241594371 \h </w:instrText>
+              <w:instrText xml:space="preserve"> PAGEREF _Toc242180627 \h </w:instrText>
             </w:r>
             <w:r>
               <w:rPr>
@@ -6290,7 +6290,7 @@
                 <w:noProof/>
                 <w:webHidden/>
               </w:rPr>
-              <w:t>146</w:t>
+              <w:t>122</w:t>
             </w:r>
             <w:r>
               <w:rPr>
@@ -6305,7 +6305,7 @@
           <w:pPr>
             <w:pStyle w:val="TOC3"/>
             <w:tabs>
-              <w:tab w:val="right" w:pos="9880"/>
+              <w:tab w:val="right" w:pos="9019"/>
             </w:tabs>
             <w:rPr>
               <w:rFonts w:asciiTheme="minorHAnsi" w:eastAsiaTheme="minorEastAsia" w:hAnsiTheme="minorHAnsi"/>
@@ -6315,7 +6315,7 @@
               <w:lang w:eastAsia="en-ZA"/>
             </w:rPr>
           </w:pPr>
-          <w:hyperlink w:anchor="_Toc241594372" w:history="1">
+          <w:hyperlink w:anchor="_Toc242180628" w:history="1">
             <w:r>
               <w:rPr>
                 <w:rStyle w:val="Hyperlink"/>
@@ -6342,7 +6342,7 @@
                 <w:noProof/>
                 <w:webHidden/>
               </w:rPr>
-              <w:instrText xml:space="preserve"> PAGEREF _Toc241594372 \h </w:instrText>
+              <w:instrText xml:space="preserve"> PAGEREF _Toc242180628 \h </w:instrText>
             </w:r>
             <w:r>
               <w:rPr>
@@ -6362,7 +6362,7 @@
                 <w:noProof/>
                 <w:webHidden/>
               </w:rPr>
-              <w:t>147</w:t>
+              <w:t>123</w:t>
             </w:r>
             <w:r>
               <w:rPr>
@@ -6377,7 +6377,7 @@
           <w:pPr>
             <w:pStyle w:val="TOC3"/>
             <w:tabs>
-              <w:tab w:val="right" w:pos="9880"/>
+              <w:tab w:val="right" w:pos="9019"/>
             </w:tabs>
             <w:rPr>
               <w:rFonts w:asciiTheme="minorHAnsi" w:eastAsiaTheme="minorEastAsia" w:hAnsiTheme="minorHAnsi"/>
@@ -6387,7 +6387,7 @@
               <w:lang w:eastAsia="en-ZA"/>
             </w:rPr>
           </w:pPr>
-          <w:hyperlink w:anchor="_Toc241594373" w:history="1">
+          <w:hyperlink w:anchor="_Toc242180629" w:history="1">
             <w:r>
               <w:rPr>
                 <w:rStyle w:val="Hyperlink"/>
@@ -6414,7 +6414,7 @@
                 <w:noProof/>
                 <w:webHidden/>
               </w:rPr>
-              <w:instrText xml:space="preserve"> PAGEREF _Toc241594373 \h </w:instrText>
+              <w:instrText xml:space="preserve"> PAGEREF _Toc242180629 \h </w:instrText>
             </w:r>
             <w:r>
               <w:rPr>
@@ -6434,7 +6434,7 @@
                 <w:noProof/>
                 <w:webHidden/>
               </w:rPr>
-              <w:t>149</w:t>
+              <w:t>124</w:t>
             </w:r>
             <w:r>
               <w:rPr>
@@ -6449,7 +6449,7 @@
           <w:pPr>
             <w:pStyle w:val="TOC2"/>
             <w:tabs>
-              <w:tab w:val="right" w:pos="9880"/>
+              <w:tab w:val="right" w:pos="9019"/>
             </w:tabs>
             <w:rPr>
               <w:rFonts w:asciiTheme="minorHAnsi" w:eastAsiaTheme="minorEastAsia" w:hAnsiTheme="minorHAnsi"/>
@@ -6459,7 +6459,7 @@
               <w:lang w:eastAsia="en-ZA"/>
             </w:rPr>
           </w:pPr>
-          <w:hyperlink w:anchor="_Toc241594374" w:history="1">
+          <w:hyperlink w:anchor="_Toc242180630" w:history="1">
             <w:r>
               <w:rPr>
                 <w:rStyle w:val="Hyperlink"/>
@@ -6486,7 +6486,7 @@
                 <w:noProof/>
                 <w:webHidden/>
               </w:rPr>
-              <w:instrText xml:space="preserve"> PAGEREF _Toc241594374 \h </w:instrText>
+              <w:instrText xml:space="preserve"> PAGEREF _Toc242180630 \h </w:instrText>
             </w:r>
             <w:r>
               <w:rPr>
@@ -6506,7 +6506,7 @@
                 <w:noProof/>
                 <w:webHidden/>
               </w:rPr>
-              <w:t>151</w:t>
+              <w:t>125</w:t>
             </w:r>
             <w:r>
               <w:rPr>
@@ -6521,7 +6521,7 @@
           <w:pPr>
             <w:pStyle w:val="TOC3"/>
             <w:tabs>
-              <w:tab w:val="right" w:pos="9880"/>
+              <w:tab w:val="right" w:pos="9019"/>
             </w:tabs>
             <w:rPr>
               <w:rFonts w:asciiTheme="minorHAnsi" w:eastAsiaTheme="minorEastAsia" w:hAnsiTheme="minorHAnsi"/>
@@ -6531,7 +6531,7 @@
               <w:lang w:eastAsia="en-ZA"/>
             </w:rPr>
           </w:pPr>
-          <w:hyperlink w:anchor="_Toc241594375" w:history="1">
+          <w:hyperlink w:anchor="_Toc242180631" w:history="1">
             <w:r>
               <w:rPr>
                 <w:rStyle w:val="Hyperlink"/>
@@ -6558,7 +6558,7 @@
                 <w:noProof/>
                 <w:webHidden/>
               </w:rPr>
-              <w:instrText xml:space="preserve"> PAGEREF _Toc241594375 \h </w:instrText>
+              <w:instrText xml:space="preserve"> PAGEREF _Toc242180631 \h </w:instrText>
             </w:r>
             <w:r>
               <w:rPr>
@@ -6578,7 +6578,7 @@
                 <w:noProof/>
                 <w:webHidden/>
               </w:rPr>
-              <w:t>152</w:t>
+              <w:t>126</w:t>
             </w:r>
             <w:r>
               <w:rPr>
@@ -6593,7 +6593,7 @@
           <w:pPr>
             <w:pStyle w:val="TOC3"/>
             <w:tabs>
-              <w:tab w:val="right" w:pos="9880"/>
+              <w:tab w:val="right" w:pos="9019"/>
             </w:tabs>
             <w:rPr>
               <w:rFonts w:asciiTheme="minorHAnsi" w:eastAsiaTheme="minorEastAsia" w:hAnsiTheme="minorHAnsi"/>
@@ -6603,7 +6603,7 @@
               <w:lang w:eastAsia="en-ZA"/>
             </w:rPr>
           </w:pPr>
-          <w:hyperlink w:anchor="_Toc241594376" w:history="1">
+          <w:hyperlink w:anchor="_Toc242180632" w:history="1">
             <w:r>
               <w:rPr>
                 <w:rStyle w:val="Hyperlink"/>
@@ -6630,7 +6630,7 @@
                 <w:noProof/>
                 <w:webHidden/>
               </w:rPr>
-              <w:instrText xml:space="preserve"> PAGEREF _Toc241594376 \h </w:instrText>
+              <w:instrText xml:space="preserve"> PAGEREF _Toc242180632 \h </w:instrText>
             </w:r>
             <w:r>
               <w:rPr>
@@ -6650,7 +6650,7 @@
                 <w:noProof/>
                 <w:webHidden/>
               </w:rPr>
-              <w:t>153</w:t>
+              <w:t>127</w:t>
             </w:r>
             <w:r>
               <w:rPr>
@@ -6665,7 +6665,7 @@
           <w:pPr>
             <w:pStyle w:val="TOC3"/>
             <w:tabs>
-              <w:tab w:val="right" w:pos="9880"/>
+              <w:tab w:val="right" w:pos="9019"/>
             </w:tabs>
             <w:rPr>
               <w:rFonts w:asciiTheme="minorHAnsi" w:eastAsiaTheme="minorEastAsia" w:hAnsiTheme="minorHAnsi"/>
@@ -6675,7 +6675,7 @@
               <w:lang w:eastAsia="en-ZA"/>
             </w:rPr>
           </w:pPr>
-          <w:hyperlink w:anchor="_Toc241594377" w:history="1">
+          <w:hyperlink w:anchor="_Toc242180633" w:history="1">
             <w:r>
               <w:rPr>
                 <w:rStyle w:val="Hyperlink"/>
@@ -6702,7 +6702,7 @@
                 <w:noProof/>
                 <w:webHidden/>
               </w:rPr>
-              <w:instrText xml:space="preserve"> PAGEREF _Toc241594377 \h </w:instrText>
+              <w:instrText xml:space="preserve"> PAGEREF _Toc242180633 \h </w:instrText>
             </w:r>
             <w:r>
               <w:rPr>
@@ -6722,7 +6722,7 @@
                 <w:noProof/>
                 <w:webHidden/>
               </w:rPr>
-              <w:t>154</w:t>
+              <w:t>128</w:t>
             </w:r>
             <w:r>
               <w:rPr>
@@ -6737,7 +6737,7 @@
           <w:pPr>
             <w:pStyle w:val="TOC3"/>
             <w:tabs>
-              <w:tab w:val="right" w:pos="9880"/>
+              <w:tab w:val="right" w:pos="9019"/>
             </w:tabs>
             <w:rPr>
               <w:rFonts w:asciiTheme="minorHAnsi" w:eastAsiaTheme="minorEastAsia" w:hAnsiTheme="minorHAnsi"/>
@@ -6747,7 +6747,7 @@
               <w:lang w:eastAsia="en-ZA"/>
             </w:rPr>
           </w:pPr>
-          <w:hyperlink w:anchor="_Toc241594378" w:history="1">
+          <w:hyperlink w:anchor="_Toc242180634" w:history="1">
             <w:r>
               <w:rPr>
                 <w:rStyle w:val="Hyperlink"/>
@@ -6774,7 +6774,7 @@
                 <w:noProof/>
                 <w:webHidden/>
               </w:rPr>
-              <w:instrText xml:space="preserve"> PAGEREF _Toc241594378 \h </w:instrText>
+              <w:instrText xml:space="preserve"> PAGEREF _Toc242180634 \h </w:instrText>
             </w:r>
             <w:r>
               <w:rPr>
@@ -6794,7 +6794,7 @@
                 <w:noProof/>
                 <w:webHidden/>
               </w:rPr>
-              <w:t>155</w:t>
+              <w:t>129</w:t>
             </w:r>
             <w:r>
               <w:rPr>
@@ -6809,7 +6809,7 @@
           <w:pPr>
             <w:pStyle w:val="TOC2"/>
             <w:tabs>
-              <w:tab w:val="right" w:pos="9880"/>
+              <w:tab w:val="right" w:pos="9019"/>
             </w:tabs>
             <w:rPr>
               <w:rFonts w:asciiTheme="minorHAnsi" w:eastAsiaTheme="minorEastAsia" w:hAnsiTheme="minorHAnsi"/>
@@ -6819,7 +6819,7 @@
               <w:lang w:eastAsia="en-ZA"/>
             </w:rPr>
           </w:pPr>
-          <w:hyperlink w:anchor="_Toc241594379" w:history="1">
+          <w:hyperlink w:anchor="_Toc242180635" w:history="1">
             <w:r>
               <w:rPr>
                 <w:rStyle w:val="Hyperlink"/>
@@ -6846,7 +6846,7 @@
                 <w:noProof/>
                 <w:webHidden/>
               </w:rPr>
-              <w:instrText xml:space="preserve"> PAGEREF _Toc241594379 \h </w:instrText>
+              <w:instrText xml:space="preserve"> PAGEREF _Toc242180635 \h </w:instrText>
             </w:r>
             <w:r>
               <w:rPr>
@@ -6866,7 +6866,7 @@
                 <w:noProof/>
                 <w:webHidden/>
               </w:rPr>
-              <w:t>158</w:t>
+              <w:t>131</w:t>
             </w:r>
             <w:r>
               <w:rPr>
@@ -6881,7 +6881,7 @@
           <w:pPr>
             <w:pStyle w:val="TOC1"/>
             <w:tabs>
-              <w:tab w:val="right" w:pos="9880"/>
+              <w:tab w:val="right" w:pos="9019"/>
             </w:tabs>
             <w:rPr>
               <w:rFonts w:asciiTheme="minorHAnsi" w:eastAsiaTheme="minorEastAsia" w:hAnsiTheme="minorHAnsi"/>
@@ -6891,7 +6891,7 @@
               <w:lang w:eastAsia="en-ZA"/>
             </w:rPr>
           </w:pPr>
-          <w:hyperlink w:anchor="_Toc241594380" w:history="1">
+          <w:hyperlink w:anchor="_Toc242180636" w:history="1">
             <w:r>
               <w:rPr>
                 <w:rStyle w:val="Hyperlink"/>
@@ -6918,7 +6918,7 @@
                 <w:noProof/>
                 <w:webHidden/>
               </w:rPr>
-              <w:instrText xml:space="preserve"> PAGEREF _Toc241594380 \h </w:instrText>
+              <w:instrText xml:space="preserve"> PAGEREF _Toc242180636 \h </w:instrText>
             </w:r>
             <w:r>
               <w:rPr>
@@ -6938,7 +6938,7 @@
                 <w:noProof/>
                 <w:webHidden/>
               </w:rPr>
-              <w:t>159</w:t>
+              <w:t>132</w:t>
             </w:r>
             <w:r>
               <w:rPr>
@@ -6953,7 +6953,7 @@
           <w:pPr>
             <w:pStyle w:val="TOC2"/>
             <w:tabs>
-              <w:tab w:val="right" w:pos="9880"/>
+              <w:tab w:val="right" w:pos="9019"/>
             </w:tabs>
             <w:rPr>
               <w:rFonts w:asciiTheme="minorHAnsi" w:eastAsiaTheme="minorEastAsia" w:hAnsiTheme="minorHAnsi"/>
@@ -6963,7 +6963,7 @@
               <w:lang w:eastAsia="en-ZA"/>
             </w:rPr>
           </w:pPr>
-          <w:hyperlink w:anchor="_Toc241594381" w:history="1">
+          <w:hyperlink w:anchor="_Toc242180637" w:history="1">
             <w:r>
               <w:rPr>
                 <w:rStyle w:val="Hyperlink"/>
@@ -6990,7 +6990,7 @@
                 <w:noProof/>
                 <w:webHidden/>
               </w:rPr>
-              <w:instrText xml:space="preserve"> PAGEREF _Toc241594381 \h </w:instrText>
+              <w:instrText xml:space="preserve"> PAGEREF _Toc242180637 \h </w:instrText>
             </w:r>
             <w:r>
               <w:rPr>
@@ -7010,7 +7010,7 @@
                 <w:noProof/>
                 <w:webHidden/>
               </w:rPr>
-              <w:t>160</w:t>
+              <w:t>133</w:t>
             </w:r>
             <w:r>
               <w:rPr>
@@ -7025,7 +7025,7 @@
           <w:pPr>
             <w:pStyle w:val="TOC3"/>
             <w:tabs>
-              <w:tab w:val="right" w:pos="9880"/>
+              <w:tab w:val="right" w:pos="9019"/>
             </w:tabs>
             <w:rPr>
               <w:rFonts w:asciiTheme="minorHAnsi" w:eastAsiaTheme="minorEastAsia" w:hAnsiTheme="minorHAnsi"/>
@@ -7035,7 +7035,7 @@
               <w:lang w:eastAsia="en-ZA"/>
             </w:rPr>
           </w:pPr>
-          <w:hyperlink w:anchor="_Toc241594382" w:history="1">
+          <w:hyperlink w:anchor="_Toc242180638" w:history="1">
             <w:r>
               <w:rPr>
                 <w:rStyle w:val="Hyperlink"/>
@@ -7062,7 +7062,7 @@
                 <w:noProof/>
                 <w:webHidden/>
               </w:rPr>
-              <w:instrText xml:space="preserve"> PAGEREF _Toc241594382 \h </w:instrText>
+              <w:instrText xml:space="preserve"> PAGEREF _Toc242180638 \h </w:instrText>
             </w:r>
             <w:r>
               <w:rPr>
@@ -7082,7 +7082,7 @@
                 <w:noProof/>
                 <w:webHidden/>
               </w:rPr>
-              <w:t>161</w:t>
+              <w:t>134</w:t>
             </w:r>
             <w:r>
               <w:rPr>
@@ -7097,7 +7097,7 @@
           <w:pPr>
             <w:pStyle w:val="TOC3"/>
             <w:tabs>
-              <w:tab w:val="right" w:pos="9880"/>
+              <w:tab w:val="right" w:pos="9019"/>
             </w:tabs>
             <w:rPr>
               <w:rFonts w:asciiTheme="minorHAnsi" w:eastAsiaTheme="minorEastAsia" w:hAnsiTheme="minorHAnsi"/>
@@ -7107,7 +7107,7 @@
               <w:lang w:eastAsia="en-ZA"/>
             </w:rPr>
           </w:pPr>
-          <w:hyperlink w:anchor="_Toc241594383" w:history="1">
+          <w:hyperlink w:anchor="_Toc242180639" w:history="1">
             <w:r>
               <w:rPr>
                 <w:rStyle w:val="Hyperlink"/>
@@ -7134,7 +7134,7 @@
                 <w:noProof/>
                 <w:webHidden/>
               </w:rPr>
-              <w:instrText xml:space="preserve"> PAGEREF _Toc241594383 \h </w:instrText>
+              <w:instrText xml:space="preserve"> PAGEREF _Toc242180639 \h </w:instrText>
             </w:r>
             <w:r>
               <w:rPr>
@@ -7154,7 +7154,7 @@
                 <w:noProof/>
                 <w:webHidden/>
               </w:rPr>
-              <w:t>162</w:t>
+              <w:t>135</w:t>
             </w:r>
             <w:r>
               <w:rPr>
@@ -7169,7 +7169,7 @@
           <w:pPr>
             <w:pStyle w:val="TOC3"/>
             <w:tabs>
-              <w:tab w:val="right" w:pos="9880"/>
+              <w:tab w:val="right" w:pos="9019"/>
             </w:tabs>
             <w:rPr>
               <w:rFonts w:asciiTheme="minorHAnsi" w:eastAsiaTheme="minorEastAsia" w:hAnsiTheme="minorHAnsi"/>
@@ -7179,7 +7179,7 @@
               <w:lang w:eastAsia="en-ZA"/>
             </w:rPr>
           </w:pPr>
-          <w:hyperlink w:anchor="_Toc241594384" w:history="1">
+          <w:hyperlink w:anchor="_Toc242180640" w:history="1">
             <w:r>
               <w:rPr>
                 <w:rStyle w:val="Hyperlink"/>
@@ -7206,7 +7206,7 @@
                 <w:noProof/>
                 <w:webHidden/>
               </w:rPr>
-              <w:instrText xml:space="preserve"> PAGEREF _Toc241594384 \h </w:instrText>
+              <w:instrText xml:space="preserve"> PAGEREF _Toc242180640 \h </w:instrText>
             </w:r>
             <w:r>
               <w:rPr>
@@ -7226,7 +7226,7 @@
                 <w:noProof/>
                 <w:webHidden/>
               </w:rPr>
-              <w:t>163</w:t>
+              <w:t>136</w:t>
             </w:r>
             <w:r>
               <w:rPr>
@@ -7241,7 +7241,7 @@
           <w:pPr>
             <w:pStyle w:val="TOC3"/>
             <w:tabs>
-              <w:tab w:val="right" w:pos="9880"/>
+              <w:tab w:val="right" w:pos="9019"/>
             </w:tabs>
             <w:rPr>
               <w:rFonts w:asciiTheme="minorHAnsi" w:eastAsiaTheme="minorEastAsia" w:hAnsiTheme="minorHAnsi"/>
@@ -7251,7 +7251,7 @@
               <w:lang w:eastAsia="en-ZA"/>
             </w:rPr>
           </w:pPr>
-          <w:hyperlink w:anchor="_Toc241594385" w:history="1">
+          <w:hyperlink w:anchor="_Toc242180641" w:history="1">
             <w:r>
               <w:rPr>
                 <w:rStyle w:val="Hyperlink"/>
@@ -7278,7 +7278,7 @@
                 <w:noProof/>
                 <w:webHidden/>
               </w:rPr>
-              <w:instrText xml:space="preserve"> PAGEREF _Toc241594385 \h </w:instrText>
+              <w:instrText xml:space="preserve"> PAGEREF _Toc242180641 \h </w:instrText>
             </w:r>
             <w:r>
               <w:rPr>
@@ -7298,7 +7298,7 @@
                 <w:noProof/>
                 <w:webHidden/>
               </w:rPr>
-              <w:t>165</w:t>
+              <w:t>138</w:t>
             </w:r>
             <w:r>
               <w:rPr>
@@ -7313,7 +7313,7 @@
           <w:pPr>
             <w:pStyle w:val="TOC2"/>
             <w:tabs>
-              <w:tab w:val="right" w:pos="9880"/>
+              <w:tab w:val="right" w:pos="9019"/>
             </w:tabs>
             <w:rPr>
               <w:rFonts w:asciiTheme="minorHAnsi" w:eastAsiaTheme="minorEastAsia" w:hAnsiTheme="minorHAnsi"/>
@@ -7323,7 +7323,7 @@
               <w:lang w:eastAsia="en-ZA"/>
             </w:rPr>
           </w:pPr>
-          <w:hyperlink w:anchor="_Toc241594386" w:history="1">
+          <w:hyperlink w:anchor="_Toc242180642" w:history="1">
             <w:r>
               <w:rPr>
                 <w:rStyle w:val="Hyperlink"/>
@@ -7350,7 +7350,7 @@
                 <w:noProof/>
                 <w:webHidden/>
               </w:rPr>
-              <w:instrText xml:space="preserve"> PAGEREF _Toc241594386 \h </w:instrText>
+              <w:instrText xml:space="preserve"> PAGEREF _Toc242180642 \h </w:instrText>
             </w:r>
             <w:r>
               <w:rPr>
@@ -7370,7 +7370,7 @@
                 <w:noProof/>
                 <w:webHidden/>
               </w:rPr>
-              <w:t>168</w:t>
+              <w:t>140</w:t>
             </w:r>
             <w:r>
               <w:rPr>
@@ -7385,7 +7385,7 @@
           <w:pPr>
             <w:pStyle w:val="TOC3"/>
             <w:tabs>
-              <w:tab w:val="right" w:pos="9880"/>
+              <w:tab w:val="right" w:pos="9019"/>
             </w:tabs>
             <w:rPr>
               <w:rFonts w:asciiTheme="minorHAnsi" w:eastAsiaTheme="minorEastAsia" w:hAnsiTheme="minorHAnsi"/>
@@ -7395,7 +7395,7 @@
               <w:lang w:eastAsia="en-ZA"/>
             </w:rPr>
           </w:pPr>
-          <w:hyperlink w:anchor="_Toc241594387" w:history="1">
+          <w:hyperlink w:anchor="_Toc242180643" w:history="1">
             <w:r>
               <w:rPr>
                 <w:rStyle w:val="Hyperlink"/>
@@ -7422,7 +7422,7 @@
                 <w:noProof/>
                 <w:webHidden/>
               </w:rPr>
-              <w:instrText xml:space="preserve"> PAGEREF _Toc241594387 \h </w:instrText>
+              <w:instrText xml:space="preserve"> PAGEREF _Toc242180643 \h </w:instrText>
             </w:r>
             <w:r>
               <w:rPr>
@@ -7442,7 +7442,7 @@
                 <w:noProof/>
                 <w:webHidden/>
               </w:rPr>
-              <w:t>169</w:t>
+              <w:t>141</w:t>
             </w:r>
             <w:r>
               <w:rPr>
@@ -7457,7 +7457,7 @@
           <w:pPr>
             <w:pStyle w:val="TOC3"/>
             <w:tabs>
-              <w:tab w:val="right" w:pos="9880"/>
+              <w:tab w:val="right" w:pos="9019"/>
             </w:tabs>
             <w:rPr>
               <w:rFonts w:asciiTheme="minorHAnsi" w:eastAsiaTheme="minorEastAsia" w:hAnsiTheme="minorHAnsi"/>
@@ -7467,7 +7467,7 @@
               <w:lang w:eastAsia="en-ZA"/>
             </w:rPr>
           </w:pPr>
-          <w:hyperlink w:anchor="_Toc241594388" w:history="1">
+          <w:hyperlink w:anchor="_Toc242180644" w:history="1">
             <w:r>
               <w:rPr>
                 <w:rStyle w:val="Hyperlink"/>
@@ -7494,7 +7494,7 @@
                 <w:noProof/>
                 <w:webHidden/>
               </w:rPr>
-              <w:instrText xml:space="preserve"> PAGEREF _Toc241594388 \h </w:instrText>
+              <w:instrText xml:space="preserve"> PAGEREF _Toc242180644 \h </w:instrText>
             </w:r>
             <w:r>
               <w:rPr>
@@ -7514,7 +7514,7 @@
                 <w:noProof/>
                 <w:webHidden/>
               </w:rPr>
-              <w:t>170</w:t>
+              <w:t>142</w:t>
             </w:r>
             <w:r>
               <w:rPr>
@@ -7529,7 +7529,7 @@
           <w:pPr>
             <w:pStyle w:val="TOC3"/>
             <w:tabs>
-              <w:tab w:val="right" w:pos="9880"/>
+              <w:tab w:val="right" w:pos="9019"/>
             </w:tabs>
             <w:rPr>
               <w:rFonts w:asciiTheme="minorHAnsi" w:eastAsiaTheme="minorEastAsia" w:hAnsiTheme="minorHAnsi"/>
@@ -7539,7 +7539,7 @@
               <w:lang w:eastAsia="en-ZA"/>
             </w:rPr>
           </w:pPr>
-          <w:hyperlink w:anchor="_Toc241594389" w:history="1">
+          <w:hyperlink w:anchor="_Toc242180645" w:history="1">
             <w:r>
               <w:rPr>
                 <w:rStyle w:val="Hyperlink"/>
@@ -7566,7 +7566,7 @@
                 <w:noProof/>
                 <w:webHidden/>
               </w:rPr>
-              <w:instrText xml:space="preserve"> PAGEREF _Toc241594389 \h </w:instrText>
+              <w:instrText xml:space="preserve"> PAGEREF _Toc242180645 \h </w:instrText>
             </w:r>
             <w:r>
               <w:rPr>
@@ -7586,7 +7586,7 @@
                 <w:noProof/>
                 <w:webHidden/>
               </w:rPr>
-              <w:t>173</w:t>
+              <w:t>143</w:t>
             </w:r>
             <w:r>
               <w:rPr>
@@ -7601,7 +7601,7 @@
           <w:pPr>
             <w:pStyle w:val="TOC3"/>
             <w:tabs>
-              <w:tab w:val="right" w:pos="9880"/>
+              <w:tab w:val="right" w:pos="9019"/>
             </w:tabs>
             <w:rPr>
               <w:rFonts w:asciiTheme="minorHAnsi" w:eastAsiaTheme="minorEastAsia" w:hAnsiTheme="minorHAnsi"/>
@@ -7611,7 +7611,7 @@
               <w:lang w:eastAsia="en-ZA"/>
             </w:rPr>
           </w:pPr>
-          <w:hyperlink w:anchor="_Toc241594390" w:history="1">
+          <w:hyperlink w:anchor="_Toc242180646" w:history="1">
             <w:r>
               <w:rPr>
                 <w:rStyle w:val="Hyperlink"/>
@@ -7638,7 +7638,7 @@
                 <w:noProof/>
                 <w:webHidden/>
               </w:rPr>
-              <w:instrText xml:space="preserve"> PAGEREF _Toc241594390 \h </w:instrText>
+              <w:instrText xml:space="preserve"> PAGEREF _Toc242180646 \h </w:instrText>
             </w:r>
             <w:r>
               <w:rPr>
@@ -7658,7 +7658,7 @@
                 <w:noProof/>
                 <w:webHidden/>
               </w:rPr>
-              <w:t>174</w:t>
+              <w:t>144</w:t>
             </w:r>
             <w:r>
               <w:rPr>
@@ -7673,7 +7673,7 @@
           <w:pPr>
             <w:pStyle w:val="TOC2"/>
             <w:tabs>
-              <w:tab w:val="right" w:pos="9880"/>
+              <w:tab w:val="right" w:pos="9019"/>
             </w:tabs>
             <w:rPr>
               <w:rFonts w:asciiTheme="minorHAnsi" w:eastAsiaTheme="minorEastAsia" w:hAnsiTheme="minorHAnsi"/>
@@ -7683,7 +7683,7 @@
               <w:lang w:eastAsia="en-ZA"/>
             </w:rPr>
           </w:pPr>
-          <w:hyperlink w:anchor="_Toc241594391" w:history="1">
+          <w:hyperlink w:anchor="_Toc242180647" w:history="1">
             <w:r>
               <w:rPr>
                 <w:rStyle w:val="Hyperlink"/>
@@ -7710,7 +7710,7 @@
                 <w:noProof/>
                 <w:webHidden/>
               </w:rPr>
-              <w:instrText xml:space="preserve"> PAGEREF _Toc241594391 \h </w:instrText>
+              <w:instrText xml:space="preserve"> PAGEREF _Toc242180647 \h </w:instrText>
             </w:r>
             <w:r>
               <w:rPr>
@@ -7730,7 +7730,7 @@
                 <w:noProof/>
                 <w:webHidden/>
               </w:rPr>
-              <w:t>177</w:t>
+              <w:t>146</w:t>
             </w:r>
             <w:r>
               <w:rPr>
@@ -7745,7 +7745,7 @@
           <w:pPr>
             <w:pStyle w:val="TOC3"/>
             <w:tabs>
-              <w:tab w:val="right" w:pos="9880"/>
+              <w:tab w:val="right" w:pos="9019"/>
             </w:tabs>
             <w:rPr>
               <w:rFonts w:asciiTheme="minorHAnsi" w:eastAsiaTheme="minorEastAsia" w:hAnsiTheme="minorHAnsi"/>
@@ -7755,7 +7755,7 @@
               <w:lang w:eastAsia="en-ZA"/>
             </w:rPr>
           </w:pPr>
-          <w:hyperlink w:anchor="_Toc241594392" w:history="1">
+          <w:hyperlink w:anchor="_Toc242180648" w:history="1">
             <w:r>
               <w:rPr>
                 <w:rStyle w:val="Hyperlink"/>
@@ -7782,7 +7782,7 @@
                 <w:noProof/>
                 <w:webHidden/>
               </w:rPr>
-              <w:instrText xml:space="preserve"> PAGEREF _Toc241594392 \h </w:instrText>
+              <w:instrText xml:space="preserve"> PAGEREF _Toc242180648 \h </w:instrText>
             </w:r>
             <w:r>
               <w:rPr>
@@ -7802,7 +7802,7 @@
                 <w:noProof/>
                 <w:webHidden/>
               </w:rPr>
-              <w:t>178</w:t>
+              <w:t>147</w:t>
             </w:r>
             <w:r>
               <w:rPr>
@@ -7817,7 +7817,7 @@
           <w:pPr>
             <w:pStyle w:val="TOC3"/>
             <w:tabs>
-              <w:tab w:val="right" w:pos="9880"/>
+              <w:tab w:val="right" w:pos="9019"/>
             </w:tabs>
             <w:rPr>
               <w:rFonts w:asciiTheme="minorHAnsi" w:eastAsiaTheme="minorEastAsia" w:hAnsiTheme="minorHAnsi"/>
@@ -7827,7 +7827,7 @@
               <w:lang w:eastAsia="en-ZA"/>
             </w:rPr>
           </w:pPr>
-          <w:hyperlink w:anchor="_Toc241594393" w:history="1">
+          <w:hyperlink w:anchor="_Toc242180649" w:history="1">
             <w:r>
               <w:rPr>
                 <w:rStyle w:val="Hyperlink"/>
@@ -7854,7 +7854,7 @@
                 <w:noProof/>
                 <w:webHidden/>
               </w:rPr>
-              <w:instrText xml:space="preserve"> PAGEREF _Toc241594393 \h </w:instrText>
+              <w:instrText xml:space="preserve"> PAGEREF _Toc242180649 \h </w:instrText>
             </w:r>
             <w:r>
               <w:rPr>
@@ -7874,7 +7874,7 @@
                 <w:noProof/>
                 <w:webHidden/>
               </w:rPr>
-              <w:t>179</w:t>
+              <w:t>148</w:t>
             </w:r>
             <w:r>
               <w:rPr>
@@ -7889,7 +7889,7 @@
           <w:pPr>
             <w:pStyle w:val="TOC3"/>
             <w:tabs>
-              <w:tab w:val="right" w:pos="9880"/>
+              <w:tab w:val="right" w:pos="9019"/>
             </w:tabs>
             <w:rPr>
               <w:rFonts w:asciiTheme="minorHAnsi" w:eastAsiaTheme="minorEastAsia" w:hAnsiTheme="minorHAnsi"/>
@@ -7899,7 +7899,7 @@
               <w:lang w:eastAsia="en-ZA"/>
             </w:rPr>
           </w:pPr>
-          <w:hyperlink w:anchor="_Toc241594394" w:history="1">
+          <w:hyperlink w:anchor="_Toc242180650" w:history="1">
             <w:r>
               <w:rPr>
                 <w:rStyle w:val="Hyperlink"/>
@@ -7926,7 +7926,7 @@
                 <w:noProof/>
                 <w:webHidden/>
               </w:rPr>
-              <w:instrText xml:space="preserve"> PAGEREF _Toc241594394 \h </w:instrText>
+              <w:instrText xml:space="preserve"> PAGEREF _Toc242180650 \h </w:instrText>
             </w:r>
             <w:r>
               <w:rPr>
@@ -7946,7 +7946,7 @@
                 <w:noProof/>
                 <w:webHidden/>
               </w:rPr>
-              <w:t>182</w:t>
+              <w:t>149</w:t>
             </w:r>
             <w:r>
               <w:rPr>
@@ -7961,7 +7961,7 @@
           <w:pPr>
             <w:pStyle w:val="TOC3"/>
             <w:tabs>
-              <w:tab w:val="right" w:pos="9880"/>
+              <w:tab w:val="right" w:pos="9019"/>
             </w:tabs>
             <w:rPr>
               <w:rFonts w:asciiTheme="minorHAnsi" w:eastAsiaTheme="minorEastAsia" w:hAnsiTheme="minorHAnsi"/>
@@ -7971,7 +7971,7 @@
               <w:lang w:eastAsia="en-ZA"/>
             </w:rPr>
           </w:pPr>
-          <w:hyperlink w:anchor="_Toc241594395" w:history="1">
+          <w:hyperlink w:anchor="_Toc242180651" w:history="1">
             <w:r>
               <w:rPr>
                 <w:rStyle w:val="Hyperlink"/>
@@ -7998,7 +7998,7 @@
                 <w:noProof/>
                 <w:webHidden/>
               </w:rPr>
-              <w:instrText xml:space="preserve"> PAGEREF _Toc241594395 \h </w:instrText>
+              <w:instrText xml:space="preserve"> PAGEREF _Toc242180651 \h </w:instrText>
             </w:r>
             <w:r>
               <w:rPr>
@@ -8018,7 +8018,7 @@
                 <w:noProof/>
                 <w:webHidden/>
               </w:rPr>
-              <w:t>184</w:t>
+              <w:t>150</w:t>
             </w:r>
             <w:r>
               <w:rPr>
@@ -8033,7 +8033,7 @@
           <w:pPr>
             <w:pStyle w:val="TOC2"/>
             <w:tabs>
-              <w:tab w:val="right" w:pos="9880"/>
+              <w:tab w:val="right" w:pos="9019"/>
             </w:tabs>
             <w:rPr>
               <w:rFonts w:asciiTheme="minorHAnsi" w:eastAsiaTheme="minorEastAsia" w:hAnsiTheme="minorHAnsi"/>
@@ -8043,7 +8043,7 @@
               <w:lang w:eastAsia="en-ZA"/>
             </w:rPr>
           </w:pPr>
-          <w:hyperlink w:anchor="_Toc241594396" w:history="1">
+          <w:hyperlink w:anchor="_Toc242180652" w:history="1">
             <w:r>
               <w:rPr>
                 <w:rStyle w:val="Hyperlink"/>
@@ -8070,7 +8070,7 @@
                 <w:noProof/>
                 <w:webHidden/>
               </w:rPr>
-              <w:instrText xml:space="preserve"> PAGEREF _Toc241594396 \h </w:instrText>
+              <w:instrText xml:space="preserve"> PAGEREF _Toc242180652 \h </w:instrText>
             </w:r>
             <w:r>
               <w:rPr>
@@ -8090,7 +8090,7 @@
                 <w:noProof/>
                 <w:webHidden/>
               </w:rPr>
-              <w:t>187</w:t>
+              <w:t>151</w:t>
             </w:r>
             <w:r>
               <w:rPr>
@@ -8105,7 +8105,7 @@
           <w:pPr>
             <w:pStyle w:val="TOC3"/>
             <w:tabs>
-              <w:tab w:val="right" w:pos="9880"/>
+              <w:tab w:val="right" w:pos="9019"/>
             </w:tabs>
             <w:rPr>
               <w:rFonts w:asciiTheme="minorHAnsi" w:eastAsiaTheme="minorEastAsia" w:hAnsiTheme="minorHAnsi"/>
@@ -8115,7 +8115,7 @@
               <w:lang w:eastAsia="en-ZA"/>
             </w:rPr>
           </w:pPr>
-          <w:hyperlink w:anchor="_Toc241594397" w:history="1">
+          <w:hyperlink w:anchor="_Toc242180653" w:history="1">
             <w:r>
               <w:rPr>
                 <w:rStyle w:val="Hyperlink"/>
@@ -8142,7 +8142,7 @@
                 <w:noProof/>
                 <w:webHidden/>
               </w:rPr>
-              <w:instrText xml:space="preserve"> PAGEREF _Toc241594397 \h </w:instrText>
+              <w:instrText xml:space="preserve"> PAGEREF _Toc242180653 \h </w:instrText>
             </w:r>
             <w:r>
               <w:rPr>
@@ -8162,7 +8162,7 @@
                 <w:noProof/>
                 <w:webHidden/>
               </w:rPr>
-              <w:t>188</w:t>
+              <w:t>152</w:t>
             </w:r>
             <w:r>
               <w:rPr>
@@ -8177,7 +8177,7 @@
           <w:pPr>
             <w:pStyle w:val="TOC3"/>
             <w:tabs>
-              <w:tab w:val="right" w:pos="9880"/>
+              <w:tab w:val="right" w:pos="9019"/>
             </w:tabs>
             <w:rPr>
               <w:rFonts w:asciiTheme="minorHAnsi" w:eastAsiaTheme="minorEastAsia" w:hAnsiTheme="minorHAnsi"/>
@@ -8187,7 +8187,7 @@
               <w:lang w:eastAsia="en-ZA"/>
             </w:rPr>
           </w:pPr>
-          <w:hyperlink w:anchor="_Toc241594398" w:history="1">
+          <w:hyperlink w:anchor="_Toc242180654" w:history="1">
             <w:r>
               <w:rPr>
                 <w:rStyle w:val="Hyperlink"/>
@@ -8214,7 +8214,7 @@
                 <w:noProof/>
                 <w:webHidden/>
               </w:rPr>
-              <w:instrText xml:space="preserve"> PAGEREF _Toc241594398 \h </w:instrText>
+              <w:instrText xml:space="preserve"> PAGEREF _Toc242180654 \h </w:instrText>
             </w:r>
             <w:r>
               <w:rPr>
@@ -8234,7 +8234,7 @@
                 <w:noProof/>
                 <w:webHidden/>
               </w:rPr>
-              <w:t>189</w:t>
+              <w:t>153</w:t>
             </w:r>
             <w:r>
               <w:rPr>
@@ -8249,7 +8249,7 @@
           <w:pPr>
             <w:pStyle w:val="TOC3"/>
             <w:tabs>
-              <w:tab w:val="right" w:pos="9880"/>
+              <w:tab w:val="right" w:pos="9019"/>
             </w:tabs>
             <w:rPr>
               <w:rFonts w:asciiTheme="minorHAnsi" w:eastAsiaTheme="minorEastAsia" w:hAnsiTheme="minorHAnsi"/>
@@ -8259,7 +8259,7 @@
               <w:lang w:eastAsia="en-ZA"/>
             </w:rPr>
           </w:pPr>
-          <w:hyperlink w:anchor="_Toc241594399" w:history="1">
+          <w:hyperlink w:anchor="_Toc242180655" w:history="1">
             <w:r>
               <w:rPr>
                 <w:rStyle w:val="Hyperlink"/>
@@ -8286,7 +8286,7 @@
                 <w:noProof/>
                 <w:webHidden/>
               </w:rPr>
-              <w:instrText xml:space="preserve"> PAGEREF _Toc241594399 \h </w:instrText>
+              <w:instrText xml:space="preserve"> PAGEREF _Toc242180655 \h </w:instrText>
             </w:r>
             <w:r>
               <w:rPr>
@@ -8306,7 +8306,7 @@
                 <w:noProof/>
                 <w:webHidden/>
               </w:rPr>
-              <w:t>190</w:t>
+              <w:t>154</w:t>
             </w:r>
             <w:r>
               <w:rPr>
@@ -8321,7 +8321,7 @@
           <w:pPr>
             <w:pStyle w:val="TOC3"/>
             <w:tabs>
-              <w:tab w:val="right" w:pos="9880"/>
+              <w:tab w:val="right" w:pos="9019"/>
             </w:tabs>
             <w:rPr>
               <w:rFonts w:asciiTheme="minorHAnsi" w:eastAsiaTheme="minorEastAsia" w:hAnsiTheme="minorHAnsi"/>
@@ -8331,7 +8331,7 @@
               <w:lang w:eastAsia="en-ZA"/>
             </w:rPr>
           </w:pPr>
-          <w:hyperlink w:anchor="_Toc241594400" w:history="1">
+          <w:hyperlink w:anchor="_Toc242180656" w:history="1">
             <w:r>
               <w:rPr>
                 <w:rStyle w:val="Hyperlink"/>
@@ -8358,7 +8358,7 @@
                 <w:noProof/>
                 <w:webHidden/>
               </w:rPr>
-              <w:instrText xml:space="preserve"> PAGEREF _Toc241594400 \h </w:instrText>
+              <w:instrText xml:space="preserve"> PAGEREF _Toc242180656 \h </w:instrText>
             </w:r>
             <w:r>
               <w:rPr>
@@ -8378,7 +8378,7 @@
                 <w:noProof/>
                 <w:webHidden/>
               </w:rPr>
-              <w:t>191</w:t>
+              <w:t>155</w:t>
             </w:r>
             <w:r>
               <w:rPr>
@@ -8393,7 +8393,7 @@
           <w:pPr>
             <w:pStyle w:val="TOC2"/>
             <w:tabs>
-              <w:tab w:val="right" w:pos="9880"/>
+              <w:tab w:val="right" w:pos="9019"/>
             </w:tabs>
             <w:rPr>
               <w:rFonts w:asciiTheme="minorHAnsi" w:eastAsiaTheme="minorEastAsia" w:hAnsiTheme="minorHAnsi"/>
@@ -8403,7 +8403,7 @@
               <w:lang w:eastAsia="en-ZA"/>
             </w:rPr>
           </w:pPr>
-          <w:hyperlink w:anchor="_Toc241594401" w:history="1">
+          <w:hyperlink w:anchor="_Toc242180657" w:history="1">
             <w:r>
               <w:rPr>
                 <w:rStyle w:val="Hyperlink"/>
@@ -8430,7 +8430,7 @@
                 <w:noProof/>
                 <w:webHidden/>
               </w:rPr>
-              <w:instrText xml:space="preserve"> PAGEREF _Toc241594401 \h </w:instrText>
+              <w:instrText xml:space="preserve"> PAGEREF _Toc242180657 \h </w:instrText>
             </w:r>
             <w:r>
               <w:rPr>
@@ -8450,7 +8450,7 @@
                 <w:noProof/>
                 <w:webHidden/>
               </w:rPr>
-              <w:t>195</w:t>
+              <w:t>158</w:t>
             </w:r>
             <w:r>
               <w:rPr>
@@ -8465,7 +8465,7 @@
           <w:pPr>
             <w:pStyle w:val="TOC3"/>
             <w:tabs>
-              <w:tab w:val="right" w:pos="9880"/>
+              <w:tab w:val="right" w:pos="9019"/>
             </w:tabs>
             <w:rPr>
               <w:rFonts w:asciiTheme="minorHAnsi" w:eastAsiaTheme="minorEastAsia" w:hAnsiTheme="minorHAnsi"/>
@@ -8475,7 +8475,7 @@
               <w:lang w:eastAsia="en-ZA"/>
             </w:rPr>
           </w:pPr>
-          <w:hyperlink w:anchor="_Toc241594402" w:history="1">
+          <w:hyperlink w:anchor="_Toc242180658" w:history="1">
             <w:r>
               <w:rPr>
                 <w:rStyle w:val="Hyperlink"/>
@@ -8502,7 +8502,7 @@
                 <w:noProof/>
                 <w:webHidden/>
               </w:rPr>
-              <w:instrText xml:space="preserve"> PAGEREF _Toc241594402 \h </w:instrText>
+              <w:instrText xml:space="preserve"> PAGEREF _Toc242180658 \h </w:instrText>
             </w:r>
             <w:r>
               <w:rPr>
@@ -8522,7 +8522,7 @@
                 <w:noProof/>
                 <w:webHidden/>
               </w:rPr>
-              <w:t>196</w:t>
+              <w:t>159</w:t>
             </w:r>
             <w:r>
               <w:rPr>
@@ -8537,7 +8537,7 @@
           <w:pPr>
             <w:pStyle w:val="TOC3"/>
             <w:tabs>
-              <w:tab w:val="right" w:pos="9880"/>
+              <w:tab w:val="right" w:pos="9019"/>
             </w:tabs>
             <w:rPr>
               <w:rFonts w:asciiTheme="minorHAnsi" w:eastAsiaTheme="minorEastAsia" w:hAnsiTheme="minorHAnsi"/>
@@ -8547,7 +8547,7 @@
               <w:lang w:eastAsia="en-ZA"/>
             </w:rPr>
           </w:pPr>
-          <w:hyperlink w:anchor="_Toc241594403" w:history="1">
+          <w:hyperlink w:anchor="_Toc242180659" w:history="1">
             <w:r>
               <w:rPr>
                 <w:rStyle w:val="Hyperlink"/>
@@ -8574,7 +8574,7 @@
                 <w:noProof/>
                 <w:webHidden/>
               </w:rPr>
-              <w:instrText xml:space="preserve"> PAGEREF _Toc241594403 \h </w:instrText>
+              <w:instrText xml:space="preserve"> PAGEREF _Toc242180659 \h </w:instrText>
             </w:r>
             <w:r>
               <w:rPr>
@@ -8594,7 +8594,7 @@
                 <w:noProof/>
                 <w:webHidden/>
               </w:rPr>
-              <w:t>197</w:t>
+              <w:t>160</w:t>
             </w:r>
             <w:r>
               <w:rPr>
@@ -8609,7 +8609,7 @@
           <w:pPr>
             <w:pStyle w:val="TOC3"/>
             <w:tabs>
-              <w:tab w:val="right" w:pos="9880"/>
+              <w:tab w:val="right" w:pos="9019"/>
             </w:tabs>
             <w:rPr>
               <w:rFonts w:asciiTheme="minorHAnsi" w:eastAsiaTheme="minorEastAsia" w:hAnsiTheme="minorHAnsi"/>
@@ -8619,7 +8619,7 @@
               <w:lang w:eastAsia="en-ZA"/>
             </w:rPr>
           </w:pPr>
-          <w:hyperlink w:anchor="_Toc241594404" w:history="1">
+          <w:hyperlink w:anchor="_Toc242180660" w:history="1">
             <w:r>
               <w:rPr>
                 <w:rStyle w:val="Hyperlink"/>
@@ -8646,7 +8646,7 @@
                 <w:noProof/>
                 <w:webHidden/>
               </w:rPr>
-              <w:instrText xml:space="preserve"> PAGEREF _Toc241594404 \h </w:instrText>
+              <w:instrText xml:space="preserve"> PAGEREF _Toc242180660 \h </w:instrText>
             </w:r>
             <w:r>
               <w:rPr>
@@ -8666,7 +8666,7 @@
                 <w:noProof/>
                 <w:webHidden/>
               </w:rPr>
-              <w:t>198</w:t>
+              <w:t>161</w:t>
             </w:r>
             <w:r>
               <w:rPr>
@@ -8681,7 +8681,7 @@
           <w:pPr>
             <w:pStyle w:val="TOC3"/>
             <w:tabs>
-              <w:tab w:val="right" w:pos="9880"/>
+              <w:tab w:val="right" w:pos="9019"/>
             </w:tabs>
             <w:rPr>
               <w:rFonts w:asciiTheme="minorHAnsi" w:eastAsiaTheme="minorEastAsia" w:hAnsiTheme="minorHAnsi"/>
@@ -8691,7 +8691,7 @@
               <w:lang w:eastAsia="en-ZA"/>
             </w:rPr>
           </w:pPr>
-          <w:hyperlink w:anchor="_Toc241594405" w:history="1">
+          <w:hyperlink w:anchor="_Toc242180661" w:history="1">
             <w:r>
               <w:rPr>
                 <w:rStyle w:val="Hyperlink"/>
@@ -8718,7 +8718,7 @@
                 <w:noProof/>
                 <w:webHidden/>
               </w:rPr>
-              <w:instrText xml:space="preserve"> PAGEREF _Toc241594405 \h </w:instrText>
+              <w:instrText xml:space="preserve"> PAGEREF _Toc242180661 \h </w:instrText>
             </w:r>
             <w:r>
               <w:rPr>
@@ -8738,7 +8738,7 @@
                 <w:noProof/>
                 <w:webHidden/>
               </w:rPr>
-              <w:t>199</w:t>
+              <w:t>162</w:t>
             </w:r>
             <w:r>
               <w:rPr>
@@ -8753,7 +8753,7 @@
           <w:pPr>
             <w:pStyle w:val="TOC2"/>
             <w:tabs>
-              <w:tab w:val="right" w:pos="9880"/>
+              <w:tab w:val="right" w:pos="9019"/>
             </w:tabs>
             <w:rPr>
               <w:rFonts w:asciiTheme="minorHAnsi" w:eastAsiaTheme="minorEastAsia" w:hAnsiTheme="minorHAnsi"/>
@@ -8763,7 +8763,7 @@
               <w:lang w:eastAsia="en-ZA"/>
             </w:rPr>
           </w:pPr>
-          <w:hyperlink w:anchor="_Toc241594406" w:history="1">
+          <w:hyperlink w:anchor="_Toc242180662" w:history="1">
             <w:r>
               <w:rPr>
                 <w:rStyle w:val="Hyperlink"/>
@@ -8790,7 +8790,7 @@
                 <w:noProof/>
                 <w:webHidden/>
               </w:rPr>
-              <w:instrText xml:space="preserve"> PAGEREF _Toc241594406 \h </w:instrText>
+              <w:instrText xml:space="preserve"> PAGEREF _Toc242180662 \h </w:instrText>
             </w:r>
             <w:r>
               <w:rPr>
@@ -8810,7 +8810,7 @@
                 <w:noProof/>
                 <w:webHidden/>
               </w:rPr>
-              <w:t>203</w:t>
+              <w:t>164</w:t>
             </w:r>
             <w:r>
               <w:rPr>
@@ -8825,7 +8825,7 @@
           <w:pPr>
             <w:pStyle w:val="TOC1"/>
             <w:tabs>
-              <w:tab w:val="right" w:pos="9880"/>
+              <w:tab w:val="right" w:pos="9019"/>
             </w:tabs>
             <w:rPr>
               <w:rFonts w:asciiTheme="minorHAnsi" w:eastAsiaTheme="minorEastAsia" w:hAnsiTheme="minorHAnsi"/>
@@ -8835,7 +8835,7 @@
               <w:lang w:eastAsia="en-ZA"/>
             </w:rPr>
           </w:pPr>
-          <w:hyperlink w:anchor="_Toc241594407" w:history="1">
+          <w:hyperlink w:anchor="_Toc242180663" w:history="1">
             <w:r>
               <w:rPr>
                 <w:rStyle w:val="Hyperlink"/>
@@ -8862,7 +8862,7 @@
                 <w:noProof/>
                 <w:webHidden/>
               </w:rPr>
-              <w:instrText xml:space="preserve"> PAGEREF _Toc241594407 \h </w:instrText>
+              <w:instrText xml:space="preserve"> PAGEREF _Toc242180663 \h </w:instrText>
             </w:r>
             <w:r>
               <w:rPr>
@@ -8882,7 +8882,7 @@
                 <w:noProof/>
                 <w:webHidden/>
               </w:rPr>
-              <w:t>205</w:t>
+              <w:t>166</w:t>
             </w:r>
             <w:r>
               <w:rPr>
@@ -8897,7 +8897,7 @@
           <w:pPr>
             <w:pStyle w:val="TOC1"/>
             <w:tabs>
-              <w:tab w:val="right" w:pos="9880"/>
+              <w:tab w:val="right" w:pos="9019"/>
             </w:tabs>
             <w:rPr>
               <w:rFonts w:asciiTheme="minorHAnsi" w:eastAsiaTheme="minorEastAsia" w:hAnsiTheme="minorHAnsi"/>
@@ -8907,7 +8907,7 @@
               <w:lang w:eastAsia="en-ZA"/>
             </w:rPr>
           </w:pPr>
-          <w:hyperlink w:anchor="_Toc241594408" w:history="1">
+          <w:hyperlink w:anchor="_Toc242180664" w:history="1">
             <w:r>
               <w:rPr>
                 <w:rStyle w:val="Hyperlink"/>
@@ -8934,7 +8934,7 @@
                 <w:noProof/>
                 <w:webHidden/>
               </w:rPr>
-              <w:instrText xml:space="preserve"> PAGEREF _Toc241594408 \h </w:instrText>
+              <w:instrText xml:space="preserve"> PAGEREF _Toc242180664 \h </w:instrText>
             </w:r>
             <w:r>
               <w:rPr>
@@ -8954,7 +8954,7 @@
                 <w:noProof/>
                 <w:webHidden/>
               </w:rPr>
-              <w:t>210</w:t>
+              <w:t>169</w:t>
             </w:r>
             <w:r>
               <w:rPr>
@@ -8969,7 +8969,7 @@
           <w:pPr>
             <w:pStyle w:val="TOC2"/>
             <w:tabs>
-              <w:tab w:val="right" w:pos="9880"/>
+              <w:tab w:val="right" w:pos="9019"/>
             </w:tabs>
             <w:rPr>
               <w:rFonts w:asciiTheme="minorHAnsi" w:eastAsiaTheme="minorEastAsia" w:hAnsiTheme="minorHAnsi"/>
@@ -8979,7 +8979,7 @@
               <w:lang w:eastAsia="en-ZA"/>
             </w:rPr>
           </w:pPr>
-          <w:hyperlink w:anchor="_Toc241594409" w:history="1">
+          <w:hyperlink w:anchor="_Toc242180665" w:history="1">
             <w:r>
               <w:rPr>
                 <w:rStyle w:val="Hyperlink"/>
@@ -9006,7 +9006,7 @@
                 <w:noProof/>
                 <w:webHidden/>
               </w:rPr>
-              <w:instrText xml:space="preserve"> PAGEREF _Toc241594409 \h </w:instrText>
+              <w:instrText xml:space="preserve"> PAGEREF _Toc242180665 \h </w:instrText>
             </w:r>
             <w:r>
               <w:rPr>
@@ -9026,7 +9026,7 @@
                 <w:noProof/>
                 <w:webHidden/>
               </w:rPr>
-              <w:t>213</w:t>
+              <w:t>171</w:t>
             </w:r>
             <w:r>
               <w:rPr>
@@ -9041,7 +9041,7 @@
           <w:pPr>
             <w:pStyle w:val="TOC2"/>
             <w:tabs>
-              <w:tab w:val="right" w:pos="9880"/>
+              <w:tab w:val="right" w:pos="9019"/>
             </w:tabs>
             <w:rPr>
               <w:rFonts w:asciiTheme="minorHAnsi" w:eastAsiaTheme="minorEastAsia" w:hAnsiTheme="minorHAnsi"/>
@@ -9051,7 +9051,7 @@
               <w:lang w:eastAsia="en-ZA"/>
             </w:rPr>
           </w:pPr>
-          <w:hyperlink w:anchor="_Toc241594410" w:history="1">
+          <w:hyperlink w:anchor="_Toc242180666" w:history="1">
             <w:r>
               <w:rPr>
                 <w:rStyle w:val="Hyperlink"/>
@@ -9078,7 +9078,7 @@
                 <w:noProof/>
                 <w:webHidden/>
               </w:rPr>
-              <w:instrText xml:space="preserve"> PAGEREF _Toc241594410 \h </w:instrText>
+              <w:instrText xml:space="preserve"> PAGEREF _Toc242180666 \h </w:instrText>
             </w:r>
             <w:r>
               <w:rPr>
@@ -9098,7 +9098,7 @@
                 <w:noProof/>
                 <w:webHidden/>
               </w:rPr>
-              <w:t>218</w:t>
+              <w:t>176</w:t>
             </w:r>
             <w:r>
               <w:rPr>
@@ -9141,7 +9141,7 @@
           <w:footerReference w:type="first" r:id="rId9"/>
           <w:pgSz w:w="11909" w:h="16834" w:code="9"/>
           <w:pgMar w:top="1440" w:right="1440" w:bottom="1440" w:left="1440" w:header="576" w:footer="576" w:gutter="0"/>
-          <w:pgNumType w:fmt="lowerRoman" w:start="1"/>
+          <w:pgNumType w:fmt="lowerRoman"/>
           <w:cols w:space="720"/>
           <w:titlePg/>
           <w:docGrid w:linePitch="360"/>
@@ -9156,7 +9156,7 @@
           <w:i w:val="0"/>
         </w:rPr>
       </w:pPr>
-      <w:bookmarkStart w:id="2" w:name="_Toc241594293"/>
+      <w:bookmarkStart w:id="2" w:name="_Toc242180549"/>
       <w:r>
         <w:rPr>
           <w:rStyle w:val="SPPrayerResponseCS"/>
@@ -10285,7 +10285,6 @@
           <w:footerReference w:type="first" r:id="rId10"/>
           <w:pgSz w:w="11909" w:h="16834" w:code="9"/>
           <w:pgMar w:top="1440" w:right="1440" w:bottom="1440" w:left="1440" w:header="576" w:footer="576" w:gutter="0"/>
-          <w:pgNumType w:start="1"/>
           <w:cols w:space="720"/>
           <w:titlePg/>
           <w:docGrid w:linePitch="360"/>
@@ -10303,7 +10302,7 @@
       <w:pPr>
         <w:pStyle w:val="Heading1"/>
       </w:pPr>
-      <w:bookmarkStart w:id="3" w:name="_Toc241594294"/>
+      <w:bookmarkStart w:id="3" w:name="_Toc242180550"/>
       <w:r>
         <w:lastRenderedPageBreak/>
         <w:t>Introduction</w:t>
@@ -10677,7 +10676,7 @@
       <w:pPr>
         <w:pStyle w:val="Heading2"/>
       </w:pPr>
-      <w:bookmarkStart w:id="4" w:name="_Toc241594295"/>
+      <w:bookmarkStart w:id="4" w:name="_Toc242180551"/>
       <w:r>
         <w:lastRenderedPageBreak/>
         <w:t>English</w:t>
@@ -10908,7 +10907,7 @@
       <w:pPr>
         <w:pStyle w:val="Heading2"/>
       </w:pPr>
-      <w:bookmarkStart w:id="5" w:name="_Toc241594296"/>
+      <w:bookmarkStart w:id="5" w:name="_Toc242180552"/>
       <w:r>
         <w:lastRenderedPageBreak/>
         <w:t>The Prayer</w:t>
@@ -11225,7 +11224,7 @@
       <w:pPr>
         <w:pStyle w:val="Heading2"/>
       </w:pPr>
-      <w:bookmarkStart w:id="6" w:name="_Toc241594297"/>
+      <w:bookmarkStart w:id="6" w:name="_Toc242180553"/>
       <w:r>
         <w:lastRenderedPageBreak/>
         <w:t>Scripture</w:t>
@@ -11378,7 +11377,7 @@
       <w:pPr>
         <w:pStyle w:val="Heading2"/>
       </w:pPr>
-      <w:bookmarkStart w:id="7" w:name="_Toc241594298"/>
+      <w:bookmarkStart w:id="7" w:name="_Toc242180554"/>
       <w:r>
         <w:lastRenderedPageBreak/>
         <w:t>Reflection</w:t>
@@ -12413,7 +12412,7 @@
       <w:pPr>
         <w:pStyle w:val="Heading1"/>
       </w:pPr>
-      <w:bookmarkStart w:id="8" w:name="_Toc241594299"/>
+      <w:bookmarkStart w:id="8" w:name="_Toc242180555"/>
       <w:r>
         <w:lastRenderedPageBreak/>
         <w:t xml:space="preserve">Part I </w:t>
@@ -12652,7 +12651,7 @@
       <w:pPr>
         <w:pStyle w:val="Heading2"/>
       </w:pPr>
-      <w:bookmarkStart w:id="9" w:name="_Toc241594300"/>
+      <w:bookmarkStart w:id="9" w:name="_Toc242180556"/>
       <w:r>
         <w:lastRenderedPageBreak/>
         <w:t>Sign of the Cross</w:t>
@@ -12712,7 +12711,7 @@
       <w:pPr>
         <w:pStyle w:val="Heading3"/>
       </w:pPr>
-      <w:bookmarkStart w:id="10" w:name="_Toc241594301"/>
+      <w:bookmarkStart w:id="10" w:name="_Toc242180557"/>
       <w:r>
         <w:lastRenderedPageBreak/>
         <w:t>English</w:t>
@@ -12794,7 +12793,7 @@
       <w:pPr>
         <w:pStyle w:val="Heading3"/>
       </w:pPr>
-      <w:bookmarkStart w:id="11" w:name="_Toc241594302"/>
+      <w:bookmarkStart w:id="11" w:name="_Toc242180558"/>
       <w:r>
         <w:lastRenderedPageBreak/>
         <w:t>Latin</w:t>
@@ -12987,7 +12986,7 @@
       <w:pPr>
         <w:pStyle w:val="Heading3"/>
       </w:pPr>
-      <w:bookmarkStart w:id="12" w:name="_Toc241594303"/>
+      <w:bookmarkStart w:id="12" w:name="_Toc242180559"/>
       <w:r>
         <w:lastRenderedPageBreak/>
         <w:t>Scripture</w:t>
@@ -13119,7 +13118,7 @@
       <w:pPr>
         <w:pStyle w:val="Heading3"/>
       </w:pPr>
-      <w:bookmarkStart w:id="13" w:name="_Toc241594304"/>
+      <w:bookmarkStart w:id="13" w:name="_Toc242180560"/>
       <w:r>
         <w:lastRenderedPageBreak/>
         <w:t>Reflection</w:t>
@@ -13211,7 +13210,7 @@
       <w:pPr>
         <w:pStyle w:val="Heading2"/>
       </w:pPr>
-      <w:bookmarkStart w:id="14" w:name="_Toc241594305"/>
+      <w:bookmarkStart w:id="14" w:name="_Toc242180561"/>
       <w:r>
         <w:lastRenderedPageBreak/>
         <w:t>The Our Father</w:t>
@@ -13315,7 +13314,7 @@
       <w:pPr>
         <w:pStyle w:val="Heading3"/>
       </w:pPr>
-      <w:bookmarkStart w:id="15" w:name="_Toc241594306"/>
+      <w:bookmarkStart w:id="15" w:name="_Toc242180562"/>
       <w:r>
         <w:lastRenderedPageBreak/>
         <w:t>English</w:t>
@@ -13517,7 +13516,7 @@
       <w:pPr>
         <w:pStyle w:val="Heading3"/>
       </w:pPr>
-      <w:bookmarkStart w:id="16" w:name="_Toc241594307"/>
+      <w:bookmarkStart w:id="16" w:name="_Toc242180563"/>
       <w:r>
         <w:lastRenderedPageBreak/>
         <w:t>Latin</w:t>
@@ -13707,7 +13706,7 @@
       <w:pPr>
         <w:pStyle w:val="Heading3"/>
       </w:pPr>
-      <w:bookmarkStart w:id="17" w:name="_Toc241594308"/>
+      <w:bookmarkStart w:id="17" w:name="_Toc242180564"/>
       <w:r>
         <w:lastRenderedPageBreak/>
         <w:t>Scripture</w:t>
@@ -13889,7 +13888,7 @@
       <w:pPr>
         <w:pStyle w:val="Heading3"/>
       </w:pPr>
-      <w:bookmarkStart w:id="18" w:name="_Toc241594309"/>
+      <w:bookmarkStart w:id="18" w:name="_Toc242180565"/>
       <w:r>
         <w:lastRenderedPageBreak/>
         <w:t>Reflection</w:t>
@@ -14359,7 +14358,7 @@
       <w:pPr>
         <w:pStyle w:val="Heading2"/>
       </w:pPr>
-      <w:bookmarkStart w:id="19" w:name="_Toc241594310"/>
+      <w:bookmarkStart w:id="19" w:name="_Toc242180566"/>
       <w:r>
         <w:lastRenderedPageBreak/>
         <w:t xml:space="preserve">The Hail </w:t>
@@ -14466,7 +14465,7 @@
       <w:pPr>
         <w:pStyle w:val="Heading3"/>
       </w:pPr>
-      <w:bookmarkStart w:id="20" w:name="_Toc241594311"/>
+      <w:bookmarkStart w:id="20" w:name="_Toc242180567"/>
       <w:r>
         <w:lastRenderedPageBreak/>
         <w:t>English</w:t>
@@ -14678,7 +14677,7 @@
       <w:pPr>
         <w:pStyle w:val="Heading3"/>
       </w:pPr>
-      <w:bookmarkStart w:id="21" w:name="_Toc241594312"/>
+      <w:bookmarkStart w:id="21" w:name="_Toc242180568"/>
       <w:r>
         <w:lastRenderedPageBreak/>
         <w:t>Latin</w:t>
@@ -15002,7 +15001,7 @@
       <w:pPr>
         <w:pStyle w:val="Heading3"/>
       </w:pPr>
-      <w:bookmarkStart w:id="22" w:name="_Toc241594313"/>
+      <w:bookmarkStart w:id="22" w:name="_Toc242180569"/>
       <w:r>
         <w:lastRenderedPageBreak/>
         <w:t>Scripture</w:t>
@@ -15180,7 +15179,7 @@
       <w:pPr>
         <w:pStyle w:val="Heading3"/>
       </w:pPr>
-      <w:bookmarkStart w:id="23" w:name="_Toc241594314"/>
+      <w:bookmarkStart w:id="23" w:name="_Toc242180570"/>
       <w:r>
         <w:lastRenderedPageBreak/>
         <w:t>Reflection</w:t>
@@ -15963,7 +15962,7 @@
       <w:pPr>
         <w:pStyle w:val="Heading2"/>
       </w:pPr>
-      <w:bookmarkStart w:id="24" w:name="_Toc241594315"/>
+      <w:bookmarkStart w:id="24" w:name="_Toc242180571"/>
       <w:r>
         <w:lastRenderedPageBreak/>
         <w:t>The Glory Be</w:t>
@@ -16055,7 +16054,7 @@
       <w:pPr>
         <w:pStyle w:val="Heading3"/>
       </w:pPr>
-      <w:bookmarkStart w:id="25" w:name="_Toc241594316"/>
+      <w:bookmarkStart w:id="25" w:name="_Toc242180572"/>
       <w:r>
         <w:lastRenderedPageBreak/>
         <w:t>English</w:t>
@@ -16193,7 +16192,7 @@
       <w:pPr>
         <w:pStyle w:val="Heading3"/>
       </w:pPr>
-      <w:bookmarkStart w:id="26" w:name="_Toc241594317"/>
+      <w:bookmarkStart w:id="26" w:name="_Toc242180573"/>
       <w:r>
         <w:lastRenderedPageBreak/>
         <w:t>Latin</w:t>
@@ -16359,7 +16358,7 @@
       <w:pPr>
         <w:pStyle w:val="Heading3"/>
       </w:pPr>
-      <w:bookmarkStart w:id="27" w:name="_Toc241594318"/>
+      <w:bookmarkStart w:id="27" w:name="_Toc242180574"/>
       <w:r>
         <w:lastRenderedPageBreak/>
         <w:t>Scripture</w:t>
@@ -16569,7 +16568,7 @@
       <w:pPr>
         <w:pStyle w:val="Heading3"/>
       </w:pPr>
-      <w:bookmarkStart w:id="28" w:name="_Toc241594319"/>
+      <w:bookmarkStart w:id="28" w:name="_Toc242180575"/>
       <w:r>
         <w:lastRenderedPageBreak/>
         <w:t>Reflection</w:t>
@@ -17567,7 +17566,7 @@
       <w:pPr>
         <w:pStyle w:val="Heading2"/>
       </w:pPr>
-      <w:bookmarkStart w:id="29" w:name="_Toc241594320"/>
+      <w:bookmarkStart w:id="29" w:name="_Toc242180576"/>
       <w:r>
         <w:lastRenderedPageBreak/>
         <w:t>Act of Contrition</w:t>
@@ -17659,7 +17658,7 @@
       <w:pPr>
         <w:pStyle w:val="Heading3"/>
       </w:pPr>
-      <w:bookmarkStart w:id="30" w:name="_Toc241594321"/>
+      <w:bookmarkStart w:id="30" w:name="_Toc242180577"/>
       <w:r>
         <w:lastRenderedPageBreak/>
         <w:t>English</w:t>
@@ -17765,7 +17764,7 @@
       <w:pPr>
         <w:pStyle w:val="Heading3"/>
       </w:pPr>
-      <w:bookmarkStart w:id="31" w:name="_Toc241594322"/>
+      <w:bookmarkStart w:id="31" w:name="_Toc242180578"/>
       <w:r>
         <w:lastRenderedPageBreak/>
         <w:t>Latin</w:t>
@@ -17900,7 +17899,7 @@
       <w:pPr>
         <w:pStyle w:val="Heading3"/>
       </w:pPr>
-      <w:bookmarkStart w:id="32" w:name="_Toc241594323"/>
+      <w:bookmarkStart w:id="32" w:name="_Toc242180579"/>
       <w:r>
         <w:lastRenderedPageBreak/>
         <w:t>Scripture</w:t>
@@ -18106,7 +18105,7 @@
       <w:pPr>
         <w:pStyle w:val="Heading3"/>
       </w:pPr>
-      <w:bookmarkStart w:id="33" w:name="_Toc241594324"/>
+      <w:bookmarkStart w:id="33" w:name="_Toc242180580"/>
       <w:r>
         <w:lastRenderedPageBreak/>
         <w:t>Reflection</w:t>
@@ -18454,7 +18453,7 @@
       <w:pPr>
         <w:pStyle w:val="Heading2"/>
       </w:pPr>
-      <w:bookmarkStart w:id="34" w:name="_Toc241594325"/>
+      <w:bookmarkStart w:id="34" w:name="_Toc242180581"/>
       <w:r>
         <w:lastRenderedPageBreak/>
         <w:t>Closing Thoughts</w:t>
@@ -18906,7 +18905,7 @@
       <w:pPr>
         <w:pStyle w:val="Heading1"/>
       </w:pPr>
-      <w:bookmarkStart w:id="35" w:name="_Toc241594326"/>
+      <w:bookmarkStart w:id="35" w:name="_Toc242180582"/>
       <w:r>
         <w:lastRenderedPageBreak/>
         <w:t xml:space="preserve">Part </w:t>
@@ -19170,7 +19169,7 @@
       <w:pPr>
         <w:pStyle w:val="Heading2"/>
       </w:pPr>
-      <w:bookmarkStart w:id="36" w:name="_Toc241594327"/>
+      <w:bookmarkStart w:id="36" w:name="_Toc242180583"/>
       <w:r>
         <w:lastRenderedPageBreak/>
         <w:t>The Benedictus</w:t>
@@ -19301,7 +19300,7 @@
       <w:pPr>
         <w:pStyle w:val="Heading3"/>
       </w:pPr>
-      <w:bookmarkStart w:id="37" w:name="_Toc241594328"/>
+      <w:bookmarkStart w:id="37" w:name="_Toc242180584"/>
       <w:r>
         <w:lastRenderedPageBreak/>
         <w:t>English</w:t>
@@ -19487,7 +19486,7 @@
       <w:pPr>
         <w:pStyle w:val="Heading3"/>
       </w:pPr>
-      <w:bookmarkStart w:id="38" w:name="_Toc241594329"/>
+      <w:bookmarkStart w:id="38" w:name="_Toc242180585"/>
       <w:r>
         <w:lastRenderedPageBreak/>
         <w:t>Latin</w:t>
@@ -20085,7 +20084,7 @@
       <w:pPr>
         <w:pStyle w:val="Heading3"/>
       </w:pPr>
-      <w:bookmarkStart w:id="39" w:name="_Toc241594330"/>
+      <w:bookmarkStart w:id="39" w:name="_Toc242180586"/>
       <w:r>
         <w:lastRenderedPageBreak/>
         <w:t>Scripture</w:t>
@@ -20230,7 +20229,7 @@
       <w:pPr>
         <w:pStyle w:val="Heading3"/>
       </w:pPr>
-      <w:bookmarkStart w:id="40" w:name="_Toc241594331"/>
+      <w:bookmarkStart w:id="40" w:name="_Toc242180587"/>
       <w:r>
         <w:lastRenderedPageBreak/>
         <w:t>Reflection</w:t>
@@ -22035,7 +22034,7 @@
       <w:pPr>
         <w:pStyle w:val="Heading2"/>
       </w:pPr>
-      <w:bookmarkStart w:id="41" w:name="_Toc241594332"/>
+      <w:bookmarkStart w:id="41" w:name="_Toc242180588"/>
       <w:r>
         <w:lastRenderedPageBreak/>
         <w:t>The Magnificat</w:t>
@@ -22212,7 +22211,7 @@
       <w:pPr>
         <w:pStyle w:val="Heading3"/>
       </w:pPr>
-      <w:bookmarkStart w:id="42" w:name="_Toc241594333"/>
+      <w:bookmarkStart w:id="42" w:name="_Toc242180589"/>
       <w:r>
         <w:lastRenderedPageBreak/>
         <w:t>English</w:t>
@@ -22393,7 +22392,7 @@
       <w:pPr>
         <w:pStyle w:val="Heading3"/>
       </w:pPr>
-      <w:bookmarkStart w:id="43" w:name="_Toc241594334"/>
+      <w:bookmarkStart w:id="43" w:name="_Toc242180590"/>
       <w:r>
         <w:lastRenderedPageBreak/>
         <w:t>Latin</w:t>
@@ -22818,7 +22817,7 @@
       <w:pPr>
         <w:pStyle w:val="Heading3"/>
       </w:pPr>
-      <w:bookmarkStart w:id="44" w:name="_Toc241594335"/>
+      <w:bookmarkStart w:id="44" w:name="_Toc242180591"/>
       <w:r>
         <w:lastRenderedPageBreak/>
         <w:t>Scripture</w:t>
@@ -23001,7 +23000,7 @@
       <w:pPr>
         <w:pStyle w:val="Heading3"/>
       </w:pPr>
-      <w:bookmarkStart w:id="45" w:name="_Toc241594336"/>
+      <w:bookmarkStart w:id="45" w:name="_Toc242180592"/>
       <w:r>
         <w:lastRenderedPageBreak/>
         <w:t>Reflection</w:t>
@@ -24314,7 +24313,7 @@
         <w:lastRenderedPageBreak/>
         <w:t xml:space="preserve"> </w:t>
       </w:r>
-      <w:bookmarkStart w:id="46" w:name="_Toc241594337"/>
+      <w:bookmarkStart w:id="46" w:name="_Toc242180593"/>
       <w:r>
         <w:t>Nunc Dimit</w:t>
       </w:r>
@@ -24460,7 +24459,7 @@
       <w:pPr>
         <w:pStyle w:val="Heading3"/>
       </w:pPr>
-      <w:bookmarkStart w:id="47" w:name="_Toc241594338"/>
+      <w:bookmarkStart w:id="47" w:name="_Toc242180594"/>
       <w:r>
         <w:lastRenderedPageBreak/>
         <w:t>English</w:t>
@@ -24559,7 +24558,7 @@
       <w:pPr>
         <w:pStyle w:val="Heading3"/>
       </w:pPr>
-      <w:bookmarkStart w:id="48" w:name="_Toc241594339"/>
+      <w:bookmarkStart w:id="48" w:name="_Toc242180595"/>
       <w:r>
         <w:lastRenderedPageBreak/>
         <w:t>Latin</w:t>
@@ -24675,7 +24674,7 @@
       <w:pPr>
         <w:pStyle w:val="Heading3"/>
       </w:pPr>
-      <w:bookmarkStart w:id="49" w:name="_Toc241594340"/>
+      <w:bookmarkStart w:id="49" w:name="_Toc242180596"/>
       <w:r>
         <w:lastRenderedPageBreak/>
         <w:t>Scripture</w:t>
@@ -24780,7 +24779,7 @@
       <w:pPr>
         <w:pStyle w:val="Heading3"/>
       </w:pPr>
-      <w:bookmarkStart w:id="50" w:name="_Toc241594341"/>
+      <w:bookmarkStart w:id="50" w:name="_Toc242180597"/>
       <w:r>
         <w:lastRenderedPageBreak/>
         <w:t>Reflection</w:t>
@@ -25347,7 +25346,7 @@
       <w:pPr>
         <w:pStyle w:val="Heading2"/>
       </w:pPr>
-      <w:bookmarkStart w:id="51" w:name="_Toc241594342"/>
+      <w:bookmarkStart w:id="51" w:name="_Toc242180598"/>
       <w:r>
         <w:lastRenderedPageBreak/>
         <w:t>Closing Thoughts</w:t>
@@ -25656,7 +25655,7 @@
       <w:pPr>
         <w:pStyle w:val="Heading1"/>
       </w:pPr>
-      <w:bookmarkStart w:id="52" w:name="_Toc241594343"/>
+      <w:bookmarkStart w:id="52" w:name="_Toc242180599"/>
       <w:r>
         <w:lastRenderedPageBreak/>
         <w:t>Part III — Devotional Prayers</w:t>
@@ -25983,7 +25982,7 @@
       <w:pPr>
         <w:pStyle w:val="Heading2"/>
       </w:pPr>
-      <w:bookmarkStart w:id="53" w:name="_Toc241594344"/>
+      <w:bookmarkStart w:id="53" w:name="_Toc242180600"/>
       <w:r>
         <w:lastRenderedPageBreak/>
         <w:t>Morning Offering</w:t>
@@ -26127,7 +26126,7 @@
       <w:pPr>
         <w:pStyle w:val="Heading3"/>
       </w:pPr>
-      <w:bookmarkStart w:id="54" w:name="_Toc241594345"/>
+      <w:bookmarkStart w:id="54" w:name="_Toc242180601"/>
       <w:r>
         <w:lastRenderedPageBreak/>
         <w:t>English</w:t>
@@ -26344,7 +26343,7 @@
       <w:pPr>
         <w:pStyle w:val="Heading3"/>
       </w:pPr>
-      <w:bookmarkStart w:id="55" w:name="_Toc241594346"/>
+      <w:bookmarkStart w:id="55" w:name="_Toc242180602"/>
       <w:r>
         <w:lastRenderedPageBreak/>
         <w:t>Latin</w:t>
@@ -26522,7 +26521,7 @@
       <w:pPr>
         <w:pStyle w:val="Heading3"/>
       </w:pPr>
-      <w:bookmarkStart w:id="56" w:name="_Toc241594347"/>
+      <w:bookmarkStart w:id="56" w:name="_Toc242180603"/>
       <w:r>
         <w:lastRenderedPageBreak/>
         <w:t>Scripture</w:t>
@@ -26774,7 +26773,7 @@
       <w:pPr>
         <w:pStyle w:val="Heading3"/>
       </w:pPr>
-      <w:bookmarkStart w:id="57" w:name="_Toc241594348"/>
+      <w:bookmarkStart w:id="57" w:name="_Toc242180604"/>
       <w:r>
         <w:lastRenderedPageBreak/>
         <w:t>Reflection</w:t>
@@ -27415,7 +27414,7 @@
       <w:pPr>
         <w:pStyle w:val="Heading2"/>
       </w:pPr>
-      <w:bookmarkStart w:id="58" w:name="_Toc241594349"/>
+      <w:bookmarkStart w:id="58" w:name="_Toc242180605"/>
       <w:r>
         <w:lastRenderedPageBreak/>
         <w:t>The Angelus</w:t>
@@ -27559,7 +27558,7 @@
       <w:pPr>
         <w:pStyle w:val="Heading3"/>
       </w:pPr>
-      <w:bookmarkStart w:id="59" w:name="_Toc241594350"/>
+      <w:bookmarkStart w:id="59" w:name="_Toc242180606"/>
       <w:r>
         <w:lastRenderedPageBreak/>
         <w:t>English</w:t>
@@ -27768,7 +27767,7 @@
       <w:pPr>
         <w:pStyle w:val="Heading3"/>
       </w:pPr>
-      <w:bookmarkStart w:id="60" w:name="_Toc241594351"/>
+      <w:bookmarkStart w:id="60" w:name="_Toc242180607"/>
       <w:r>
         <w:lastRenderedPageBreak/>
         <w:t>Latin</w:t>
@@ -28237,7 +28236,7 @@
       <w:pPr>
         <w:pStyle w:val="Heading3"/>
       </w:pPr>
-      <w:bookmarkStart w:id="61" w:name="_Toc241594352"/>
+      <w:bookmarkStart w:id="61" w:name="_Toc242180608"/>
       <w:r>
         <w:lastRenderedPageBreak/>
         <w:t>Scripture</w:t>
@@ -28485,7 +28484,7 @@
       <w:pPr>
         <w:pStyle w:val="Heading3"/>
       </w:pPr>
-      <w:bookmarkStart w:id="62" w:name="_Toc241594353"/>
+      <w:bookmarkStart w:id="62" w:name="_Toc242180609"/>
       <w:r>
         <w:lastRenderedPageBreak/>
         <w:t>Reflection</w:t>
@@ -29471,7 +29470,7 @@
       <w:pPr>
         <w:pStyle w:val="Heading2"/>
       </w:pPr>
-      <w:bookmarkStart w:id="63" w:name="_Toc241594354"/>
+      <w:bookmarkStart w:id="63" w:name="_Toc242180610"/>
       <w:r>
         <w:lastRenderedPageBreak/>
         <w:t>Anima Christi</w:t>
@@ -29625,12 +29624,12 @@
           <w:docGrid w:linePitch="360"/>
         </w:sectPr>
       </w:pPr>
-      <w:bookmarkStart w:id="64" w:name="_Toc241594355"/>
     </w:p>
     <w:p>
       <w:pPr>
         <w:pStyle w:val="Heading3"/>
       </w:pPr>
+      <w:bookmarkStart w:id="64" w:name="_Toc242180611"/>
       <w:r>
         <w:lastRenderedPageBreak/>
         <w:t>English</w:t>
@@ -29797,7 +29796,7 @@
       <w:pPr>
         <w:pStyle w:val="Heading3"/>
       </w:pPr>
-      <w:bookmarkStart w:id="65" w:name="_Toc241594356"/>
+      <w:bookmarkStart w:id="65" w:name="_Toc242180612"/>
       <w:r>
         <w:lastRenderedPageBreak/>
         <w:t>Latin</w:t>
@@ -29980,7 +29979,7 @@
       <w:pPr>
         <w:pStyle w:val="Heading3"/>
       </w:pPr>
-      <w:bookmarkStart w:id="66" w:name="_Toc241594357"/>
+      <w:bookmarkStart w:id="66" w:name="_Toc242180613"/>
       <w:r>
         <w:lastRenderedPageBreak/>
         <w:t>Scripture</w:t>
@@ -30250,7 +30249,7 @@
       <w:pPr>
         <w:pStyle w:val="Heading3"/>
       </w:pPr>
-      <w:bookmarkStart w:id="67" w:name="_Toc241594358"/>
+      <w:bookmarkStart w:id="67" w:name="_Toc242180614"/>
       <w:r>
         <w:lastRenderedPageBreak/>
         <w:t>Reflection</w:t>
@@ -30552,7 +30551,7 @@
       <w:pPr>
         <w:pStyle w:val="Heading2"/>
       </w:pPr>
-      <w:bookmarkStart w:id="68" w:name="_Toc241594359"/>
+      <w:bookmarkStart w:id="68" w:name="_Toc242180615"/>
       <w:r>
         <w:lastRenderedPageBreak/>
         <w:t>Guardian Angel Prayer</w:t>
@@ -30674,7 +30673,7 @@
       <w:pPr>
         <w:pStyle w:val="Heading3"/>
       </w:pPr>
-      <w:bookmarkStart w:id="69" w:name="_Toc241594360"/>
+      <w:bookmarkStart w:id="69" w:name="_Toc242180616"/>
       <w:r>
         <w:lastRenderedPageBreak/>
         <w:t>English</w:t>
@@ -30770,7 +30769,7 @@
       <w:pPr>
         <w:pStyle w:val="Heading3"/>
       </w:pPr>
-      <w:bookmarkStart w:id="70" w:name="_Toc241594361"/>
+      <w:bookmarkStart w:id="70" w:name="_Toc242180617"/>
       <w:r>
         <w:lastRenderedPageBreak/>
         <w:t>Latin</w:t>
@@ -30868,7 +30867,7 @@
       <w:pPr>
         <w:pStyle w:val="Heading3"/>
       </w:pPr>
-      <w:bookmarkStart w:id="71" w:name="_Toc241594362"/>
+      <w:bookmarkStart w:id="71" w:name="_Toc242180618"/>
       <w:r>
         <w:lastRenderedPageBreak/>
         <w:t>S</w:t>
@@ -31089,7 +31088,7 @@
       <w:pPr>
         <w:pStyle w:val="Heading3"/>
       </w:pPr>
-      <w:bookmarkStart w:id="72" w:name="_Toc241594363"/>
+      <w:bookmarkStart w:id="72" w:name="_Toc242180619"/>
       <w:r>
         <w:lastRenderedPageBreak/>
         <w:t>Reflection</w:t>
@@ -31474,7 +31473,7 @@
       <w:pPr>
         <w:pStyle w:val="Heading2"/>
       </w:pPr>
-      <w:bookmarkStart w:id="73" w:name="_Toc241594364"/>
+      <w:bookmarkStart w:id="73" w:name="_Toc242180620"/>
       <w:r>
         <w:lastRenderedPageBreak/>
         <w:t>Prayer for the Faithful Departed</w:t>
@@ -31592,7 +31591,7 @@
       <w:pPr>
         <w:pStyle w:val="Heading3"/>
       </w:pPr>
-      <w:bookmarkStart w:id="74" w:name="_Toc241594365"/>
+      <w:bookmarkStart w:id="74" w:name="_Toc242180621"/>
       <w:r>
         <w:lastRenderedPageBreak/>
         <w:t>English</w:t>
@@ -31704,7 +31703,7 @@
       <w:pPr>
         <w:pStyle w:val="Heading3"/>
       </w:pPr>
-      <w:bookmarkStart w:id="75" w:name="_Toc241594366"/>
+      <w:bookmarkStart w:id="75" w:name="_Toc242180622"/>
       <w:r>
         <w:lastRenderedPageBreak/>
         <w:t>Latin</w:t>
@@ -31800,7 +31799,7 @@
       <w:pPr>
         <w:pStyle w:val="Heading3"/>
       </w:pPr>
-      <w:bookmarkStart w:id="76" w:name="_Toc241594367"/>
+      <w:bookmarkStart w:id="76" w:name="_Toc242180623"/>
       <w:r>
         <w:lastRenderedPageBreak/>
         <w:t>Scripture</w:t>
@@ -31993,7 +31992,7 @@
       <w:pPr>
         <w:pStyle w:val="Heading3"/>
       </w:pPr>
-      <w:bookmarkStart w:id="77" w:name="_Toc241594368"/>
+      <w:bookmarkStart w:id="77" w:name="_Toc242180624"/>
       <w:r>
         <w:lastRenderedPageBreak/>
         <w:t>Reflection</w:t>
@@ -32352,7 +32351,7 @@
       <w:pPr>
         <w:pStyle w:val="Heading2"/>
       </w:pPr>
-      <w:bookmarkStart w:id="78" w:name="_Toc241594369"/>
+      <w:bookmarkStart w:id="78" w:name="_Toc242180625"/>
       <w:r>
         <w:lastRenderedPageBreak/>
         <w:t>Divine  Praises</w:t>
@@ -32516,7 +32515,7 @@
       <w:pPr>
         <w:pStyle w:val="Heading3"/>
       </w:pPr>
-      <w:bookmarkStart w:id="79" w:name="_Toc241594370"/>
+      <w:bookmarkStart w:id="79" w:name="_Toc242180626"/>
       <w:r>
         <w:lastRenderedPageBreak/>
         <w:t>English</w:t>
@@ -32683,7 +32682,7 @@
       <w:pPr>
         <w:pStyle w:val="Heading3"/>
       </w:pPr>
-      <w:bookmarkStart w:id="80" w:name="_Toc241594371"/>
+      <w:bookmarkStart w:id="80" w:name="_Toc242180627"/>
       <w:r>
         <w:lastRenderedPageBreak/>
         <w:t>Latin</w:t>
@@ -32856,7 +32855,7 @@
       <w:pPr>
         <w:pStyle w:val="Heading3"/>
       </w:pPr>
-      <w:bookmarkStart w:id="81" w:name="_Toc241594372"/>
+      <w:bookmarkStart w:id="81" w:name="_Toc242180628"/>
       <w:r>
         <w:lastRenderedPageBreak/>
         <w:t>Scripture</w:t>
@@ -33067,7 +33066,7 @@
       <w:pPr>
         <w:pStyle w:val="Heading3"/>
       </w:pPr>
-      <w:bookmarkStart w:id="82" w:name="_Toc241594373"/>
+      <w:bookmarkStart w:id="82" w:name="_Toc242180629"/>
       <w:r>
         <w:lastRenderedPageBreak/>
         <w:t>R</w:t>
@@ -33346,7 +33345,7 @@
       <w:pPr>
         <w:pStyle w:val="Heading2"/>
       </w:pPr>
-      <w:bookmarkStart w:id="83" w:name="_Toc241594374"/>
+      <w:bookmarkStart w:id="83" w:name="_Toc242180630"/>
       <w:r>
         <w:lastRenderedPageBreak/>
         <w:t>Night Prayer</w:t>
@@ -33492,7 +33491,7 @@
       <w:pPr>
         <w:pStyle w:val="Heading3"/>
       </w:pPr>
-      <w:bookmarkStart w:id="84" w:name="_Toc241594375"/>
+      <w:bookmarkStart w:id="84" w:name="_Toc242180631"/>
       <w:r>
         <w:lastRenderedPageBreak/>
         <w:t>English</w:t>
@@ -33573,7 +33572,7 @@
       <w:pPr>
         <w:pStyle w:val="Heading3"/>
       </w:pPr>
-      <w:bookmarkStart w:id="85" w:name="_Toc241594376"/>
+      <w:bookmarkStart w:id="85" w:name="_Toc242180632"/>
       <w:r>
         <w:lastRenderedPageBreak/>
         <w:t>Latin</w:t>
@@ -33667,7 +33666,7 @@
       <w:pPr>
         <w:pStyle w:val="Heading3"/>
       </w:pPr>
-      <w:bookmarkStart w:id="86" w:name="_Toc241594377"/>
+      <w:bookmarkStart w:id="86" w:name="_Toc242180633"/>
       <w:r>
         <w:lastRenderedPageBreak/>
         <w:t>S</w:t>
@@ -33801,7 +33800,7 @@
       <w:pPr>
         <w:pStyle w:val="Heading3"/>
       </w:pPr>
-      <w:bookmarkStart w:id="87" w:name="_Toc241594378"/>
+      <w:bookmarkStart w:id="87" w:name="_Toc242180634"/>
       <w:r>
         <w:lastRenderedPageBreak/>
         <w:t>Reflection</w:t>
@@ -34147,7 +34146,7 @@
         <w:pStyle w:val="Heading2"/>
       </w:pPr>
       <w:bookmarkStart w:id="88" w:name="_Toc238726594"/>
-      <w:bookmarkStart w:id="89" w:name="_Toc241594379"/>
+      <w:bookmarkStart w:id="89" w:name="_Toc242180635"/>
       <w:r>
         <w:lastRenderedPageBreak/>
         <w:t>Closing Thoughts</w:t>
@@ -34340,7 +34339,7 @@
         <w:lastRenderedPageBreak/>
         <w:t xml:space="preserve"> </w:t>
       </w:r>
-      <w:bookmarkStart w:id="90" w:name="_Toc241594380"/>
+      <w:bookmarkStart w:id="90" w:name="_Toc242180636"/>
       <w:r>
         <w:t>Part I</w:t>
       </w:r>
@@ -34433,7 +34432,7 @@
       <w:pPr>
         <w:pStyle w:val="Heading2"/>
       </w:pPr>
-      <w:bookmarkStart w:id="91" w:name="_Toc241594381"/>
+      <w:bookmarkStart w:id="91" w:name="_Toc242180637"/>
       <w:r>
         <w:lastRenderedPageBreak/>
         <w:t>Saint Michael the Archangel</w:t>
@@ -34525,7 +34524,7 @@
       <w:pPr>
         <w:pStyle w:val="Heading3"/>
       </w:pPr>
-      <w:bookmarkStart w:id="92" w:name="_Toc241594382"/>
+      <w:bookmarkStart w:id="92" w:name="_Toc242180638"/>
       <w:r>
         <w:lastRenderedPageBreak/>
         <w:t>English</w:t>
@@ -34648,7 +34647,7 @@
       <w:pPr>
         <w:pStyle w:val="Heading3"/>
       </w:pPr>
-      <w:bookmarkStart w:id="93" w:name="_Toc241594383"/>
+      <w:bookmarkStart w:id="93" w:name="_Toc242180639"/>
       <w:r>
         <w:lastRenderedPageBreak/>
         <w:t>Latin</w:t>
@@ -34773,7 +34772,7 @@
       <w:pPr>
         <w:pStyle w:val="Heading3"/>
       </w:pPr>
-      <w:bookmarkStart w:id="94" w:name="_Toc241594384"/>
+      <w:bookmarkStart w:id="94" w:name="_Toc242180640"/>
       <w:r>
         <w:lastRenderedPageBreak/>
         <w:t>Scripture</w:t>
@@ -34931,7 +34930,7 @@
       <w:pPr>
         <w:pStyle w:val="Heading3"/>
       </w:pPr>
-      <w:bookmarkStart w:id="95" w:name="_Toc241594385"/>
+      <w:bookmarkStart w:id="95" w:name="_Toc242180641"/>
       <w:r>
         <w:lastRenderedPageBreak/>
         <w:t>R</w:t>
@@ -35354,7 +35353,7 @@
       <w:pPr>
         <w:pStyle w:val="Heading2"/>
       </w:pPr>
-      <w:bookmarkStart w:id="96" w:name="_Toc241594386"/>
+      <w:bookmarkStart w:id="96" w:name="_Toc242180642"/>
       <w:r>
         <w:lastRenderedPageBreak/>
         <w:t>Saint Benedict</w:t>
@@ -35504,12 +35503,12 @@
           <w:docGrid w:linePitch="360"/>
         </w:sectPr>
       </w:pPr>
-      <w:bookmarkStart w:id="97" w:name="_Toc241594387"/>
     </w:p>
     <w:p>
       <w:pPr>
         <w:pStyle w:val="Heading3"/>
       </w:pPr>
+      <w:bookmarkStart w:id="97" w:name="_Toc242180643"/>
       <w:r>
         <w:lastRenderedPageBreak/>
         <w:t>English</w:t>
@@ -35738,7 +35737,7 @@
       <w:pPr>
         <w:pStyle w:val="Heading3"/>
       </w:pPr>
-      <w:bookmarkStart w:id="98" w:name="_Toc241594388"/>
+      <w:bookmarkStart w:id="98" w:name="_Toc242180644"/>
       <w:r>
         <w:lastRenderedPageBreak/>
         <w:t>Latin</w:t>
@@ -36033,7 +36032,7 @@
       <w:pPr>
         <w:pStyle w:val="Heading3"/>
       </w:pPr>
-      <w:bookmarkStart w:id="99" w:name="_Toc241594389"/>
+      <w:bookmarkStart w:id="99" w:name="_Toc242180645"/>
       <w:r>
         <w:lastRenderedPageBreak/>
         <w:t>S</w:t>
@@ -36283,7 +36282,7 @@
       <w:pPr>
         <w:pStyle w:val="Heading3"/>
       </w:pPr>
-      <w:bookmarkStart w:id="100" w:name="_Toc241594390"/>
+      <w:bookmarkStart w:id="100" w:name="_Toc242180646"/>
       <w:r>
         <w:lastRenderedPageBreak/>
         <w:t>Reflection</w:t>
@@ -36613,7 +36612,7 @@
       <w:pPr>
         <w:pStyle w:val="Heading2"/>
       </w:pPr>
-      <w:bookmarkStart w:id="101" w:name="_Toc241594391"/>
+      <w:bookmarkStart w:id="101" w:name="_Toc242180647"/>
       <w:r>
         <w:lastRenderedPageBreak/>
         <w:t xml:space="preserve">Saint </w:t>
@@ -36719,7 +36718,7 @@
       <w:pPr>
         <w:pStyle w:val="Heading3"/>
       </w:pPr>
-      <w:bookmarkStart w:id="102" w:name="_Toc241594392"/>
+      <w:bookmarkStart w:id="102" w:name="_Toc242180648"/>
       <w:r>
         <w:lastRenderedPageBreak/>
         <w:t>English</w:t>
@@ -36927,7 +36926,7 @@
       <w:pPr>
         <w:pStyle w:val="Heading3"/>
       </w:pPr>
-      <w:bookmarkStart w:id="103" w:name="_Toc241594393"/>
+      <w:bookmarkStart w:id="103" w:name="_Toc242180649"/>
       <w:r>
         <w:lastRenderedPageBreak/>
         <w:t>Latin</w:t>
@@ -37247,7 +37246,7 @@
       <w:pPr>
         <w:pStyle w:val="Heading3"/>
       </w:pPr>
-      <w:bookmarkStart w:id="104" w:name="_Toc241594394"/>
+      <w:bookmarkStart w:id="104" w:name="_Toc242180650"/>
       <w:r>
         <w:lastRenderedPageBreak/>
         <w:t>Scripture</w:t>
@@ -37448,7 +37447,7 @@
       <w:pPr>
         <w:pStyle w:val="Heading3"/>
       </w:pPr>
-      <w:bookmarkStart w:id="105" w:name="_Toc241594395"/>
+      <w:bookmarkStart w:id="105" w:name="_Toc242180651"/>
       <w:r>
         <w:lastRenderedPageBreak/>
         <w:t>Reflection</w:t>
@@ -37826,7 +37825,7 @@
       <w:pPr>
         <w:pStyle w:val="Heading2"/>
       </w:pPr>
-      <w:bookmarkStart w:id="106" w:name="_Toc241594396"/>
+      <w:bookmarkStart w:id="106" w:name="_Toc242180652"/>
       <w:r>
         <w:t>Saint Anthony</w:t>
       </w:r>
@@ -37919,7 +37918,7 @@
       <w:pPr>
         <w:pStyle w:val="Heading3"/>
       </w:pPr>
-      <w:bookmarkStart w:id="107" w:name="_Toc241594397"/>
+      <w:bookmarkStart w:id="107" w:name="_Toc242180653"/>
       <w:r>
         <w:lastRenderedPageBreak/>
         <w:t>English</w:t>
@@ -38084,7 +38083,7 @@
       <w:pPr>
         <w:pStyle w:val="Heading3"/>
       </w:pPr>
-      <w:bookmarkStart w:id="108" w:name="_Toc241594398"/>
+      <w:bookmarkStart w:id="108" w:name="_Toc242180654"/>
       <w:r>
         <w:lastRenderedPageBreak/>
         <w:t>Latin</w:t>
@@ -38280,7 +38279,7 @@
       <w:pPr>
         <w:pStyle w:val="Heading3"/>
       </w:pPr>
-      <w:bookmarkStart w:id="109" w:name="_Toc241594399"/>
+      <w:bookmarkStart w:id="109" w:name="_Toc242180655"/>
       <w:r>
         <w:lastRenderedPageBreak/>
         <w:t>S</w:t>
@@ -38439,7 +38438,7 @@
       <w:pPr>
         <w:pStyle w:val="Heading3"/>
       </w:pPr>
-      <w:bookmarkStart w:id="110" w:name="_Toc241594400"/>
+      <w:bookmarkStart w:id="110" w:name="_Toc242180656"/>
       <w:r>
         <w:lastRenderedPageBreak/>
         <w:t>R</w:t>
@@ -39121,7 +39120,7 @@
       <w:pPr>
         <w:pStyle w:val="Heading2"/>
       </w:pPr>
-      <w:bookmarkStart w:id="111" w:name="_Toc241594401"/>
+      <w:bookmarkStart w:id="111" w:name="_Toc242180657"/>
       <w:r>
         <w:lastRenderedPageBreak/>
         <w:t xml:space="preserve">Saint </w:t>
@@ -39177,7 +39176,7 @@
       <w:pPr>
         <w:pStyle w:val="Heading3"/>
       </w:pPr>
-      <w:bookmarkStart w:id="112" w:name="_Toc241594402"/>
+      <w:bookmarkStart w:id="112" w:name="_Toc242180658"/>
       <w:r>
         <w:lastRenderedPageBreak/>
         <w:t>English</w:t>
@@ -39378,7 +39377,7 @@
       <w:pPr>
         <w:pStyle w:val="Heading3"/>
       </w:pPr>
-      <w:bookmarkStart w:id="113" w:name="_Toc241594403"/>
+      <w:bookmarkStart w:id="113" w:name="_Toc242180659"/>
       <w:r>
         <w:lastRenderedPageBreak/>
         <w:t>Latin</w:t>
@@ -39620,7 +39619,7 @@
       <w:pPr>
         <w:pStyle w:val="Heading3"/>
       </w:pPr>
-      <w:bookmarkStart w:id="114" w:name="_Toc241594404"/>
+      <w:bookmarkStart w:id="114" w:name="_Toc242180660"/>
       <w:r>
         <w:lastRenderedPageBreak/>
         <w:t>S</w:t>
@@ -39764,7 +39763,7 @@
       <w:pPr>
         <w:pStyle w:val="Heading3"/>
       </w:pPr>
-      <w:bookmarkStart w:id="115" w:name="_Toc241594405"/>
+      <w:bookmarkStart w:id="115" w:name="_Toc242180661"/>
       <w:r>
         <w:lastRenderedPageBreak/>
         <w:t>Reflection</w:t>
@@ -40247,7 +40246,7 @@
       <w:pPr>
         <w:pStyle w:val="Heading2"/>
       </w:pPr>
-      <w:bookmarkStart w:id="116" w:name="_Toc241594406"/>
+      <w:bookmarkStart w:id="116" w:name="_Toc242180662"/>
       <w:r>
         <w:lastRenderedPageBreak/>
         <w:t>Closing Thoughts</w:t>
@@ -40713,7 +40712,7 @@
       <w:pPr>
         <w:pStyle w:val="Heading1"/>
       </w:pPr>
-      <w:bookmarkStart w:id="117" w:name="_Toc241594407"/>
+      <w:bookmarkStart w:id="117" w:name="_Toc242180663"/>
       <w:r>
         <w:lastRenderedPageBreak/>
         <w:t>Conclusion</w:t>
@@ -41427,12 +41426,12 @@
           <w:docGrid w:linePitch="360"/>
         </w:sectPr>
       </w:pPr>
-      <w:bookmarkStart w:id="118" w:name="_Toc241594408"/>
     </w:p>
     <w:p>
       <w:pPr>
         <w:pStyle w:val="Heading1"/>
       </w:pPr>
+      <w:bookmarkStart w:id="118" w:name="_Toc242180664"/>
       <w:r>
         <w:lastRenderedPageBreak/>
         <w:t>Latin</w:t>
@@ -42243,7 +42242,7 @@
       <w:pPr>
         <w:pStyle w:val="Heading2"/>
       </w:pPr>
-      <w:bookmarkStart w:id="119" w:name="_Toc241594409"/>
+      <w:bookmarkStart w:id="119" w:name="_Toc242180665"/>
       <w:r>
         <w:lastRenderedPageBreak/>
         <w:t>Common Prayers</w:t>
@@ -43209,7 +43208,7 @@
       <w:pPr>
         <w:pStyle w:val="Heading2"/>
       </w:pPr>
-      <w:bookmarkStart w:id="120" w:name="_Toc241594410"/>
+      <w:bookmarkStart w:id="120" w:name="_Toc242180666"/>
       <w:r>
         <w:lastRenderedPageBreak/>
         <w:t>Common Catholic Expressions</w:t>
@@ -43882,10 +43881,19 @@
           <w:szCs w:val="24"/>
         </w:rPr>
       </w:pPr>
-      <w:r>
-        <w:rPr>
-          <w:szCs w:val="24"/>
-        </w:rPr>
+    </w:p>
+    <w:p>
+      <w:pPr>
+        <w:pStyle w:val="SPPrayerLatin"/>
+        <w:rPr>
+          <w:szCs w:val="24"/>
+        </w:rPr>
+      </w:pPr>
+      <w:r>
+        <w:rPr>
+          <w:szCs w:val="24"/>
+        </w:rPr>
+        <w:lastRenderedPageBreak/>
         <w:t>Gratia</w:t>
       </w:r>
     </w:p>
@@ -43900,7 +43908,6 @@
         <w:rPr>
           <w:szCs w:val="24"/>
         </w:rPr>
-        <w:lastRenderedPageBreak/>
         <w:t>Grace / favour</w:t>
       </w:r>
     </w:p>
@@ -43962,13 +43969,6 @@
         <w:rPr>
           <w:szCs w:val="24"/>
         </w:rPr>
-        <w:sectPr>
-          <w:pgSz w:w="11909" w:h="16834" w:code="9"/>
-          <w:pgMar w:top="1440" w:right="1440" w:bottom="1440" w:left="1440" w:header="576" w:footer="576" w:gutter="0"/>
-          <w:cols w:space="720"/>
-          <w:titlePg/>
-          <w:docGrid w:linePitch="360"/>
-        </w:sectPr>
       </w:pPr>
       <w:r>
         <w:rPr>
@@ -43976,6 +43976,26 @@
         </w:rPr>
         <w:t>KEE-ree-eh eh-LAY-ee-son</w:t>
       </w:r>
+      <w:r>
+        <w:rPr>
+          <w:szCs w:val="24"/>
+        </w:rPr>
+        <w:t>Laudetur Iesus Christus</w:t>
+      </w:r>
+    </w:p>
+    <w:p>
+      <w:pPr>
+        <w:pStyle w:val="SPPrayerEnglish"/>
+        <w:rPr>
+          <w:szCs w:val="24"/>
+        </w:rPr>
+      </w:pPr>
+      <w:r>
+        <w:rPr>
+          <w:szCs w:val="24"/>
+        </w:rPr>
+        <w:t>Praised be Jesus Christ</w:t>
+      </w:r>
     </w:p>
     <w:p>
       <w:pPr>
@@ -43988,8 +44008,29 @@
         <w:rPr>
           <w:szCs w:val="24"/>
         </w:rPr>
-        <w:lastRenderedPageBreak/>
-        <w:t>Laudetur Iesus Christus</w:t>
+        <w:t>low-DEH-toor YEH-soos KREES-toos</w:t>
+      </w:r>
+    </w:p>
+    <w:p>
+      <w:pPr>
+        <w:pStyle w:val="SPPrayerLatin"/>
+        <w:rPr>
+          <w:szCs w:val="24"/>
+        </w:rPr>
+      </w:pPr>
+    </w:p>
+    <w:p>
+      <w:pPr>
+        <w:pStyle w:val="SPPrayerLatin"/>
+        <w:rPr>
+          <w:szCs w:val="24"/>
+        </w:rPr>
+      </w:pPr>
+      <w:r>
+        <w:rPr>
+          <w:szCs w:val="24"/>
+        </w:rPr>
+        <w:t>Misericordia</w:t>
       </w:r>
     </w:p>
     <w:p>
@@ -44003,7 +44044,7 @@
         <w:rPr>
           <w:szCs w:val="24"/>
         </w:rPr>
-        <w:t>Praised be Jesus Christ</w:t>
+        <w:t>Mercy</w:t>
       </w:r>
     </w:p>
     <w:p>
@@ -44017,7 +44058,7 @@
         <w:rPr>
           <w:szCs w:val="24"/>
         </w:rPr>
-        <w:t>low-DEH-toor YEH-soos KREES-toos</w:t>
+        <w:t>mee-zeh-ree-KOR-dee-ah</w:t>
       </w:r>
     </w:p>
     <w:p>
@@ -44039,7 +44080,7 @@
         <w:rPr>
           <w:szCs w:val="24"/>
         </w:rPr>
-        <w:t>Misericordia</w:t>
+        <w:t>Pax vobiscum</w:t>
       </w:r>
     </w:p>
     <w:p>
@@ -44053,7 +44094,7 @@
         <w:rPr>
           <w:szCs w:val="24"/>
         </w:rPr>
-        <w:t>Mercy</w:t>
+        <w:t>Peace be with you</w:t>
       </w:r>
     </w:p>
     <w:p>
@@ -44067,7 +44108,7 @@
         <w:rPr>
           <w:szCs w:val="24"/>
         </w:rPr>
-        <w:t>mee-zeh-ree-KOR-dee-ah</w:t>
+        <w:t>PAHKS voh-BEES-koom</w:t>
       </w:r>
     </w:p>
     <w:p>
@@ -44089,7 +44130,7 @@
         <w:rPr>
           <w:szCs w:val="24"/>
         </w:rPr>
-        <w:t>Pax vobiscum</w:t>
+        <w:t>Sanctus</w:t>
       </w:r>
     </w:p>
     <w:p>
@@ -44103,7 +44144,7 @@
         <w:rPr>
           <w:szCs w:val="24"/>
         </w:rPr>
-        <w:t>Peace be with you</w:t>
+        <w:t>Holy</w:t>
       </w:r>
     </w:p>
     <w:p>
@@ -44117,7 +44158,7 @@
         <w:rPr>
           <w:szCs w:val="24"/>
         </w:rPr>
-        <w:t>PAHKS voh-BEES-koom</w:t>
+        <w:t>SAHNK-toos</w:t>
       </w:r>
     </w:p>
     <w:p>
@@ -44139,7 +44180,7 @@
         <w:rPr>
           <w:szCs w:val="24"/>
         </w:rPr>
-        <w:t>Sanctus</w:t>
+        <w:t>Sursum corda</w:t>
       </w:r>
     </w:p>
     <w:p>
@@ -44153,7 +44194,7 @@
         <w:rPr>
           <w:szCs w:val="24"/>
         </w:rPr>
-        <w:t>Holy</w:t>
+        <w:t>Lift up your hearts</w:t>
       </w:r>
     </w:p>
     <w:p>
@@ -44167,76 +44208,8 @@
         <w:rPr>
           <w:szCs w:val="24"/>
         </w:rPr>
-        <w:t>SAHNK-toos</w:t>
-      </w:r>
-    </w:p>
-    <w:p>
-      <w:pPr>
-        <w:pStyle w:val="SPPrayerLatin"/>
-        <w:rPr>
-          <w:szCs w:val="24"/>
-        </w:rPr>
-        <w:sectPr>
-          <w:pgSz w:w="11909" w:h="16834" w:code="9"/>
-          <w:pgMar w:top="1440" w:right="1440" w:bottom="1440" w:left="1440" w:header="576" w:footer="576" w:gutter="0"/>
-          <w:cols w:space="720"/>
-          <w:titlePg/>
-          <w:docGrid w:linePitch="360"/>
-        </w:sectPr>
-      </w:pPr>
-    </w:p>
-    <w:p>
-      <w:pPr>
-        <w:pStyle w:val="SPPrayerLatin"/>
-        <w:rPr>
-          <w:szCs w:val="24"/>
-        </w:rPr>
-      </w:pPr>
-      <w:r>
-        <w:rPr>
-          <w:szCs w:val="24"/>
-        </w:rPr>
-        <w:lastRenderedPageBreak/>
-        <w:t>Sursum corda</w:t>
-      </w:r>
-    </w:p>
-    <w:p>
-      <w:pPr>
-        <w:pStyle w:val="SPPrayerEnglish"/>
-        <w:rPr>
-          <w:szCs w:val="24"/>
-        </w:rPr>
-      </w:pPr>
-      <w:r>
-        <w:rPr>
-          <w:szCs w:val="24"/>
-        </w:rPr>
-        <w:t>Lift up your hearts</w:t>
-      </w:r>
-    </w:p>
-    <w:p>
-      <w:pPr>
-        <w:pStyle w:val="SPPrayerLatin"/>
-        <w:rPr>
-          <w:szCs w:val="24"/>
-        </w:rPr>
-      </w:pPr>
-      <w:r>
-        <w:rPr>
-          <w:szCs w:val="24"/>
-        </w:rPr>
         <w:t>SOOR-soom KOR-dah</w:t>
       </w:r>
-    </w:p>
-    <w:p>
-      <w:pPr>
-        <w:pStyle w:val="SPBodyText"/>
-        <w:ind w:firstLine="0"/>
-        <w:jc w:val="left"/>
-        <w:rPr>
-          <w:szCs w:val="24"/>
-        </w:rPr>
-      </w:pPr>
     </w:p>
     <w:p>
       <w:pPr>

--- a/publisher-submissions/ignatius/final-submission/sacrae-preces-volume-1-submission-a4-next-page.docx
+++ b/publisher-submissions/ignatius/final-submission/sacrae-preces-volume-1-submission-a4-next-page.docx
@@ -136,8 +136,10 @@
         </w:rPr>
         <w:sectPr>
           <w:footerReference w:type="default" r:id="rId8"/>
+          <w:footerReference w:type="first" r:id="rId9"/>
           <w:pgSz w:w="11909" w:h="16834" w:code="9"/>
           <w:pgMar w:top="1440" w:right="1440" w:bottom="1440" w:left="1440" w:header="576" w:footer="576" w:gutter="0"/>
+          <w:pgNumType w:start="1"/>
           <w:cols w:space="720"/>
           <w:titlePg/>
           <w:docGrid w:linePitch="360"/>
@@ -9138,10 +9140,9 @@
           <w:szCs w:val="24"/>
         </w:rPr>
         <w:sectPr>
-          <w:footerReference w:type="first" r:id="rId9"/>
+          <w:footerReference w:type="first" r:id="rId10"/>
           <w:pgSz w:w="11909" w:h="16834" w:code="9"/>
           <w:pgMar w:top="1440" w:right="1440" w:bottom="1440" w:left="1440" w:header="576" w:footer="576" w:gutter="0"/>
-          <w:pgNumType w:fmt="lowerRoman"/>
           <w:cols w:space="720"/>
           <w:titlePg/>
           <w:docGrid w:linePitch="360"/>
@@ -10282,7 +10283,7 @@
           <w:szCs w:val="24"/>
         </w:rPr>
         <w:sectPr>
-          <w:footerReference w:type="first" r:id="rId10"/>
+          <w:footerReference w:type="first" r:id="rId11"/>
           <w:pgSz w:w="11909" w:h="16834" w:code="9"/>
           <w:pgMar w:top="1440" w:right="1440" w:bottom="1440" w:left="1440" w:header="576" w:footer="576" w:gutter="0"/>
           <w:cols w:space="720"/>
@@ -44314,6 +44315,59 @@
 <w:ftr xmlns:wpc="http://schemas.microsoft.com/office/word/2010/wordprocessingCanvas" xmlns:cx="http://schemas.microsoft.com/office/drawing/2014/chartex" xmlns:cx1="http://schemas.microsoft.com/office/drawing/2015/9/8/chartex" xmlns:cx2="http://schemas.microsoft.com/office/drawing/2015/10/21/chartex" xmlns:cx3="http://schemas.microsoft.com/office/drawing/2016/5/9/chartex" xmlns:cx4="http://schemas.microsoft.com/office/drawing/2016/5/10/chartex" xmlns:cx5="http://schemas.microsoft.com/office/drawing/2016/5/11/chartex" xmlns:cx6="http://schemas.microsoft.com/office/drawing/2016/5/12/chartex" xmlns:cx7="http://schemas.microsoft.com/office/drawing/2016/5/13/chartex" xmlns:cx8="http://schemas.microsoft.com/office/drawing/2016/5/14/chartex" xmlns:mc="http://schemas.openxmlformats.org/markup-compatibility/2006" xmlns:aink="http://schemas.microsoft.com/office/drawing/2016/ink" xmlns:am3d="http://schemas.microsoft.com/office/drawing/2017/model3d" xmlns:o="urn:schemas-microsoft-com:office:office" xmlns:oel="http://schemas.microsoft.com/office/2019/extlst" xmlns:r="http://schemas.openxmlformats.org/officeDocument/2006/relationships" xmlns:m="http://schemas.openxmlformats.org/officeDocument/2006/math" xmlns:v="urn:schemas-microsoft-com:vml" xmlns:wp14="http://schemas.microsoft.com/office/word/2010/wordprocessingDrawing" xmlns:wp="http://schemas.openxmlformats.org/drawingml/2006/wordprocessingDrawing" xmlns:w10="urn:schemas-microsoft-com:office:word" xmlns:w="http://schemas.openxmlformats.org/wordprocessingml/2006/main" xmlns:w14="http://schemas.microsoft.com/office/word/2010/wordml" xmlns:w15="http://schemas.microsoft.com/office/word/2012/wordml" xmlns:w16cex="http://schemas.microsoft.com/office/word/2018/wordml/cex" xmlns:w16cid="http://schemas.microsoft.com/office/word/2016/wordml/cid" xmlns:w16="http://schemas.microsoft.com/office/word/2018/wordml" xmlns:w16du="http://schemas.microsoft.com/office/word/2023/wordml/word16du" xmlns:w16sdtdh="http://schemas.microsoft.com/office/word/2020/wordml/sdtdatahash" xmlns:w16sdtfl="http://schemas.microsoft.com/office/word/2024/wordml/sdtformatlock" xmlns:w16se="http://schemas.microsoft.com/office/word/2015/wordml/symex" xmlns:wpg="http://schemas.microsoft.com/office/word/2010/wordprocessingGroup" xmlns:wpi="http://schemas.microsoft.com/office/word/2010/wordprocessingInk" xmlns:wne="http://schemas.microsoft.com/office/word/2006/wordml" xmlns:wps="http://schemas.microsoft.com/office/word/2010/wordprocessingShape" mc:Ignorable="w14 w15 w16se w16cid w16 w16cex w16sdtdh w16sdtfl w16du wp14">
   <w:sdt>
     <w:sdtPr>
+      <w:id w:val="667597971"/>
+      <w:docPartObj>
+        <w:docPartGallery w:val="Page Numbers (Bottom of Page)"/>
+        <w:docPartUnique/>
+      </w:docPartObj>
+    </w:sdtPr>
+    <w:sdtEndPr>
+      <w:rPr>
+        <w:noProof/>
+      </w:rPr>
+    </w:sdtEndPr>
+    <w:sdtContent>
+      <w:p>
+        <w:pPr>
+          <w:pStyle w:val="Footer"/>
+          <w:jc w:val="center"/>
+        </w:pPr>
+        <w:r>
+          <w:fldChar w:fldCharType="begin"/>
+        </w:r>
+        <w:r>
+          <w:instrText xml:space="preserve"> PAGE   \* MERGEFORMAT </w:instrText>
+        </w:r>
+        <w:r>
+          <w:fldChar w:fldCharType="separate"/>
+        </w:r>
+        <w:r>
+          <w:rPr>
+            <w:noProof/>
+          </w:rPr>
+          <w:t>2</w:t>
+        </w:r>
+        <w:r>
+          <w:rPr>
+            <w:noProof/>
+          </w:rPr>
+          <w:fldChar w:fldCharType="end"/>
+        </w:r>
+      </w:p>
+    </w:sdtContent>
+  </w:sdt>
+  <w:p>
+    <w:pPr>
+      <w:pStyle w:val="Footer"/>
+    </w:pPr>
+  </w:p>
+</w:ftr>
+</file>
+
+<file path=word/footer3.xml><?xml version="1.0" encoding="utf-8"?>
+<w:ftr xmlns:wpc="http://schemas.microsoft.com/office/word/2010/wordprocessingCanvas" xmlns:cx="http://schemas.microsoft.com/office/drawing/2014/chartex" xmlns:cx1="http://schemas.microsoft.com/office/drawing/2015/9/8/chartex" xmlns:cx2="http://schemas.microsoft.com/office/drawing/2015/10/21/chartex" xmlns:cx3="http://schemas.microsoft.com/office/drawing/2016/5/9/chartex" xmlns:cx4="http://schemas.microsoft.com/office/drawing/2016/5/10/chartex" xmlns:cx5="http://schemas.microsoft.com/office/drawing/2016/5/11/chartex" xmlns:cx6="http://schemas.microsoft.com/office/drawing/2016/5/12/chartex" xmlns:cx7="http://schemas.microsoft.com/office/drawing/2016/5/13/chartex" xmlns:cx8="http://schemas.microsoft.com/office/drawing/2016/5/14/chartex" xmlns:mc="http://schemas.openxmlformats.org/markup-compatibility/2006" xmlns:aink="http://schemas.microsoft.com/office/drawing/2016/ink" xmlns:am3d="http://schemas.microsoft.com/office/drawing/2017/model3d" xmlns:o="urn:schemas-microsoft-com:office:office" xmlns:oel="http://schemas.microsoft.com/office/2019/extlst" xmlns:r="http://schemas.openxmlformats.org/officeDocument/2006/relationships" xmlns:m="http://schemas.openxmlformats.org/officeDocument/2006/math" xmlns:v="urn:schemas-microsoft-com:vml" xmlns:wp14="http://schemas.microsoft.com/office/word/2010/wordprocessingDrawing" xmlns:wp="http://schemas.openxmlformats.org/drawingml/2006/wordprocessingDrawing" xmlns:w10="urn:schemas-microsoft-com:office:word" xmlns:w="http://schemas.openxmlformats.org/wordprocessingml/2006/main" xmlns:w14="http://schemas.microsoft.com/office/word/2010/wordml" xmlns:w15="http://schemas.microsoft.com/office/word/2012/wordml" xmlns:w16cex="http://schemas.microsoft.com/office/word/2018/wordml/cex" xmlns:w16cid="http://schemas.microsoft.com/office/word/2016/wordml/cid" xmlns:w16="http://schemas.microsoft.com/office/word/2018/wordml" xmlns:w16du="http://schemas.microsoft.com/office/word/2023/wordml/word16du" xmlns:w16sdtdh="http://schemas.microsoft.com/office/word/2020/wordml/sdtdatahash" xmlns:w16sdtfl="http://schemas.microsoft.com/office/word/2024/wordml/sdtformatlock" xmlns:w16se="http://schemas.microsoft.com/office/word/2015/wordml/symex" xmlns:wpg="http://schemas.microsoft.com/office/word/2010/wordprocessingGroup" xmlns:wpi="http://schemas.microsoft.com/office/word/2010/wordprocessingInk" xmlns:wne="http://schemas.microsoft.com/office/word/2006/wordml" xmlns:wps="http://schemas.microsoft.com/office/word/2010/wordprocessingShape" mc:Ignorable="w14 w15 w16se w16cid w16 w16cex w16sdtdh w16sdtfl w16du wp14">
+  <w:sdt>
+    <w:sdtPr>
       <w:id w:val="1814912961"/>
       <w:docPartObj>
         <w:docPartGallery w:val="Page Numbers (Bottom of Page)"/>
@@ -44363,7 +44417,7 @@
 </w:ftr>
 </file>
 
-<file path=word/footer3.xml><?xml version="1.0" encoding="utf-8"?>
+<file path=word/footer4.xml><?xml version="1.0" encoding="utf-8"?>
 <w:ftr xmlns:wpc="http://schemas.microsoft.com/office/word/2010/wordprocessingCanvas" xmlns:cx="http://schemas.microsoft.com/office/drawing/2014/chartex" xmlns:cx1="http://schemas.microsoft.com/office/drawing/2015/9/8/chartex" xmlns:cx2="http://schemas.microsoft.com/office/drawing/2015/10/21/chartex" xmlns:cx3="http://schemas.microsoft.com/office/drawing/2016/5/9/chartex" xmlns:cx4="http://schemas.microsoft.com/office/drawing/2016/5/10/chartex" xmlns:cx5="http://schemas.microsoft.com/office/drawing/2016/5/11/chartex" xmlns:cx6="http://schemas.microsoft.com/office/drawing/2016/5/12/chartex" xmlns:cx7="http://schemas.microsoft.com/office/drawing/2016/5/13/chartex" xmlns:cx8="http://schemas.microsoft.com/office/drawing/2016/5/14/chartex" xmlns:mc="http://schemas.openxmlformats.org/markup-compatibility/2006" xmlns:aink="http://schemas.microsoft.com/office/drawing/2016/ink" xmlns:am3d="http://schemas.microsoft.com/office/drawing/2017/model3d" xmlns:o="urn:schemas-microsoft-com:office:office" xmlns:oel="http://schemas.microsoft.com/office/2019/extlst" xmlns:r="http://schemas.openxmlformats.org/officeDocument/2006/relationships" xmlns:m="http://schemas.openxmlformats.org/officeDocument/2006/math" xmlns:v="urn:schemas-microsoft-com:vml" xmlns:wp14="http://schemas.microsoft.com/office/word/2010/wordprocessingDrawing" xmlns:wp="http://schemas.openxmlformats.org/drawingml/2006/wordprocessingDrawing" xmlns:w10="urn:schemas-microsoft-com:office:word" xmlns:w="http://schemas.openxmlformats.org/wordprocessingml/2006/main" xmlns:w14="http://schemas.microsoft.com/office/word/2010/wordml" xmlns:w15="http://schemas.microsoft.com/office/word/2012/wordml" xmlns:w16cex="http://schemas.microsoft.com/office/word/2018/wordml/cex" xmlns:w16cid="http://schemas.microsoft.com/office/word/2016/wordml/cid" xmlns:w16="http://schemas.microsoft.com/office/word/2018/wordml" xmlns:w16du="http://schemas.microsoft.com/office/word/2023/wordml/word16du" xmlns:w16sdtdh="http://schemas.microsoft.com/office/word/2020/wordml/sdtdatahash" xmlns:w16sdtfl="http://schemas.microsoft.com/office/word/2024/wordml/sdtformatlock" xmlns:w16se="http://schemas.microsoft.com/office/word/2015/wordml/symex" xmlns:wpg="http://schemas.microsoft.com/office/word/2010/wordprocessingGroup" xmlns:wpi="http://schemas.microsoft.com/office/word/2010/wordprocessingInk" xmlns:wne="http://schemas.microsoft.com/office/word/2006/wordml" xmlns:wps="http://schemas.microsoft.com/office/word/2010/wordprocessingShape" mc:Ignorable="w14 w15 w16se w16cid w16 w16cex w16sdtdh w16sdtfl w16du wp14">
   <w:sdt>
     <w:sdtPr>

--- a/publisher-submissions/ignatius/final-submission/sacrae-preces-volume-1-submission-a4-next-page.docx
+++ b/publisher-submissions/ignatius/final-submission/sacrae-preces-volume-1-submission-a4-next-page.docx
@@ -12896,76 +12896,22 @@
           <w:sz w:val="24"/>
           <w:szCs w:val="24"/>
         </w:rPr>
-        <w:t>in NOH-mee-</w:t>
-      </w:r>
-      <w:proofErr w:type="spellStart"/>
+        <w:t>in NOH-mee-neh PAH-tris,</w:t>
+      </w:r>
+      <w:r>
+        <w:rPr>
+          <w:sz w:val="24"/>
+          <w:szCs w:val="24"/>
+        </w:rPr>
+        <w:br/>
+      </w:r>
       <w:r>
         <w:rPr>
           <w:rStyle w:val="Emphasis"/>
           <w:sz w:val="24"/>
           <w:szCs w:val="24"/>
         </w:rPr>
-        <w:t>neh</w:t>
-      </w:r>
-      <w:proofErr w:type="spellEnd"/>
-      <w:r>
-        <w:rPr>
-          <w:rStyle w:val="Emphasis"/>
-          <w:sz w:val="24"/>
-          <w:szCs w:val="24"/>
-        </w:rPr>
-        <w:t xml:space="preserve"> PAH-tris,</w:t>
-      </w:r>
-      <w:r>
-        <w:rPr>
-          <w:sz w:val="24"/>
-          <w:szCs w:val="24"/>
-        </w:rPr>
-        <w:br/>
-      </w:r>
-      <w:r>
-        <w:rPr>
-          <w:rStyle w:val="Emphasis"/>
-          <w:sz w:val="24"/>
-          <w:szCs w:val="24"/>
-        </w:rPr>
-        <w:t>et FEE-lee-ee, et SPEE-</w:t>
-      </w:r>
-      <w:proofErr w:type="spellStart"/>
-      <w:r>
-        <w:rPr>
-          <w:rStyle w:val="Emphasis"/>
-          <w:sz w:val="24"/>
-          <w:szCs w:val="24"/>
-        </w:rPr>
-        <w:t>ree</w:t>
-      </w:r>
-      <w:proofErr w:type="spellEnd"/>
-      <w:r>
-        <w:rPr>
-          <w:rStyle w:val="Emphasis"/>
-          <w:sz w:val="24"/>
-          <w:szCs w:val="24"/>
-        </w:rPr>
-        <w:t>-</w:t>
-      </w:r>
-      <w:proofErr w:type="spellStart"/>
-      <w:r>
-        <w:rPr>
-          <w:rStyle w:val="Emphasis"/>
-          <w:sz w:val="24"/>
-          <w:szCs w:val="24"/>
-        </w:rPr>
-        <w:t>toos</w:t>
-      </w:r>
-      <w:proofErr w:type="spellEnd"/>
-      <w:r>
-        <w:rPr>
-          <w:rStyle w:val="Emphasis"/>
-          <w:sz w:val="24"/>
-          <w:szCs w:val="24"/>
-        </w:rPr>
-        <w:t xml:space="preserve"> SAHNK-tee.</w:t>
+        <w:t>et FEE-lee-ee, et SPEE-ree-toos SAHNK-tee.</w:t>
       </w:r>
       <w:r>
         <w:rPr>
@@ -13837,23 +13783,7 @@
           <w:sz w:val="24"/>
           <w:szCs w:val="24"/>
         </w:rPr>
-        <w:t xml:space="preserve"> “When you pray, say: Father, hallowed be your name. Your kingdom come. Give us each day our daily bread; and forgive us our sins, for we ourselves forgive </w:t>
-      </w:r>
-      <w:proofErr w:type="spellStart"/>
-      <w:r>
-        <w:rPr>
-          <w:sz w:val="24"/>
-          <w:szCs w:val="24"/>
-        </w:rPr>
-        <w:t>every one</w:t>
-      </w:r>
-      <w:proofErr w:type="spellEnd"/>
-      <w:r>
-        <w:rPr>
-          <w:sz w:val="24"/>
-          <w:szCs w:val="24"/>
-        </w:rPr>
-        <w:t xml:space="preserve"> who is indebted to us; and lead us not into temptation.”</w:t>
+        <w:t xml:space="preserve"> “When you pray, say: Father, hallowed be your name. Your kingdom come. Give us each day our daily bread; and forgive us our sins, for we ourselves forgive every one who is indebted to us; and lead us not into temptation.”</w:t>
       </w:r>
     </w:p>
     <w:p>
@@ -13967,7 +13897,6 @@
         </w:rPr>
         <w:t xml:space="preserve">. It is </w:t>
       </w:r>
-      <w:proofErr w:type="spellStart"/>
       <w:r>
         <w:rPr>
           <w:i/>
@@ -13976,7 +13905,6 @@
         </w:rPr>
         <w:t>our</w:t>
       </w:r>
-      <w:proofErr w:type="spellEnd"/>
       <w:r>
         <w:rPr>
           <w:szCs w:val="24"/>
@@ -22261,21 +22189,7 @@
         <w:rPr>
           <w:szCs w:val="24"/>
         </w:rPr>
-        <w:t xml:space="preserve">for he has looked with </w:t>
-      </w:r>
-      <w:proofErr w:type="spellStart"/>
-      <w:r>
-        <w:rPr>
-          <w:szCs w:val="24"/>
-        </w:rPr>
-        <w:t>favor</w:t>
-      </w:r>
-      <w:proofErr w:type="spellEnd"/>
-      <w:r>
-        <w:rPr>
-          <w:szCs w:val="24"/>
-        </w:rPr>
-        <w:t xml:space="preserve"> on his lowly servant.</w:t>
+        <w:t>for he has looked with favor on his lowly servant.</w:t>
       </w:r>
       <w:r>
         <w:rPr>
@@ -28448,37 +28362,21 @@
           <w:sz w:val="24"/>
           <w:szCs w:val="24"/>
         </w:rPr>
-        <w:t xml:space="preserve"> we have beheld his glory, glory as the </w:t>
-      </w:r>
-      <w:proofErr w:type="gramStart"/>
+        <w:t xml:space="preserve"> we have beheld his glory, glory as the only</w:t>
+      </w:r>
       <w:r>
         <w:rPr>
           <w:sz w:val="24"/>
           <w:szCs w:val="24"/>
         </w:rPr>
-        <w:t>only</w:t>
+        <w:t>-</w:t>
       </w:r>
       <w:r>
         <w:rPr>
           <w:sz w:val="24"/>
           <w:szCs w:val="24"/>
         </w:rPr>
-        <w:t>-</w:t>
-      </w:r>
-      <w:r>
-        <w:rPr>
-          <w:sz w:val="24"/>
-          <w:szCs w:val="24"/>
-        </w:rPr>
-        <w:t>begotten</w:t>
-      </w:r>
-      <w:proofErr w:type="gramEnd"/>
-      <w:r>
-        <w:rPr>
-          <w:sz w:val="24"/>
-          <w:szCs w:val="24"/>
-        </w:rPr>
-        <w:t xml:space="preserve"> Son from the Father.</w:t>
+        <w:t>begotten Son from the Father.</w:t>
       </w:r>
     </w:p>
     <w:p>
@@ -29547,29 +29445,13 @@
           <w:iCs/>
           <w:szCs w:val="24"/>
         </w:rPr>
-        <w:t xml:space="preserve">Sanctify me. Save me. Wash me. Strengthen me. Hear me. Hide me. Defend </w:t>
-      </w:r>
-      <w:proofErr w:type="spellStart"/>
-      <w:r>
-        <w:rPr>
-          <w:i/>
-          <w:iCs/>
-          <w:szCs w:val="24"/>
-        </w:rPr>
-        <w:t>me.</w:t>
-      </w:r>
-      <w:r>
-        <w:rPr>
-          <w:szCs w:val="24"/>
-        </w:rPr>
-        <w:t>And</w:t>
-      </w:r>
-      <w:proofErr w:type="spellEnd"/>
-      <w:r>
-        <w:rPr>
-          <w:szCs w:val="24"/>
-        </w:rPr>
-        <w:t xml:space="preserve"> ultimately:</w:t>
+        <w:t>Sanctify me. Save me. Wash me. Strengthen me. Hear me. Hide me. Defend me.</w:t>
+      </w:r>
+      <w:r>
+        <w:rPr>
+          <w:szCs w:val="24"/>
+        </w:rPr>
+        <w:t>And ultimately:</w:t>
       </w:r>
     </w:p>
     <w:p>
@@ -30608,21 +30490,7 @@
         <w:rPr>
           <w:szCs w:val="24"/>
         </w:rPr>
-        <w:t xml:space="preserve">The Guardian Angel Prayer reminds us that we do not walk this journey alone. In moments of uncertainty, temptation, danger, or simply in the ordinary circumstances of each day, we can entrust ourselves to God's loving </w:t>
-      </w:r>
-      <w:proofErr w:type="spellStart"/>
-      <w:r>
-        <w:rPr>
-          <w:szCs w:val="24"/>
-        </w:rPr>
-        <w:t>care.The</w:t>
-      </w:r>
-      <w:proofErr w:type="spellEnd"/>
-      <w:r>
-        <w:rPr>
-          <w:szCs w:val="24"/>
-        </w:rPr>
-        <w:t xml:space="preserve"> prayer we learned as children can become, with the understanding of an adult, a prayer of trust:</w:t>
+        <w:t>The Guardian Angel Prayer reminds us that we do not walk this journey alone. In moments of uncertainty, temptation, danger, or simply in the ordinary circumstances of each day, we can entrust ourselves to God's loving care.The prayer we learned as children can become, with the understanding of an adult, a prayer of trust:</w:t>
       </w:r>
     </w:p>
     <w:p>
@@ -34859,6 +34727,46 @@
           <w:sz w:val="24"/>
           <w:szCs w:val="24"/>
         </w:rPr>
+      </w:pPr>
+      <w:r>
+        <w:rPr>
+          <w:sz w:val="24"/>
+          <w:szCs w:val="24"/>
+        </w:rPr>
+        <w:t>Jude 1:9</w:t>
+      </w:r>
+    </w:p>
+    <w:p>
+      <w:pPr>
+        <w:pStyle w:val="SPScripture"/>
+        <w:jc w:val="left"/>
+        <w:rPr>
+          <w:sz w:val="24"/>
+          <w:szCs w:val="24"/>
+        </w:rPr>
+      </w:pPr>
+      <w:r>
+        <w:rPr>
+          <w:sz w:val="24"/>
+          <w:szCs w:val="24"/>
+        </w:rPr>
+        <w:t>But when the archangel Michael, contending with the devil, disputed about the body of Moses, he did not presume to pronounce a reviling judgement upon him, but said, “The Lord rebuke you.”</w:t>
+      </w:r>
+      <w:r>
+        <w:rPr>
+          <w:sz w:val="24"/>
+          <w:szCs w:val="24"/>
+        </w:rPr>
+        <w:tab/>
+      </w:r>
+    </w:p>
+    <w:p>
+      <w:pPr>
+        <w:jc w:val="left"/>
+        <w:rPr>
+          <w:szCs w:val="24"/>
+          <w:lang w:val="la-Latn"/>
+        </w:rPr>
         <w:sectPr>
           <w:pgSz w:w="11909" w:h="16834" w:code="9"/>
           <w:pgMar w:top="1440" w:right="1440" w:bottom="1440" w:left="1440" w:header="576" w:footer="576" w:gutter="0"/>
@@ -34870,65 +34778,6 @@
     </w:p>
     <w:p>
       <w:pPr>
-        <w:pStyle w:val="SPScriptureReference"/>
-        <w:spacing w:before="0" w:line="480" w:lineRule="auto"/>
-        <w:jc w:val="left"/>
-        <w:rPr>
-          <w:sz w:val="24"/>
-          <w:szCs w:val="24"/>
-        </w:rPr>
-      </w:pPr>
-      <w:r>
-        <w:rPr>
-          <w:sz w:val="24"/>
-          <w:szCs w:val="24"/>
-        </w:rPr>
-        <w:lastRenderedPageBreak/>
-        <w:t>Jude 1:9</w:t>
-      </w:r>
-    </w:p>
-    <w:p>
-      <w:pPr>
-        <w:pStyle w:val="SPScripture"/>
-        <w:jc w:val="left"/>
-        <w:rPr>
-          <w:sz w:val="24"/>
-          <w:szCs w:val="24"/>
-        </w:rPr>
-      </w:pPr>
-      <w:r>
-        <w:rPr>
-          <w:sz w:val="24"/>
-          <w:szCs w:val="24"/>
-        </w:rPr>
-        <w:t>But when the archangel Michael, contending with the devil, disputed about the body of Moses, he did not presume to pronounce a reviling judgement upon him, but said, “The Lord rebuke you.”</w:t>
-      </w:r>
-      <w:r>
-        <w:rPr>
-          <w:sz w:val="24"/>
-          <w:szCs w:val="24"/>
-        </w:rPr>
-        <w:tab/>
-      </w:r>
-    </w:p>
-    <w:p>
-      <w:pPr>
-        <w:jc w:val="left"/>
-        <w:rPr>
-          <w:szCs w:val="24"/>
-          <w:lang w:val="la-Latn"/>
-        </w:rPr>
-        <w:sectPr>
-          <w:pgSz w:w="11909" w:h="16834" w:code="9"/>
-          <w:pgMar w:top="1440" w:right="1440" w:bottom="1440" w:left="1440" w:header="576" w:footer="576" w:gutter="0"/>
-          <w:cols w:space="720"/>
-          <w:titlePg/>
-          <w:docGrid w:linePitch="360"/>
-        </w:sectPr>
-      </w:pPr>
-    </w:p>
-    <w:p>
-      <w:pPr>
         <w:pStyle w:val="Heading3"/>
       </w:pPr>
       <w:bookmarkStart w:id="95" w:name="_Toc242180641"/>
@@ -35159,21 +35008,7 @@
           <w:szCs w:val="24"/>
         </w:rPr>
         <w:lastRenderedPageBreak/>
-        <w:t xml:space="preserve">And perhaps that is why this prayer need not be prayed only in moments of fear. Pray it before beginning a difficult day or situation. When temptation rears </w:t>
-      </w:r>
-      <w:proofErr w:type="spellStart"/>
-      <w:r>
-        <w:rPr>
-          <w:szCs w:val="24"/>
-        </w:rPr>
-        <w:t>it’s</w:t>
-      </w:r>
-      <w:proofErr w:type="spellEnd"/>
-      <w:r>
-        <w:rPr>
-          <w:szCs w:val="24"/>
-        </w:rPr>
-        <w:t xml:space="preserve"> head or when you feel spiritually weary. </w:t>
+        <w:t xml:space="preserve">And perhaps that is why this prayer need not be prayed only in moments of fear. Pray it before beginning a difficult day or situation. When temptation rears it’s head or when you feel spiritually weary. </w:t>
       </w:r>
     </w:p>
     <w:p>
@@ -36156,37 +35991,21 @@
           <w:sz w:val="24"/>
           <w:szCs w:val="24"/>
         </w:rPr>
-        <w:t xml:space="preserve">Be sober, be watchful. Your adversary the devil prowls around like a roaring lion, seeking </w:t>
-      </w:r>
-      <w:proofErr w:type="spellStart"/>
+        <w:t>Be sober, be watchful. Your adversary the devil prowls around like a roaring lion, seeking some</w:t>
+      </w:r>
       <w:r>
         <w:rPr>
           <w:sz w:val="24"/>
           <w:szCs w:val="24"/>
         </w:rPr>
-        <w:t>some</w:t>
+        <w:t xml:space="preserve"> </w:t>
       </w:r>
       <w:r>
         <w:rPr>
           <w:sz w:val="24"/>
           <w:szCs w:val="24"/>
         </w:rPr>
-        <w:t xml:space="preserve"> </w:t>
-      </w:r>
-      <w:r>
-        <w:rPr>
-          <w:sz w:val="24"/>
-          <w:szCs w:val="24"/>
-        </w:rPr>
-        <w:t>one</w:t>
-      </w:r>
-      <w:proofErr w:type="spellEnd"/>
-      <w:r>
-        <w:rPr>
-          <w:sz w:val="24"/>
-          <w:szCs w:val="24"/>
-        </w:rPr>
-        <w:t xml:space="preserve"> to devour. Resist him, firm in your faith, knowing that the same experience of suffering is required of your brotherhood throughout the world.</w:t>
+        <w:t>one to devour. Resist him, firm in your faith, knowing that the same experience of suffering is required of your brotherhood throughout the world.</w:t>
       </w:r>
     </w:p>
     <w:p>
@@ -38368,23 +38187,7 @@
           <w:sz w:val="24"/>
           <w:szCs w:val="24"/>
         </w:rPr>
-        <w:t xml:space="preserve">“What man of you, having a hundred sheep, if he has lost one of them,  does not leave the ninety-nine in the wilderness, and go after the one which is lost, until he finds it? And when he has found it, he lays it on his shoulders, rejoicing. And when he comes home, he calls together his friends and his </w:t>
-      </w:r>
-      <w:proofErr w:type="spellStart"/>
-      <w:r>
-        <w:rPr>
-          <w:sz w:val="24"/>
-          <w:szCs w:val="24"/>
-        </w:rPr>
-        <w:t>neighbors</w:t>
-      </w:r>
-      <w:proofErr w:type="spellEnd"/>
-      <w:r>
-        <w:rPr>
-          <w:sz w:val="24"/>
-          <w:szCs w:val="24"/>
-        </w:rPr>
-        <w:t>, saying to them, ‘Rejoice with me, for I have found my sheep which was lost.’ Just so, I tell you, there will be more joy in heaven over one sinner who repents than over ninety-nine righteous persons who need no repentance.”</w:t>
+        <w:t>“What man of you, having a hundred sheep, if he has lost one of them,  does not leave the ninety-nine in the wilderness, and go after the one which is lost, until he finds it? And when he has found it, he lays it on his shoulders, rejoicing. And when he comes home, he calls together his friends and his neighbors, saying to them, ‘Rejoice with me, for I have found my sheep which was lost.’ Just so, I tell you, there will be more joy in heaven over one sinner who repents than over ninety-nine righteous persons who need no repentance.”</w:t>
       </w:r>
     </w:p>
     <w:p>
@@ -41749,25 +41552,107 @@
           <w:iCs/>
           <w:szCs w:val="24"/>
         </w:rPr>
-        <w:t xml:space="preserve">e, </w:t>
-      </w:r>
-      <w:proofErr w:type="spellStart"/>
+        <w:t>e, i, ae,</w:t>
+      </w:r>
+      <w:r>
+        <w:rPr>
+          <w:szCs w:val="24"/>
+        </w:rPr>
+        <w:t xml:space="preserve"> or </w:t>
+      </w:r>
       <w:r>
         <w:rPr>
           <w:i/>
           <w:iCs/>
           <w:szCs w:val="24"/>
         </w:rPr>
-        <w:t>i</w:t>
-      </w:r>
-      <w:proofErr w:type="spellEnd"/>
+        <w:t>oe</w:t>
+      </w:r>
+      <w:r>
+        <w:rPr>
+          <w:szCs w:val="24"/>
+        </w:rPr>
+        <w:t xml:space="preserve"> is generally pronounced like </w:t>
+      </w:r>
+      <w:r>
+        <w:rPr>
+          <w:b/>
+          <w:bCs/>
+          <w:szCs w:val="24"/>
+        </w:rPr>
+        <w:t>ch</w:t>
+      </w:r>
+      <w:r>
+        <w:rPr>
+          <w:szCs w:val="24"/>
+        </w:rPr>
+        <w:t>.</w:t>
+      </w:r>
+      <w:r>
+        <w:rPr>
+          <w:szCs w:val="24"/>
+        </w:rPr>
+        <w:br/>
+      </w:r>
+      <w:r>
+        <w:rPr>
+          <w:b/>
+          <w:bCs/>
+          <w:szCs w:val="24"/>
+        </w:rPr>
+        <w:t>c</w:t>
+      </w:r>
+      <w:r>
+        <w:rPr>
+          <w:szCs w:val="24"/>
+        </w:rPr>
+        <w:t xml:space="preserve"> elsewhere is generally pronounced like </w:t>
+      </w:r>
+      <w:r>
+        <w:rPr>
+          <w:b/>
+          <w:bCs/>
+          <w:szCs w:val="24"/>
+        </w:rPr>
+        <w:t>k</w:t>
+      </w:r>
+      <w:r>
+        <w:rPr>
+          <w:szCs w:val="24"/>
+        </w:rPr>
+        <w:t>.</w:t>
+      </w:r>
+    </w:p>
+    <w:p>
+      <w:pPr>
+        <w:pStyle w:val="SPBodyText"/>
+        <w:ind w:firstLine="0"/>
+        <w:jc w:val="left"/>
+        <w:rPr>
+          <w:szCs w:val="24"/>
+        </w:rPr>
+      </w:pPr>
+      <w:r>
+        <w:rPr>
+          <w:b/>
+          <w:bCs/>
+          <w:szCs w:val="24"/>
+        </w:rPr>
+        <w:t>g</w:t>
+      </w:r>
+      <w:r>
+        <w:rPr>
+          <w:szCs w:val="24"/>
+        </w:rPr>
+        <w:t xml:space="preserve"> before </w:t>
+      </w:r>
       <w:r>
         <w:rPr>
           <w:i/>
           <w:iCs/>
           <w:szCs w:val="24"/>
         </w:rPr>
-        <w:t>, ae,</w:t>
+        <w:t>e, i, ae,</w:t>
       </w:r>
       <w:r>
         <w:rPr>
@@ -41775,7 +41660,6 @@
         </w:rPr>
         <w:t xml:space="preserve"> or </w:t>
       </w:r>
-      <w:proofErr w:type="spellStart"/>
       <w:r>
         <w:rPr>
           <w:i/>
@@ -41784,12 +41668,11 @@
         </w:rPr>
         <w:t>oe</w:t>
       </w:r>
-      <w:proofErr w:type="spellEnd"/>
-      <w:r>
-        <w:rPr>
-          <w:szCs w:val="24"/>
-        </w:rPr>
-        <w:t xml:space="preserve"> is generally pronounced like </w:t>
+      <w:r>
+        <w:rPr>
+          <w:szCs w:val="24"/>
+        </w:rPr>
+        <w:t xml:space="preserve"> is generally pronounced like the </w:t>
       </w:r>
       <w:r>
         <w:rPr>
@@ -41797,7 +41680,21 @@
           <w:bCs/>
           <w:szCs w:val="24"/>
         </w:rPr>
-        <w:t>ch</w:t>
+        <w:t>g</w:t>
+      </w:r>
+      <w:r>
+        <w:rPr>
+          <w:szCs w:val="24"/>
+        </w:rPr>
+        <w:t xml:space="preserve"> in </w:t>
+      </w:r>
+      <w:r>
+        <w:rPr>
+          <w:i/>
+          <w:iCs/>
+          <w:szCs w:val="24"/>
+        </w:rPr>
+        <w:t>gentle</w:t>
       </w:r>
       <w:r>
         <w:rPr>
@@ -41817,13 +41714,13 @@
           <w:bCs/>
           <w:szCs w:val="24"/>
         </w:rPr>
-        <w:t>c</w:t>
-      </w:r>
-      <w:r>
-        <w:rPr>
-          <w:szCs w:val="24"/>
-        </w:rPr>
-        <w:t xml:space="preserve"> elsewhere is generally pronounced like </w:t>
+        <w:t>g</w:t>
+      </w:r>
+      <w:r>
+        <w:rPr>
+          <w:szCs w:val="24"/>
+        </w:rPr>
+        <w:t xml:space="preserve"> elsewhere is generally pronounced like the </w:t>
       </w:r>
       <w:r>
         <w:rPr>
@@ -41831,7 +41728,21 @@
           <w:bCs/>
           <w:szCs w:val="24"/>
         </w:rPr>
-        <w:t>k</w:t>
+        <w:t>g</w:t>
+      </w:r>
+      <w:r>
+        <w:rPr>
+          <w:szCs w:val="24"/>
+        </w:rPr>
+        <w:t xml:space="preserve"> in </w:t>
+      </w:r>
+      <w:r>
+        <w:rPr>
+          <w:i/>
+          <w:iCs/>
+          <w:szCs w:val="24"/>
+        </w:rPr>
+        <w:t>go</w:t>
       </w:r>
       <w:r>
         <w:rPr>
@@ -41855,61 +41766,13 @@
           <w:bCs/>
           <w:szCs w:val="24"/>
         </w:rPr>
-        <w:t>g</w:t>
-      </w:r>
-      <w:r>
-        <w:rPr>
-          <w:szCs w:val="24"/>
-        </w:rPr>
-        <w:t xml:space="preserve"> before </w:t>
-      </w:r>
-      <w:r>
-        <w:rPr>
-          <w:i/>
-          <w:iCs/>
-          <w:szCs w:val="24"/>
-        </w:rPr>
-        <w:t xml:space="preserve">e, </w:t>
-      </w:r>
-      <w:proofErr w:type="spellStart"/>
-      <w:r>
-        <w:rPr>
-          <w:i/>
-          <w:iCs/>
-          <w:szCs w:val="24"/>
-        </w:rPr>
-        <w:t>i</w:t>
-      </w:r>
-      <w:proofErr w:type="spellEnd"/>
-      <w:r>
-        <w:rPr>
-          <w:i/>
-          <w:iCs/>
-          <w:szCs w:val="24"/>
-        </w:rPr>
-        <w:t>, ae,</w:t>
-      </w:r>
-      <w:r>
-        <w:rPr>
-          <w:szCs w:val="24"/>
-        </w:rPr>
-        <w:t xml:space="preserve"> or </w:t>
-      </w:r>
-      <w:proofErr w:type="spellStart"/>
-      <w:r>
-        <w:rPr>
-          <w:i/>
-          <w:iCs/>
-          <w:szCs w:val="24"/>
-        </w:rPr>
-        <w:t>oe</w:t>
-      </w:r>
-      <w:proofErr w:type="spellEnd"/>
-      <w:r>
-        <w:rPr>
-          <w:szCs w:val="24"/>
-        </w:rPr>
-        <w:t xml:space="preserve"> is generally pronounced like the </w:t>
+        <w:t>ae</w:t>
+      </w:r>
+      <w:r>
+        <w:rPr>
+          <w:szCs w:val="24"/>
+        </w:rPr>
+        <w:t xml:space="preserve"> and </w:t>
       </w:r>
       <w:r>
         <w:rPr>
@@ -41917,110 +41780,8 @@
           <w:bCs/>
           <w:szCs w:val="24"/>
         </w:rPr>
-        <w:t>g</w:t>
-      </w:r>
-      <w:r>
-        <w:rPr>
-          <w:szCs w:val="24"/>
-        </w:rPr>
-        <w:t xml:space="preserve"> in </w:t>
-      </w:r>
-      <w:r>
-        <w:rPr>
-          <w:i/>
-          <w:iCs/>
-          <w:szCs w:val="24"/>
-        </w:rPr>
-        <w:t>gentle</w:t>
-      </w:r>
-      <w:r>
-        <w:rPr>
-          <w:szCs w:val="24"/>
-        </w:rPr>
-        <w:t>.</w:t>
-      </w:r>
-      <w:r>
-        <w:rPr>
-          <w:szCs w:val="24"/>
-        </w:rPr>
-        <w:br/>
-      </w:r>
-      <w:r>
-        <w:rPr>
-          <w:b/>
-          <w:bCs/>
-          <w:szCs w:val="24"/>
-        </w:rPr>
-        <w:t>g</w:t>
-      </w:r>
-      <w:r>
-        <w:rPr>
-          <w:szCs w:val="24"/>
-        </w:rPr>
-        <w:t xml:space="preserve"> elsewhere is generally pronounced like the </w:t>
-      </w:r>
-      <w:r>
-        <w:rPr>
-          <w:b/>
-          <w:bCs/>
-          <w:szCs w:val="24"/>
-        </w:rPr>
-        <w:t>g</w:t>
-      </w:r>
-      <w:r>
-        <w:rPr>
-          <w:szCs w:val="24"/>
-        </w:rPr>
-        <w:t xml:space="preserve"> in </w:t>
-      </w:r>
-      <w:r>
-        <w:rPr>
-          <w:i/>
-          <w:iCs/>
-          <w:szCs w:val="24"/>
-        </w:rPr>
-        <w:t>go</w:t>
-      </w:r>
-      <w:r>
-        <w:rPr>
-          <w:szCs w:val="24"/>
-        </w:rPr>
-        <w:t>.</w:t>
-      </w:r>
-    </w:p>
-    <w:p>
-      <w:pPr>
-        <w:pStyle w:val="SPBodyText"/>
-        <w:ind w:firstLine="0"/>
-        <w:jc w:val="left"/>
-        <w:rPr>
-          <w:szCs w:val="24"/>
-        </w:rPr>
-      </w:pPr>
-      <w:r>
-        <w:rPr>
-          <w:b/>
-          <w:bCs/>
-          <w:szCs w:val="24"/>
-        </w:rPr>
-        <w:t>ae</w:t>
-      </w:r>
-      <w:r>
-        <w:rPr>
-          <w:szCs w:val="24"/>
-        </w:rPr>
-        <w:t xml:space="preserve"> and </w:t>
-      </w:r>
-      <w:proofErr w:type="spellStart"/>
-      <w:r>
-        <w:rPr>
-          <w:b/>
-          <w:bCs/>
-          <w:szCs w:val="24"/>
-        </w:rPr>
         <w:t>oe</w:t>
       </w:r>
-      <w:proofErr w:type="spellEnd"/>
       <w:r>
         <w:rPr>
           <w:szCs w:val="24"/>
@@ -42413,16 +42174,8 @@
         <w:rPr>
           <w:szCs w:val="24"/>
         </w:rPr>
-        <w:t xml:space="preserve">qui es in </w:t>
-      </w:r>
-      <w:proofErr w:type="spellStart"/>
-      <w:r>
-        <w:rPr>
-          <w:szCs w:val="24"/>
-        </w:rPr>
-        <w:t>caelis</w:t>
-      </w:r>
-      <w:proofErr w:type="spellEnd"/>
+        <w:t>qui es in caelis</w:t>
+      </w:r>
       <w:r>
         <w:rPr>
           <w:szCs w:val="24"/>
